--- a/learn/assets/tourism-venture-reading-guide.docx
+++ b/learn/assets/tourism-venture-reading-guide.docx
@@ -43,7 +43,7 @@
           <w:color w:val="4D5F74"/>
           <w:sz w:val="22"/>
         </w:rPr>
-        <w:t>여행에서 사업을 짓다 — 이론 6장 · 사례 10편 · 공모 자료 28건을 헤매지 않고 쓰는 안내서</w:t>
+        <w:t xml:space="preserve">여행에서 사업을 짓다 — 여덟 파트 · 이론 6장 · 업종 6장 · 과제 셋을 헤매지 않고 쓰는 안내서</w:t>
       </w:r>
     </w:p>
     <w:tbl>
@@ -174,7 +174,6 @@
             <w:pPr>
               <w:spacing w:after="40" w:line="300" w:lineRule="auto"/>
             </w:pPr>
-            <w:r/>
             <w:r>
               <w:rPr>
                 <w:rFonts w:ascii="맑은 고딕" w:hAnsi="맑은 고딕" w:eastAsia="맑은 고딕"/>
@@ -182,7 +181,7 @@
                 <w:i w:val="0"/>
                 <w:sz w:val="19"/>
               </w:rPr>
-              <w:t>이론 01~06장 · 사례 10블록 · 관련 링크 28건</w:t>
+              <w:t xml:space="preserve">여덟 파트 — 01 주차별 실습 목표 · 02 낼 것(과제 1 · 3) · 03 창업의 흐름(01~06장) · 04 어디에 내는가 · 05 업종별(07~12장) · 06 창업하지 않아도(과제 2) · 07 책 · 08 곁들여 보기 · 링크</w:t>
             </w:r>
           </w:p>
         </w:tc>
@@ -340,7 +339,7 @@
           <w:color w:val="17539B"/>
           <w:sz w:val="28"/>
         </w:rPr>
-        <w:t>① 뼈대 — 이 페이지는 세 층으로 되어 있다</w:t>
+        <w:t xml:space="preserve">① 뼈대 — 이 페이지는 여덟 파트, 네 층으로 되어 있다</w:t>
       </w:r>
     </w:p>
     <w:tbl>
@@ -432,6 +431,66 @@
             <w:pPr>
               <w:spacing w:after="40" w:line="300" w:lineRule="auto"/>
             </w:pPr>
+            <w:r>
+              <w:rPr>
+                <w:rFonts w:ascii="맑은 고딕" w:hAnsi="맑은 고딕" w:eastAsia="맑은 고딕"/>
+                <w:b/>
+                <w:i w:val="0"/>
+                <w:color w:val="17539B"/>
+                <w:sz w:val="19"/>
+              </w:rPr>
+              <w:t xml:space="preserve">0층 · 낼 것</w:t>
+            </w:r>
+          </w:p>
+        </w:tc>
+        <w:tc>
+          <w:tcPr>
+            <w:tcW w:type="dxa" w:w="4876"/>
+          </w:tcPr>
+          <w:p>
+            <w:pPr>
+              <w:spacing w:after="40" w:line="300" w:lineRule="auto"/>
+            </w:pPr>
+            <w:r>
+              <w:rPr>
+                <w:rFonts w:ascii="맑은 고딕" w:hAnsi="맑은 고딕" w:eastAsia="맑은 고딕"/>
+                <w:b w:val="0"/>
+                <w:i w:val="0"/>
+                <w:sz w:val="19"/>
+              </w:rPr>
+              <w:t xml:space="preserve">파트 01 주차별 실습 목표(누적 막대) → 파트 02 과제 1 사업계획서 · 과제 3 EO Korea 사례연구(10/26) → 파트 06 과제 2 입사 제안서</w:t>
+            </w:r>
+          </w:p>
+        </w:tc>
+        <w:tc>
+          <w:tcPr>
+            <w:tcW w:type="dxa" w:w="2721"/>
+          </w:tcPr>
+          <w:p>
+            <w:pPr>
+              <w:spacing w:after="40" w:line="300" w:lineRule="auto"/>
+            </w:pPr>
+            <w:r>
+              <w:rPr>
+                <w:rFonts w:ascii="맑은 고딕" w:hAnsi="맑은 고딕" w:eastAsia="맑은 고딕"/>
+                <w:b w:val="0"/>
+                <w:i w:val="0"/>
+                <w:sz w:val="19"/>
+              </w:rPr>
+              <w:t xml:space="preserve">매주 무엇을 손에 남기나</w:t>
+            </w:r>
+          </w:p>
+        </w:tc>
+      </w:tr>
+      <w:tr>
+        <w:tc>
+          <w:tcPr>
+            <w:tcW w:type="dxa" w:w="1701"/>
+          </w:tcPr>
+          <w:p>
+            <w:pPr>
+              <w:spacing w:after="40" w:line="300" w:lineRule="auto"/>
+            </w:pPr>
             <w:r/>
             <w:r>
               <w:rPr>
@@ -453,7 +512,6 @@
             <w:pPr>
               <w:spacing w:after="40" w:line="300" w:lineRule="auto"/>
             </w:pPr>
-            <w:r/>
             <w:r>
               <w:rPr>
                 <w:rFonts w:ascii="맑은 고딕" w:hAnsi="맑은 고딕" w:eastAsia="맑은 고딕"/>
@@ -461,9 +519,7 @@
                 <w:i w:val="0"/>
                 <w:sz w:val="19"/>
               </w:rPr>
-              <w:t>01 관광벤처란 → 02 문제 정의 → 03 비즈니스 모델 →</w:t>
-              <w:br/>
-              <w:t>04 린 스타트업 → 05 창업 생태계와 지원 → 06 이 사이트를 사례로 읽기</w:t>
+              <w:t xml:space="preserve">파트 03 — 01 관광벤처란 → 02 문제 정의 → 03 비즈니스 모델 → 04 린 스타트업 → 05 창업 생태계와 지원 → 06 이 사이트를 사례로 읽기 · 파트 05 업종 07~12장 · 파트 07 교재 두 권</w:t>
             </w:r>
           </w:p>
         </w:tc>
@@ -518,7 +574,6 @@
             <w:pPr>
               <w:spacing w:after="40" w:line="300" w:lineRule="auto"/>
             </w:pPr>
-            <w:r/>
             <w:r>
               <w:rPr>
                 <w:rFonts w:ascii="맑은 고딕" w:hAnsi="맑은 고딕" w:eastAsia="맑은 고딕"/>
@@ -526,9 +581,7 @@
                 <w:i w:val="0"/>
                 <w:sz w:val="19"/>
               </w:rPr>
-              <w:t>비건부산(해커톤 MVP) · 성심당(로컬 브랜드 영상) ·</w:t>
-              <w:br/>
-              <w:t>어반리즘 하우스(관광 컨설팅 B2G)</w:t>
+              <w:t xml:space="preserve">08장 성심당(로컬 브랜드 영상) · 11장 어반리즘 하우스(관광 컨설팅 B2G) · 파트 08 곁들여 보기 1 비건부산(해커톤 MVP) · 2 구미 · 포항</w:t>
             </w:r>
           </w:p>
         </w:tc>
@@ -583,7 +636,6 @@
             <w:pPr>
               <w:spacing w:after="40" w:line="300" w:lineRule="auto"/>
             </w:pPr>
-            <w:r/>
             <w:r>
               <w:rPr>
                 <w:rFonts w:ascii="맑은 고딕" w:hAnsi="맑은 고딕" w:eastAsia="맑은 고딕"/>
@@ -591,9 +643,7 @@
                 <w:i w:val="0"/>
                 <w:sz w:val="19"/>
               </w:rPr>
-              <w:t>예비관광벤처 → 관광데이터 공모전 → 정부 R&amp;D →</w:t>
-              <w:br/>
-              <w:t>경주·경북·안동 → 구미·포항 → 로컬크리에이터 → 링크 28건</w:t>
+              <w:t xml:space="preserve">파트 04 예비관광벤처(제18회) → 관광데이터 공모전 → 정부 R&amp;D → 경주 · 경북 · 안동 → 12장 로컬크리에이터 → 파트 08 링크</w:t>
             </w:r>
           </w:p>
         </w:tc>
@@ -751,7 +801,6 @@
             <w:pPr>
               <w:spacing w:after="40" w:line="300" w:lineRule="auto"/>
             </w:pPr>
-            <w:r/>
             <w:r>
               <w:rPr>
                 <w:rFonts w:ascii="맑은 고딕" w:hAnsi="맑은 고딕" w:eastAsia="맑은 고딕"/>
@@ -759,19 +808,7 @@
                 <w:i w:val="0"/>
                 <w:sz w:val="19"/>
               </w:rPr>
-              <w:t>01~06장을 순서대로 → 성심당 영상 → 비건부산.</w:t>
-              <w:br/>
-              <w:t xml:space="preserve">여기까지가 '관광벤처론'입니다. </w:t>
-            </w:r>
-            <w:r>
-              <w:rPr>
-                <w:rFonts w:ascii="맑은 고딕" w:hAnsi="맑은 고딕" w:eastAsia="맑은 고딕"/>
-                <w:b/>
-                <w:i w:val="0"/>
-                <w:color w:val="17539B"/>
-                <w:sz w:val="19"/>
-              </w:rPr>
-              <w:t>뒤의 공모 부분은 건너뛰어도 됩니다.</w:t>
+              <w:t xml:space="preserve">파트 02 과제 1 · 3 → 파트 03의 01~06장을 순서대로 → 08장 성심당 영상 → 곁들여 보기 1 비건부산. 여기까지가 「관광벤처론」입니다. 과제 3(EO Korea)은 10/26 중간시험까지.</w:t>
             </w:r>
           </w:p>
         </w:tc>
@@ -826,7 +863,6 @@
             <w:pPr>
               <w:spacing w:after="40" w:line="300" w:lineRule="auto"/>
             </w:pPr>
-            <w:r/>
             <w:r>
               <w:rPr>
                 <w:rFonts w:ascii="맑은 고딕" w:hAnsi="맑은 고딕" w:eastAsia="맑은 고딕"/>
@@ -834,39 +870,7 @@
                 <w:i w:val="0"/>
                 <w:sz w:val="19"/>
               </w:rPr>
-              <w:t xml:space="preserve">05장 → 「예비관광벤처 사업공모」 → 「안동시」 절의 </w:t>
-            </w:r>
-            <w:r>
-              <w:rPr>
-                <w:rFonts w:ascii="맑은 고딕" w:hAnsi="맑은 고딕" w:eastAsia="맑은 고딕"/>
-                <w:b/>
-                <w:i w:val="0"/>
-                <w:color w:val="17539B"/>
-                <w:sz w:val="19"/>
-              </w:rPr>
-              <w:t>마지막 문단</w:t>
-            </w:r>
-            <w:r>
-              <w:rPr>
-                <w:rFonts w:ascii="맑은 고딕" w:hAnsi="맑은 고딕" w:eastAsia="맑은 고딕"/>
-                <w:b w:val="0"/>
-                <w:i w:val="0"/>
-                <w:sz w:val="19"/>
-              </w:rPr>
-              <w:t>(자격의 공통 문법) →</w:t>
-              <w:br/>
-              <w:t>관련 링크의 투어라즈·모모365·기업마당 → AI 자동화 키트.</w:t>
-              <w:br/>
-            </w:r>
-            <w:r>
-              <w:rPr>
-                <w:rFonts w:ascii="맑은 고딕" w:hAnsi="맑은 고딕" w:eastAsia="맑은 고딕"/>
-                <w:b/>
-                <w:i w:val="0"/>
-                <w:color w:val="17539B"/>
-                <w:sz w:val="19"/>
-              </w:rPr>
-              <w:t>아래에서 위로 거슬러 읽는 편이 빠릅니다.</w:t>
+              <w:t xml:space="preserve">05장 → 파트 04 「예비관광벤처 사업공모」(제18회 포스터 · 세 부문) → 「광역 · 시 · 원도심」 절의 자격 공통 문법 → 파트 08 링크의 투어라즈 · 모모365 · 기업마당 → AI 자동화 키트. 아래에서 위로 거슬러 읽는 편이 빠릅니다.</w:t>
             </w:r>
           </w:p>
         </w:tc>
@@ -921,7 +925,6 @@
             <w:pPr>
               <w:spacing w:after="40" w:line="300" w:lineRule="auto"/>
             </w:pPr>
-            <w:r/>
             <w:r>
               <w:rPr>
                 <w:rFonts w:ascii="맑은 고딕" w:hAnsi="맑은 고딕" w:eastAsia="맑은 고딕"/>
@@ -929,49 +932,7 @@
                 <w:i w:val="0"/>
                 <w:sz w:val="19"/>
               </w:rPr>
-              <w:t>「구미·포항」(사람이 이미 모이는 곳) → 「경주 황오동」(그 자리에 실제로 무엇이 열렸나) →</w:t>
-              <w:br/>
-              <w:t xml:space="preserve">「로컬크리에이터 7대 유형」 → 그다음 </w:t>
-            </w:r>
-            <w:r>
-              <w:rPr>
-                <w:rFonts w:ascii="맑은 고딕" w:hAnsi="맑은 고딕" w:eastAsia="맑은 고딕"/>
-                <w:b/>
-                <w:i w:val="0"/>
-                <w:color w:val="17539B"/>
-                <w:sz w:val="19"/>
-              </w:rPr>
-              <w:t>02장으로 되돌아가</w:t>
-            </w:r>
-            <w:r>
-              <w:rPr>
-                <w:rFonts w:ascii="맑은 고딕" w:hAnsi="맑은 고딕" w:eastAsia="맑은 고딕"/>
-                <w:b w:val="0"/>
-                <w:i w:val="0"/>
-                <w:sz w:val="19"/>
-              </w:rPr>
-              <w:t xml:space="preserve"> 문제 정의.</w:t>
-              <w:br/>
-              <w:t xml:space="preserve">아이템은 상상이 아니라 </w:t>
-            </w:r>
-            <w:r>
-              <w:rPr>
-                <w:rFonts w:ascii="맑은 고딕" w:hAnsi="맑은 고딕" w:eastAsia="맑은 고딕"/>
-                <w:b/>
-                <w:i w:val="0"/>
-                <w:color w:val="17539B"/>
-                <w:sz w:val="19"/>
-              </w:rPr>
-              <w:t>빈칸</w:t>
-            </w:r>
-            <w:r>
-              <w:rPr>
-                <w:rFonts w:ascii="맑은 고딕" w:hAnsi="맑은 고딕" w:eastAsia="맑은 고딕"/>
-                <w:b w:val="0"/>
-                <w:i w:val="0"/>
-                <w:sz w:val="19"/>
-              </w:rPr>
-              <w:t>에서 나옵니다.</w:t>
+              <w:t xml:space="preserve">곁들여 보기 2 「구미 · 포항」(사람이 이미 모이는 곳) → 파트 04 「경주 황오동」(그 자리에 실제로 무엇이 열렸나) → 12장 「로컬크리에이터 7대 분야」 → 그다음 02장으로 되돌아가 문제 정의(Problem Statement 일곱 기준). 아이템은 상상이 아니라 빈칸에서 나옵니다.</w:t>
             </w:r>
           </w:p>
         </w:tc>
@@ -1289,7 +1250,6 @@
             <w:pPr>
               <w:spacing w:after="40" w:line="300" w:lineRule="auto"/>
             </w:pPr>
-            <w:r/>
             <w:r>
               <w:rPr>
                 <w:rFonts w:ascii="맑은 고딕" w:hAnsi="맑은 고딕" w:eastAsia="맑은 고딕"/>
@@ -1297,7 +1257,7 @@
                 <w:i w:val="0"/>
                 <w:sz w:val="19"/>
               </w:rPr>
-              <w:t>3,000~7,000만원 · 15팀</w:t>
+              <w:t xml:space="preserve">3,300~7,700만원(자부담 10%) · 15개 내외 — 제18회</w:t>
             </w:r>
           </w:p>
         </w:tc>
@@ -3480,6 +3440,16 @@
         </w:rPr>
         <w:t>선샤인 웰니스 교육자료 · 모듈 03 관광벤처창업론 부속 안내서 · 2026-08-14</w:t>
       </w:r>
+      <w:r>
+        <w:rPr>
+          <w:rFonts w:ascii="맑은 고딕" w:hAnsi="맑은 고딕" w:eastAsia="맑은 고딕"/>
+          <w:b w:val="0"/>
+          <w:i w:val="0"/>
+          <w:color w:val="4D5F74"/>
+          <w:sz w:val="18"/>
+        </w:rPr>
+        <w:t xml:space="preserve"> · 2026-10 개정(여덟 파트 기준)</w:t>
+      </w:r>
     </w:p>
     <w:sectPr>
       <w:pgSz w:w="11906" w:h="16838"/>

--- a/learn/assets/tourism-venture-reading-guide.docx
+++ b/learn/assets/tourism-venture-reading-guide.docx
@@ -29,7 +29,7 @@
           <w:color w:val="5B7068"/>
           <w:sz w:val="22"/>
         </w:rPr>
-        <w:t>처음 온 학생을 위한 쉬운 안내 — 길 찾기 지도와 수업 순서표를 한 권으로 합친 통합본</w:t>
+        <w:t>처음 온 학생을 위한 쉬운 안내 — 이 과목과 이 홈페이지가 어떤지</w:t>
       </w:r>
     </w:p>
     <w:p>
@@ -53,7 +53,7 @@
           <w:color w:val="2F5148"/>
           <w:sz w:val="28"/>
         </w:rPr>
-        <w:t>첫째 · 이 페이지는 큰 도서관이에요</w:t>
+        <w:t>하나 · 이 과목은 어떤 과목인가요?</w:t>
       </w:r>
     </w:p>
     <w:p>
@@ -64,19 +64,19 @@
         <w:rPr>
           <w:b w:val="0"/>
         </w:rPr>
-        <w:t xml:space="preserve">이 페이지를 처음 열면 너무 길어서 깜짝 놀랄 거예요. 내려도 내려도 끝이 없지요. 그래도 걱정하지 않아도 돼요. 이 페이지는 소설책처럼 첫 줄부터 끝까지 읽는 글이 아니에요. </w:t>
+        <w:t xml:space="preserve">관광벤처창업론은 </w:t>
       </w:r>
       <w:r>
         <w:rPr>
           <w:b/>
         </w:rPr>
-        <w:t>필요한 책만 꺼내 보는 도서관</w:t>
+        <w:t>여행에서 불편한 점을 찾아서, 그 불편을 풀어 주는 작은 회사를 만들어 보는</w:t>
       </w:r>
       <w:r>
         <w:rPr>
           <w:b w:val="0"/>
         </w:rPr>
-        <w:t>이에요. 도서관에서는 책을 다 읽지 않지요. 입구 안내판을 보고 내가 찾는 칸으로 곧장 가요. 이 페이지도 똑같아요.</w:t>
+        <w:t xml:space="preserve"> 과목이에요. 「벤처」는 새로운 생각으로 시작하는 작은 회사를 말해요. 그러니까 관광벤처는 여행과 관광에서 생긴 문제를 새로운 방법으로 풀어 주는 작은 회사예요.</w:t>
       </w:r>
     </w:p>
     <w:p>
@@ -87,601 +87,21 @@
         <w:rPr>
           <w:b w:val="0"/>
         </w:rPr>
-        <w:t xml:space="preserve">이 도서관에는 서랍이 </w:t>
+        <w:t xml:space="preserve">예를 하나 들어 볼게요. 숙소를 예약했는데 갑자기 일이 생겨서 못 가게 됐어요. 그런데 환불이 안 돼요. 정말 속상하지요. 이 불편을 풀려고 「캔슬마켓」이라는 회사가 생겼어요. 못 가게 된 사람의 예약을, 싸게 가고 싶은 다른 사람에게 넘겨 주는 회사예요. 이렇게 </w:t>
       </w:r>
       <w:r>
         <w:rPr>
           <w:b/>
         </w:rPr>
-        <w:t>여덟 개</w:t>
+        <w:t>불편 하나가 회사 하나가 되는 것</w:t>
       </w:r>
       <w:r>
         <w:rPr>
           <w:b w:val="0"/>
         </w:rPr>
-        <w:t xml:space="preserve"> 있어요. 맨 위 「이 페이지는 여덟 파트」 줄의 숫자 알약(01 · 02 · 03 …)을 누르면 그 서랍으로 바로 내려가요.</w:t>
+        <w:t>, 그게 관광벤처예요.</w:t>
       </w:r>
     </w:p>
-    <w:tbl>
-      <w:tblPr>
-        <w:tblStyle w:val="TableGrid"/>
-        <w:tblW w:type="auto" w:w="0"/>
-        <w:tblLook w:firstColumn="1" w:firstRow="1" w:lastColumn="0" w:lastRow="0" w:noHBand="0" w:noVBand="1" w:val="04A0"/>
-      </w:tblPr>
-      <w:tblGrid>
-        <w:gridCol w:w="2493"/>
-        <w:gridCol w:w="2493"/>
-        <w:gridCol w:w="2493"/>
-        <w:gridCol w:w="2493"/>
-      </w:tblGrid>
-      <w:tr>
-        <w:tc>
-          <w:tcPr>
-            <w:tcW w:type="dxa" w:w="2493"/>
-            <w:shd w:val="clear" w:color="auto" w:fill="2F5148"/>
-          </w:tcPr>
-          <w:p>
-            <w:r/>
-            <w:r>
-              <w:rPr>
-                <w:b/>
-                <w:color w:val="FFFFFF"/>
-                <w:sz w:val="19"/>
-              </w:rPr>
-              <w:t>서랍</w:t>
-            </w:r>
-          </w:p>
-        </w:tc>
-        <w:tc>
-          <w:tcPr>
-            <w:tcW w:type="dxa" w:w="2493"/>
-            <w:shd w:val="clear" w:color="auto" w:fill="2F5148"/>
-          </w:tcPr>
-          <w:p>
-            <w:r/>
-            <w:r>
-              <w:rPr>
-                <w:b/>
-                <w:color w:val="FFFFFF"/>
-                <w:sz w:val="19"/>
-              </w:rPr>
-              <w:t>이름</w:t>
-            </w:r>
-          </w:p>
-        </w:tc>
-        <w:tc>
-          <w:tcPr>
-            <w:tcW w:type="dxa" w:w="2493"/>
-            <w:shd w:val="clear" w:color="auto" w:fill="2F5148"/>
-          </w:tcPr>
-          <w:p>
-            <w:r/>
-            <w:r>
-              <w:rPr>
-                <w:b/>
-                <w:color w:val="FFFFFF"/>
-                <w:sz w:val="19"/>
-              </w:rPr>
-              <w:t>안에 든 것</w:t>
-            </w:r>
-          </w:p>
-        </w:tc>
-        <w:tc>
-          <w:tcPr>
-            <w:tcW w:type="dxa" w:w="2493"/>
-            <w:shd w:val="clear" w:color="auto" w:fill="2F5148"/>
-          </w:tcPr>
-          <w:p>
-            <w:r/>
-            <w:r>
-              <w:rPr>
-                <w:b/>
-                <w:color w:val="FFFFFF"/>
-                <w:sz w:val="19"/>
-              </w:rPr>
-              <w:t>이럴 때 열어요</w:t>
-            </w:r>
-          </w:p>
-        </w:tc>
-      </w:tr>
-      <w:tr>
-        <w:tc>
-          <w:tcPr>
-            <w:tcW w:type="dxa" w:w="2493"/>
-          </w:tcPr>
-          <w:p>
-            <w:r/>
-            <w:r>
-              <w:rPr>
-                <w:b w:val="0"/>
-                <w:sz w:val="19"/>
-              </w:rPr>
-              <w:t>01</w:t>
-            </w:r>
-          </w:p>
-        </w:tc>
-        <w:tc>
-          <w:tcPr>
-            <w:tcW w:type="dxa" w:w="2493"/>
-          </w:tcPr>
-          <w:p>
-            <w:r/>
-            <w:r>
-              <w:rPr>
-                <w:b w:val="0"/>
-                <w:sz w:val="19"/>
-              </w:rPr>
-              <w:t>주차별 실습 목표</w:t>
-            </w:r>
-          </w:p>
-        </w:tc>
-        <w:tc>
-          <w:tcPr>
-            <w:tcW w:type="dxa" w:w="2493"/>
-          </w:tcPr>
-          <w:p>
-            <w:r/>
-            <w:r>
-              <w:rPr>
-                <w:b w:val="0"/>
-                <w:sz w:val="19"/>
-              </w:rPr>
-              <w:t>매주 수업에서 한 일과 할 일</w:t>
-            </w:r>
-          </w:p>
-        </w:tc>
-        <w:tc>
-          <w:tcPr>
-            <w:tcW w:type="dxa" w:w="2493"/>
-          </w:tcPr>
-          <w:p>
-            <w:r/>
-            <w:r>
-              <w:rPr>
-                <w:b w:val="0"/>
-                <w:sz w:val="19"/>
-              </w:rPr>
-              <w:t>「이번 주에 뭐 하지?」</w:t>
-            </w:r>
-          </w:p>
-        </w:tc>
-      </w:tr>
-      <w:tr>
-        <w:tc>
-          <w:tcPr>
-            <w:tcW w:type="dxa" w:w="2493"/>
-          </w:tcPr>
-          <w:p>
-            <w:r/>
-            <w:r>
-              <w:rPr>
-                <w:b w:val="0"/>
-                <w:sz w:val="19"/>
-              </w:rPr>
-              <w:t>02</w:t>
-            </w:r>
-          </w:p>
-        </w:tc>
-        <w:tc>
-          <w:tcPr>
-            <w:tcW w:type="dxa" w:w="2493"/>
-          </w:tcPr>
-          <w:p>
-            <w:r/>
-            <w:r>
-              <w:rPr>
-                <w:b w:val="0"/>
-                <w:sz w:val="19"/>
-              </w:rPr>
-              <w:t>낼 것을 먼저 본다</w:t>
-            </w:r>
-          </w:p>
-        </w:tc>
-        <w:tc>
-          <w:tcPr>
-            <w:tcW w:type="dxa" w:w="2493"/>
-          </w:tcPr>
-          <w:p>
-            <w:r/>
-            <w:r>
-              <w:rPr>
-                <w:b w:val="0"/>
-                <w:sz w:val="19"/>
-              </w:rPr>
-              <w:t>과제 안내</w:t>
-            </w:r>
-          </w:p>
-        </w:tc>
-        <w:tc>
-          <w:tcPr>
-            <w:tcW w:type="dxa" w:w="2493"/>
-          </w:tcPr>
-          <w:p>
-            <w:r/>
-            <w:r>
-              <w:rPr>
-                <w:b w:val="0"/>
-                <w:sz w:val="19"/>
-              </w:rPr>
-              <w:t>「무엇을 언제까지 내지?」</w:t>
-            </w:r>
-          </w:p>
-        </w:tc>
-      </w:tr>
-      <w:tr>
-        <w:tc>
-          <w:tcPr>
-            <w:tcW w:type="dxa" w:w="2493"/>
-          </w:tcPr>
-          <w:p>
-            <w:r/>
-            <w:r>
-              <w:rPr>
-                <w:b w:val="0"/>
-                <w:sz w:val="19"/>
-              </w:rPr>
-              <w:t>03</w:t>
-            </w:r>
-          </w:p>
-        </w:tc>
-        <w:tc>
-          <w:tcPr>
-            <w:tcW w:type="dxa" w:w="2493"/>
-          </w:tcPr>
-          <w:p>
-            <w:r/>
-            <w:r>
-              <w:rPr>
-                <w:b w:val="0"/>
-                <w:sz w:val="19"/>
-              </w:rPr>
-              <w:t>창업의 흐름</w:t>
-            </w:r>
-          </w:p>
-        </w:tc>
-        <w:tc>
-          <w:tcPr>
-            <w:tcW w:type="dxa" w:w="2493"/>
-          </w:tcPr>
-          <w:p>
-            <w:r/>
-            <w:r>
-              <w:rPr>
-                <w:b w:val="0"/>
-                <w:sz w:val="19"/>
-              </w:rPr>
-              <w:t>창업 이론 여섯 장(01~06장)</w:t>
-            </w:r>
-          </w:p>
-        </w:tc>
-        <w:tc>
-          <w:tcPr>
-            <w:tcW w:type="dxa" w:w="2493"/>
-          </w:tcPr>
-          <w:p>
-            <w:r/>
-            <w:r>
-              <w:rPr>
-                <w:b w:val="0"/>
-                <w:sz w:val="19"/>
-              </w:rPr>
-              <w:t>「창업이 뭔지 차근차근 알고 싶어」</w:t>
-            </w:r>
-          </w:p>
-        </w:tc>
-      </w:tr>
-      <w:tr>
-        <w:tc>
-          <w:tcPr>
-            <w:tcW w:type="dxa" w:w="2493"/>
-          </w:tcPr>
-          <w:p>
-            <w:r/>
-            <w:r>
-              <w:rPr>
-                <w:b w:val="0"/>
-                <w:sz w:val="19"/>
-              </w:rPr>
-              <w:t>04</w:t>
-            </w:r>
-          </w:p>
-        </w:tc>
-        <w:tc>
-          <w:tcPr>
-            <w:tcW w:type="dxa" w:w="2493"/>
-          </w:tcPr>
-          <w:p>
-            <w:r/>
-            <w:r>
-              <w:rPr>
-                <w:b w:val="0"/>
-                <w:sz w:val="19"/>
-              </w:rPr>
-              <w:t>어디에 내는가</w:t>
-            </w:r>
-          </w:p>
-        </w:tc>
-        <w:tc>
-          <w:tcPr>
-            <w:tcW w:type="dxa" w:w="2493"/>
-          </w:tcPr>
-          <w:p>
-            <w:r/>
-            <w:r>
-              <w:rPr>
-                <w:b w:val="0"/>
-                <w:sz w:val="19"/>
-              </w:rPr>
-              <w:t>계획서를 낼 수 있는 공모전</w:t>
-            </w:r>
-          </w:p>
-        </w:tc>
-        <w:tc>
-          <w:tcPr>
-            <w:tcW w:type="dxa" w:w="2493"/>
-          </w:tcPr>
-          <w:p>
-            <w:r/>
-            <w:r>
-              <w:rPr>
-                <w:b w:val="0"/>
-                <w:sz w:val="19"/>
-              </w:rPr>
-              <w:t>「내 계획서를 어디에 내지?」</w:t>
-            </w:r>
-          </w:p>
-        </w:tc>
-      </w:tr>
-      <w:tr>
-        <w:tc>
-          <w:tcPr>
-            <w:tcW w:type="dxa" w:w="2493"/>
-          </w:tcPr>
-          <w:p>
-            <w:r/>
-            <w:r>
-              <w:rPr>
-                <w:b w:val="0"/>
-                <w:sz w:val="19"/>
-              </w:rPr>
-              <w:t>05</w:t>
-            </w:r>
-          </w:p>
-        </w:tc>
-        <w:tc>
-          <w:tcPr>
-            <w:tcW w:type="dxa" w:w="2493"/>
-          </w:tcPr>
-          <w:p>
-            <w:r/>
-            <w:r>
-              <w:rPr>
-                <w:b w:val="0"/>
-                <w:sz w:val="19"/>
-              </w:rPr>
-              <w:t>업종별로 들어가기</w:t>
-            </w:r>
-          </w:p>
-        </w:tc>
-        <w:tc>
-          <w:tcPr>
-            <w:tcW w:type="dxa" w:w="2493"/>
-          </w:tcPr>
-          <w:p>
-            <w:r/>
-            <w:r>
-              <w:rPr>
-                <w:b w:val="0"/>
-                <w:sz w:val="19"/>
-              </w:rPr>
-              <w:t>여행사 · 숙박 · 로컬 같은 업종 이야기(07~12장)</w:t>
-            </w:r>
-          </w:p>
-        </w:tc>
-        <w:tc>
-          <w:tcPr>
-            <w:tcW w:type="dxa" w:w="2493"/>
-          </w:tcPr>
-          <w:p>
-            <w:r/>
-            <w:r>
-              <w:rPr>
-                <w:b w:val="0"/>
-                <w:sz w:val="19"/>
-              </w:rPr>
-              <w:t>「내 아이템은 어느 업종이지?」</w:t>
-            </w:r>
-          </w:p>
-        </w:tc>
-      </w:tr>
-      <w:tr>
-        <w:tc>
-          <w:tcPr>
-            <w:tcW w:type="dxa" w:w="2493"/>
-          </w:tcPr>
-          <w:p>
-            <w:r/>
-            <w:r>
-              <w:rPr>
-                <w:b w:val="0"/>
-                <w:sz w:val="19"/>
-              </w:rPr>
-              <w:t>06</w:t>
-            </w:r>
-          </w:p>
-        </w:tc>
-        <w:tc>
-          <w:tcPr>
-            <w:tcW w:type="dxa" w:w="2493"/>
-          </w:tcPr>
-          <w:p>
-            <w:r/>
-            <w:r>
-              <w:rPr>
-                <w:b w:val="0"/>
-                <w:sz w:val="19"/>
-              </w:rPr>
-              <w:t>창업하지 않아도 쓰인다</w:t>
-            </w:r>
-          </w:p>
-        </w:tc>
-        <w:tc>
-          <w:tcPr>
-            <w:tcW w:type="dxa" w:w="2493"/>
-          </w:tcPr>
-          <w:p>
-            <w:r/>
-            <w:r>
-              <w:rPr>
-                <w:b w:val="0"/>
-                <w:sz w:val="19"/>
-              </w:rPr>
-              <w:t>취업에 쓰는 법(과제 2)</w:t>
-            </w:r>
-          </w:p>
-        </w:tc>
-        <w:tc>
-          <w:tcPr>
-            <w:tcW w:type="dxa" w:w="2493"/>
-          </w:tcPr>
-          <w:p>
-            <w:r/>
-            <w:r>
-              <w:rPr>
-                <w:b w:val="0"/>
-                <w:sz w:val="19"/>
-              </w:rPr>
-              <w:t>「나는 창업 말고 취업할 건데?」</w:t>
-            </w:r>
-          </w:p>
-        </w:tc>
-      </w:tr>
-      <w:tr>
-        <w:tc>
-          <w:tcPr>
-            <w:tcW w:type="dxa" w:w="2493"/>
-          </w:tcPr>
-          <w:p>
-            <w:r/>
-            <w:r>
-              <w:rPr>
-                <w:b w:val="0"/>
-                <w:sz w:val="19"/>
-              </w:rPr>
-              <w:t>07</w:t>
-            </w:r>
-          </w:p>
-        </w:tc>
-        <w:tc>
-          <w:tcPr>
-            <w:tcW w:type="dxa" w:w="2493"/>
-          </w:tcPr>
-          <w:p>
-            <w:r/>
-            <w:r>
-              <w:rPr>
-                <w:b w:val="0"/>
-                <w:sz w:val="19"/>
-              </w:rPr>
-              <w:t>책</w:t>
-            </w:r>
-          </w:p>
-        </w:tc>
-        <w:tc>
-          <w:tcPr>
-            <w:tcW w:type="dxa" w:w="2493"/>
-          </w:tcPr>
-          <w:p>
-            <w:r/>
-            <w:r>
-              <w:rPr>
-                <w:b w:val="0"/>
-                <w:sz w:val="19"/>
-              </w:rPr>
-              <w:t>교재 두 권</w:t>
-            </w:r>
-          </w:p>
-        </w:tc>
-        <w:tc>
-          <w:tcPr>
-            <w:tcW w:type="dxa" w:w="2493"/>
-          </w:tcPr>
-          <w:p>
-            <w:r/>
-            <w:r>
-              <w:rPr>
-                <w:b w:val="0"/>
-                <w:sz w:val="19"/>
-              </w:rPr>
-              <w:t>「교재 어디를 읽지?」</w:t>
-            </w:r>
-          </w:p>
-        </w:tc>
-      </w:tr>
-      <w:tr>
-        <w:tc>
-          <w:tcPr>
-            <w:tcW w:type="dxa" w:w="2493"/>
-          </w:tcPr>
-          <w:p>
-            <w:r/>
-            <w:r>
-              <w:rPr>
-                <w:b w:val="0"/>
-                <w:sz w:val="19"/>
-              </w:rPr>
-              <w:t>08</w:t>
-            </w:r>
-          </w:p>
-        </w:tc>
-        <w:tc>
-          <w:tcPr>
-            <w:tcW w:type="dxa" w:w="2493"/>
-          </w:tcPr>
-          <w:p>
-            <w:r/>
-            <w:r>
-              <w:rPr>
-                <w:b w:val="0"/>
-                <w:sz w:val="19"/>
-              </w:rPr>
-              <w:t>곁들여 보기 · 링크</w:t>
-            </w:r>
-          </w:p>
-        </w:tc>
-        <w:tc>
-          <w:tcPr>
-            <w:tcW w:type="dxa" w:w="2493"/>
-          </w:tcPr>
-          <w:p>
-            <w:r/>
-            <w:r>
-              <w:rPr>
-                <w:b w:val="0"/>
-                <w:sz w:val="19"/>
-              </w:rPr>
-              <w:t>더 볼 사례와 사이트 모음</w:t>
-            </w:r>
-          </w:p>
-        </w:tc>
-        <w:tc>
-          <w:tcPr>
-            <w:tcW w:type="dxa" w:w="2493"/>
-          </w:tcPr>
-          <w:p>
-            <w:r/>
-            <w:r>
-              <w:rPr>
-                <w:b w:val="0"/>
-                <w:sz w:val="19"/>
-              </w:rPr>
-              <w:t>「더 찾아보고 싶어」</w:t>
-            </w:r>
-          </w:p>
-        </w:tc>
-      </w:tr>
-    </w:tbl>
-    <w:p/>
     <w:p>
       <w:pPr>
         <w:spacing w:line="360" w:lineRule="auto"/>
@@ -690,353 +110,21 @@
         <w:rPr>
           <w:b w:val="0"/>
         </w:rPr>
-        <w:t xml:space="preserve">서랍을 다시 크게 묶으면 </w:t>
+        <w:t xml:space="preserve">그래서 이 과목은 「무엇을 만들까?」에서 시작하지 않아요. </w:t>
       </w:r>
       <w:r>
         <w:rPr>
           <w:b/>
         </w:rPr>
-        <w:t>네 층</w:t>
+        <w:t>「여행하면서 무엇이 불편했지?」</w:t>
       </w:r>
       <w:r>
         <w:rPr>
           <w:b w:val="0"/>
         </w:rPr>
-        <w:t>이 돼요. 위층일수록 「오늘 할 일」이고, 아래층으로 갈수록 머릿속 생각이 손에 잡히는 것으로 바뀌어요. 바쁜 날에는 맨 위층만 보고 닫아도 괜찮아요.</w:t>
+        <w:t>에서 시작해요. 불편을 찾으면 「누가 불편하지?」, 「어떻게 풀어 줄까?」, 「실제로 푼 회사는 어디지?」를 차례로 묻고, 마지막에 「그럼 나는 무엇을 만들까?」에 닿아요. 나무 줄기에서 가지가 갈라지듯 질문이 이어지다가, 가지 끝에 내 아이디어 한 문장이 열려요.</w:t>
       </w:r>
     </w:p>
-    <w:tbl>
-      <w:tblPr>
-        <w:tblStyle w:val="TableGrid"/>
-        <w:tblW w:type="auto" w:w="0"/>
-        <w:tblLook w:firstColumn="1" w:firstRow="1" w:lastColumn="0" w:lastRow="0" w:noHBand="0" w:noVBand="1" w:val="04A0"/>
-      </w:tblPr>
-      <w:tblGrid>
-        <w:gridCol w:w="2493"/>
-        <w:gridCol w:w="2493"/>
-        <w:gridCol w:w="2493"/>
-        <w:gridCol w:w="2493"/>
-      </w:tblGrid>
-      <w:tr>
-        <w:tc>
-          <w:tcPr>
-            <w:tcW w:type="dxa" w:w="2493"/>
-            <w:shd w:val="clear" w:color="auto" w:fill="2F5148"/>
-          </w:tcPr>
-          <w:p>
-            <w:r/>
-            <w:r>
-              <w:rPr>
-                <w:b/>
-                <w:color w:val="FFFFFF"/>
-                <w:sz w:val="19"/>
-              </w:rPr>
-              <w:t>층</w:t>
-            </w:r>
-          </w:p>
-        </w:tc>
-        <w:tc>
-          <w:tcPr>
-            <w:tcW w:type="dxa" w:w="2493"/>
-            <w:shd w:val="clear" w:color="auto" w:fill="2F5148"/>
-          </w:tcPr>
-          <w:p>
-            <w:r/>
-            <w:r>
-              <w:rPr>
-                <w:b/>
-                <w:color w:val="FFFFFF"/>
-                <w:sz w:val="19"/>
-              </w:rPr>
-              <w:t>쉽게 말하면</w:t>
-            </w:r>
-          </w:p>
-        </w:tc>
-        <w:tc>
-          <w:tcPr>
-            <w:tcW w:type="dxa" w:w="2493"/>
-            <w:shd w:val="clear" w:color="auto" w:fill="2F5148"/>
-          </w:tcPr>
-          <w:p>
-            <w:r/>
-            <w:r>
-              <w:rPr>
-                <w:b/>
-                <w:color w:val="FFFFFF"/>
-                <w:sz w:val="19"/>
-              </w:rPr>
-              <w:t>어느 서랍</w:t>
-            </w:r>
-          </w:p>
-        </w:tc>
-        <w:tc>
-          <w:tcPr>
-            <w:tcW w:type="dxa" w:w="2493"/>
-            <w:shd w:val="clear" w:color="auto" w:fill="2F5148"/>
-          </w:tcPr>
-          <w:p>
-            <w:r/>
-            <w:r>
-              <w:rPr>
-                <w:b/>
-                <w:color w:val="FFFFFF"/>
-                <w:sz w:val="19"/>
-              </w:rPr>
-              <w:t>무엇을 얻나</w:t>
-            </w:r>
-          </w:p>
-        </w:tc>
-      </w:tr>
-      <w:tr>
-        <w:tc>
-          <w:tcPr>
-            <w:tcW w:type="dxa" w:w="2493"/>
-          </w:tcPr>
-          <w:p>
-            <w:r/>
-            <w:r>
-              <w:rPr>
-                <w:b w:val="0"/>
-                <w:sz w:val="19"/>
-              </w:rPr>
-              <w:t>0층 · 낼 것</w:t>
-            </w:r>
-          </w:p>
-        </w:tc>
-        <w:tc>
-          <w:tcPr>
-            <w:tcW w:type="dxa" w:w="2493"/>
-          </w:tcPr>
-          <w:p>
-            <w:r/>
-            <w:r>
-              <w:rPr>
-                <w:b w:val="0"/>
-                <w:sz w:val="19"/>
-              </w:rPr>
-              <w:t>「매주 무엇을 손에 남기나」</w:t>
-            </w:r>
-          </w:p>
-        </w:tc>
-        <w:tc>
-          <w:tcPr>
-            <w:tcW w:type="dxa" w:w="2493"/>
-          </w:tcPr>
-          <w:p>
-            <w:r/>
-            <w:r>
-              <w:rPr>
-                <w:b w:val="0"/>
-                <w:sz w:val="19"/>
-              </w:rPr>
-              <w:t>01 · 02 · 06</w:t>
-            </w:r>
-          </w:p>
-        </w:tc>
-        <w:tc>
-          <w:tcPr>
-            <w:tcW w:type="dxa" w:w="2493"/>
-          </w:tcPr>
-          <w:p>
-            <w:r/>
-            <w:r>
-              <w:rPr>
-                <w:b w:val="0"/>
-                <w:sz w:val="19"/>
-              </w:rPr>
-              <w:t>이번 주 할 일과 과제</w:t>
-            </w:r>
-          </w:p>
-        </w:tc>
-      </w:tr>
-      <w:tr>
-        <w:tc>
-          <w:tcPr>
-            <w:tcW w:type="dxa" w:w="2493"/>
-          </w:tcPr>
-          <w:p>
-            <w:r/>
-            <w:r>
-              <w:rPr>
-                <w:b w:val="0"/>
-                <w:sz w:val="19"/>
-              </w:rPr>
-              <w:t>1층 · 이론</w:t>
-            </w:r>
-          </w:p>
-        </w:tc>
-        <w:tc>
-          <w:tcPr>
-            <w:tcW w:type="dxa" w:w="2493"/>
-          </w:tcPr>
-          <w:p>
-            <w:r/>
-            <w:r>
-              <w:rPr>
-                <w:b w:val="0"/>
-                <w:sz w:val="19"/>
-              </w:rPr>
-              <w:t>「창업이란 무엇인가」</w:t>
-            </w:r>
-          </w:p>
-        </w:tc>
-        <w:tc>
-          <w:tcPr>
-            <w:tcW w:type="dxa" w:w="2493"/>
-          </w:tcPr>
-          <w:p>
-            <w:r/>
-            <w:r>
-              <w:rPr>
-                <w:b w:val="0"/>
-                <w:sz w:val="19"/>
-              </w:rPr>
-              <w:t>03 · 05 · 07</w:t>
-            </w:r>
-          </w:p>
-        </w:tc>
-        <w:tc>
-          <w:tcPr>
-            <w:tcW w:type="dxa" w:w="2493"/>
-          </w:tcPr>
-          <w:p>
-            <w:r/>
-            <w:r>
-              <w:rPr>
-                <w:b w:val="0"/>
-                <w:sz w:val="19"/>
-              </w:rPr>
-              <w:t>개념 — 20분이면 훑어요</w:t>
-            </w:r>
-          </w:p>
-        </w:tc>
-      </w:tr>
-      <w:tr>
-        <w:tc>
-          <w:tcPr>
-            <w:tcW w:type="dxa" w:w="2493"/>
-          </w:tcPr>
-          <w:p>
-            <w:r/>
-            <w:r>
-              <w:rPr>
-                <w:b w:val="0"/>
-                <w:sz w:val="19"/>
-              </w:rPr>
-              <w:t>2층 · 사례</w:t>
-            </w:r>
-          </w:p>
-        </w:tc>
-        <w:tc>
-          <w:tcPr>
-            <w:tcW w:type="dxa" w:w="2493"/>
-          </w:tcPr>
-          <w:p>
-            <w:r/>
-            <w:r>
-              <w:rPr>
-                <w:b w:val="0"/>
-                <w:sz w:val="19"/>
-              </w:rPr>
-              <w:t>「진짜로는 어떤 모습인가」</w:t>
-            </w:r>
-          </w:p>
-        </w:tc>
-        <w:tc>
-          <w:tcPr>
-            <w:tcW w:type="dxa" w:w="2493"/>
-          </w:tcPr>
-          <w:p>
-            <w:r/>
-            <w:r>
-              <w:rPr>
-                <w:b w:val="0"/>
-                <w:sz w:val="19"/>
-              </w:rPr>
-              <w:t>08장 성심당 · 11장 어반리즘 하우스 · 08 비건부산 · 구미 · 포항</w:t>
-            </w:r>
-          </w:p>
-        </w:tc>
-        <w:tc>
-          <w:tcPr>
-            <w:tcW w:type="dxa" w:w="2493"/>
-          </w:tcPr>
-          <w:p>
-            <w:r/>
-            <w:r>
-              <w:rPr>
-                <w:b w:val="0"/>
-                <w:sz w:val="19"/>
-              </w:rPr>
-              <w:t>이론이 실제 회사가 된 모습</w:t>
-            </w:r>
-          </w:p>
-        </w:tc>
-      </w:tr>
-      <w:tr>
-        <w:tc>
-          <w:tcPr>
-            <w:tcW w:type="dxa" w:w="2493"/>
-          </w:tcPr>
-          <w:p>
-            <w:r/>
-            <w:r>
-              <w:rPr>
-                <w:b w:val="0"/>
-                <w:sz w:val="19"/>
-              </w:rPr>
-              <w:t>3층 · 공모와 링크</w:t>
-            </w:r>
-          </w:p>
-        </w:tc>
-        <w:tc>
-          <w:tcPr>
-            <w:tcW w:type="dxa" w:w="2493"/>
-          </w:tcPr>
-          <w:p>
-            <w:r/>
-            <w:r>
-              <w:rPr>
-                <w:b w:val="0"/>
-                <w:sz w:val="19"/>
-              </w:rPr>
-              <w:t>「지금 두드릴 수 있는 문」</w:t>
-            </w:r>
-          </w:p>
-        </w:tc>
-        <w:tc>
-          <w:tcPr>
-            <w:tcW w:type="dxa" w:w="2493"/>
-          </w:tcPr>
-          <w:p>
-            <w:r/>
-            <w:r>
-              <w:rPr>
-                <w:b w:val="0"/>
-                <w:sz w:val="19"/>
-              </w:rPr>
-              <w:t>04 · 12장 로컬크리에이터 · 08 링크</w:t>
-            </w:r>
-          </w:p>
-        </w:tc>
-        <w:tc>
-          <w:tcPr>
-            <w:tcW w:type="dxa" w:w="2493"/>
-          </w:tcPr>
-          <w:p>
-            <w:r/>
-            <w:r>
-              <w:rPr>
-                <w:b w:val="0"/>
-                <w:sz w:val="19"/>
-              </w:rPr>
-              <w:t>실제로 낼 곳</w:t>
-            </w:r>
-          </w:p>
-        </w:tc>
-      </w:tr>
-    </w:tbl>
-    <w:p/>
     <w:p>
       <w:pPr>
         <w:keepNext/>
@@ -1048,7 +136,7 @@
           <w:color w:val="2F5148"/>
           <w:sz w:val="28"/>
         </w:rPr>
-        <w:t>둘째 · 접혀 있는 상자와 길잡이 표시</w:t>
+        <w:t>둘 · 학기가 끝나면 무엇이 남나요?</w:t>
       </w:r>
     </w:p>
     <w:p>
@@ -1059,31 +147,19 @@
         <w:rPr>
           <w:b w:val="0"/>
         </w:rPr>
-        <w:t xml:space="preserve">서랍 01을 열면 「1주차, 2주차, 3주차…」 상자가 줄지어 있는데, 대부분 </w:t>
+        <w:t xml:space="preserve">학기가 끝나면 손에 </w:t>
       </w:r>
       <w:r>
         <w:rPr>
           <w:b/>
         </w:rPr>
-        <w:t>닫혀</w:t>
+        <w:t>사업계획서 한 부</w:t>
       </w:r>
       <w:r>
         <w:rPr>
           <w:b w:val="0"/>
         </w:rPr>
-        <w:t xml:space="preserve"> 있어요. 고장 난 게 아니에요. 한꺼번에 다 펼치면 너무 길어서 일부러 접어 둔 거예요. </w:t>
-      </w:r>
-      <w:r>
-        <w:rPr>
-          <w:b/>
-        </w:rPr>
-        <w:t>이번 주 상자만 열어 보고, 나머지는 닫아 두세요.</w:t>
-      </w:r>
-      <w:r>
-        <w:rPr>
-          <w:b w:val="0"/>
-        </w:rPr>
-        <w:t xml:space="preserve"> 제목 줄을 누르면 열리고, 다시 누르면 닫혀요.</w:t>
+        <w:t>가 남아요. 사업계획서는 「제 회사는 이런 문제를 이렇게 풀고, 이렇게 돈을 벌 거예요」라고 정부에 내는 설명서예요. 연습용 숙제가 아니라, 실제 정부 공모전(예비관광벤처)에 그대로 낼 수 있게 만들어요.</w:t>
       </w:r>
     </w:p>
     <w:p>
@@ -1094,19 +170,45 @@
         <w:rPr>
           <w:b w:val="0"/>
         </w:rPr>
-        <w:t xml:space="preserve">서랍 01 위에는 </w:t>
+        <w:t xml:space="preserve">사업계획서에는 큰 칸이 네 개 있어요. 영어 머리글자를 따서 </w:t>
       </w:r>
       <w:r>
         <w:rPr>
           <w:b/>
         </w:rPr>
-        <w:t>계단처럼 올라가는 막대그래프</w:t>
+        <w:t>P · S · S · T</w:t>
       </w:r>
       <w:r>
         <w:rPr>
           <w:b w:val="0"/>
         </w:rPr>
-        <w:t>가 있어요. 막대 하나가 한 주예요. 막대 높이는 「그 주까지 내 손에 쌓인 결과물 개수」예요. 1주에 1개로 시작해서 14주에는 20개가 돼요. 막대를 누르면 그 주 상자가 바로 열려요.</w:t>
+        <w:t xml:space="preserve">라고 불러요. P는 「누가, 무엇이 불편한가요?」, 첫 번째 S는 「그걸 어떻게 풀어 주나요?」, 두 번째 S는 「손님은 몇 명이고, 어떻게 키우나요?」, T는 「누가 함께하나요?」를 묻는 칸이에요. 이 네 칸을 한 번에 다 쓰지 않아요. </w:t>
+      </w:r>
+      <w:r>
+        <w:rPr>
+          <w:b/>
+        </w:rPr>
+        <w:t>매주 조금씩 쓰고, 발표하고, 선생님 말씀을 듣고 고쳐요.</w:t>
+      </w:r>
+      <w:r>
+        <w:rPr>
+          <w:b w:val="0"/>
+        </w:rPr>
+        <w:t xml:space="preserve"> 그렇게 고친 글을 마지막에 공모전 양식에 옮겨 담으면 한 부가 완성돼요.</w:t>
+      </w:r>
+    </w:p>
+    <w:p>
+      <w:pPr>
+        <w:keepNext/>
+        <w:spacing w:before="280"/>
+      </w:pPr>
+      <w:r>
+        <w:rPr>
+          <w:b/>
+          <w:color w:val="2F5148"/>
+          <w:sz w:val="28"/>
+        </w:rPr>
+        <w:t>셋 · 한 학기는 어떻게 흘러가나요?</w:t>
       </w:r>
     </w:p>
     <w:p>
@@ -1117,19 +219,19 @@
         <w:rPr>
           <w:b w:val="0"/>
         </w:rPr>
-        <w:t xml:space="preserve">페이지 곳곳에 붙은 작은 </w:t>
+        <w:t xml:space="preserve">한 학기는 크게 </w:t>
       </w:r>
       <w:r>
         <w:rPr>
           <w:b/>
         </w:rPr>
-        <w:t>표시</w:t>
+        <w:t>네 덩어리</w:t>
       </w:r>
       <w:r>
         <w:rPr>
           <w:b w:val="0"/>
         </w:rPr>
-        <w:t>만 알아도 누를지 말지 금방 정할 수 있어요.</w:t>
+        <w:t>예요. 처음에는 틀을 잡고, 다음에는 내 것으로 좁혀요. 그다음 진짜 손님이 있는지 숫자로 증명하고, 마지막에 한 부로 묶어요.</w:t>
       </w:r>
     </w:p>
     <w:tbl>
@@ -1157,7 +259,7 @@
                 <w:color w:val="FFFFFF"/>
                 <w:sz w:val="19"/>
               </w:rPr>
-              <w:t>표시</w:t>
+              <w:t>덩어리</w:t>
             </w:r>
           </w:p>
         </w:tc>
@@ -1174,7 +276,7 @@
                 <w:color w:val="FFFFFF"/>
                 <w:sz w:val="19"/>
               </w:rPr>
-              <w:t>뜻</w:t>
+              <w:t>언제</w:t>
             </w:r>
           </w:p>
         </w:tc>
@@ -1191,7 +293,7 @@
                 <w:color w:val="FFFFFF"/>
                 <w:sz w:val="19"/>
               </w:rPr>
-              <w:t>누르면</w:t>
+              <w:t>무엇을 하나요</w:t>
             </w:r>
           </w:p>
         </w:tc>
@@ -1208,7 +310,7 @@
                 <w:b w:val="0"/>
                 <w:sz w:val="19"/>
               </w:rPr>
-              <w:t>↗</w:t>
+              <w:t>① 틀을 잡는다</w:t>
             </w:r>
           </w:p>
         </w:tc>
@@ -1223,7 +325,7 @@
                 <w:b w:val="0"/>
                 <w:sz w:val="19"/>
               </w:rPr>
-              <w:t>다른 페이지로 가요</w:t>
+              <w:t>1~3주</w:t>
             </w:r>
           </w:p>
         </w:tc>
@@ -1238,7 +340,7 @@
                 <w:b w:val="0"/>
                 <w:sz w:val="19"/>
               </w:rPr>
-              <w:t>새 창이 열려요. 지금 페이지는 그대로 있어요</w:t>
+              <w:t>사업계획서의 네 칸을 알고, 실제 회사를 따라 보고, 내 아이디어를 말로 꺼내 봐요</w:t>
             </w:r>
           </w:p>
         </w:tc>
@@ -1255,7 +357,7 @@
                 <w:b w:val="0"/>
                 <w:sz w:val="19"/>
               </w:rPr>
-              <w:t>⬇ ⤓</w:t>
+              <w:t>② 내 것으로 좁힌다</w:t>
             </w:r>
           </w:p>
         </w:tc>
@@ -1270,7 +372,7 @@
                 <w:b w:val="0"/>
                 <w:sz w:val="19"/>
               </w:rPr>
-              <w:t>파일을 받아요</w:t>
+              <w:t>4~7주</w:t>
             </w:r>
           </w:p>
         </w:tc>
@@ -1285,1158 +387,7 @@
                 <w:b w:val="0"/>
                 <w:sz w:val="19"/>
               </w:rPr>
-              <w:t>Word · PPT · 한글 파일이 내 컴퓨터에 저장돼요</w:t>
-            </w:r>
-          </w:p>
-        </w:tc>
-      </w:tr>
-      <w:tr>
-        <w:tc>
-          <w:tcPr>
-            <w:tcW w:type="dxa" w:w="3324"/>
-          </w:tcPr>
-          <w:p>
-            <w:r/>
-            <w:r>
-              <w:rPr>
-                <w:b w:val="0"/>
-                <w:sz w:val="19"/>
-              </w:rPr>
-              <w:t>↓</w:t>
-            </w:r>
-          </w:p>
-        </w:tc>
-        <w:tc>
-          <w:tcPr>
-            <w:tcW w:type="dxa" w:w="3324"/>
-          </w:tcPr>
-          <w:p>
-            <w:r/>
-            <w:r>
-              <w:rPr>
-                <w:b w:val="0"/>
-                <w:sz w:val="19"/>
-              </w:rPr>
-              <w:t>같은 페이지 아래로 가요</w:t>
-            </w:r>
-          </w:p>
-        </w:tc>
-        <w:tc>
-          <w:tcPr>
-            <w:tcW w:type="dxa" w:w="3324"/>
-          </w:tcPr>
-          <w:p>
-            <w:r/>
-            <w:r>
-              <w:rPr>
-                <w:b w:val="0"/>
-                <w:sz w:val="19"/>
-              </w:rPr>
-              <w:t>이 페이지 안에서 그 자리로 내려가요</w:t>
-            </w:r>
-          </w:p>
-        </w:tc>
-      </w:tr>
-      <w:tr>
-        <w:tc>
-          <w:tcPr>
-            <w:tcW w:type="dxa" w:w="3324"/>
-          </w:tcPr>
-          <w:p>
-            <w:r/>
-            <w:r>
-              <w:rPr>
-                <w:b w:val="0"/>
-                <w:sz w:val="19"/>
-              </w:rPr>
-              <w:t>✦</w:t>
-            </w:r>
-          </w:p>
-        </w:tc>
-        <w:tc>
-          <w:tcPr>
-            <w:tcW w:type="dxa" w:w="3324"/>
-          </w:tcPr>
-          <w:p>
-            <w:r/>
-            <w:r>
-              <w:rPr>
-                <w:b w:val="0"/>
-                <w:sz w:val="19"/>
-              </w:rPr>
-              <w:t>우리 수업에서 직접 만든 자료예요</w:t>
-            </w:r>
-          </w:p>
-        </w:tc>
-        <w:tc>
-          <w:tcPr>
-            <w:tcW w:type="dxa" w:w="3324"/>
-          </w:tcPr>
-          <w:p>
-            <w:r/>
-            <w:r>
-              <w:rPr>
-                <w:b w:val="0"/>
-                <w:sz w:val="19"/>
-              </w:rPr>
-              <w:t>다른 데서는 볼 수 없는 수업용 자료예요</w:t>
-            </w:r>
-          </w:p>
-        </w:tc>
-      </w:tr>
-      <w:tr>
-        <w:tc>
-          <w:tcPr>
-            <w:tcW w:type="dxa" w:w="3324"/>
-          </w:tcPr>
-          <w:p>
-            <w:r/>
-            <w:r>
-              <w:rPr>
-                <w:b w:val="0"/>
-                <w:sz w:val="19"/>
-              </w:rPr>
-              <w:t>● 깜빡임</w:t>
-            </w:r>
-          </w:p>
-        </w:tc>
-        <w:tc>
-          <w:tcPr>
-            <w:tcW w:type="dxa" w:w="3324"/>
-          </w:tcPr>
-          <w:p>
-            <w:r/>
-            <w:r>
-              <w:rPr>
-                <w:b w:val="0"/>
-                <w:sz w:val="19"/>
-              </w:rPr>
-              <w:t>꼭 봐야 할 것이에요</w:t>
-            </w:r>
-          </w:p>
-        </w:tc>
-        <w:tc>
-          <w:tcPr>
-            <w:tcW w:type="dxa" w:w="3324"/>
-          </w:tcPr>
-          <w:p>
-            <w:r/>
-            <w:r>
-              <w:rPr>
-                <w:b w:val="0"/>
-                <w:sz w:val="19"/>
-              </w:rPr>
-              <w:t>깜빡이는 알약은 놓치지 마세요</w:t>
-            </w:r>
-          </w:p>
-        </w:tc>
-      </w:tr>
-    </w:tbl>
-    <w:p/>
-    <w:p>
-      <w:pPr>
-        <w:keepNext/>
-        <w:spacing w:before="280"/>
-      </w:pPr>
-      <w:r>
-        <w:rPr>
-          <w:b/>
-          <w:color w:val="2F5148"/>
-          <w:sz w:val="28"/>
-        </w:rPr>
-        <w:t>셋째 · 지금 내 상황에 맞는 문으로 들어가요</w:t>
-      </w:r>
-    </w:p>
-    <w:p>
-      <w:pPr>
-        <w:spacing w:line="360" w:lineRule="auto"/>
-      </w:pPr>
-      <w:r>
-        <w:rPr>
-          <w:b w:val="0"/>
-        </w:rPr>
-        <w:t>이 페이지는 들어가는 문이 하나가 아니에요. 지금 내가 어떤 상황인지에 따라 들어가는 문이 달라요. 아래 세 갈래 가운데 하나를 골라 그 순서대로만 읽으면 돼요.</w:t>
-      </w:r>
-    </w:p>
-    <w:tbl>
-      <w:tblPr>
-        <w:tblStyle w:val="TableGrid"/>
-        <w:tblW w:type="auto" w:w="0"/>
-        <w:tblLook w:firstColumn="1" w:firstRow="1" w:lastColumn="0" w:lastRow="0" w:noHBand="0" w:noVBand="1" w:val="04A0"/>
-      </w:tblPr>
-      <w:tblGrid>
-        <w:gridCol w:w="3324"/>
-        <w:gridCol w:w="3324"/>
-        <w:gridCol w:w="3324"/>
-      </w:tblGrid>
-      <w:tr>
-        <w:tc>
-          <w:tcPr>
-            <w:tcW w:type="dxa" w:w="3324"/>
-            <w:shd w:val="clear" w:color="auto" w:fill="2F5148"/>
-          </w:tcPr>
-          <w:p>
-            <w:r/>
-            <w:r>
-              <w:rPr>
-                <w:b/>
-                <w:color w:val="FFFFFF"/>
-                <w:sz w:val="19"/>
-              </w:rPr>
-              <w:t>지금 내 상황</w:t>
-            </w:r>
-          </w:p>
-        </w:tc>
-        <w:tc>
-          <w:tcPr>
-            <w:tcW w:type="dxa" w:w="3324"/>
-            <w:shd w:val="clear" w:color="auto" w:fill="2F5148"/>
-          </w:tcPr>
-          <w:p>
-            <w:r/>
-            <w:r>
-              <w:rPr>
-                <w:b/>
-                <w:color w:val="FFFFFF"/>
-                <w:sz w:val="19"/>
-              </w:rPr>
-              <w:t>이 순서로 읽어요</w:t>
-            </w:r>
-          </w:p>
-        </w:tc>
-        <w:tc>
-          <w:tcPr>
-            <w:tcW w:type="dxa" w:w="3324"/>
-            <w:shd w:val="clear" w:color="auto" w:fill="2F5148"/>
-          </w:tcPr>
-          <w:p>
-            <w:r/>
-            <w:r>
-              <w:rPr>
-                <w:b/>
-                <w:color w:val="FFFFFF"/>
-                <w:sz w:val="19"/>
-              </w:rPr>
-              <w:t>걸리는 시간</w:t>
-            </w:r>
-          </w:p>
-        </w:tc>
-      </w:tr>
-      <w:tr>
-        <w:tc>
-          <w:tcPr>
-            <w:tcW w:type="dxa" w:w="3324"/>
-          </w:tcPr>
-          <w:p>
-            <w:r/>
-            <w:r>
-              <w:rPr>
-                <w:b w:val="0"/>
-                <w:sz w:val="19"/>
-              </w:rPr>
-              <w:t>과제나 시험 때문에 왔어요</w:t>
-            </w:r>
-          </w:p>
-        </w:tc>
-        <w:tc>
-          <w:tcPr>
-            <w:tcW w:type="dxa" w:w="3324"/>
-          </w:tcPr>
-          <w:p>
-            <w:r/>
-            <w:r>
-              <w:rPr>
-                <w:b w:val="0"/>
-                <w:sz w:val="19"/>
-              </w:rPr>
-              <w:t>서랍 02 과제 → 서랍 03 이론 01~06장 순서대로 → 08장 성심당 영상 → 서랍 08 비건부산</w:t>
-            </w:r>
-          </w:p>
-        </w:tc>
-        <w:tc>
-          <w:tcPr>
-            <w:tcW w:type="dxa" w:w="3324"/>
-          </w:tcPr>
-          <w:p>
-            <w:r/>
-            <w:r>
-              <w:rPr>
-                <w:b w:val="0"/>
-                <w:sz w:val="19"/>
-              </w:rPr>
-              <w:t>약 20분</w:t>
-            </w:r>
-          </w:p>
-        </w:tc>
-      </w:tr>
-      <w:tr>
-        <w:tc>
-          <w:tcPr>
-            <w:tcW w:type="dxa" w:w="3324"/>
-          </w:tcPr>
-          <w:p>
-            <w:r/>
-            <w:r>
-              <w:rPr>
-                <w:b w:val="0"/>
-                <w:sz w:val="19"/>
-              </w:rPr>
-              <w:t>계획서를 낼 곳을 찾고 있어요</w:t>
-            </w:r>
-          </w:p>
-        </w:tc>
-        <w:tc>
-          <w:tcPr>
-            <w:tcW w:type="dxa" w:w="3324"/>
-          </w:tcPr>
-          <w:p>
-            <w:r/>
-            <w:r>
-              <w:rPr>
-                <w:b w:val="0"/>
-                <w:sz w:val="19"/>
-              </w:rPr>
-              <w:t>05장 → 서랍 04 「예비관광벤처」 → 「광역 · 시 · 원도심」 공모 → 서랍 08 투어라즈 · 모모365 · 기업마당 → AI 자동화 키트. 아래에서 위로 거슬러 읽는 편이 빨라요</w:t>
-            </w:r>
-          </w:p>
-        </w:tc>
-        <w:tc>
-          <w:tcPr>
-            <w:tcW w:type="dxa" w:w="3324"/>
-          </w:tcPr>
-          <w:p>
-            <w:r/>
-            <w:r>
-              <w:rPr>
-                <w:b w:val="0"/>
-                <w:sz w:val="19"/>
-              </w:rPr>
-              <w:t>약 15분</w:t>
-            </w:r>
-          </w:p>
-        </w:tc>
-      </w:tr>
-      <w:tr>
-        <w:tc>
-          <w:tcPr>
-            <w:tcW w:type="dxa" w:w="3324"/>
-          </w:tcPr>
-          <w:p>
-            <w:r/>
-            <w:r>
-              <w:rPr>
-                <w:b w:val="0"/>
-                <w:sz w:val="19"/>
-              </w:rPr>
-              <w:t>아직 아이디어가 없어요</w:t>
-            </w:r>
-          </w:p>
-        </w:tc>
-        <w:tc>
-          <w:tcPr>
-            <w:tcW w:type="dxa" w:w="3324"/>
-          </w:tcPr>
-          <w:p>
-            <w:r/>
-            <w:r>
-              <w:rPr>
-                <w:b w:val="0"/>
-                <w:sz w:val="19"/>
-              </w:rPr>
-              <w:t>서랍 08 구미 · 포항(사람이 이미 모이는 곳) → 서랍 04 경주 황오동(그 자리에 실제로 무엇이 열렸나) → 12장 로컬크리에이터 7대 분야 → 다시 02장 「문제 정의」</w:t>
-            </w:r>
-          </w:p>
-        </w:tc>
-        <w:tc>
-          <w:tcPr>
-            <w:tcW w:type="dxa" w:w="3324"/>
-          </w:tcPr>
-          <w:p>
-            <w:r/>
-            <w:r>
-              <w:rPr>
-                <w:b w:val="0"/>
-                <w:sz w:val="19"/>
-              </w:rPr>
-              <w:t>약 25분</w:t>
-            </w:r>
-          </w:p>
-        </w:tc>
-      </w:tr>
-    </w:tbl>
-    <w:p/>
-    <w:p>
-      <w:pPr>
-        <w:ind w:left="283"/>
-      </w:pPr>
-      <w:r>
-        <w:rPr>
-          <w:b/>
-          <w:color w:val="A8681F"/>
-          <w:sz w:val="22"/>
-        </w:rPr>
-        <w:t>아이템은 상상에서 나오지 않아요. 사람이 모이는데 무언가 비어 있는 자리, 그 빈칸에서 나와요.</w:t>
-      </w:r>
-    </w:p>
-    <w:p>
-      <w:pPr>
-        <w:keepNext/>
-        <w:spacing w:before="280"/>
-      </w:pPr>
-      <w:r>
-        <w:rPr>
-          <w:b/>
-          <w:color w:val="2F5148"/>
-          <w:sz w:val="28"/>
-        </w:rPr>
-        <w:t>넷째 · 그래서 이 수업은 무엇을 하나요?</w:t>
-      </w:r>
-    </w:p>
-    <w:p>
-      <w:pPr>
-        <w:spacing w:line="360" w:lineRule="auto"/>
-      </w:pPr>
-      <w:r>
-        <w:rPr>
-          <w:b w:val="0"/>
-        </w:rPr>
-        <w:t>이 수업은 「</w:t>
-      </w:r>
-      <w:r>
-        <w:rPr>
-          <w:b/>
-        </w:rPr>
-        <w:t>여행에서 불편한 점을 찾아서, 그걸 풀어 주는 작은 회사를 만들어 보는</w:t>
-      </w:r>
-      <w:r>
-        <w:rPr>
-          <w:b w:val="0"/>
-        </w:rPr>
-        <w:t xml:space="preserve">」 수업이에요. 예를 들어 볼게요. 숙소를 예약했는데 갑자기 못 가게 됐어요. 그런데 환불이 안 돼요. 속상하지요. 이 불편을 풀려고 「캔슬마켓」이라는 회사가 생겼어요. 못 가게 된 사람의 예약을, 싸게 가고 싶은 다른 사람에게 넘겨 주는 회사예요. 이렇게 </w:t>
-      </w:r>
-      <w:r>
-        <w:rPr>
-          <w:b/>
-        </w:rPr>
-        <w:t>불편 하나가 회사 하나가 되는 것</w:t>
-      </w:r>
-      <w:r>
-        <w:rPr>
-          <w:b w:val="0"/>
-        </w:rPr>
-        <w:t>, 그게 관광벤처예요.</w:t>
-      </w:r>
-    </w:p>
-    <w:p>
-      <w:pPr>
-        <w:spacing w:line="360" w:lineRule="auto"/>
-      </w:pPr>
-      <w:r>
-        <w:rPr>
-          <w:b w:val="0"/>
-        </w:rPr>
-        <w:t xml:space="preserve">학기가 끝나면 손에 </w:t>
-      </w:r>
-      <w:r>
-        <w:rPr>
-          <w:b/>
-        </w:rPr>
-        <w:t>사업계획서 한 부</w:t>
-      </w:r>
-      <w:r>
-        <w:rPr>
-          <w:b w:val="0"/>
-        </w:rPr>
-        <w:t>가 남아요. 사업계획서는 「제 회사는 이런 문제를 이렇게 풀고, 이렇게 돈을 벌 거예요」라고 정부에 내는 설명서예요. 이 수업의 계획서는 실제 정부 공모전(예비관광벤처)에 그대로 낼 수 있게 만들어요. 사업계획서에는 칸이 네 개 있어요.</w:t>
-      </w:r>
-    </w:p>
-    <w:tbl>
-      <w:tblPr>
-        <w:tblStyle w:val="TableGrid"/>
-        <w:tblW w:type="auto" w:w="0"/>
-        <w:tblLook w:firstColumn="1" w:firstRow="1" w:lastColumn="0" w:lastRow="0" w:noHBand="0" w:noVBand="1" w:val="04A0"/>
-      </w:tblPr>
-      <w:tblGrid>
-        <w:gridCol w:w="2493"/>
-        <w:gridCol w:w="2493"/>
-        <w:gridCol w:w="2493"/>
-        <w:gridCol w:w="2493"/>
-      </w:tblGrid>
-      <w:tr>
-        <w:tc>
-          <w:tcPr>
-            <w:tcW w:type="dxa" w:w="2493"/>
-            <w:shd w:val="clear" w:color="auto" w:fill="2F5148"/>
-          </w:tcPr>
-          <w:p>
-            <w:r/>
-            <w:r>
-              <w:rPr>
-                <w:b/>
-                <w:color w:val="FFFFFF"/>
-                <w:sz w:val="19"/>
-              </w:rPr>
-              <w:t>칸</w:t>
-            </w:r>
-          </w:p>
-        </w:tc>
-        <w:tc>
-          <w:tcPr>
-            <w:tcW w:type="dxa" w:w="2493"/>
-            <w:shd w:val="clear" w:color="auto" w:fill="2F5148"/>
-          </w:tcPr>
-          <w:p>
-            <w:r/>
-            <w:r>
-              <w:rPr>
-                <w:b/>
-                <w:color w:val="FFFFFF"/>
-                <w:sz w:val="19"/>
-              </w:rPr>
-              <w:t>영어</w:t>
-            </w:r>
-          </w:p>
-        </w:tc>
-        <w:tc>
-          <w:tcPr>
-            <w:tcW w:type="dxa" w:w="2493"/>
-            <w:shd w:val="clear" w:color="auto" w:fill="2F5148"/>
-          </w:tcPr>
-          <w:p>
-            <w:r/>
-            <w:r>
-              <w:rPr>
-                <w:b/>
-                <w:color w:val="FFFFFF"/>
-                <w:sz w:val="19"/>
-              </w:rPr>
-              <w:t>묻는 것</w:t>
-            </w:r>
-          </w:p>
-        </w:tc>
-        <w:tc>
-          <w:tcPr>
-            <w:tcW w:type="dxa" w:w="2493"/>
-            <w:shd w:val="clear" w:color="auto" w:fill="2F5148"/>
-          </w:tcPr>
-          <w:p>
-            <w:r/>
-            <w:r>
-              <w:rPr>
-                <w:b/>
-                <w:color w:val="FFFFFF"/>
-                <w:sz w:val="19"/>
-              </w:rPr>
-              <w:t>쉽게 말하면</w:t>
-            </w:r>
-          </w:p>
-        </w:tc>
-      </w:tr>
-      <w:tr>
-        <w:tc>
-          <w:tcPr>
-            <w:tcW w:type="dxa" w:w="2493"/>
-          </w:tcPr>
-          <w:p>
-            <w:r/>
-            <w:r>
-              <w:rPr>
-                <w:b w:val="0"/>
-                <w:sz w:val="19"/>
-              </w:rPr>
-              <w:t>P</w:t>
-            </w:r>
-          </w:p>
-        </w:tc>
-        <w:tc>
-          <w:tcPr>
-            <w:tcW w:type="dxa" w:w="2493"/>
-          </w:tcPr>
-          <w:p>
-            <w:r/>
-            <w:r>
-              <w:rPr>
-                <w:b w:val="0"/>
-                <w:sz w:val="19"/>
-              </w:rPr>
-              <w:t>Problem</w:t>
-            </w:r>
-          </w:p>
-        </w:tc>
-        <w:tc>
-          <w:tcPr>
-            <w:tcW w:type="dxa" w:w="2493"/>
-          </w:tcPr>
-          <w:p>
-            <w:r/>
-            <w:r>
-              <w:rPr>
-                <w:b w:val="0"/>
-                <w:sz w:val="19"/>
-              </w:rPr>
-              <w:t>누가, 무엇이 불편한가요?</w:t>
-            </w:r>
-          </w:p>
-        </w:tc>
-        <w:tc>
-          <w:tcPr>
-            <w:tcW w:type="dxa" w:w="2493"/>
-          </w:tcPr>
-          <w:p>
-            <w:r/>
-            <w:r>
-              <w:rPr>
-                <w:b w:val="0"/>
-                <w:sz w:val="19"/>
-              </w:rPr>
-              <w:t>「이게 문제예요」</w:t>
-            </w:r>
-          </w:p>
-        </w:tc>
-      </w:tr>
-      <w:tr>
-        <w:tc>
-          <w:tcPr>
-            <w:tcW w:type="dxa" w:w="2493"/>
-          </w:tcPr>
-          <w:p>
-            <w:r/>
-            <w:r>
-              <w:rPr>
-                <w:b w:val="0"/>
-                <w:sz w:val="19"/>
-              </w:rPr>
-              <w:t>S</w:t>
-            </w:r>
-          </w:p>
-        </w:tc>
-        <w:tc>
-          <w:tcPr>
-            <w:tcW w:type="dxa" w:w="2493"/>
-          </w:tcPr>
-          <w:p>
-            <w:r/>
-            <w:r>
-              <w:rPr>
-                <w:b w:val="0"/>
-                <w:sz w:val="19"/>
-              </w:rPr>
-              <w:t>Solution</w:t>
-            </w:r>
-          </w:p>
-        </w:tc>
-        <w:tc>
-          <w:tcPr>
-            <w:tcW w:type="dxa" w:w="2493"/>
-          </w:tcPr>
-          <w:p>
-            <w:r/>
-            <w:r>
-              <w:rPr>
-                <w:b w:val="0"/>
-                <w:sz w:val="19"/>
-              </w:rPr>
-              <w:t>그걸 어떻게 풀어 주나요?</w:t>
-            </w:r>
-          </w:p>
-        </w:tc>
-        <w:tc>
-          <w:tcPr>
-            <w:tcW w:type="dxa" w:w="2493"/>
-          </w:tcPr>
-          <w:p>
-            <w:r/>
-            <w:r>
-              <w:rPr>
-                <w:b w:val="0"/>
-                <w:sz w:val="19"/>
-              </w:rPr>
-              <w:t>「이렇게 고쳐요」</w:t>
-            </w:r>
-          </w:p>
-        </w:tc>
-      </w:tr>
-      <w:tr>
-        <w:tc>
-          <w:tcPr>
-            <w:tcW w:type="dxa" w:w="2493"/>
-          </w:tcPr>
-          <w:p>
-            <w:r/>
-            <w:r>
-              <w:rPr>
-                <w:b w:val="0"/>
-                <w:sz w:val="19"/>
-              </w:rPr>
-              <w:t>S</w:t>
-            </w:r>
-          </w:p>
-        </w:tc>
-        <w:tc>
-          <w:tcPr>
-            <w:tcW w:type="dxa" w:w="2493"/>
-          </w:tcPr>
-          <w:p>
-            <w:r/>
-            <w:r>
-              <w:rPr>
-                <w:b w:val="0"/>
-                <w:sz w:val="19"/>
-              </w:rPr>
-              <w:t>Scale-up</w:t>
-            </w:r>
-          </w:p>
-        </w:tc>
-        <w:tc>
-          <w:tcPr>
-            <w:tcW w:type="dxa" w:w="2493"/>
-          </w:tcPr>
-          <w:p>
-            <w:r/>
-            <w:r>
-              <w:rPr>
-                <w:b w:val="0"/>
-                <w:sz w:val="19"/>
-              </w:rPr>
-              <w:t>손님은 몇 명이고, 어떻게 키우나요?</w:t>
-            </w:r>
-          </w:p>
-        </w:tc>
-        <w:tc>
-          <w:tcPr>
-            <w:tcW w:type="dxa" w:w="2493"/>
-          </w:tcPr>
-          <w:p>
-            <w:r/>
-            <w:r>
-              <w:rPr>
-                <w:b w:val="0"/>
-                <w:sz w:val="19"/>
-              </w:rPr>
-              <w:t>「이만큼 커져요」</w:t>
-            </w:r>
-          </w:p>
-        </w:tc>
-      </w:tr>
-      <w:tr>
-        <w:tc>
-          <w:tcPr>
-            <w:tcW w:type="dxa" w:w="2493"/>
-          </w:tcPr>
-          <w:p>
-            <w:r/>
-            <w:r>
-              <w:rPr>
-                <w:b w:val="0"/>
-                <w:sz w:val="19"/>
-              </w:rPr>
-              <w:t>T</w:t>
-            </w:r>
-          </w:p>
-        </w:tc>
-        <w:tc>
-          <w:tcPr>
-            <w:tcW w:type="dxa" w:w="2493"/>
-          </w:tcPr>
-          <w:p>
-            <w:r/>
-            <w:r>
-              <w:rPr>
-                <w:b w:val="0"/>
-                <w:sz w:val="19"/>
-              </w:rPr>
-              <w:t>Team</w:t>
-            </w:r>
-          </w:p>
-        </w:tc>
-        <w:tc>
-          <w:tcPr>
-            <w:tcW w:type="dxa" w:w="2493"/>
-          </w:tcPr>
-          <w:p>
-            <w:r/>
-            <w:r>
-              <w:rPr>
-                <w:b w:val="0"/>
-                <w:sz w:val="19"/>
-              </w:rPr>
-              <w:t>누가 하나요?</w:t>
-            </w:r>
-          </w:p>
-        </w:tc>
-        <w:tc>
-          <w:tcPr>
-            <w:tcW w:type="dxa" w:w="2493"/>
-          </w:tcPr>
-          <w:p>
-            <w:r/>
-            <w:r>
-              <w:rPr>
-                <w:b w:val="0"/>
-                <w:sz w:val="19"/>
-              </w:rPr>
-              <w:t>「제가, 이 사람들과 해요」</w:t>
-            </w:r>
-          </w:p>
-        </w:tc>
-      </w:tr>
-    </w:tbl>
-    <w:p/>
-    <w:p>
-      <w:pPr>
-        <w:spacing w:line="360" w:lineRule="auto"/>
-      </w:pPr>
-      <w:r>
-        <w:rPr>
-          <w:b w:val="0"/>
-        </w:rPr>
-        <w:t xml:space="preserve">이 네 칸을 한 번에 다 쓰지 않아요. </w:t>
-      </w:r>
-      <w:r>
-        <w:rPr>
-          <w:b/>
-        </w:rPr>
-        <w:t>매주 조금씩 채우고, 발표하고, 선생님 말씀을 듣고 고쳐요.</w:t>
-      </w:r>
-      <w:r>
-        <w:rPr>
-          <w:b w:val="0"/>
-        </w:rPr>
-        <w:t xml:space="preserve"> 그렇게 고친 글을 마지막에 공모전 양식에 옮겨 담아요. 쓰고 → 고치고 → 옮겨 내는 세 걸음이에요.</w:t>
-      </w:r>
-    </w:p>
-    <w:p>
-      <w:pPr>
-        <w:keepNext/>
-        <w:spacing w:before="280"/>
-      </w:pPr>
-      <w:r>
-        <w:rPr>
-          <w:b/>
-          <w:color w:val="2F5148"/>
-          <w:sz w:val="28"/>
-        </w:rPr>
-        <w:t>다섯째 · 생각은 나뭇가지처럼 갈라져요</w:t>
-      </w:r>
-    </w:p>
-    <w:p>
-      <w:pPr>
-        <w:spacing w:line="360" w:lineRule="auto"/>
-      </w:pPr>
-      <w:r>
-        <w:rPr>
-          <w:b w:val="0"/>
-        </w:rPr>
-        <w:t xml:space="preserve">창업을 「무엇을 만들까?」에서 시작하면 금방 막혀요. 이 수업은 순서를 뒤집어요. </w:t>
-      </w:r>
-      <w:r>
-        <w:rPr>
-          <w:b/>
-        </w:rPr>
-        <w:t>「여행하면서 무엇이 불편했지?」</w:t>
-      </w:r>
-      <w:r>
-        <w:rPr>
-          <w:b w:val="0"/>
-        </w:rPr>
-        <w:t>에서 시작해요. 그 질문이 나무 줄기예요. 줄기는 가지로 갈라지고, 가지 끝에 내 아이디어 한 문장이 열려요.</w:t>
-      </w:r>
-    </w:p>
-    <w:tbl>
-      <w:tblPr>
-        <w:tblStyle w:val="TableGrid"/>
-        <w:tblW w:type="auto" w:w="0"/>
-        <w:tblLook w:firstColumn="1" w:firstRow="1" w:lastColumn="0" w:lastRow="0" w:noHBand="0" w:noVBand="1" w:val="04A0"/>
-      </w:tblPr>
-      <w:tblGrid>
-        <w:gridCol w:w="3324"/>
-        <w:gridCol w:w="3324"/>
-        <w:gridCol w:w="3324"/>
-      </w:tblGrid>
-      <w:tr>
-        <w:tc>
-          <w:tcPr>
-            <w:tcW w:type="dxa" w:w="3324"/>
-            <w:shd w:val="clear" w:color="auto" w:fill="2F5148"/>
-          </w:tcPr>
-          <w:p>
-            <w:r/>
-            <w:r>
-              <w:rPr>
-                <w:b/>
-                <w:color w:val="FFFFFF"/>
-                <w:sz w:val="19"/>
-              </w:rPr>
-              <w:t>차례</w:t>
-            </w:r>
-          </w:p>
-        </w:tc>
-        <w:tc>
-          <w:tcPr>
-            <w:tcW w:type="dxa" w:w="3324"/>
-            <w:shd w:val="clear" w:color="auto" w:fill="2F5148"/>
-          </w:tcPr>
-          <w:p>
-            <w:r/>
-            <w:r>
-              <w:rPr>
-                <w:b/>
-                <w:color w:val="FFFFFF"/>
-                <w:sz w:val="19"/>
-              </w:rPr>
-              <w:t>스스로 묻는 질문</w:t>
-            </w:r>
-          </w:p>
-        </w:tc>
-        <w:tc>
-          <w:tcPr>
-            <w:tcW w:type="dxa" w:w="3324"/>
-            <w:shd w:val="clear" w:color="auto" w:fill="2F5148"/>
-          </w:tcPr>
-          <w:p>
-            <w:r/>
-            <w:r>
-              <w:rPr>
-                <w:b/>
-                <w:color w:val="FFFFFF"/>
-                <w:sz w:val="19"/>
-              </w:rPr>
-              <w:t>갈라지는 가지</w:t>
-            </w:r>
-          </w:p>
-        </w:tc>
-      </w:tr>
-      <w:tr>
-        <w:tc>
-          <w:tcPr>
-            <w:tcW w:type="dxa" w:w="3324"/>
-          </w:tcPr>
-          <w:p>
-            <w:r/>
-            <w:r>
-              <w:rPr>
-                <w:b w:val="0"/>
-                <w:sz w:val="19"/>
-              </w:rPr>
-              <w:t>①</w:t>
-            </w:r>
-          </w:p>
-        </w:tc>
-        <w:tc>
-          <w:tcPr>
-            <w:tcW w:type="dxa" w:w="3324"/>
-          </w:tcPr>
-          <w:p>
-            <w:r/>
-            <w:r>
-              <w:rPr>
-                <w:b w:val="0"/>
-                <w:sz w:val="19"/>
-              </w:rPr>
-              <w:t>관광에서 어떤 문제를 발견했나?</w:t>
-            </w:r>
-          </w:p>
-        </w:tc>
-        <w:tc>
-          <w:tcPr>
-            <w:tcW w:type="dxa" w:w="3324"/>
-          </w:tcPr>
-          <w:p>
-            <w:r/>
-            <w:r>
-              <w:rPr>
-                <w:b w:val="0"/>
-                <w:sz w:val="19"/>
-              </w:rPr>
-              <w:t>여행자의 문제(불편 · 정보 · 예약) · 지역의 문제(자원 · 상권 · 인구) · 산업의 문제(비효율 · 기술 · 서비스)</w:t>
-            </w:r>
-          </w:p>
-        </w:tc>
-      </w:tr>
-      <w:tr>
-        <w:tc>
-          <w:tcPr>
-            <w:tcW w:type="dxa" w:w="3324"/>
-          </w:tcPr>
-          <w:p>
-            <w:r/>
-            <w:r>
-              <w:rPr>
-                <w:b w:val="0"/>
-                <w:sz w:val="19"/>
-              </w:rPr>
-              <w:t>②</w:t>
-            </w:r>
-          </w:p>
-        </w:tc>
-        <w:tc>
-          <w:tcPr>
-            <w:tcW w:type="dxa" w:w="3324"/>
-          </w:tcPr>
-          <w:p>
-            <w:r/>
-            <w:r>
-              <w:rPr>
-                <w:b w:val="0"/>
-                <w:sz w:val="19"/>
-              </w:rPr>
-              <w:t>어떻게 해결할까?</w:t>
-            </w:r>
-          </w:p>
-        </w:tc>
-        <w:tc>
-          <w:tcPr>
-            <w:tcW w:type="dxa" w:w="3324"/>
-          </w:tcPr>
-          <w:p>
-            <w:r/>
-            <w:r>
-              <w:rPr>
-                <w:b w:val="0"/>
-                <w:sz w:val="19"/>
-              </w:rPr>
-              <w:t>서비스 · 콘텐츠 · 공간 — 그리고 무엇을 쓸까(AI · 데이터 · 지역자원)</w:t>
-            </w:r>
-          </w:p>
-        </w:tc>
-      </w:tr>
-      <w:tr>
-        <w:tc>
-          <w:tcPr>
-            <w:tcW w:type="dxa" w:w="3324"/>
-          </w:tcPr>
-          <w:p>
-            <w:r/>
-            <w:r>
-              <w:rPr>
-                <w:b w:val="0"/>
-                <w:sz w:val="19"/>
-              </w:rPr>
-              <w:t>③</w:t>
-            </w:r>
-          </w:p>
-        </w:tc>
-        <w:tc>
-          <w:tcPr>
-            <w:tcW w:type="dxa" w:w="3324"/>
-          </w:tcPr>
-          <w:p>
-            <w:r/>
-            <w:r>
-              <w:rPr>
-                <w:b w:val="0"/>
-                <w:sz w:val="19"/>
-              </w:rPr>
-              <w:t>어떤 관광벤처가 되나?</w:t>
-            </w:r>
-          </w:p>
-        </w:tc>
-        <w:tc>
-          <w:tcPr>
-            <w:tcW w:type="dxa" w:w="3324"/>
-          </w:tcPr>
-          <w:p>
-            <w:r/>
-            <w:r>
-              <w:rPr>
-                <w:b w:val="0"/>
-                <w:sz w:val="19"/>
-              </w:rPr>
-              <w:t>관광체험서비스 · 실감형 관광콘텐츠 · 관광인프라 · 관광딥테크</w:t>
-            </w:r>
-          </w:p>
-        </w:tc>
-      </w:tr>
-      <w:tr>
-        <w:tc>
-          <w:tcPr>
-            <w:tcW w:type="dxa" w:w="3324"/>
-          </w:tcPr>
-          <w:p>
-            <w:r/>
-            <w:r>
-              <w:rPr>
-                <w:b w:val="0"/>
-                <w:sz w:val="19"/>
-              </w:rPr>
-              <w:t>④</w:t>
-            </w:r>
-          </w:p>
-        </w:tc>
-        <w:tc>
-          <w:tcPr>
-            <w:tcW w:type="dxa" w:w="3324"/>
-          </w:tcPr>
-          <w:p>
-            <w:r/>
-            <w:r>
-              <w:rPr>
-                <w:b w:val="0"/>
-                <w:sz w:val="19"/>
-              </w:rPr>
-              <w:t>누구에게 · 무엇을 · 어떻게 돈을 버나?</w:t>
-            </w:r>
-          </w:p>
-        </w:tc>
-        <w:tc>
-          <w:tcPr>
-            <w:tcW w:type="dxa" w:w="3324"/>
-          </w:tcPr>
-          <w:p>
-            <w:r/>
-            <w:r>
-              <w:rPr>
-                <w:b w:val="0"/>
-                <w:sz w:val="19"/>
-              </w:rPr>
-              <w:t>고객 정의 · 가치제안 · 수익모델</w:t>
-            </w:r>
-          </w:p>
-        </w:tc>
-      </w:tr>
-      <w:tr>
-        <w:tc>
-          <w:tcPr>
-            <w:tcW w:type="dxa" w:w="3324"/>
-          </w:tcPr>
-          <w:p>
-            <w:r/>
-            <w:r>
-              <w:rPr>
-                <w:b w:val="0"/>
-                <w:sz w:val="19"/>
-              </w:rPr>
-              <w:t>⑤</w:t>
-            </w:r>
-          </w:p>
-        </w:tc>
-        <w:tc>
-          <w:tcPr>
-            <w:tcW w:type="dxa" w:w="3324"/>
-          </w:tcPr>
-          <w:p>
-            <w:r/>
-            <w:r>
-              <w:rPr>
-                <w:b w:val="0"/>
-                <w:sz w:val="19"/>
-              </w:rPr>
-              <w:t>실제로 푼 회사는 어디지?</w:t>
-            </w:r>
-          </w:p>
-        </w:tc>
-        <w:tc>
-          <w:tcPr>
-            <w:tcW w:type="dxa" w:w="3324"/>
-          </w:tcPr>
-          <w:p>
-            <w:r/>
-            <w:r>
-              <w:rPr>
-                <w:b w:val="0"/>
-                <w:sz w:val="19"/>
-              </w:rPr>
-              <w:t>성심당 · 어반리즘 하우스 · 비건부산 · 캔슬마켓</w:t>
+              <w:t>아이디어를 한 문장으로 쓰고, 이름과 이야기를 붙이고, 내 손님 한 사람을 골라요</w:t>
             </w:r>
           </w:p>
         </w:tc>
@@ -2454,7 +405,7 @@
                 <w:b/>
                 <w:sz w:val="19"/>
               </w:rPr>
-              <w:t>⑥</w:t>
+              <w:t>중간시험</w:t>
             </w:r>
           </w:p>
         </w:tc>
@@ -2470,7 +421,7 @@
                 <w:b/>
                 <w:sz w:val="19"/>
               </w:rPr>
-              <w:t>그럼 나는?</w:t>
+              <w:t>8주 · 10/20</w:t>
             </w:r>
           </w:p>
         </w:tc>
@@ -2486,84 +437,7 @@
                 <w:b/>
                 <w:sz w:val="19"/>
               </w:rPr>
-              <w:t>「누구의 어떤 문제를 어떤 방식으로 해결한다.」 한 문장</w:t>
-            </w:r>
-          </w:p>
-        </w:tc>
-      </w:tr>
-    </w:tbl>
-    <w:p/>
-    <w:p>
-      <w:pPr>
-        <w:spacing w:line="360" w:lineRule="auto"/>
-      </w:pPr>
-      <w:r>
-        <w:rPr>
-          <w:b w:val="0"/>
-        </w:rPr>
-        <w:t>선생님은 수업에서 이 나무를 따라 페이지를 화면에 띄우고 다섯 걸음으로 내려가요. 혼자 읽을 때도 이 순서를 따르면 길을 잃지 않아요.</w:t>
-      </w:r>
-    </w:p>
-    <w:tbl>
-      <w:tblPr>
-        <w:tblStyle w:val="TableGrid"/>
-        <w:tblW w:type="auto" w:w="0"/>
-        <w:tblLook w:firstColumn="1" w:firstRow="1" w:lastColumn="0" w:lastRow="0" w:noHBand="0" w:noVBand="1" w:val="04A0"/>
-      </w:tblPr>
-      <w:tblGrid>
-        <w:gridCol w:w="3324"/>
-        <w:gridCol w:w="3324"/>
-        <w:gridCol w:w="3324"/>
-      </w:tblGrid>
-      <w:tr>
-        <w:tc>
-          <w:tcPr>
-            <w:tcW w:type="dxa" w:w="3324"/>
-            <w:shd w:val="clear" w:color="auto" w:fill="2F5148"/>
-          </w:tcPr>
-          <w:p>
-            <w:r/>
-            <w:r>
-              <w:rPr>
-                <w:b/>
-                <w:color w:val="FFFFFF"/>
-                <w:sz w:val="19"/>
-              </w:rPr>
-              <w:t>걸음</w:t>
-            </w:r>
-          </w:p>
-        </w:tc>
-        <w:tc>
-          <w:tcPr>
-            <w:tcW w:type="dxa" w:w="3324"/>
-            <w:shd w:val="clear" w:color="auto" w:fill="2F5148"/>
-          </w:tcPr>
-          <w:p>
-            <w:r/>
-            <w:r>
-              <w:rPr>
-                <w:b/>
-                <w:color w:val="FFFFFF"/>
-                <w:sz w:val="19"/>
-              </w:rPr>
-              <w:t>무엇을 하나</w:t>
-            </w:r>
-          </w:p>
-        </w:tc>
-        <w:tc>
-          <w:tcPr>
-            <w:tcW w:type="dxa" w:w="3324"/>
-            <w:shd w:val="clear" w:color="auto" w:fill="2F5148"/>
-          </w:tcPr>
-          <w:p>
-            <w:r/>
-            <w:r>
-              <w:rPr>
-                <w:b/>
-                <w:color w:val="FFFFFF"/>
-                <w:sz w:val="19"/>
-              </w:rPr>
-              <w:t>페이지의 어디</w:t>
+              <w:t>사업계획서 첫 세 칸(1-1 · 2-1 · 4-1)을 내요</w:t>
             </w:r>
           </w:p>
         </w:tc>
@@ -2580,7 +454,7 @@
                 <w:b w:val="0"/>
                 <w:sz w:val="19"/>
               </w:rPr>
-              <w:t>1. 개념을 배운다</w:t>
+              <w:t>③ 시장에서 증명한다</w:t>
             </w:r>
           </w:p>
         </w:tc>
@@ -2595,7 +469,7 @@
                 <w:b w:val="0"/>
                 <w:sz w:val="19"/>
               </w:rPr>
-              <w:t>관광벤처란 → 문제 정의 → 비즈니스 모델 → 작게 먼저 시험하기(MVP) → 창업 지원 → 이 사이트를 사례로 읽기</w:t>
+              <w:t>9~13주</w:t>
             </w:r>
           </w:p>
         </w:tc>
@@ -2610,7 +484,7 @@
                 <w:b w:val="0"/>
                 <w:sz w:val="19"/>
               </w:rPr>
-              <w:t>서랍 03 · 01~06장</w:t>
+              <w:t>손님이 몇 명인지 숫자로 찾고, 돈이 도는 그림을 그리고, 지역 자원으로 하는 창업을 배워요</w:t>
             </w:r>
           </w:p>
         </w:tc>
@@ -2619,345 +493,6 @@
         <w:tc>
           <w:tcPr>
             <w:tcW w:type="dxa" w:w="3324"/>
-          </w:tcPr>
-          <w:p>
-            <w:r/>
-            <w:r>
-              <w:rPr>
-                <w:b w:val="0"/>
-                <w:sz w:val="19"/>
-              </w:rPr>
-              <w:t>2. 실제 회사를 본다</w:t>
-            </w:r>
-          </w:p>
-        </w:tc>
-        <w:tc>
-          <w:tcPr>
-            <w:tcW w:type="dxa" w:w="3324"/>
-          </w:tcPr>
-          <w:p>
-            <w:r/>
-            <w:r>
-              <w:rPr>
-                <w:b w:val="0"/>
-                <w:sz w:val="19"/>
-              </w:rPr>
-              <w:t>앱이 아니어도 지역을 목적지로 만든 가게 · 관광학 전공을 판 회사 · 해커톤에서 서비스가 된 아이디어</w:t>
-            </w:r>
-          </w:p>
-        </w:tc>
-        <w:tc>
-          <w:tcPr>
-            <w:tcW w:type="dxa" w:w="3324"/>
-          </w:tcPr>
-          <w:p>
-            <w:r/>
-            <w:r>
-              <w:rPr>
-                <w:b w:val="0"/>
-                <w:sz w:val="19"/>
-              </w:rPr>
-              <w:t>08장 성심당 · 11장 어반리즘 하우스 · 서랍 08 비건부산</w:t>
-            </w:r>
-          </w:p>
-        </w:tc>
-      </w:tr>
-      <w:tr>
-        <w:tc>
-          <w:tcPr>
-            <w:tcW w:type="dxa" w:w="3324"/>
-          </w:tcPr>
-          <w:p>
-            <w:r/>
-            <w:r>
-              <w:rPr>
-                <w:b w:val="0"/>
-                <w:sz w:val="19"/>
-              </w:rPr>
-              <w:t>3. 낼 곳을 본다</w:t>
-            </w:r>
-          </w:p>
-        </w:tc>
-        <w:tc>
-          <w:tcPr>
-            <w:tcW w:type="dxa" w:w="3324"/>
-          </w:tcPr>
-          <w:p>
-            <w:r/>
-            <w:r>
-              <w:rPr>
-                <w:b w:val="0"/>
-                <w:sz w:val="19"/>
-              </w:rPr>
-              <w:t>예비관광벤처 · 관광데이터 공모전 · 정부 R&amp;D</w:t>
-            </w:r>
-          </w:p>
-        </w:tc>
-        <w:tc>
-          <w:tcPr>
-            <w:tcW w:type="dxa" w:w="3324"/>
-          </w:tcPr>
-          <w:p>
-            <w:r/>
-            <w:r>
-              <w:rPr>
-                <w:b w:val="0"/>
-                <w:sz w:val="19"/>
-              </w:rPr>
-              <w:t>서랍 04</w:t>
-            </w:r>
-          </w:p>
-        </w:tc>
-      </w:tr>
-      <w:tr>
-        <w:tc>
-          <w:tcPr>
-            <w:tcW w:type="dxa" w:w="3324"/>
-          </w:tcPr>
-          <w:p>
-            <w:r/>
-            <w:r>
-              <w:rPr>
-                <w:b w:val="0"/>
-                <w:sz w:val="19"/>
-              </w:rPr>
-              <w:t>4. 우리 지역에서 찾는다</w:t>
-            </w:r>
-          </w:p>
-        </w:tc>
-        <w:tc>
-          <w:tcPr>
-            <w:tcW w:type="dxa" w:w="3324"/>
-          </w:tcPr>
-          <w:p>
-            <w:r/>
-            <w:r>
-              <w:rPr>
-                <w:b w:val="0"/>
-                <w:sz w:val="19"/>
-              </w:rPr>
-              <w:t>축제와 재생이 사람을 모으면 그 둘레의 빈 숙박 · 음식 · 체험이 기회가 돼요</w:t>
-            </w:r>
-          </w:p>
-        </w:tc>
-        <w:tc>
-          <w:tcPr>
-            <w:tcW w:type="dxa" w:w="3324"/>
-          </w:tcPr>
-          <w:p>
-            <w:r/>
-            <w:r>
-              <w:rPr>
-                <w:b w:val="0"/>
-                <w:sz w:val="19"/>
-              </w:rPr>
-              <w:t>서랍 04 경주 · 경북 · 안동 → 서랍 08 구미 · 포항 → 12장 로컬크리에이터</w:t>
-            </w:r>
-          </w:p>
-        </w:tc>
-      </w:tr>
-      <w:tr>
-        <w:tc>
-          <w:tcPr>
-            <w:tcW w:type="dxa" w:w="3324"/>
-          </w:tcPr>
-          <w:p>
-            <w:r/>
-            <w:r>
-              <w:rPr>
-                <w:b w:val="0"/>
-                <w:sz w:val="19"/>
-              </w:rPr>
-              <w:t>5. 직접 찾아 낸다</w:t>
-            </w:r>
-          </w:p>
-        </w:tc>
-        <w:tc>
-          <w:tcPr>
-            <w:tcW w:type="dxa" w:w="3324"/>
-          </w:tcPr>
-          <w:p>
-            <w:r/>
-            <w:r>
-              <w:rPr>
-                <w:b w:val="0"/>
-                <w:sz w:val="19"/>
-              </w:rPr>
-              <w:t>공고 사이트를 즐겨찾기 하고, 사업계획서와 AI 실습 자료로 써서 과제로 내요</w:t>
-            </w:r>
-          </w:p>
-        </w:tc>
-        <w:tc>
-          <w:tcPr>
-            <w:tcW w:type="dxa" w:w="3324"/>
-          </w:tcPr>
-          <w:p>
-            <w:r/>
-            <w:r>
-              <w:rPr>
-                <w:b w:val="0"/>
-                <w:sz w:val="19"/>
-              </w:rPr>
-              <w:t>서랍 08 링크 → 서랍 02 과제</w:t>
-            </w:r>
-          </w:p>
-        </w:tc>
-      </w:tr>
-    </w:tbl>
-    <w:p/>
-    <w:p>
-      <w:pPr>
-        <w:keepNext/>
-        <w:spacing w:before="280"/>
-      </w:pPr>
-      <w:r>
-        <w:rPr>
-          <w:b/>
-          <w:color w:val="2F5148"/>
-          <w:sz w:val="28"/>
-        </w:rPr>
-        <w:t>여섯째 · 공모전은 네 칸으로 읽어요</w:t>
-      </w:r>
-    </w:p>
-    <w:p>
-      <w:pPr>
-        <w:spacing w:line="360" w:lineRule="auto"/>
-      </w:pPr>
-      <w:r>
-        <w:rPr>
-          <w:b w:val="0"/>
-        </w:rPr>
-        <w:t xml:space="preserve">서랍 04에는 공모전이 여러 개 나와요. 하나하나 따로 외우면 머리가 터져요. 그런데 잘 보면 </w:t>
-      </w:r>
-      <w:r>
-        <w:rPr>
-          <w:b/>
-        </w:rPr>
-        <w:t>모두 같은 네 칸</w:t>
-      </w:r>
-      <w:r>
-        <w:rPr>
-          <w:b w:val="0"/>
-        </w:rPr>
-        <w:t xml:space="preserve">으로 사람을 골라요. 나이 · 지역 · 업력(회사를 한 지 몇 년인지) · 규모예요. 자본금이나 학벌을 묻는 칸은 어디에도 없어요. 관광을 공부하는 여러분은 이미 자격을 거의 다 갖췄고, 남은 하나는 </w:t>
-      </w:r>
-      <w:r>
-        <w:rPr>
-          <w:b/>
-        </w:rPr>
-        <w:t>낼 것을 만들어 두었는가</w:t>
-      </w:r>
-      <w:r>
-        <w:rPr>
-          <w:b w:val="0"/>
-        </w:rPr>
-        <w:t>뿐이에요.</w:t>
-      </w:r>
-    </w:p>
-    <w:tbl>
-      <w:tblPr>
-        <w:tblStyle w:val="TableGrid"/>
-        <w:tblW w:type="auto" w:w="0"/>
-        <w:tblLook w:firstColumn="1" w:firstRow="1" w:lastColumn="0" w:lastRow="0" w:noHBand="0" w:noVBand="1" w:val="04A0"/>
-      </w:tblPr>
-      <w:tblGrid>
-        <w:gridCol w:w="1994"/>
-        <w:gridCol w:w="1994"/>
-        <w:gridCol w:w="1994"/>
-        <w:gridCol w:w="1994"/>
-        <w:gridCol w:w="1994"/>
-      </w:tblGrid>
-      <w:tr>
-        <w:tc>
-          <w:tcPr>
-            <w:tcW w:type="dxa" w:w="1994"/>
-            <w:shd w:val="clear" w:color="auto" w:fill="2F5148"/>
-          </w:tcPr>
-          <w:p>
-            <w:r/>
-            <w:r>
-              <w:rPr>
-                <w:b/>
-                <w:color w:val="FFFFFF"/>
-                <w:sz w:val="19"/>
-              </w:rPr>
-              <w:t>공모</w:t>
-            </w:r>
-          </w:p>
-        </w:tc>
-        <w:tc>
-          <w:tcPr>
-            <w:tcW w:type="dxa" w:w="1994"/>
-            <w:shd w:val="clear" w:color="auto" w:fill="2F5148"/>
-          </w:tcPr>
-          <w:p>
-            <w:r/>
-            <w:r>
-              <w:rPr>
-                <w:b/>
-                <w:color w:val="FFFFFF"/>
-                <w:sz w:val="19"/>
-              </w:rPr>
-              <w:t>나이</w:t>
-            </w:r>
-          </w:p>
-        </w:tc>
-        <w:tc>
-          <w:tcPr>
-            <w:tcW w:type="dxa" w:w="1994"/>
-            <w:shd w:val="clear" w:color="auto" w:fill="2F5148"/>
-          </w:tcPr>
-          <w:p>
-            <w:r/>
-            <w:r>
-              <w:rPr>
-                <w:b/>
-                <w:color w:val="FFFFFF"/>
-                <w:sz w:val="19"/>
-              </w:rPr>
-              <w:t>지역</w:t>
-            </w:r>
-          </w:p>
-        </w:tc>
-        <w:tc>
-          <w:tcPr>
-            <w:tcW w:type="dxa" w:w="1994"/>
-            <w:shd w:val="clear" w:color="auto" w:fill="2F5148"/>
-          </w:tcPr>
-          <w:p>
-            <w:r/>
-            <w:r>
-              <w:rPr>
-                <w:b/>
-                <w:color w:val="FFFFFF"/>
-                <w:sz w:val="19"/>
-              </w:rPr>
-              <w:t>업력</w:t>
-            </w:r>
-          </w:p>
-        </w:tc>
-        <w:tc>
-          <w:tcPr>
-            <w:tcW w:type="dxa" w:w="1994"/>
-            <w:shd w:val="clear" w:color="auto" w:fill="2F5148"/>
-          </w:tcPr>
-          <w:p>
-            <w:r/>
-            <w:r>
-              <w:rPr>
-                <w:b/>
-                <w:color w:val="FFFFFF"/>
-                <w:sz w:val="19"/>
-              </w:rPr>
-              <w:t>규모(회차 기준)</w:t>
-            </w:r>
-          </w:p>
-        </w:tc>
-      </w:tr>
-      <w:tr>
-        <w:tc>
-          <w:tcPr>
-            <w:tcW w:type="dxa" w:w="1994"/>
             <w:shd w:val="clear" w:color="auto" w:fill="FFF4D6"/>
           </w:tcPr>
           <w:p>
@@ -2967,13 +502,13 @@
                 <w:b/>
                 <w:sz w:val="19"/>
               </w:rPr>
-              <w:t>예비관광벤처 사업공모 · 한국관광공사</w:t>
+              <w:t>④ 한 부로 묶는다</w:t>
             </w:r>
           </w:p>
         </w:tc>
         <w:tc>
           <w:tcPr>
-            <w:tcW w:type="dxa" w:w="1994"/>
+            <w:tcW w:type="dxa" w:w="3324"/>
             <w:shd w:val="clear" w:color="auto" w:fill="FFF4D6"/>
           </w:tcPr>
           <w:p>
@@ -2983,13 +518,13 @@
                 <w:b/>
                 <w:sz w:val="19"/>
               </w:rPr>
-              <w:t>제한 없음</w:t>
+              <w:t>14~16주</w:t>
             </w:r>
           </w:p>
         </w:tc>
         <w:tc>
           <w:tcPr>
-            <w:tcW w:type="dxa" w:w="1994"/>
+            <w:tcW w:type="dxa" w:w="3324"/>
             <w:shd w:val="clear" w:color="auto" w:fill="FFF4D6"/>
           </w:tcPr>
           <w:p>
@@ -2999,424 +534,7 @@
                 <w:b/>
                 <w:sz w:val="19"/>
               </w:rPr>
-              <w:t>전국</w:t>
-            </w:r>
-          </w:p>
-        </w:tc>
-        <w:tc>
-          <w:tcPr>
-            <w:tcW w:type="dxa" w:w="1994"/>
-            <w:shd w:val="clear" w:color="auto" w:fill="FFF4D6"/>
-          </w:tcPr>
-          <w:p>
-            <w:r/>
-            <w:r>
-              <w:rPr>
-                <w:b/>
-                <w:sz w:val="19"/>
-              </w:rPr>
-              <w:t>사업자등록 전</w:t>
-            </w:r>
-          </w:p>
-        </w:tc>
-        <w:tc>
-          <w:tcPr>
-            <w:tcW w:type="dxa" w:w="1994"/>
-            <w:shd w:val="clear" w:color="auto" w:fill="FFF4D6"/>
-          </w:tcPr>
-          <w:p>
-            <w:r/>
-            <w:r>
-              <w:rPr>
-                <w:b/>
-                <w:sz w:val="19"/>
-              </w:rPr>
-              <w:t>3,300~7,700만원(자부담 10%) · 15개 내외 · 제18회</w:t>
-            </w:r>
-          </w:p>
-        </w:tc>
-      </w:tr>
-      <w:tr>
-        <w:tc>
-          <w:tcPr>
-            <w:tcW w:type="dxa" w:w="1994"/>
-          </w:tcPr>
-          <w:p>
-            <w:r/>
-            <w:r>
-              <w:rPr>
-                <w:b w:val="0"/>
-                <w:sz w:val="19"/>
-              </w:rPr>
-              <w:t>관광데이터 활용 공모전 · 한국관광공사</w:t>
-            </w:r>
-          </w:p>
-        </w:tc>
-        <w:tc>
-          <w:tcPr>
-            <w:tcW w:type="dxa" w:w="1994"/>
-          </w:tcPr>
-          <w:p>
-            <w:r/>
-            <w:r>
-              <w:rPr>
-                <w:b w:val="0"/>
-                <w:sz w:val="19"/>
-              </w:rPr>
-              <w:t>제한 없음</w:t>
-            </w:r>
-          </w:p>
-        </w:tc>
-        <w:tc>
-          <w:tcPr>
-            <w:tcW w:type="dxa" w:w="1994"/>
-          </w:tcPr>
-          <w:p>
-            <w:r/>
-            <w:r>
-              <w:rPr>
-                <w:b w:val="0"/>
-                <w:sz w:val="19"/>
-              </w:rPr>
-              <w:t>국내 거주자</w:t>
-            </w:r>
-          </w:p>
-        </w:tc>
-        <w:tc>
-          <w:tcPr>
-            <w:tcW w:type="dxa" w:w="1994"/>
-          </w:tcPr>
-          <w:p>
-            <w:r/>
-            <w:r>
-              <w:rPr>
-                <w:b w:val="0"/>
-                <w:sz w:val="19"/>
-              </w:rPr>
-              <w:t>누구나</w:t>
-            </w:r>
-          </w:p>
-        </w:tc>
-        <w:tc>
-          <w:tcPr>
-            <w:tcW w:type="dxa" w:w="1994"/>
-          </w:tcPr>
-          <w:p>
-            <w:r/>
-            <w:r>
-              <w:rPr>
-                <w:b w:val="0"/>
-                <w:sz w:val="19"/>
-              </w:rPr>
-              <w:t>대상 1,000만원 등 22팀</w:t>
-            </w:r>
-          </w:p>
-        </w:tc>
-      </w:tr>
-      <w:tr>
-        <w:tc>
-          <w:tcPr>
-            <w:tcW w:type="dxa" w:w="1994"/>
-          </w:tcPr>
-          <w:p>
-            <w:r/>
-            <w:r>
-              <w:rPr>
-                <w:b w:val="0"/>
-                <w:sz w:val="19"/>
-              </w:rPr>
-              <w:t>경북 관광 스타트업 · 경북관광기업지원센터</w:t>
-            </w:r>
-          </w:p>
-        </w:tc>
-        <w:tc>
-          <w:tcPr>
-            <w:tcW w:type="dxa" w:w="1994"/>
-          </w:tcPr>
-          <w:p>
-            <w:r/>
-            <w:r>
-              <w:rPr>
-                <w:b w:val="0"/>
-                <w:sz w:val="19"/>
-              </w:rPr>
-              <w:t>제한 없음</w:t>
-            </w:r>
-          </w:p>
-        </w:tc>
-        <w:tc>
-          <w:tcPr>
-            <w:tcW w:type="dxa" w:w="1994"/>
-          </w:tcPr>
-          <w:p>
-            <w:r/>
-            <w:r>
-              <w:rPr>
-                <w:b w:val="0"/>
-                <w:sz w:val="19"/>
-              </w:rPr>
-              <w:t>경상북도</w:t>
-            </w:r>
-          </w:p>
-        </w:tc>
-        <w:tc>
-          <w:tcPr>
-            <w:tcW w:type="dxa" w:w="1994"/>
-          </w:tcPr>
-          <w:p>
-            <w:r/>
-            <w:r>
-              <w:rPr>
-                <w:b w:val="0"/>
-                <w:sz w:val="19"/>
-              </w:rPr>
-              <w:t>예비~1년 / 7년 이내</w:t>
-            </w:r>
-          </w:p>
-        </w:tc>
-        <w:tc>
-          <w:tcPr>
-            <w:tcW w:type="dxa" w:w="1994"/>
-          </w:tcPr>
-          <w:p>
-            <w:r/>
-            <w:r>
-              <w:rPr>
-                <w:b w:val="0"/>
-                <w:sz w:val="19"/>
-              </w:rPr>
-              <w:t>1,000~3,000만원 · 10개사</w:t>
-            </w:r>
-          </w:p>
-        </w:tc>
-      </w:tr>
-      <w:tr>
-        <w:tc>
-          <w:tcPr>
-            <w:tcW w:type="dxa" w:w="1994"/>
-          </w:tcPr>
-          <w:p>
-            <w:r/>
-            <w:r>
-              <w:rPr>
-                <w:b w:val="0"/>
-                <w:sz w:val="19"/>
-              </w:rPr>
-              <w:t>청년 스타트업 관광기업 · 안동시</w:t>
-            </w:r>
-          </w:p>
-        </w:tc>
-        <w:tc>
-          <w:tcPr>
-            <w:tcW w:type="dxa" w:w="1994"/>
-          </w:tcPr>
-          <w:p>
-            <w:r/>
-            <w:r>
-              <w:rPr>
-                <w:b w:val="0"/>
-                <w:sz w:val="19"/>
-              </w:rPr>
-              <w:t>만 39세 이하</w:t>
-            </w:r>
-          </w:p>
-        </w:tc>
-        <w:tc>
-          <w:tcPr>
-            <w:tcW w:type="dxa" w:w="1994"/>
-          </w:tcPr>
-          <w:p>
-            <w:r/>
-            <w:r>
-              <w:rPr>
-                <w:b w:val="0"/>
-                <w:sz w:val="19"/>
-              </w:rPr>
-              <w:t>안동(옮겨 와도 됨)</w:t>
-            </w:r>
-          </w:p>
-        </w:tc>
-        <w:tc>
-          <w:tcPr>
-            <w:tcW w:type="dxa" w:w="1994"/>
-          </w:tcPr>
-          <w:p>
-            <w:r/>
-            <w:r>
-              <w:rPr>
-                <w:b w:val="0"/>
-                <w:sz w:val="19"/>
-              </w:rPr>
-              <w:t>예비~7년</w:t>
-            </w:r>
-          </w:p>
-        </w:tc>
-        <w:tc>
-          <w:tcPr>
-            <w:tcW w:type="dxa" w:w="1994"/>
-          </w:tcPr>
-          <w:p>
-            <w:r/>
-            <w:r>
-              <w:rPr>
-                <w:b w:val="0"/>
-                <w:sz w:val="19"/>
-              </w:rPr>
-              <w:t>1,000~3,000만원 · 8개사</w:t>
-            </w:r>
-          </w:p>
-        </w:tc>
-      </w:tr>
-      <w:tr>
-        <w:tc>
-          <w:tcPr>
-            <w:tcW w:type="dxa" w:w="1994"/>
-          </w:tcPr>
-          <w:p>
-            <w:r/>
-            <w:r>
-              <w:rPr>
-                <w:b w:val="0"/>
-                <w:sz w:val="19"/>
-              </w:rPr>
-              <w:t>청년 로컬크리에이터 레벨업 · 부산광역시</w:t>
-            </w:r>
-          </w:p>
-        </w:tc>
-        <w:tc>
-          <w:tcPr>
-            <w:tcW w:type="dxa" w:w="1994"/>
-          </w:tcPr>
-          <w:p>
-            <w:r/>
-            <w:r>
-              <w:rPr>
-                <w:b w:val="0"/>
-                <w:sz w:val="19"/>
-              </w:rPr>
-              <w:t>만 39세 이하</w:t>
-            </w:r>
-          </w:p>
-        </w:tc>
-        <w:tc>
-          <w:tcPr>
-            <w:tcW w:type="dxa" w:w="1994"/>
-          </w:tcPr>
-          <w:p>
-            <w:r/>
-            <w:r>
-              <w:rPr>
-                <w:b w:val="0"/>
-                <w:sz w:val="19"/>
-              </w:rPr>
-              <w:t>부산</w:t>
-            </w:r>
-          </w:p>
-        </w:tc>
-        <w:tc>
-          <w:tcPr>
-            <w:tcW w:type="dxa" w:w="1994"/>
-          </w:tcPr>
-          <w:p>
-            <w:r/>
-            <w:r>
-              <w:rPr>
-                <w:b w:val="0"/>
-                <w:sz w:val="19"/>
-              </w:rPr>
-              <w:t>7년 미만</w:t>
-            </w:r>
-          </w:p>
-        </w:tc>
-        <w:tc>
-          <w:tcPr>
-            <w:tcW w:type="dxa" w:w="1994"/>
-          </w:tcPr>
-          <w:p>
-            <w:r/>
-            <w:r>
-              <w:rPr>
-                <w:b w:val="0"/>
-                <w:sz w:val="19"/>
-              </w:rPr>
-              <w:t>개인 7개사 / 협업 2개팀</w:t>
-            </w:r>
-          </w:p>
-        </w:tc>
-      </w:tr>
-      <w:tr>
-        <w:tc>
-          <w:tcPr>
-            <w:tcW w:type="dxa" w:w="1994"/>
-          </w:tcPr>
-          <w:p>
-            <w:r/>
-            <w:r>
-              <w:rPr>
-                <w:b w:val="0"/>
-                <w:sz w:val="19"/>
-              </w:rPr>
-              <w:t>신골든 창업 특구 · 경주 황오동</w:t>
-            </w:r>
-          </w:p>
-        </w:tc>
-        <w:tc>
-          <w:tcPr>
-            <w:tcW w:type="dxa" w:w="1994"/>
-          </w:tcPr>
-          <w:p>
-            <w:r/>
-            <w:r>
-              <w:rPr>
-                <w:b w:val="0"/>
-                <w:sz w:val="19"/>
-              </w:rPr>
-              <w:t>19~39세</w:t>
-            </w:r>
-          </w:p>
-        </w:tc>
-        <w:tc>
-          <w:tcPr>
-            <w:tcW w:type="dxa" w:w="1994"/>
-          </w:tcPr>
-          <w:p>
-            <w:r/>
-            <w:r>
-              <w:rPr>
-                <w:b w:val="0"/>
-                <w:sz w:val="19"/>
-              </w:rPr>
-              <w:t>경주 거주</w:t>
-            </w:r>
-          </w:p>
-        </w:tc>
-        <w:tc>
-          <w:tcPr>
-            <w:tcW w:type="dxa" w:w="1994"/>
-          </w:tcPr>
-          <w:p>
-            <w:r/>
-            <w:r>
-              <w:rPr>
-                <w:b w:val="0"/>
-                <w:sz w:val="19"/>
-              </w:rPr>
-              <w:t>제한 없음</w:t>
-            </w:r>
-          </w:p>
-        </w:tc>
-        <w:tc>
-          <w:tcPr>
-            <w:tcW w:type="dxa" w:w="1994"/>
-          </w:tcPr>
-          <w:p>
-            <w:r/>
-            <w:r>
-              <w:rPr>
-                <w:b w:val="0"/>
-                <w:sz w:val="19"/>
-              </w:rPr>
-              <w:t>최대 3,500만원(자부담 20%)</w:t>
+              <w:t>진짜 심사처럼 발표하고, 기말(12/15)에 사업계획서 한 부를 내요</w:t>
             </w:r>
           </w:p>
         </w:tc>
@@ -3431,780 +549,19 @@
         <w:rPr>
           <w:b w:val="0"/>
         </w:rPr>
-        <w:t xml:space="preserve">표를 </w:t>
+        <w:t xml:space="preserve">중간시험까지는 칸을 </w:t>
       </w:r>
       <w:r>
         <w:rPr>
           <w:b/>
         </w:rPr>
-        <w:t>세로로</w:t>
+        <w:t>세 개만</w:t>
       </w:r>
       <w:r>
         <w:rPr>
           <w:b w:val="0"/>
         </w:rPr>
-        <w:t xml:space="preserve"> 읽으면 내가 오늘 낼 수 있는 줄이 보여요. </w:t>
-      </w:r>
-      <w:r>
-        <w:rPr>
-          <w:b/>
-        </w:rPr>
-        <w:t>가로로</w:t>
-      </w:r>
-      <w:r>
-        <w:rPr>
-          <w:b w:val="0"/>
-        </w:rPr>
-        <w:t xml:space="preserve"> 읽으면 같은 아이템 하나로 여러 문을 두드릴 수 있다는 게 보여요.</w:t>
-      </w:r>
-    </w:p>
-    <w:p>
-      <w:pPr>
-        <w:keepNext/>
-        <w:spacing w:before="280"/>
-      </w:pPr>
-      <w:r>
-        <w:rPr>
-          <w:b/>
-          <w:color w:val="2F5148"/>
-          <w:sz w:val="28"/>
-        </w:rPr>
-        <w:t>일곱째 · 공고문은 여섯 겹으로 나와요</w:t>
-      </w:r>
-    </w:p>
-    <w:p>
-      <w:pPr>
-        <w:spacing w:line="360" w:lineRule="auto"/>
-      </w:pPr>
-      <w:r>
-        <w:rPr>
-          <w:b w:val="0"/>
-        </w:rPr>
-        <w:t xml:space="preserve">서랍 08의 링크 가운데 Ⓛ 표시가 붙은 것들은 서로 다른 사업이 아니에요. </w:t>
-      </w:r>
-      <w:r>
-        <w:rPr>
-          <w:b/>
-        </w:rPr>
-        <w:t>같은 사업 하나가 문서마다 다른 얼굴로 나온 것</w:t>
-      </w:r>
-      <w:r>
-        <w:rPr>
-          <w:b w:val="0"/>
-        </w:rPr>
-        <w:t>이에요. 양파 껍질처럼 바깥 겹은 알기 쉬운 홍보 글이고, 안쪽으로 갈수록 규칙만 남아요. 아래 순서대로 읽어요.</w:t>
-      </w:r>
-    </w:p>
-    <w:tbl>
-      <w:tblPr>
-        <w:tblStyle w:val="TableGrid"/>
-        <w:tblW w:type="auto" w:w="0"/>
-        <w:tblLook w:firstColumn="1" w:firstRow="1" w:lastColumn="0" w:lastRow="0" w:noHBand="0" w:noVBand="1" w:val="04A0"/>
-      </w:tblPr>
-      <w:tblGrid>
-        <w:gridCol w:w="3324"/>
-        <w:gridCol w:w="3324"/>
-        <w:gridCol w:w="3324"/>
-      </w:tblGrid>
-      <w:tr>
-        <w:tc>
-          <w:tcPr>
-            <w:tcW w:type="dxa" w:w="3324"/>
-            <w:shd w:val="clear" w:color="auto" w:fill="2F5148"/>
-          </w:tcPr>
-          <w:p>
-            <w:r/>
-            <w:r>
-              <w:rPr>
-                <w:b/>
-                <w:color w:val="FFFFFF"/>
-                <w:sz w:val="19"/>
-              </w:rPr>
-              <w:t>순서</w:t>
-            </w:r>
-          </w:p>
-        </w:tc>
-        <w:tc>
-          <w:tcPr>
-            <w:tcW w:type="dxa" w:w="3324"/>
-            <w:shd w:val="clear" w:color="auto" w:fill="2F5148"/>
-          </w:tcPr>
-          <w:p>
-            <w:r/>
-            <w:r>
-              <w:rPr>
-                <w:b/>
-                <w:color w:val="FFFFFF"/>
-                <w:sz w:val="19"/>
-              </w:rPr>
-              <w:t>문서</w:t>
-            </w:r>
-          </w:p>
-        </w:tc>
-        <w:tc>
-          <w:tcPr>
-            <w:tcW w:type="dxa" w:w="3324"/>
-            <w:shd w:val="clear" w:color="auto" w:fill="2F5148"/>
-          </w:tcPr>
-          <w:p>
-            <w:r/>
-            <w:r>
-              <w:rPr>
-                <w:b/>
-                <w:color w:val="FFFFFF"/>
-                <w:sz w:val="19"/>
-              </w:rPr>
-              <w:t>여기에만 있는 것</w:t>
-            </w:r>
-          </w:p>
-        </w:tc>
-      </w:tr>
-      <w:tr>
-        <w:tc>
-          <w:tcPr>
-            <w:tcW w:type="dxa" w:w="3324"/>
-          </w:tcPr>
-          <w:p>
-            <w:r/>
-            <w:r>
-              <w:rPr>
-                <w:b w:val="0"/>
-                <w:sz w:val="19"/>
-              </w:rPr>
-              <w:t>1</w:t>
-            </w:r>
-          </w:p>
-        </w:tc>
-        <w:tc>
-          <w:tcPr>
-            <w:tcW w:type="dxa" w:w="3324"/>
-          </w:tcPr>
-          <w:p>
-            <w:r/>
-            <w:r>
-              <w:rPr>
-                <w:b w:val="0"/>
-                <w:sz w:val="19"/>
-              </w:rPr>
-              <w:t>예고 · 통합공고</w:t>
-            </w:r>
-          </w:p>
-        </w:tc>
-        <w:tc>
-          <w:tcPr>
-            <w:tcW w:type="dxa" w:w="3324"/>
-          </w:tcPr>
-          <w:p>
-            <w:r/>
-            <w:r>
-              <w:rPr>
-                <w:b w:val="0"/>
-                <w:sz w:val="19"/>
-              </w:rPr>
-              <w:t>「올해 이런 사업을 해요」 — 준비를 시작할 때</w:t>
-            </w:r>
-          </w:p>
-        </w:tc>
-      </w:tr>
-      <w:tr>
-        <w:tc>
-          <w:tcPr>
-            <w:tcW w:type="dxa" w:w="3324"/>
-          </w:tcPr>
-          <w:p>
-            <w:r/>
-            <w:r>
-              <w:rPr>
-                <w:b w:val="0"/>
-                <w:sz w:val="19"/>
-              </w:rPr>
-              <w:t>2</w:t>
-            </w:r>
-          </w:p>
-        </w:tc>
-        <w:tc>
-          <w:tcPr>
-            <w:tcW w:type="dxa" w:w="3324"/>
-          </w:tcPr>
-          <w:p>
-            <w:r/>
-            <w:r>
-              <w:rPr>
-                <w:b w:val="0"/>
-                <w:sz w:val="19"/>
-              </w:rPr>
-              <w:t>보도자료</w:t>
-            </w:r>
-          </w:p>
-        </w:tc>
-        <w:tc>
-          <w:tcPr>
-            <w:tcW w:type="dxa" w:w="3324"/>
-          </w:tcPr>
-          <w:p>
-            <w:r/>
-            <w:r>
-              <w:rPr>
-                <w:b w:val="0"/>
-                <w:sz w:val="19"/>
-              </w:rPr>
-              <w:t>흩어진 숫자가 한 문단에 모이고, 정부가 왜 하는지가 문장으로 나와요</w:t>
-            </w:r>
-          </w:p>
-        </w:tc>
-      </w:tr>
-      <w:tr>
-        <w:tc>
-          <w:tcPr>
-            <w:tcW w:type="dxa" w:w="3324"/>
-          </w:tcPr>
-          <w:p>
-            <w:r/>
-            <w:r>
-              <w:rPr>
-                <w:b w:val="0"/>
-                <w:sz w:val="19"/>
-              </w:rPr>
-              <w:t>3</w:t>
-            </w:r>
-          </w:p>
-        </w:tc>
-        <w:tc>
-          <w:tcPr>
-            <w:tcW w:type="dxa" w:w="3324"/>
-          </w:tcPr>
-          <w:p>
-            <w:r/>
-            <w:r>
-              <w:rPr>
-                <w:b w:val="0"/>
-                <w:sz w:val="19"/>
-              </w:rPr>
-              <w:t>모집공고</w:t>
-            </w:r>
-          </w:p>
-        </w:tc>
-        <w:tc>
-          <w:tcPr>
-            <w:tcW w:type="dxa" w:w="3324"/>
-          </w:tcPr>
-          <w:p>
-            <w:r/>
-            <w:r>
-              <w:rPr>
-                <w:b w:val="0"/>
-                <w:sz w:val="19"/>
-              </w:rPr>
-              <w:t>접수 기간과 낼 서류가 확정된 문서</w:t>
-            </w:r>
-          </w:p>
-        </w:tc>
-      </w:tr>
-      <w:tr>
-        <w:tc>
-          <w:tcPr>
-            <w:tcW w:type="dxa" w:w="3324"/>
-          </w:tcPr>
-          <w:p>
-            <w:r/>
-            <w:r>
-              <w:rPr>
-                <w:b w:val="0"/>
-                <w:sz w:val="19"/>
-              </w:rPr>
-              <w:t>4</w:t>
-            </w:r>
-          </w:p>
-        </w:tc>
-        <w:tc>
-          <w:tcPr>
-            <w:tcW w:type="dxa" w:w="3324"/>
-          </w:tcPr>
-          <w:p>
-            <w:r/>
-            <w:r>
-              <w:rPr>
-                <w:b w:val="0"/>
-                <w:sz w:val="19"/>
-              </w:rPr>
-              <w:t>지역판 공고</w:t>
-            </w:r>
-          </w:p>
-        </w:tc>
-        <w:tc>
-          <w:tcPr>
-            <w:tcW w:type="dxa" w:w="3324"/>
-          </w:tcPr>
-          <w:p>
-            <w:r/>
-            <w:r>
-              <w:rPr>
-                <w:b w:val="0"/>
-                <w:sz w:val="19"/>
-              </w:rPr>
-              <w:t>같은 사업의 시 · 도 버전 — 또 하나의 문</w:t>
-            </w:r>
-          </w:p>
-        </w:tc>
-      </w:tr>
-      <w:tr>
-        <w:tc>
-          <w:tcPr>
-            <w:tcW w:type="dxa" w:w="3324"/>
-          </w:tcPr>
-          <w:p>
-            <w:r/>
-            <w:r>
-              <w:rPr>
-                <w:b w:val="0"/>
-                <w:sz w:val="19"/>
-              </w:rPr>
-              <w:t>5</w:t>
-            </w:r>
-          </w:p>
-        </w:tc>
-        <w:tc>
-          <w:tcPr>
-            <w:tcW w:type="dxa" w:w="3324"/>
-          </w:tcPr>
-          <w:p>
-            <w:r/>
-            <w:r>
-              <w:rPr>
-                <w:b w:val="0"/>
-                <w:sz w:val="19"/>
-              </w:rPr>
-              <w:t>세부관리기준</w:t>
-            </w:r>
-          </w:p>
-        </w:tc>
-        <w:tc>
-          <w:tcPr>
-            <w:tcW w:type="dxa" w:w="3324"/>
-          </w:tcPr>
-          <w:p>
-            <w:r/>
-            <w:r>
-              <w:rPr>
-                <w:b w:val="0"/>
-                <w:sz w:val="19"/>
-              </w:rPr>
-              <w:t>심사 기준 · 쓸 수 있는 돈 · 돈을 돌려줘야 하는 경우</w:t>
-            </w:r>
-          </w:p>
-        </w:tc>
-      </w:tr>
-      <w:tr>
-        <w:tc>
-          <w:tcPr>
-            <w:tcW w:type="dxa" w:w="3324"/>
-          </w:tcPr>
-          <w:p>
-            <w:r/>
-            <w:r>
-              <w:rPr>
-                <w:b w:val="0"/>
-                <w:sz w:val="19"/>
-              </w:rPr>
-              <w:t>6</w:t>
-            </w:r>
-          </w:p>
-        </w:tc>
-        <w:tc>
-          <w:tcPr>
-            <w:tcW w:type="dxa" w:w="3324"/>
-          </w:tcPr>
-          <w:p>
-            <w:r/>
-            <w:r>
-              <w:rPr>
-                <w:b w:val="0"/>
-                <w:sz w:val="19"/>
-              </w:rPr>
-              <w:t>공식 블로그</w:t>
-            </w:r>
-          </w:p>
-        </w:tc>
-        <w:tc>
-          <w:tcPr>
-            <w:tcW w:type="dxa" w:w="3324"/>
-          </w:tcPr>
-          <w:p>
-            <w:r/>
-            <w:r>
-              <w:rPr>
-                <w:b w:val="0"/>
-                <w:sz w:val="19"/>
-              </w:rPr>
-              <w:t>같은 내용의 카드뉴스 — 들어가기 쉽지만, 요약이라 빠지는 것이 있어요</w:t>
-            </w:r>
-          </w:p>
-        </w:tc>
-      </w:tr>
-    </w:tbl>
-    <w:p/>
-    <w:p>
-      <w:pPr>
-        <w:keepNext/>
-        <w:spacing w:before="280"/>
-      </w:pPr>
-      <w:r>
-        <w:rPr>
-          <w:b/>
-          <w:color w:val="2F5148"/>
-          <w:sz w:val="28"/>
-        </w:rPr>
-        <w:t>여덟째 · 한 학기 동안 걸어온 길</w:t>
-      </w:r>
-    </w:p>
-    <w:p>
-      <w:pPr>
-        <w:spacing w:line="360" w:lineRule="auto"/>
-      </w:pPr>
-      <w:r>
-        <w:rPr>
-          <w:b w:val="0"/>
-        </w:rPr>
-        <w:t xml:space="preserve">한 학기는 크게 </w:t>
-      </w:r>
-      <w:r>
-        <w:rPr>
-          <w:b/>
-        </w:rPr>
-        <w:t>네 덩어리</w:t>
-      </w:r>
-      <w:r>
-        <w:rPr>
-          <w:b w:val="0"/>
-        </w:rPr>
-        <w:t>예요. 처음에는 틀을 잡고, 다음에는 내 것으로 좁혀요. 그다음 진짜 손님이 있는지 숫자로 증명하고, 마지막에 한 부로 묶어요.</w:t>
-      </w:r>
-    </w:p>
-    <w:p>
-      <w:pPr>
-        <w:spacing w:line="360" w:lineRule="auto"/>
-      </w:pPr>
-      <w:r>
-        <w:rPr>
-          <w:b w:val="0"/>
-        </w:rPr>
-        <w:t xml:space="preserve">사업계획서는 칸이 아주 많아서 한꺼번에 쓰면 숨이 차요. 그래서 이 수업은 </w:t>
-      </w:r>
-      <w:r>
-        <w:rPr>
-          <w:b/>
-        </w:rPr>
-        <w:t>중간시험까지 세 칸만</w:t>
-      </w:r>
-      <w:r>
-        <w:rPr>
-          <w:b w:val="0"/>
-        </w:rPr>
-        <w:t xml:space="preserve"> 먼저 완성해요. 양식에서 가장 먼저 읽히고 가장 크게 점수가 매겨지는 칸들이에요. 이 세 칸이 튼튼하면 나머지 칸은 그 위에 쌓기만 하면 돼요.</w:t>
-      </w:r>
-    </w:p>
-    <w:tbl>
-      <w:tblPr>
-        <w:tblStyle w:val="TableGrid"/>
-        <w:tblW w:type="auto" w:w="0"/>
-        <w:tblLook w:firstColumn="1" w:firstRow="1" w:lastColumn="0" w:lastRow="0" w:noHBand="0" w:noVBand="1" w:val="04A0"/>
-      </w:tblPr>
-      <w:tblGrid>
-        <w:gridCol w:w="2493"/>
-        <w:gridCol w:w="2493"/>
-        <w:gridCol w:w="2493"/>
-        <w:gridCol w:w="2493"/>
-      </w:tblGrid>
-      <w:tr>
-        <w:tc>
-          <w:tcPr>
-            <w:tcW w:type="dxa" w:w="2493"/>
-            <w:shd w:val="clear" w:color="auto" w:fill="2F5148"/>
-          </w:tcPr>
-          <w:p>
-            <w:r/>
-            <w:r>
-              <w:rPr>
-                <w:b/>
-                <w:color w:val="FFFFFF"/>
-                <w:sz w:val="19"/>
-              </w:rPr>
-              <w:t>칸 번호</w:t>
-            </w:r>
-          </w:p>
-        </w:tc>
-        <w:tc>
-          <w:tcPr>
-            <w:tcW w:type="dxa" w:w="2493"/>
-            <w:shd w:val="clear" w:color="auto" w:fill="2F5148"/>
-          </w:tcPr>
-          <w:p>
-            <w:r/>
-            <w:r>
-              <w:rPr>
-                <w:b/>
-                <w:color w:val="FFFFFF"/>
-                <w:sz w:val="19"/>
-              </w:rPr>
-              <w:t>양식의 이름</w:t>
-            </w:r>
-          </w:p>
-        </w:tc>
-        <w:tc>
-          <w:tcPr>
-            <w:tcW w:type="dxa" w:w="2493"/>
-            <w:shd w:val="clear" w:color="auto" w:fill="2F5148"/>
-          </w:tcPr>
-          <w:p>
-            <w:r/>
-            <w:r>
-              <w:rPr>
-                <w:b/>
-                <w:color w:val="FFFFFF"/>
-                <w:sz w:val="19"/>
-              </w:rPr>
-              <w:t>쉽게 말하면</w:t>
-            </w:r>
-          </w:p>
-        </w:tc>
-        <w:tc>
-          <w:tcPr>
-            <w:tcW w:type="dxa" w:w="2493"/>
-            <w:shd w:val="clear" w:color="auto" w:fill="2F5148"/>
-          </w:tcPr>
-          <w:p>
-            <w:r/>
-            <w:r>
-              <w:rPr>
-                <w:b/>
-                <w:color w:val="FFFFFF"/>
-                <w:sz w:val="19"/>
-              </w:rPr>
-              <w:t>준비한 주</w:t>
-            </w:r>
-          </w:p>
-        </w:tc>
-      </w:tr>
-      <w:tr>
-        <w:tc>
-          <w:tcPr>
-            <w:tcW w:type="dxa" w:w="2493"/>
-          </w:tcPr>
-          <w:p>
-            <w:r/>
-            <w:r>
-              <w:rPr>
-                <w:b w:val="0"/>
-                <w:sz w:val="19"/>
-              </w:rPr>
-              <w:t>1-1</w:t>
-            </w:r>
-          </w:p>
-        </w:tc>
-        <w:tc>
-          <w:tcPr>
-            <w:tcW w:type="dxa" w:w="2493"/>
-          </w:tcPr>
-          <w:p>
-            <w:r/>
-            <w:r>
-              <w:rPr>
-                <w:b w:val="0"/>
-                <w:sz w:val="19"/>
-              </w:rPr>
-              <w:t>문제 인식의 구체성 및 현실성</w:t>
-            </w:r>
-          </w:p>
-        </w:tc>
-        <w:tc>
-          <w:tcPr>
-            <w:tcW w:type="dxa" w:w="2493"/>
-          </w:tcPr>
-          <w:p>
-            <w:r/>
-            <w:r>
-              <w:rPr>
-                <w:b w:val="0"/>
-                <w:sz w:val="19"/>
-              </w:rPr>
-              <w:t>「누가, 무엇이 불편한가요? 그 불편이 진짜라는 증거는요?」</w:t>
-            </w:r>
-          </w:p>
-        </w:tc>
-        <w:tc>
-          <w:tcPr>
-            <w:tcW w:type="dxa" w:w="2493"/>
-          </w:tcPr>
-          <w:p>
-            <w:r/>
-            <w:r>
-              <w:rPr>
-                <w:b w:val="0"/>
-                <w:sz w:val="19"/>
-              </w:rPr>
-              <w:t>1~5주</w:t>
-            </w:r>
-          </w:p>
-        </w:tc>
-      </w:tr>
-      <w:tr>
-        <w:tc>
-          <w:tcPr>
-            <w:tcW w:type="dxa" w:w="2493"/>
-          </w:tcPr>
-          <w:p>
-            <w:r/>
-            <w:r>
-              <w:rPr>
-                <w:b w:val="0"/>
-                <w:sz w:val="19"/>
-              </w:rPr>
-              <w:t>2-1</w:t>
-            </w:r>
-          </w:p>
-        </w:tc>
-        <w:tc>
-          <w:tcPr>
-            <w:tcW w:type="dxa" w:w="2493"/>
-          </w:tcPr>
-          <w:p>
-            <w:r/>
-            <w:r>
-              <w:rPr>
-                <w:b w:val="0"/>
-                <w:sz w:val="19"/>
-              </w:rPr>
-              <w:t>시장현황 및 목표고객</w:t>
-            </w:r>
-          </w:p>
-        </w:tc>
-        <w:tc>
-          <w:tcPr>
-            <w:tcW w:type="dxa" w:w="2493"/>
-          </w:tcPr>
-          <w:p>
-            <w:r/>
-            <w:r>
-              <w:rPr>
-                <w:b w:val="0"/>
-                <w:sz w:val="19"/>
-              </w:rPr>
-              <w:t>「내 손님은 정확히 누구고, 몇 명이나 있나요?」</w:t>
-            </w:r>
-          </w:p>
-        </w:tc>
-        <w:tc>
-          <w:tcPr>
-            <w:tcW w:type="dxa" w:w="2493"/>
-          </w:tcPr>
-          <w:p>
-            <w:r/>
-            <w:r>
-              <w:rPr>
-                <w:b w:val="0"/>
-                <w:sz w:val="19"/>
-              </w:rPr>
-              <w:t>6주</w:t>
-            </w:r>
-          </w:p>
-        </w:tc>
-      </w:tr>
-      <w:tr>
-        <w:tc>
-          <w:tcPr>
-            <w:tcW w:type="dxa" w:w="2493"/>
-          </w:tcPr>
-          <w:p>
-            <w:r/>
-            <w:r>
-              <w:rPr>
-                <w:b w:val="0"/>
-                <w:sz w:val="19"/>
-              </w:rPr>
-              <w:t>4-1</w:t>
-            </w:r>
-          </w:p>
-        </w:tc>
-        <w:tc>
-          <w:tcPr>
-            <w:tcW w:type="dxa" w:w="2493"/>
-          </w:tcPr>
-          <w:p>
-            <w:r/>
-            <w:r>
-              <w:rPr>
-                <w:b w:val="0"/>
-                <w:sz w:val="19"/>
-              </w:rPr>
-              <w:t>관광시장 이해도 · 트렌드</w:t>
-            </w:r>
-          </w:p>
-        </w:tc>
-        <w:tc>
-          <w:tcPr>
-            <w:tcW w:type="dxa" w:w="2493"/>
-          </w:tcPr>
-          <w:p>
-            <w:r/>
-            <w:r>
-              <w:rPr>
-                <w:b w:val="0"/>
-                <w:sz w:val="19"/>
-              </w:rPr>
-              <w:t>「요즘 여행 흐름과 내 아이템이 맞나요?」</w:t>
-            </w:r>
-          </w:p>
-        </w:tc>
-        <w:tc>
-          <w:tcPr>
-            <w:tcW w:type="dxa" w:w="2493"/>
-          </w:tcPr>
-          <w:p>
-            <w:r/>
-            <w:r>
-              <w:rPr>
-                <w:b w:val="0"/>
-                <w:sz w:val="19"/>
-              </w:rPr>
-              <w:t>7주</w:t>
-            </w:r>
-          </w:p>
-        </w:tc>
-      </w:tr>
-    </w:tbl>
-    <w:p/>
-    <w:p>
-      <w:pPr>
-        <w:spacing w:line="360" w:lineRule="auto"/>
-      </w:pPr>
-      <w:r>
-        <w:rPr>
-          <w:b w:val="0"/>
-        </w:rPr>
-        <w:t xml:space="preserve">세 칸을 숙제에 비유하면 </w:t>
-      </w:r>
-      <w:r>
-        <w:rPr>
-          <w:b/>
-        </w:rPr>
-        <w:t>1-1은 「왜 하나요?」, 2-1은 「누구를 위해 하나요?」, 4-1은 「지금 하기 좋은 때인가요?」</w:t>
-      </w:r>
-      <w:r>
-        <w:rPr>
-          <w:b w:val="0"/>
-        </w:rPr>
-        <w:t>예요. 4-1을 쓸 때는 1주차 상자의 깜빡이 알약 「● 2026 관광 트렌드」를 열어 보세요.</w:t>
-      </w:r>
-    </w:p>
-    <w:p>
-      <w:pPr>
-        <w:spacing w:line="360" w:lineRule="auto"/>
-      </w:pPr>
-      <w:r>
-        <w:rPr>
-          <w:b w:val="0"/>
-        </w:rPr>
-        <w:t xml:space="preserve">중간시험 뒤에는 </w:t>
+        <w:t xml:space="preserve"> 먼저 완성해요. 1-1은 「왜 이 일을 하나요?」, 2-1은 「누구를 위해 하나요?」, 4-1은 「지금 하기 좋은 때인가요?」를 묻는 칸이에요. 이 세 칸이 튼튼하면 나머지 칸은 그 위에 쌓기만 하면 돼요. 중간시험 뒤에는 </w:t>
       </w:r>
       <w:r>
         <w:rPr>
@@ -4216,7 +573,7 @@
         <w:rPr>
           <w:b w:val="0"/>
         </w:rPr>
-        <w:t xml:space="preserve">이 기다려요. EO Korea 유튜브 영상 두 편을 골라, 실제 창업가가 어떻게 문제를 찾고 넘어지고 다시 일어섰는지 읽어요. 그리고 좌우로 넘기는 발표용 HTML로 만들어 내요. 마감은 </w:t>
+        <w:t xml:space="preserve">이 있어요. 실제 창업가가 나오는 영상 두 편을 보고 발표 자료로 만드는 과제이고, 마감은 </w:t>
       </w:r>
       <w:r>
         <w:rPr>
@@ -4234,1558 +591,6 @@
     <w:p>
       <w:pPr>
         <w:keepNext/>
-        <w:spacing w:before="160"/>
-      </w:pPr>
-      <w:r>
-        <w:rPr>
-          <w:b/>
-          <w:color w:val="2F5148"/>
-          <w:sz w:val="22"/>
-        </w:rPr>
-        <w:t>① 틀을 잡는다 · 1~3주</w:t>
-      </w:r>
-    </w:p>
-    <w:tbl>
-      <w:tblPr>
-        <w:tblStyle w:val="TableGrid"/>
-        <w:tblW w:type="auto" w:w="0"/>
-        <w:tblLook w:firstColumn="1" w:firstRow="1" w:lastColumn="0" w:lastRow="0" w:noHBand="0" w:noVBand="1" w:val="04A0"/>
-      </w:tblPr>
-      <w:tblGrid>
-        <w:gridCol w:w="2493"/>
-        <w:gridCol w:w="2493"/>
-        <w:gridCol w:w="2493"/>
-        <w:gridCol w:w="2493"/>
-      </w:tblGrid>
-      <w:tr>
-        <w:tc>
-          <w:tcPr>
-            <w:tcW w:type="dxa" w:w="2493"/>
-            <w:shd w:val="clear" w:color="auto" w:fill="2F5148"/>
-          </w:tcPr>
-          <w:p>
-            <w:r/>
-            <w:r>
-              <w:rPr>
-                <w:b/>
-                <w:color w:val="FFFFFF"/>
-                <w:sz w:val="19"/>
-              </w:rPr>
-              <w:t>주</w:t>
-            </w:r>
-          </w:p>
-        </w:tc>
-        <w:tc>
-          <w:tcPr>
-            <w:tcW w:type="dxa" w:w="2493"/>
-            <w:shd w:val="clear" w:color="auto" w:fill="2F5148"/>
-          </w:tcPr>
-          <w:p>
-            <w:r/>
-            <w:r>
-              <w:rPr>
-                <w:b/>
-                <w:color w:val="FFFFFF"/>
-                <w:sz w:val="19"/>
-              </w:rPr>
-              <w:t>날짜</w:t>
-            </w:r>
-          </w:p>
-        </w:tc>
-        <w:tc>
-          <w:tcPr>
-            <w:tcW w:type="dxa" w:w="2493"/>
-            <w:shd w:val="clear" w:color="auto" w:fill="2F5148"/>
-          </w:tcPr>
-          <w:p>
-            <w:r/>
-            <w:r>
-              <w:rPr>
-                <w:b/>
-                <w:color w:val="FFFFFF"/>
-                <w:sz w:val="19"/>
-              </w:rPr>
-              <w:t>이날의 이야기</w:t>
-            </w:r>
-          </w:p>
-        </w:tc>
-        <w:tc>
-          <w:tcPr>
-            <w:tcW w:type="dxa" w:w="2493"/>
-            <w:shd w:val="clear" w:color="auto" w:fill="2F5148"/>
-          </w:tcPr>
-          <w:p>
-            <w:r/>
-            <w:r>
-              <w:rPr>
-                <w:b/>
-                <w:color w:val="FFFFFF"/>
-                <w:sz w:val="19"/>
-              </w:rPr>
-              <w:t>손에 남는 것</w:t>
-            </w:r>
-          </w:p>
-        </w:tc>
-      </w:tr>
-      <w:tr>
-        <w:tc>
-          <w:tcPr>
-            <w:tcW w:type="dxa" w:w="2493"/>
-          </w:tcPr>
-          <w:p>
-            <w:r/>
-            <w:r>
-              <w:rPr>
-                <w:b w:val="0"/>
-                <w:sz w:val="19"/>
-              </w:rPr>
-              <w:t>1</w:t>
-            </w:r>
-          </w:p>
-        </w:tc>
-        <w:tc>
-          <w:tcPr>
-            <w:tcW w:type="dxa" w:w="2493"/>
-          </w:tcPr>
-          <w:p>
-            <w:r/>
-            <w:r>
-              <w:rPr>
-                <w:b w:val="0"/>
-                <w:sz w:val="19"/>
-              </w:rPr>
-              <w:t>9/1</w:t>
-            </w:r>
-          </w:p>
-        </w:tc>
-        <w:tc>
-          <w:tcPr>
-            <w:tcW w:type="dxa" w:w="2493"/>
-          </w:tcPr>
-          <w:p>
-            <w:r/>
-            <w:r>
-              <w:rPr>
-                <w:b w:val="0"/>
-                <w:sz w:val="19"/>
-              </w:rPr>
-              <w:t>사업계획서는 네 칸이에요(P · S · S · T). 공고문을 요약 말고 원문 그대로 읽어 봐요</w:t>
-            </w:r>
-          </w:p>
-        </w:tc>
-        <w:tc>
-          <w:tcPr>
-            <w:tcW w:type="dxa" w:w="2493"/>
-          </w:tcPr>
-          <w:p>
-            <w:r/>
-            <w:r>
-              <w:rPr>
-                <w:b w:val="0"/>
-                <w:sz w:val="19"/>
-              </w:rPr>
-              <w:t>네 칸의 틀</w:t>
-            </w:r>
-          </w:p>
-        </w:tc>
-      </w:tr>
-      <w:tr>
-        <w:tc>
-          <w:tcPr>
-            <w:tcW w:type="dxa" w:w="2493"/>
-          </w:tcPr>
-          <w:p>
-            <w:r/>
-            <w:r>
-              <w:rPr>
-                <w:b w:val="0"/>
-                <w:sz w:val="19"/>
-              </w:rPr>
-              <w:t>2</w:t>
-            </w:r>
-          </w:p>
-        </w:tc>
-        <w:tc>
-          <w:tcPr>
-            <w:tcW w:type="dxa" w:w="2493"/>
-          </w:tcPr>
-          <w:p>
-            <w:r/>
-            <w:r>
-              <w:rPr>
-                <w:b w:val="0"/>
-                <w:sz w:val="19"/>
-              </w:rPr>
-              <w:t>9/8</w:t>
-            </w:r>
-          </w:p>
-        </w:tc>
-        <w:tc>
-          <w:tcPr>
-            <w:tcW w:type="dxa" w:w="2493"/>
-          </w:tcPr>
-          <w:p>
-            <w:r/>
-            <w:r>
-              <w:rPr>
-                <w:b w:val="0"/>
-                <w:sz w:val="19"/>
-              </w:rPr>
-              <w:t>투어라즈에 가입해요. 실제 관광 회사 한 곳을 골라 발표하고, 내 아이템이 어느 분야인지 찾아봐요</w:t>
-            </w:r>
-          </w:p>
-        </w:tc>
-        <w:tc>
-          <w:tcPr>
-            <w:tcW w:type="dxa" w:w="2493"/>
-          </w:tcPr>
-          <w:p>
-            <w:r/>
-            <w:r>
-              <w:rPr>
-                <w:b w:val="0"/>
-                <w:sz w:val="19"/>
-              </w:rPr>
-              <w:t>내 분야 · 따라 볼 회사</w:t>
-            </w:r>
-          </w:p>
-        </w:tc>
-      </w:tr>
-      <w:tr>
-        <w:tc>
-          <w:tcPr>
-            <w:tcW w:type="dxa" w:w="2493"/>
-          </w:tcPr>
-          <w:p>
-            <w:r/>
-            <w:r>
-              <w:rPr>
-                <w:b w:val="0"/>
-                <w:sz w:val="19"/>
-              </w:rPr>
-              <w:t>3</w:t>
-            </w:r>
-          </w:p>
-        </w:tc>
-        <w:tc>
-          <w:tcPr>
-            <w:tcW w:type="dxa" w:w="2493"/>
-          </w:tcPr>
-          <w:p>
-            <w:r/>
-            <w:r>
-              <w:rPr>
-                <w:b w:val="0"/>
-                <w:sz w:val="19"/>
-              </w:rPr>
-              <w:t>9/15</w:t>
-            </w:r>
-          </w:p>
-        </w:tc>
-        <w:tc>
-          <w:tcPr>
-            <w:tcW w:type="dxa" w:w="2493"/>
-          </w:tcPr>
-          <w:p>
-            <w:r/>
-            <w:r>
-              <w:rPr>
-                <w:b w:val="0"/>
-                <w:sz w:val="19"/>
-              </w:rPr>
-              <w:t>「대략 이런 걸 하고 싶어요」를 말로 꺼내 봐요. 여행사는 어떻게 차리는지도 봐요</w:t>
-            </w:r>
-          </w:p>
-        </w:tc>
-        <w:tc>
-          <w:tcPr>
-            <w:tcW w:type="dxa" w:w="2493"/>
-          </w:tcPr>
-          <w:p>
-            <w:r/>
-            <w:r>
-              <w:rPr>
-                <w:b w:val="0"/>
-                <w:sz w:val="19"/>
-              </w:rPr>
-              <w:t>첫 아이디어</w:t>
-            </w:r>
-          </w:p>
-        </w:tc>
-      </w:tr>
-    </w:tbl>
-    <w:p/>
-    <w:p>
-      <w:pPr>
-        <w:keepNext/>
-        <w:spacing w:before="160"/>
-      </w:pPr>
-      <w:r>
-        <w:rPr>
-          <w:b/>
-          <w:color w:val="2F5148"/>
-          <w:sz w:val="22"/>
-        </w:rPr>
-        <w:t>② 내 것으로 좁힌다 · 4~7주 — 중간의 세 칸을 채우는 시간</w:t>
-      </w:r>
-    </w:p>
-    <w:tbl>
-      <w:tblPr>
-        <w:tblStyle w:val="TableGrid"/>
-        <w:tblW w:type="auto" w:w="0"/>
-        <w:tblLook w:firstColumn="1" w:firstRow="1" w:lastColumn="0" w:lastRow="0" w:noHBand="0" w:noVBand="1" w:val="04A0"/>
-      </w:tblPr>
-      <w:tblGrid>
-        <w:gridCol w:w="1994"/>
-        <w:gridCol w:w="1994"/>
-        <w:gridCol w:w="1994"/>
-        <w:gridCol w:w="1994"/>
-        <w:gridCol w:w="1994"/>
-      </w:tblGrid>
-      <w:tr>
-        <w:tc>
-          <w:tcPr>
-            <w:tcW w:type="dxa" w:w="1994"/>
-            <w:shd w:val="clear" w:color="auto" w:fill="2F5148"/>
-          </w:tcPr>
-          <w:p>
-            <w:r/>
-            <w:r>
-              <w:rPr>
-                <w:b/>
-                <w:color w:val="FFFFFF"/>
-                <w:sz w:val="19"/>
-              </w:rPr>
-              <w:t>주</w:t>
-            </w:r>
-          </w:p>
-        </w:tc>
-        <w:tc>
-          <w:tcPr>
-            <w:tcW w:type="dxa" w:w="1994"/>
-            <w:shd w:val="clear" w:color="auto" w:fill="2F5148"/>
-          </w:tcPr>
-          <w:p>
-            <w:r/>
-            <w:r>
-              <w:rPr>
-                <w:b/>
-                <w:color w:val="FFFFFF"/>
-                <w:sz w:val="19"/>
-              </w:rPr>
-              <w:t>날짜</w:t>
-            </w:r>
-          </w:p>
-        </w:tc>
-        <w:tc>
-          <w:tcPr>
-            <w:tcW w:type="dxa" w:w="1994"/>
-            <w:shd w:val="clear" w:color="auto" w:fill="2F5148"/>
-          </w:tcPr>
-          <w:p>
-            <w:r/>
-            <w:r>
-              <w:rPr>
-                <w:b/>
-                <w:color w:val="FFFFFF"/>
-                <w:sz w:val="19"/>
-              </w:rPr>
-              <w:t>이날의 이야기</w:t>
-            </w:r>
-          </w:p>
-        </w:tc>
-        <w:tc>
-          <w:tcPr>
-            <w:tcW w:type="dxa" w:w="1994"/>
-            <w:shd w:val="clear" w:color="auto" w:fill="2F5148"/>
-          </w:tcPr>
-          <w:p>
-            <w:r/>
-            <w:r>
-              <w:rPr>
-                <w:b/>
-                <w:color w:val="FFFFFF"/>
-                <w:sz w:val="19"/>
-              </w:rPr>
-              <w:t>손에 남는 것</w:t>
-            </w:r>
-          </w:p>
-        </w:tc>
-        <w:tc>
-          <w:tcPr>
-            <w:tcW w:type="dxa" w:w="1994"/>
-            <w:shd w:val="clear" w:color="auto" w:fill="2F5148"/>
-          </w:tcPr>
-          <w:p>
-            <w:r/>
-            <w:r>
-              <w:rPr>
-                <w:b/>
-                <w:color w:val="FFFFFF"/>
-                <w:sz w:val="19"/>
-              </w:rPr>
-              <w:t>칸</w:t>
-            </w:r>
-          </w:p>
-        </w:tc>
-      </w:tr>
-      <w:tr>
-        <w:tc>
-          <w:tcPr>
-            <w:tcW w:type="dxa" w:w="1994"/>
-          </w:tcPr>
-          <w:p>
-            <w:r/>
-            <w:r>
-              <w:rPr>
-                <w:b w:val="0"/>
-                <w:sz w:val="19"/>
-              </w:rPr>
-              <w:t>4</w:t>
-            </w:r>
-          </w:p>
-        </w:tc>
-        <w:tc>
-          <w:tcPr>
-            <w:tcW w:type="dxa" w:w="1994"/>
-          </w:tcPr>
-          <w:p>
-            <w:r/>
-            <w:r>
-              <w:rPr>
-                <w:b w:val="0"/>
-                <w:sz w:val="19"/>
-              </w:rPr>
-              <w:t>9/22</w:t>
-            </w:r>
-          </w:p>
-        </w:tc>
-        <w:tc>
-          <w:tcPr>
-            <w:tcW w:type="dxa" w:w="1994"/>
-          </w:tcPr>
-          <w:p>
-            <w:r/>
-            <w:r>
-              <w:rPr>
-                <w:b w:val="0"/>
-                <w:sz w:val="19"/>
-              </w:rPr>
-              <w:t>말로 한 아이디어를 컴퓨터로 한 문장으로 써요. 막히면 ChatGPT가 되묻게 해요</w:t>
-            </w:r>
-          </w:p>
-        </w:tc>
-        <w:tc>
-          <w:tcPr>
-            <w:tcW w:type="dxa" w:w="1994"/>
-          </w:tcPr>
-          <w:p>
-            <w:r/>
-            <w:r>
-              <w:rPr>
-                <w:b w:val="0"/>
-                <w:sz w:val="19"/>
-              </w:rPr>
-              <w:t>아이템 한 문장</w:t>
-            </w:r>
-          </w:p>
-        </w:tc>
-        <w:tc>
-          <w:tcPr>
-            <w:tcW w:type="dxa" w:w="1994"/>
-          </w:tcPr>
-          <w:p>
-            <w:r/>
-            <w:r>
-              <w:rPr>
-                <w:b w:val="0"/>
-                <w:sz w:val="19"/>
-              </w:rPr>
-              <w:t>1-1</w:t>
-            </w:r>
-          </w:p>
-        </w:tc>
-      </w:tr>
-      <w:tr>
-        <w:tc>
-          <w:tcPr>
-            <w:tcW w:type="dxa" w:w="1994"/>
-          </w:tcPr>
-          <w:p>
-            <w:r/>
-            <w:r>
-              <w:rPr>
-                <w:b w:val="0"/>
-                <w:sz w:val="19"/>
-              </w:rPr>
-              <w:t>5</w:t>
-            </w:r>
-          </w:p>
-        </w:tc>
-        <w:tc>
-          <w:tcPr>
-            <w:tcW w:type="dxa" w:w="1994"/>
-          </w:tcPr>
-          <w:p>
-            <w:r/>
-            <w:r>
-              <w:rPr>
-                <w:b w:val="0"/>
-                <w:sz w:val="19"/>
-              </w:rPr>
-              <w:t>9/29</w:t>
-            </w:r>
-          </w:p>
-        </w:tc>
-        <w:tc>
-          <w:tcPr>
-            <w:tcW w:type="dxa" w:w="1994"/>
-          </w:tcPr>
-          <w:p>
-            <w:r/>
-            <w:r>
-              <w:rPr>
-                <w:b w:val="0"/>
-                <w:sz w:val="19"/>
-              </w:rPr>
-              <w:t>비슷한 회사 셋을 찾아 나란히 놓아요. 회사 이름을 짓고, 왜 이 일을 하는지 이야기로 풀어요</w:t>
-            </w:r>
-          </w:p>
-        </w:tc>
-        <w:tc>
-          <w:tcPr>
-            <w:tcW w:type="dxa" w:w="1994"/>
-          </w:tcPr>
-          <w:p>
-            <w:r/>
-            <w:r>
-              <w:rPr>
-                <w:b w:val="0"/>
-                <w:sz w:val="19"/>
-              </w:rPr>
-              <w:t>이름 · 이야기 · 비교표</w:t>
-            </w:r>
-          </w:p>
-        </w:tc>
-        <w:tc>
-          <w:tcPr>
-            <w:tcW w:type="dxa" w:w="1994"/>
-          </w:tcPr>
-          <w:p>
-            <w:r/>
-            <w:r>
-              <w:rPr>
-                <w:b w:val="0"/>
-                <w:sz w:val="19"/>
-              </w:rPr>
-              <w:t>1-1</w:t>
-            </w:r>
-          </w:p>
-        </w:tc>
-      </w:tr>
-      <w:tr>
-        <w:tc>
-          <w:tcPr>
-            <w:tcW w:type="dxa" w:w="1994"/>
-          </w:tcPr>
-          <w:p>
-            <w:r/>
-            <w:r>
-              <w:rPr>
-                <w:b w:val="0"/>
-                <w:sz w:val="19"/>
-              </w:rPr>
-              <w:t>6</w:t>
-            </w:r>
-          </w:p>
-        </w:tc>
-        <w:tc>
-          <w:tcPr>
-            <w:tcW w:type="dxa" w:w="1994"/>
-          </w:tcPr>
-          <w:p>
-            <w:r/>
-            <w:r>
-              <w:rPr>
-                <w:b w:val="0"/>
-                <w:sz w:val="19"/>
-              </w:rPr>
-              <w:t>10/6</w:t>
-            </w:r>
-          </w:p>
-        </w:tc>
-        <w:tc>
-          <w:tcPr>
-            <w:tcW w:type="dxa" w:w="1994"/>
-          </w:tcPr>
-          <w:p>
-            <w:r/>
-            <w:r>
-              <w:rPr>
-                <w:b w:val="0"/>
-                <w:sz w:val="19"/>
-              </w:rPr>
-              <w:t>「관광객」이라고 뭉뚱그리지 않고, 내 손님 한 사람을 골라 그려 봐요</w:t>
-            </w:r>
-          </w:p>
-        </w:tc>
-        <w:tc>
-          <w:tcPr>
-            <w:tcW w:type="dxa" w:w="1994"/>
-          </w:tcPr>
-          <w:p>
-            <w:r/>
-            <w:r>
-              <w:rPr>
-                <w:b w:val="0"/>
-                <w:sz w:val="19"/>
-              </w:rPr>
-              <w:t>내 손님 한 사람</w:t>
-            </w:r>
-          </w:p>
-        </w:tc>
-        <w:tc>
-          <w:tcPr>
-            <w:tcW w:type="dxa" w:w="1994"/>
-          </w:tcPr>
-          <w:p>
-            <w:r/>
-            <w:r>
-              <w:rPr>
-                <w:b w:val="0"/>
-                <w:sz w:val="19"/>
-              </w:rPr>
-              <w:t>2-1</w:t>
-            </w:r>
-          </w:p>
-        </w:tc>
-      </w:tr>
-      <w:tr>
-        <w:tc>
-          <w:tcPr>
-            <w:tcW w:type="dxa" w:w="1994"/>
-          </w:tcPr>
-          <w:p>
-            <w:r/>
-            <w:r>
-              <w:rPr>
-                <w:b w:val="0"/>
-                <w:sz w:val="19"/>
-              </w:rPr>
-              <w:t>7</w:t>
-            </w:r>
-          </w:p>
-        </w:tc>
-        <w:tc>
-          <w:tcPr>
-            <w:tcW w:type="dxa" w:w="1994"/>
-          </w:tcPr>
-          <w:p>
-            <w:r/>
-            <w:r>
-              <w:rPr>
-                <w:b w:val="0"/>
-                <w:sz w:val="19"/>
-              </w:rPr>
-              <w:t>10/13</w:t>
-            </w:r>
-          </w:p>
-        </w:tc>
-        <w:tc>
-          <w:tcPr>
-            <w:tcW w:type="dxa" w:w="1994"/>
-          </w:tcPr>
-          <w:p>
-            <w:r/>
-            <w:r>
-              <w:rPr>
-                <w:b w:val="0"/>
-                <w:sz w:val="19"/>
-              </w:rPr>
-              <w:t>발표 슬라이드를 보고서 문장으로 옮기고, 숫자마다 출처를 달아요. 요즘 여행 흐름과도 맞춰 봐요</w:t>
-            </w:r>
-          </w:p>
-        </w:tc>
-        <w:tc>
-          <w:tcPr>
-            <w:tcW w:type="dxa" w:w="1994"/>
-          </w:tcPr>
-          <w:p>
-            <w:r/>
-            <w:r>
-              <w:rPr>
-                <w:b w:val="0"/>
-                <w:sz w:val="19"/>
-              </w:rPr>
-              <w:t>계획서 초안</w:t>
-            </w:r>
-          </w:p>
-        </w:tc>
-        <w:tc>
-          <w:tcPr>
-            <w:tcW w:type="dxa" w:w="1994"/>
-          </w:tcPr>
-          <w:p>
-            <w:r/>
-            <w:r>
-              <w:rPr>
-                <w:b w:val="0"/>
-                <w:sz w:val="19"/>
-              </w:rPr>
-              <w:t>4-1</w:t>
-            </w:r>
-          </w:p>
-        </w:tc>
-      </w:tr>
-      <w:tr>
-        <w:tc>
-          <w:tcPr>
-            <w:tcW w:type="dxa" w:w="1994"/>
-            <w:shd w:val="clear" w:color="auto" w:fill="FFF4D6"/>
-          </w:tcPr>
-          <w:p>
-            <w:r/>
-            <w:r>
-              <w:rPr>
-                <w:b/>
-                <w:sz w:val="19"/>
-              </w:rPr>
-              <w:t>8</w:t>
-            </w:r>
-          </w:p>
-        </w:tc>
-        <w:tc>
-          <w:tcPr>
-            <w:tcW w:type="dxa" w:w="1994"/>
-            <w:shd w:val="clear" w:color="auto" w:fill="FFF4D6"/>
-          </w:tcPr>
-          <w:p>
-            <w:r/>
-            <w:r>
-              <w:rPr>
-                <w:b/>
-                <w:sz w:val="19"/>
-              </w:rPr>
-              <w:t>10/20</w:t>
-            </w:r>
-          </w:p>
-        </w:tc>
-        <w:tc>
-          <w:tcPr>
-            <w:tcW w:type="dxa" w:w="1994"/>
-            <w:shd w:val="clear" w:color="auto" w:fill="FFF4D6"/>
-          </w:tcPr>
-          <w:p>
-            <w:r/>
-            <w:r>
-              <w:rPr>
-                <w:b/>
-                <w:sz w:val="19"/>
-              </w:rPr>
-              <w:t>중간시험 · 1-1 · 2-1 · 4-1 세 칸 제출</w:t>
-            </w:r>
-          </w:p>
-        </w:tc>
-        <w:tc>
-          <w:tcPr>
-            <w:tcW w:type="dxa" w:w="1994"/>
-            <w:shd w:val="clear" w:color="auto" w:fill="FFF4D6"/>
-          </w:tcPr>
-          <w:p>
-            <w:r/>
-            <w:r>
-              <w:rPr>
-                <w:b/>
-                <w:sz w:val="19"/>
-              </w:rPr>
-              <w:t>사업계획서 첫 세 칸</w:t>
-            </w:r>
-          </w:p>
-        </w:tc>
-        <w:tc>
-          <w:tcPr>
-            <w:tcW w:type="dxa" w:w="1994"/>
-            <w:shd w:val="clear" w:color="auto" w:fill="FFF4D6"/>
-          </w:tcPr>
-          <w:p>
-            <w:r/>
-            <w:r>
-              <w:rPr>
-                <w:b/>
-                <w:sz w:val="19"/>
-              </w:rPr>
-              <w:t>✔</w:t>
-            </w:r>
-          </w:p>
-        </w:tc>
-      </w:tr>
-    </w:tbl>
-    <w:p/>
-    <w:p>
-      <w:pPr>
-        <w:keepNext/>
-        <w:spacing w:before="160"/>
-      </w:pPr>
-      <w:r>
-        <w:rPr>
-          <w:b/>
-          <w:color w:val="2F5148"/>
-          <w:sz w:val="22"/>
-        </w:rPr>
-        <w:t>③ 시장에서 증명한다 · 9~13주</w:t>
-      </w:r>
-    </w:p>
-    <w:tbl>
-      <w:tblPr>
-        <w:tblStyle w:val="TableGrid"/>
-        <w:tblW w:type="auto" w:w="0"/>
-        <w:tblLook w:firstColumn="1" w:firstRow="1" w:lastColumn="0" w:lastRow="0" w:noHBand="0" w:noVBand="1" w:val="04A0"/>
-      </w:tblPr>
-      <w:tblGrid>
-        <w:gridCol w:w="2493"/>
-        <w:gridCol w:w="2493"/>
-        <w:gridCol w:w="2493"/>
-        <w:gridCol w:w="2493"/>
-      </w:tblGrid>
-      <w:tr>
-        <w:tc>
-          <w:tcPr>
-            <w:tcW w:type="dxa" w:w="2493"/>
-            <w:shd w:val="clear" w:color="auto" w:fill="2F5148"/>
-          </w:tcPr>
-          <w:p>
-            <w:r/>
-            <w:r>
-              <w:rPr>
-                <w:b/>
-                <w:color w:val="FFFFFF"/>
-                <w:sz w:val="19"/>
-              </w:rPr>
-              <w:t>주</w:t>
-            </w:r>
-          </w:p>
-        </w:tc>
-        <w:tc>
-          <w:tcPr>
-            <w:tcW w:type="dxa" w:w="2493"/>
-            <w:shd w:val="clear" w:color="auto" w:fill="2F5148"/>
-          </w:tcPr>
-          <w:p>
-            <w:r/>
-            <w:r>
-              <w:rPr>
-                <w:b/>
-                <w:color w:val="FFFFFF"/>
-                <w:sz w:val="19"/>
-              </w:rPr>
-              <w:t>날짜</w:t>
-            </w:r>
-          </w:p>
-        </w:tc>
-        <w:tc>
-          <w:tcPr>
-            <w:tcW w:type="dxa" w:w="2493"/>
-            <w:shd w:val="clear" w:color="auto" w:fill="2F5148"/>
-          </w:tcPr>
-          <w:p>
-            <w:r/>
-            <w:r>
-              <w:rPr>
-                <w:b/>
-                <w:color w:val="FFFFFF"/>
-                <w:sz w:val="19"/>
-              </w:rPr>
-              <w:t>이날의 이야기</w:t>
-            </w:r>
-          </w:p>
-        </w:tc>
-        <w:tc>
-          <w:tcPr>
-            <w:tcW w:type="dxa" w:w="2493"/>
-            <w:shd w:val="clear" w:color="auto" w:fill="2F5148"/>
-          </w:tcPr>
-          <w:p>
-            <w:r/>
-            <w:r>
-              <w:rPr>
-                <w:b/>
-                <w:color w:val="FFFFFF"/>
-                <w:sz w:val="19"/>
-              </w:rPr>
-              <w:t>손에 남는 것</w:t>
-            </w:r>
-          </w:p>
-        </w:tc>
-      </w:tr>
-      <w:tr>
-        <w:tc>
-          <w:tcPr>
-            <w:tcW w:type="dxa" w:w="2493"/>
-          </w:tcPr>
-          <w:p>
-            <w:r/>
-            <w:r>
-              <w:rPr>
-                <w:b w:val="0"/>
-                <w:sz w:val="19"/>
-              </w:rPr>
-              <w:t>9</w:t>
-            </w:r>
-          </w:p>
-        </w:tc>
-        <w:tc>
-          <w:tcPr>
-            <w:tcW w:type="dxa" w:w="2493"/>
-          </w:tcPr>
-          <w:p>
-            <w:r/>
-            <w:r>
-              <w:rPr>
-                <w:b w:val="0"/>
-                <w:sz w:val="19"/>
-              </w:rPr>
-              <w:t>10/27</w:t>
-            </w:r>
-          </w:p>
-        </w:tc>
-        <w:tc>
-          <w:tcPr>
-            <w:tcW w:type="dxa" w:w="2493"/>
-          </w:tcPr>
-          <w:p>
-            <w:r/>
-            <w:r>
-              <w:rPr>
-                <w:b w:val="0"/>
-                <w:sz w:val="19"/>
-              </w:rPr>
-              <w:t>내 손님이 정말 몇 명 있는지 숫자로 찾아요. 경쟁 회사도 이름을 대고 비교해요</w:t>
-            </w:r>
-          </w:p>
-        </w:tc>
-        <w:tc>
-          <w:tcPr>
-            <w:tcW w:type="dxa" w:w="2493"/>
-          </w:tcPr>
-          <w:p>
-            <w:r/>
-            <w:r>
-              <w:rPr>
-                <w:b w:val="0"/>
-                <w:sz w:val="19"/>
-              </w:rPr>
-              <w:t>시장 크기 · 경쟁 비교</w:t>
-            </w:r>
-          </w:p>
-        </w:tc>
-      </w:tr>
-      <w:tr>
-        <w:tc>
-          <w:tcPr>
-            <w:tcW w:type="dxa" w:w="2493"/>
-            <w:shd w:val="clear" w:color="auto" w:fill="FFF4D6"/>
-          </w:tcPr>
-          <w:p>
-            <w:r/>
-            <w:r>
-              <w:rPr>
-                <w:b/>
-                <w:sz w:val="19"/>
-              </w:rPr>
-              <w:t>—</w:t>
-            </w:r>
-          </w:p>
-        </w:tc>
-        <w:tc>
-          <w:tcPr>
-            <w:tcW w:type="dxa" w:w="2493"/>
-            <w:shd w:val="clear" w:color="auto" w:fill="FFF4D6"/>
-          </w:tcPr>
-          <w:p>
-            <w:r/>
-            <w:r>
-              <w:rPr>
-                <w:b/>
-                <w:sz w:val="19"/>
-              </w:rPr>
-              <w:t>11/2(월)</w:t>
-            </w:r>
-          </w:p>
-        </w:tc>
-        <w:tc>
-          <w:tcPr>
-            <w:tcW w:type="dxa" w:w="2493"/>
-            <w:shd w:val="clear" w:color="auto" w:fill="FFF4D6"/>
-          </w:tcPr>
-          <w:p>
-            <w:r/>
-            <w:r>
-              <w:rPr>
-                <w:b/>
-                <w:sz w:val="19"/>
-              </w:rPr>
-              <w:t>과제 3 마감 (밤 12시) · EO Korea 영상 두 편 사례연구 HTML</w:t>
-            </w:r>
-          </w:p>
-        </w:tc>
-        <w:tc>
-          <w:tcPr>
-            <w:tcW w:type="dxa" w:w="2493"/>
-            <w:shd w:val="clear" w:color="auto" w:fill="FFF4D6"/>
-          </w:tcPr>
-          <w:p>
-            <w:r/>
-            <w:r>
-              <w:rPr>
-                <w:b/>
-                <w:sz w:val="19"/>
-              </w:rPr>
-              <w:t>과제 3</w:t>
-            </w:r>
-          </w:p>
-        </w:tc>
-      </w:tr>
-      <w:tr>
-        <w:tc>
-          <w:tcPr>
-            <w:tcW w:type="dxa" w:w="2493"/>
-          </w:tcPr>
-          <w:p>
-            <w:r/>
-            <w:r>
-              <w:rPr>
-                <w:b w:val="0"/>
-                <w:sz w:val="19"/>
-              </w:rPr>
-              <w:t>10</w:t>
-            </w:r>
-          </w:p>
-        </w:tc>
-        <w:tc>
-          <w:tcPr>
-            <w:tcW w:type="dxa" w:w="2493"/>
-          </w:tcPr>
-          <w:p>
-            <w:r/>
-            <w:r>
-              <w:rPr>
-                <w:b w:val="0"/>
-                <w:sz w:val="19"/>
-              </w:rPr>
-              <w:t>11/3</w:t>
-            </w:r>
-          </w:p>
-        </w:tc>
-        <w:tc>
-          <w:tcPr>
-            <w:tcW w:type="dxa" w:w="2493"/>
-          </w:tcPr>
-          <w:p>
-            <w:r/>
-            <w:r>
-              <w:rPr>
-                <w:b w:val="0"/>
-                <w:sz w:val="19"/>
-              </w:rPr>
-              <w:t>돈이 어떻게 들어오는지 네모와 화살표로 그려요. 한 달에 얼마 버는지도 계산해 봐요</w:t>
-            </w:r>
-          </w:p>
-        </w:tc>
-        <w:tc>
-          <w:tcPr>
-            <w:tcW w:type="dxa" w:w="2493"/>
-          </w:tcPr>
-          <w:p>
-            <w:r/>
-            <w:r>
-              <w:rPr>
-                <w:b w:val="0"/>
-                <w:sz w:val="19"/>
-              </w:rPr>
-              <w:t>돈이 도는 그림</w:t>
-            </w:r>
-          </w:p>
-        </w:tc>
-      </w:tr>
-      <w:tr>
-        <w:tc>
-          <w:tcPr>
-            <w:tcW w:type="dxa" w:w="2493"/>
-          </w:tcPr>
-          <w:p>
-            <w:r/>
-            <w:r>
-              <w:rPr>
-                <w:b w:val="0"/>
-                <w:sz w:val="19"/>
-              </w:rPr>
-              <w:t>11</w:t>
-            </w:r>
-          </w:p>
-        </w:tc>
-        <w:tc>
-          <w:tcPr>
-            <w:tcW w:type="dxa" w:w="2493"/>
-          </w:tcPr>
-          <w:p>
-            <w:r/>
-            <w:r>
-              <w:rPr>
-                <w:b w:val="0"/>
-                <w:sz w:val="19"/>
-              </w:rPr>
-              <w:t>11/10</w:t>
-            </w:r>
-          </w:p>
-        </w:tc>
-        <w:tc>
-          <w:tcPr>
-            <w:tcW w:type="dxa" w:w="2493"/>
-          </w:tcPr>
-          <w:p>
-            <w:r/>
-            <w:r>
-              <w:rPr>
-                <w:b w:val="0"/>
-                <w:sz w:val="19"/>
-              </w:rPr>
-              <w:t>도시는 손님이 많은 곳으로 가고, 지역은 가진 것으로 손님을 불러요. 로컬크리에이터 분야를 골라요</w:t>
-            </w:r>
-          </w:p>
-        </w:tc>
-        <w:tc>
-          <w:tcPr>
-            <w:tcW w:type="dxa" w:w="2493"/>
-          </w:tcPr>
-          <w:p>
-            <w:r/>
-            <w:r>
-              <w:rPr>
-                <w:b w:val="0"/>
-                <w:sz w:val="19"/>
-              </w:rPr>
-              <w:t>로컬 분야</w:t>
-            </w:r>
-          </w:p>
-        </w:tc>
-      </w:tr>
-      <w:tr>
-        <w:tc>
-          <w:tcPr>
-            <w:tcW w:type="dxa" w:w="2493"/>
-          </w:tcPr>
-          <w:p>
-            <w:r/>
-            <w:r>
-              <w:rPr>
-                <w:b w:val="0"/>
-                <w:sz w:val="19"/>
-              </w:rPr>
-              <w:t>12</w:t>
-            </w:r>
-          </w:p>
-        </w:tc>
-        <w:tc>
-          <w:tcPr>
-            <w:tcW w:type="dxa" w:w="2493"/>
-          </w:tcPr>
-          <w:p>
-            <w:r/>
-            <w:r>
-              <w:rPr>
-                <w:b w:val="0"/>
-                <w:sz w:val="19"/>
-              </w:rPr>
-              <w:t>11/17</w:t>
-            </w:r>
-          </w:p>
-        </w:tc>
-        <w:tc>
-          <w:tcPr>
-            <w:tcW w:type="dxa" w:w="2493"/>
-          </w:tcPr>
-          <w:p>
-            <w:r/>
-            <w:r>
-              <w:rPr>
-                <w:b w:val="0"/>
-                <w:sz w:val="19"/>
-              </w:rPr>
-              <w:t>농산물과 빈 공간으로 하는 사업을 배워요. 방이 몇 개냐보다 「1년에 며칠 차느냐」가 중요해요</w:t>
-            </w:r>
-          </w:p>
-        </w:tc>
-        <w:tc>
-          <w:tcPr>
-            <w:tcW w:type="dxa" w:w="2493"/>
-          </w:tcPr>
-          <w:p>
-            <w:r/>
-            <w:r>
-              <w:rPr>
-                <w:b w:val="0"/>
-                <w:sz w:val="19"/>
-              </w:rPr>
-              <w:t>자원 사업 · 가동률</w:t>
-            </w:r>
-          </w:p>
-        </w:tc>
-      </w:tr>
-      <w:tr>
-        <w:tc>
-          <w:tcPr>
-            <w:tcW w:type="dxa" w:w="2493"/>
-          </w:tcPr>
-          <w:p>
-            <w:r/>
-            <w:r>
-              <w:rPr>
-                <w:b w:val="0"/>
-                <w:sz w:val="19"/>
-              </w:rPr>
-              <w:t>13</w:t>
-            </w:r>
-          </w:p>
-        </w:tc>
-        <w:tc>
-          <w:tcPr>
-            <w:tcW w:type="dxa" w:w="2493"/>
-          </w:tcPr>
-          <w:p>
-            <w:r/>
-            <w:r>
-              <w:rPr>
-                <w:b w:val="0"/>
-                <w:sz w:val="19"/>
-              </w:rPr>
-              <w:t>11/24</w:t>
-            </w:r>
-          </w:p>
-        </w:tc>
-        <w:tc>
-          <w:tcPr>
-            <w:tcW w:type="dxa" w:w="2493"/>
-          </w:tcPr>
-          <w:p>
-            <w:r/>
-            <w:r>
-              <w:rPr>
-                <w:b w:val="0"/>
-                <w:sz w:val="19"/>
-              </w:rPr>
-              <w:t>공부한 것 자체를 시청이나 공사에 파는 창업을 배워요. 과제 2 입사 제안서를 내요</w:t>
-            </w:r>
-          </w:p>
-        </w:tc>
-        <w:tc>
-          <w:tcPr>
-            <w:tcW w:type="dxa" w:w="2493"/>
-          </w:tcPr>
-          <w:p>
-            <w:r/>
-            <w:r>
-              <w:rPr>
-                <w:b w:val="0"/>
-                <w:sz w:val="19"/>
-              </w:rPr>
-              <w:t>입사 제안서</w:t>
-            </w:r>
-          </w:p>
-        </w:tc>
-      </w:tr>
-    </w:tbl>
-    <w:p/>
-    <w:p>
-      <w:pPr>
-        <w:keepNext/>
-        <w:spacing w:before="160"/>
-      </w:pPr>
-      <w:r>
-        <w:rPr>
-          <w:b/>
-          <w:color w:val="2F5148"/>
-          <w:sz w:val="22"/>
-        </w:rPr>
-        <w:t>④ 한 부로 묶는다 · 14~16주</w:t>
-      </w:r>
-    </w:p>
-    <w:tbl>
-      <w:tblPr>
-        <w:tblStyle w:val="TableGrid"/>
-        <w:tblW w:type="auto" w:w="0"/>
-        <w:tblLook w:firstColumn="1" w:firstRow="1" w:lastColumn="0" w:lastRow="0" w:noHBand="0" w:noVBand="1" w:val="04A0"/>
-      </w:tblPr>
-      <w:tblGrid>
-        <w:gridCol w:w="2493"/>
-        <w:gridCol w:w="2493"/>
-        <w:gridCol w:w="2493"/>
-        <w:gridCol w:w="2493"/>
-      </w:tblGrid>
-      <w:tr>
-        <w:tc>
-          <w:tcPr>
-            <w:tcW w:type="dxa" w:w="2493"/>
-            <w:shd w:val="clear" w:color="auto" w:fill="2F5148"/>
-          </w:tcPr>
-          <w:p>
-            <w:r/>
-            <w:r>
-              <w:rPr>
-                <w:b/>
-                <w:color w:val="FFFFFF"/>
-                <w:sz w:val="19"/>
-              </w:rPr>
-              <w:t>주</w:t>
-            </w:r>
-          </w:p>
-        </w:tc>
-        <w:tc>
-          <w:tcPr>
-            <w:tcW w:type="dxa" w:w="2493"/>
-            <w:shd w:val="clear" w:color="auto" w:fill="2F5148"/>
-          </w:tcPr>
-          <w:p>
-            <w:r/>
-            <w:r>
-              <w:rPr>
-                <w:b/>
-                <w:color w:val="FFFFFF"/>
-                <w:sz w:val="19"/>
-              </w:rPr>
-              <w:t>날짜</w:t>
-            </w:r>
-          </w:p>
-        </w:tc>
-        <w:tc>
-          <w:tcPr>
-            <w:tcW w:type="dxa" w:w="2493"/>
-            <w:shd w:val="clear" w:color="auto" w:fill="2F5148"/>
-          </w:tcPr>
-          <w:p>
-            <w:r/>
-            <w:r>
-              <w:rPr>
-                <w:b/>
-                <w:color w:val="FFFFFF"/>
-                <w:sz w:val="19"/>
-              </w:rPr>
-              <w:t>이날의 이야기</w:t>
-            </w:r>
-          </w:p>
-        </w:tc>
-        <w:tc>
-          <w:tcPr>
-            <w:tcW w:type="dxa" w:w="2493"/>
-            <w:shd w:val="clear" w:color="auto" w:fill="2F5148"/>
-          </w:tcPr>
-          <w:p>
-            <w:r/>
-            <w:r>
-              <w:rPr>
-                <w:b/>
-                <w:color w:val="FFFFFF"/>
-                <w:sz w:val="19"/>
-              </w:rPr>
-              <w:t>손에 남는 것</w:t>
-            </w:r>
-          </w:p>
-        </w:tc>
-      </w:tr>
-      <w:tr>
-        <w:tc>
-          <w:tcPr>
-            <w:tcW w:type="dxa" w:w="2493"/>
-          </w:tcPr>
-          <w:p>
-            <w:r/>
-            <w:r>
-              <w:rPr>
-                <w:b w:val="0"/>
-                <w:sz w:val="19"/>
-              </w:rPr>
-              <w:t>14</w:t>
-            </w:r>
-          </w:p>
-        </w:tc>
-        <w:tc>
-          <w:tcPr>
-            <w:tcW w:type="dxa" w:w="2493"/>
-          </w:tcPr>
-          <w:p>
-            <w:r/>
-            <w:r>
-              <w:rPr>
-                <w:b w:val="0"/>
-                <w:sz w:val="19"/>
-              </w:rPr>
-              <w:t>12/1</w:t>
-            </w:r>
-          </w:p>
-        </w:tc>
-        <w:tc>
-          <w:tcPr>
-            <w:tcW w:type="dxa" w:w="2493"/>
-          </w:tcPr>
-          <w:p>
-            <w:r/>
-            <w:r>
-              <w:rPr>
-                <w:b w:val="0"/>
-                <w:sz w:val="19"/>
-              </w:rPr>
-              <w:t>팀 칸을 채우고, 진짜 심사처럼 8분 발표하고 4분 질문받아요</w:t>
-            </w:r>
-          </w:p>
-        </w:tc>
-        <w:tc>
-          <w:tcPr>
-            <w:tcW w:type="dxa" w:w="2493"/>
-          </w:tcPr>
-          <w:p>
-            <w:r/>
-            <w:r>
-              <w:rPr>
-                <w:b w:val="0"/>
-                <w:sz w:val="19"/>
-              </w:rPr>
-              <w:t>발표 자료</w:t>
-            </w:r>
-          </w:p>
-        </w:tc>
-      </w:tr>
-      <w:tr>
-        <w:tc>
-          <w:tcPr>
-            <w:tcW w:type="dxa" w:w="2493"/>
-          </w:tcPr>
-          <w:p>
-            <w:r/>
-            <w:r>
-              <w:rPr>
-                <w:b w:val="0"/>
-                <w:sz w:val="19"/>
-              </w:rPr>
-              <w:t>15</w:t>
-            </w:r>
-          </w:p>
-        </w:tc>
-        <w:tc>
-          <w:tcPr>
-            <w:tcW w:type="dxa" w:w="2493"/>
-          </w:tcPr>
-          <w:p>
-            <w:r/>
-            <w:r>
-              <w:rPr>
-                <w:b w:val="0"/>
-                <w:sz w:val="19"/>
-              </w:rPr>
-              <w:t>12/8</w:t>
-            </w:r>
-          </w:p>
-        </w:tc>
-        <w:tc>
-          <w:tcPr>
-            <w:tcW w:type="dxa" w:w="2493"/>
-          </w:tcPr>
-          <w:p>
-            <w:r/>
-            <w:r>
-              <w:rPr>
-                <w:b w:val="0"/>
-                <w:sz w:val="19"/>
-              </w:rPr>
-              <w:t>보강 주간이라 수업이 없어요. 계획서를 다듬고 상담해요</w:t>
-            </w:r>
-          </w:p>
-        </w:tc>
-        <w:tc>
-          <w:tcPr>
-            <w:tcW w:type="dxa" w:w="2493"/>
-          </w:tcPr>
-          <w:p>
-            <w:r/>
-            <w:r>
-              <w:rPr>
-                <w:b w:val="0"/>
-                <w:sz w:val="19"/>
-              </w:rPr>
-              <w:t>—</w:t>
-            </w:r>
-          </w:p>
-        </w:tc>
-      </w:tr>
-      <w:tr>
-        <w:tc>
-          <w:tcPr>
-            <w:tcW w:type="dxa" w:w="2493"/>
-            <w:shd w:val="clear" w:color="auto" w:fill="FFF4D6"/>
-          </w:tcPr>
-          <w:p>
-            <w:r/>
-            <w:r>
-              <w:rPr>
-                <w:b/>
-                <w:sz w:val="19"/>
-              </w:rPr>
-              <w:t>16</w:t>
-            </w:r>
-          </w:p>
-        </w:tc>
-        <w:tc>
-          <w:tcPr>
-            <w:tcW w:type="dxa" w:w="2493"/>
-            <w:shd w:val="clear" w:color="auto" w:fill="FFF4D6"/>
-          </w:tcPr>
-          <w:p>
-            <w:r/>
-            <w:r>
-              <w:rPr>
-                <w:b/>
-                <w:sz w:val="19"/>
-              </w:rPr>
-              <w:t>12/15</w:t>
-            </w:r>
-          </w:p>
-        </w:tc>
-        <w:tc>
-          <w:tcPr>
-            <w:tcW w:type="dxa" w:w="2493"/>
-            <w:shd w:val="clear" w:color="auto" w:fill="FFF4D6"/>
-          </w:tcPr>
-          <w:p>
-            <w:r/>
-            <w:r>
-              <w:rPr>
-                <w:b/>
-                <w:sz w:val="19"/>
-              </w:rPr>
-              <w:t>기말 — 중간에 낸 세 칸에 나머지 칸을 더한 사업계획서 완성본과 발표 자료를 내요</w:t>
-            </w:r>
-          </w:p>
-        </w:tc>
-        <w:tc>
-          <w:tcPr>
-            <w:tcW w:type="dxa" w:w="2493"/>
-            <w:shd w:val="clear" w:color="auto" w:fill="FFF4D6"/>
-          </w:tcPr>
-          <w:p>
-            <w:r/>
-            <w:r>
-              <w:rPr>
-                <w:b/>
-                <w:sz w:val="19"/>
-              </w:rPr>
-              <w:t>사업계획서 한 부</w:t>
-            </w:r>
-          </w:p>
-        </w:tc>
-      </w:tr>
-    </w:tbl>
-    <w:p/>
-    <w:p>
-      <w:pPr>
-        <w:keepNext/>
         <w:spacing w:before="280"/>
       </w:pPr>
       <w:r>
@@ -5794,7 +599,7 @@
           <w:color w:val="2F5148"/>
           <w:sz w:val="28"/>
         </w:rPr>
-        <w:t>아홉째 · 오늘 할 세 가지, 그리고 조심할 세 가지</w:t>
+        <w:t>넷 · 이 홈페이지는 어떻게 생겼나요?</w:t>
       </w:r>
     </w:p>
     <w:p>
@@ -5805,208 +610,44 @@
         <w:rPr>
           <w:b w:val="0"/>
         </w:rPr>
-        <w:t>읽고 끝내면 아무것도 남지 않아요. 오늘 이 세 가지만 해 두세요. 공고가 뜬 다음에 준비를 시작하면 대개 늦어요.</w:t>
+        <w:t xml:space="preserve">이 홈페이지를 처음 열면 너무 길어서 깜짝 놀랄 거예요. 그래도 걱정하지 않아도 돼요. 이 홈페이지는 소설책처럼 처음부터 끝까지 읽는 글이 아니라, </w:t>
+      </w:r>
+      <w:r>
+        <w:rPr>
+          <w:b/>
+        </w:rPr>
+        <w:t>필요한 책만 꺼내 보는 도서관</w:t>
+      </w:r>
+      <w:r>
+        <w:rPr>
+          <w:b w:val="0"/>
+        </w:rPr>
+        <w:t>이에요. 도서관에서는 책을 다 읽지 않고, 안내판을 보고 내가 찾는 칸으로 곧장 가지요.</w:t>
       </w:r>
     </w:p>
-    <w:tbl>
-      <w:tblPr>
-        <w:tblStyle w:val="TableGrid"/>
-        <w:tblW w:type="auto" w:w="0"/>
-        <w:tblLook w:firstColumn="1" w:firstRow="1" w:lastColumn="0" w:lastRow="0" w:noHBand="0" w:noVBand="1" w:val="04A0"/>
-      </w:tblPr>
-      <w:tblGrid>
-        <w:gridCol w:w="3324"/>
-        <w:gridCol w:w="3324"/>
-        <w:gridCol w:w="3324"/>
-      </w:tblGrid>
-      <w:tr>
-        <w:tc>
-          <w:tcPr>
-            <w:tcW w:type="dxa" w:w="3324"/>
-            <w:shd w:val="clear" w:color="auto" w:fill="2F5148"/>
-          </w:tcPr>
-          <w:p>
-            <w:r/>
-          </w:p>
-        </w:tc>
-        <w:tc>
-          <w:tcPr>
-            <w:tcW w:type="dxa" w:w="3324"/>
-            <w:shd w:val="clear" w:color="auto" w:fill="2F5148"/>
-          </w:tcPr>
-          <w:p>
-            <w:r/>
-            <w:r>
-              <w:rPr>
-                <w:b/>
-                <w:color w:val="FFFFFF"/>
-                <w:sz w:val="19"/>
-              </w:rPr>
-              <w:t>오늘 할 일</w:t>
-            </w:r>
-          </w:p>
-        </w:tc>
-        <w:tc>
-          <w:tcPr>
-            <w:tcW w:type="dxa" w:w="3324"/>
-            <w:shd w:val="clear" w:color="auto" w:fill="2F5148"/>
-          </w:tcPr>
-          <w:p>
-            <w:r/>
-            <w:r>
-              <w:rPr>
-                <w:b/>
-                <w:color w:val="FFFFFF"/>
-                <w:sz w:val="19"/>
-              </w:rPr>
-              <w:t>왜</w:t>
-            </w:r>
-          </w:p>
-        </w:tc>
-      </w:tr>
-      <w:tr>
-        <w:tc>
-          <w:tcPr>
-            <w:tcW w:type="dxa" w:w="3324"/>
-          </w:tcPr>
-          <w:p>
-            <w:r/>
-            <w:r>
-              <w:rPr>
-                <w:b w:val="0"/>
-                <w:sz w:val="19"/>
-              </w:rPr>
-              <w:t>☐</w:t>
-            </w:r>
-          </w:p>
-        </w:tc>
-        <w:tc>
-          <w:tcPr>
-            <w:tcW w:type="dxa" w:w="3324"/>
-          </w:tcPr>
-          <w:p>
-            <w:r/>
-            <w:r>
-              <w:rPr>
-                <w:b w:val="0"/>
-                <w:sz w:val="19"/>
-              </w:rPr>
-              <w:t>투어라즈(touraz.kr)에 개인회원으로 가입해요</w:t>
-            </w:r>
-          </w:p>
-        </w:tc>
-        <w:tc>
-          <w:tcPr>
-            <w:tcW w:type="dxa" w:w="3324"/>
-          </w:tcPr>
-          <w:p>
-            <w:r/>
-            <w:r>
-              <w:rPr>
-                <w:b w:val="0"/>
-                <w:sz w:val="19"/>
-              </w:rPr>
-              <w:t>예비관광벤처와 경북 공모가 같은 창구를 써요. 5분이면 돼요</w:t>
-            </w:r>
-          </w:p>
-        </w:tc>
-      </w:tr>
-      <w:tr>
-        <w:tc>
-          <w:tcPr>
-            <w:tcW w:type="dxa" w:w="3324"/>
-          </w:tcPr>
-          <w:p>
-            <w:r/>
-            <w:r>
-              <w:rPr>
-                <w:b w:val="0"/>
-                <w:sz w:val="19"/>
-              </w:rPr>
-              <w:t>☐</w:t>
-            </w:r>
-          </w:p>
-        </w:tc>
-        <w:tc>
-          <w:tcPr>
-            <w:tcW w:type="dxa" w:w="3324"/>
-          </w:tcPr>
-          <w:p>
-            <w:r/>
-            <w:r>
-              <w:rPr>
-                <w:b w:val="0"/>
-                <w:sz w:val="19"/>
-              </w:rPr>
-              <w:t>우리 동네 창구 세 곳을 즐겨찾기 해요 — 시청 공지사항 · 도시재생지원센터 · 지역 창업포털</w:t>
-            </w:r>
-          </w:p>
-        </w:tc>
-        <w:tc>
-          <w:tcPr>
-            <w:tcW w:type="dxa" w:w="3324"/>
-          </w:tcPr>
-          <w:p>
-            <w:r/>
-            <w:r>
-              <w:rPr>
-                <w:b w:val="0"/>
-                <w:sz w:val="19"/>
-              </w:rPr>
-              <w:t>지역 공모는 화려한 포털이 아니라 이런 자리에 조용히 올라와요</w:t>
-            </w:r>
-          </w:p>
-        </w:tc>
-      </w:tr>
-      <w:tr>
-        <w:tc>
-          <w:tcPr>
-            <w:tcW w:type="dxa" w:w="3324"/>
-          </w:tcPr>
-          <w:p>
-            <w:r/>
-            <w:r>
-              <w:rPr>
-                <w:b w:val="0"/>
-                <w:sz w:val="19"/>
-              </w:rPr>
-              <w:t>☐</w:t>
-            </w:r>
-          </w:p>
-        </w:tc>
-        <w:tc>
-          <w:tcPr>
-            <w:tcW w:type="dxa" w:w="3324"/>
-          </w:tcPr>
-          <w:p>
-            <w:r/>
-            <w:r>
-              <w:rPr>
-                <w:b w:val="0"/>
-                <w:sz w:val="19"/>
-              </w:rPr>
-              <w:t>내 아이디어를 「누구의 / 어떤 문제를 / 왜 지금」 세 줄로 써요</w:t>
-            </w:r>
-          </w:p>
-        </w:tc>
-        <w:tc>
-          <w:tcPr>
-            <w:tcW w:type="dxa" w:w="3324"/>
-          </w:tcPr>
-          <w:p>
-            <w:r/>
-            <w:r>
-              <w:rPr>
-                <w:b w:val="0"/>
-                <w:sz w:val="19"/>
-              </w:rPr>
-              <w:t>02장의 세 칸이에요. AI 자동화 키트로 스스로 점수도 매겨 봐요</w:t>
-            </w:r>
-          </w:p>
-        </w:tc>
-      </w:tr>
-    </w:tbl>
-    <w:p/>
+    <w:p>
+      <w:pPr>
+        <w:spacing w:line="360" w:lineRule="auto"/>
+      </w:pPr>
+      <w:r>
+        <w:rPr>
+          <w:b w:val="0"/>
+        </w:rPr>
+        <w:t xml:space="preserve">이 도서관에는 서랍이 </w:t>
+      </w:r>
+      <w:r>
+        <w:rPr>
+          <w:b/>
+        </w:rPr>
+        <w:t>여덟 개</w:t>
+      </w:r>
+      <w:r>
+        <w:rPr>
+          <w:b w:val="0"/>
+        </w:rPr>
+        <w:t xml:space="preserve"> 있어요. 맨 위 「이 페이지는 여덟 파트」 줄의 숫자 알약을 누르면 그 서랍으로 바로 내려가요.</w:t>
+      </w:r>
+    </w:p>
     <w:tbl>
       <w:tblPr>
         <w:tblStyle w:val="TableGrid"/>
@@ -6031,7 +672,7 @@
                 <w:color w:val="FFFFFF"/>
                 <w:sz w:val="19"/>
               </w:rPr>
-              <w:t>조심할 것</w:t>
+              <w:t>서랍</w:t>
             </w:r>
           </w:p>
         </w:tc>
@@ -6048,7 +689,41 @@
                 <w:color w:val="FFFFFF"/>
                 <w:sz w:val="19"/>
               </w:rPr>
-              <w:t>이렇게 해요</w:t>
+              <w:t>안에 든 것</w:t>
+            </w:r>
+          </w:p>
+        </w:tc>
+      </w:tr>
+      <w:tr>
+        <w:tc>
+          <w:tcPr>
+            <w:tcW w:type="dxa" w:w="4986"/>
+            <w:shd w:val="clear" w:color="auto" w:fill="FFF4D6"/>
+          </w:tcPr>
+          <w:p>
+            <w:r/>
+            <w:r>
+              <w:rPr>
+                <w:b/>
+                <w:sz w:val="19"/>
+              </w:rPr>
+              <w:t>01 주차 실습</w:t>
+            </w:r>
+          </w:p>
+        </w:tc>
+        <w:tc>
+          <w:tcPr>
+            <w:tcW w:type="dxa" w:w="4986"/>
+            <w:shd w:val="clear" w:color="auto" w:fill="FFF4D6"/>
+          </w:tcPr>
+          <w:p>
+            <w:r/>
+            <w:r>
+              <w:rPr>
+                <w:b/>
+                <w:sz w:val="19"/>
+              </w:rPr>
+              <w:t>매주 수업에서 한 일과 할 일 — 가장 자주 여는 서랍이에요</w:t>
             </w:r>
           </w:p>
         </w:tc>
@@ -6065,7 +740,7 @@
                 <w:b w:val="0"/>
                 <w:sz w:val="19"/>
               </w:rPr>
-              <w:t>숫자는 해마다 바뀌어요</w:t>
+              <w:t>02 낼 것</w:t>
             </w:r>
           </w:p>
         </w:tc>
@@ -6080,7 +755,7 @@
                 <w:b w:val="0"/>
                 <w:sz w:val="19"/>
               </w:rPr>
-              <w:t>금액 · 마감일 · 뽑는 수는 그 회차 기준이에요. 낼 때는 그해 공고를 다시 봐요</w:t>
+              <w:t>과제 안내 — 무엇을 언제까지 내는지</w:t>
             </w:r>
           </w:p>
         </w:tc>
@@ -6097,7 +772,7 @@
                 <w:b w:val="0"/>
                 <w:sz w:val="19"/>
               </w:rPr>
-              <w:t>사업 이름도 바뀌어요</w:t>
+              <w:t>03 흐름</w:t>
             </w:r>
           </w:p>
         </w:tc>
@@ -6112,7 +787,7 @@
                 <w:b w:val="0"/>
                 <w:sz w:val="19"/>
               </w:rPr>
-              <w:t>로컬크리에이터 육성사업은 2026년부터 「소상공인 도약 지원 사업」으로 합쳐져요. 이름을 외우기보다 창구를 즐겨찾기 해요</w:t>
+              <w:t>창업 이론 여섯 장 — 문제 찾기부터 정부 지원까지</w:t>
             </w:r>
           </w:p>
         </w:tc>
@@ -6129,7 +804,7 @@
                 <w:b w:val="0"/>
                 <w:sz w:val="19"/>
               </w:rPr>
-              <w:t>AI가 쓴 글은 초안이에요</w:t>
+              <w:t>04 어디에</w:t>
             </w:r>
           </w:p>
         </w:tc>
@@ -6144,13 +819,164 @@
                 <w:b w:val="0"/>
                 <w:sz w:val="19"/>
               </w:rPr>
-              <w:t>자격 요건 한 줄이 요약에서 빠지는 일이 흔해요. 내기 전에 반드시 공고 원문과 대조해요</w:t>
+              <w:t>내 계획서를 낼 수 있는 공모전</w:t>
+            </w:r>
+          </w:p>
+        </w:tc>
+      </w:tr>
+      <w:tr>
+        <w:tc>
+          <w:tcPr>
+            <w:tcW w:type="dxa" w:w="4986"/>
+          </w:tcPr>
+          <w:p>
+            <w:r/>
+            <w:r>
+              <w:rPr>
+                <w:b w:val="0"/>
+                <w:sz w:val="19"/>
+              </w:rPr>
+              <w:t>05 업종</w:t>
+            </w:r>
+          </w:p>
+        </w:tc>
+        <w:tc>
+          <w:tcPr>
+            <w:tcW w:type="dxa" w:w="4986"/>
+          </w:tcPr>
+          <w:p>
+            <w:r/>
+            <w:r>
+              <w:rPr>
+                <w:b w:val="0"/>
+                <w:sz w:val="19"/>
+              </w:rPr>
+              <w:t>여행사 · 숙박 · 로컬 같은 업종 이야기</w:t>
+            </w:r>
+          </w:p>
+        </w:tc>
+      </w:tr>
+      <w:tr>
+        <w:tc>
+          <w:tcPr>
+            <w:tcW w:type="dxa" w:w="4986"/>
+          </w:tcPr>
+          <w:p>
+            <w:r/>
+            <w:r>
+              <w:rPr>
+                <w:b w:val="0"/>
+                <w:sz w:val="19"/>
+              </w:rPr>
+              <w:t>06 취업</w:t>
+            </w:r>
+          </w:p>
+        </w:tc>
+        <w:tc>
+          <w:tcPr>
+            <w:tcW w:type="dxa" w:w="4986"/>
+          </w:tcPr>
+          <w:p>
+            <w:r/>
+            <w:r>
+              <w:rPr>
+                <w:b w:val="0"/>
+                <w:sz w:val="19"/>
+              </w:rPr>
+              <w:t>창업하지 않아도 이 공부가 취업에 쓰이는 길</w:t>
+            </w:r>
+          </w:p>
+        </w:tc>
+      </w:tr>
+      <w:tr>
+        <w:tc>
+          <w:tcPr>
+            <w:tcW w:type="dxa" w:w="4986"/>
+          </w:tcPr>
+          <w:p>
+            <w:r/>
+            <w:r>
+              <w:rPr>
+                <w:b w:val="0"/>
+                <w:sz w:val="19"/>
+              </w:rPr>
+              <w:t>07 책</w:t>
+            </w:r>
+          </w:p>
+        </w:tc>
+        <w:tc>
+          <w:tcPr>
+            <w:tcW w:type="dxa" w:w="4986"/>
+          </w:tcPr>
+          <w:p>
+            <w:r/>
+            <w:r>
+              <w:rPr>
+                <w:b w:val="0"/>
+                <w:sz w:val="19"/>
+              </w:rPr>
+              <w:t>교재 두 권</w:t>
+            </w:r>
+          </w:p>
+        </w:tc>
+      </w:tr>
+      <w:tr>
+        <w:tc>
+          <w:tcPr>
+            <w:tcW w:type="dxa" w:w="4986"/>
+          </w:tcPr>
+          <w:p>
+            <w:r/>
+            <w:r>
+              <w:rPr>
+                <w:b w:val="0"/>
+                <w:sz w:val="19"/>
+              </w:rPr>
+              <w:t>08 곁들여</w:t>
+            </w:r>
+          </w:p>
+        </w:tc>
+        <w:tc>
+          <w:tcPr>
+            <w:tcW w:type="dxa" w:w="4986"/>
+          </w:tcPr>
+          <w:p>
+            <w:r/>
+            <w:r>
+              <w:rPr>
+                <w:b w:val="0"/>
+                <w:sz w:val="19"/>
+              </w:rPr>
+              <w:t>더 볼 사례와 사이트 모음</w:t>
             </w:r>
           </w:p>
         </w:tc>
       </w:tr>
     </w:tbl>
     <w:p/>
+    <w:p>
+      <w:pPr>
+        <w:spacing w:line="360" w:lineRule="auto"/>
+      </w:pPr>
+      <w:r>
+        <w:rPr>
+          <w:b w:val="0"/>
+        </w:rPr>
+        <w:t xml:space="preserve">서랍 순서에도 뜻이 있어요. </w:t>
+      </w:r>
+      <w:r>
+        <w:rPr>
+          <w:b/>
+        </w:rPr>
+        <w:t>위쪽은 「이번 주에 할 일」이고, 아래로 갈수록 「더 깊은 공부」</w:t>
+      </w:r>
+      <w:r>
+        <w:rPr>
+          <w:b w:val="0"/>
+        </w:rPr>
+        <w:t>예요. 그래서 바쁜 날에는 01과 02만 보고 닫아도 괜찮아요.</w:t>
+      </w:r>
+    </w:p>
     <w:p>
       <w:pPr>
         <w:keepNext/>
@@ -6162,498 +988,246 @@
           <w:color w:val="2F5148"/>
           <w:sz w:val="28"/>
         </w:rPr>
-        <w:t>부록 · 공고가 올라오는 창구</w:t>
+        <w:t>다섯 · 어떻게 읽으면 되나요?</w:t>
       </w:r>
     </w:p>
-    <w:tbl>
-      <w:tblPr>
-        <w:tblStyle w:val="TableGrid"/>
-        <w:tblW w:type="auto" w:w="0"/>
-        <w:tblLook w:firstColumn="1" w:firstRow="1" w:lastColumn="0" w:lastRow="0" w:noHBand="0" w:noVBand="1" w:val="04A0"/>
-      </w:tblPr>
-      <w:tblGrid>
-        <w:gridCol w:w="3324"/>
-        <w:gridCol w:w="3324"/>
-        <w:gridCol w:w="3324"/>
-      </w:tblGrid>
-      <w:tr>
-        <w:tc>
-          <w:tcPr>
-            <w:tcW w:type="dxa" w:w="3324"/>
-            <w:shd w:val="clear" w:color="auto" w:fill="2F5148"/>
-          </w:tcPr>
-          <w:p>
-            <w:r/>
-            <w:r>
-              <w:rPr>
-                <w:b/>
-                <w:color w:val="FFFFFF"/>
-                <w:sz w:val="19"/>
-              </w:rPr>
-              <w:t>창구</w:t>
-            </w:r>
-          </w:p>
-        </w:tc>
-        <w:tc>
-          <w:tcPr>
-            <w:tcW w:type="dxa" w:w="3324"/>
-            <w:shd w:val="clear" w:color="auto" w:fill="2F5148"/>
-          </w:tcPr>
-          <w:p>
-            <w:r/>
-            <w:r>
-              <w:rPr>
-                <w:b/>
-                <w:color w:val="FFFFFF"/>
-                <w:sz w:val="19"/>
-              </w:rPr>
-              <w:t>주소</w:t>
-            </w:r>
-          </w:p>
-        </w:tc>
-        <w:tc>
-          <w:tcPr>
-            <w:tcW w:type="dxa" w:w="3324"/>
-            <w:shd w:val="clear" w:color="auto" w:fill="2F5148"/>
-          </w:tcPr>
-          <w:p>
-            <w:r/>
-            <w:r>
-              <w:rPr>
-                <w:b/>
-                <w:color w:val="FFFFFF"/>
-                <w:sz w:val="19"/>
-              </w:rPr>
-              <w:t>여기서 볼 것</w:t>
-            </w:r>
-          </w:p>
-        </w:tc>
-      </w:tr>
-      <w:tr>
-        <w:tc>
-          <w:tcPr>
-            <w:tcW w:type="dxa" w:w="3324"/>
-          </w:tcPr>
-          <w:p>
-            <w:r/>
-            <w:r>
-              <w:rPr>
-                <w:b w:val="0"/>
-                <w:sz w:val="19"/>
-              </w:rPr>
-              <w:t>투어라즈(TOURAZ)</w:t>
-            </w:r>
-          </w:p>
-        </w:tc>
-        <w:tc>
-          <w:tcPr>
-            <w:tcW w:type="dxa" w:w="3324"/>
-          </w:tcPr>
-          <w:p>
-            <w:r/>
-            <w:r>
-              <w:rPr>
-                <w:b w:val="0"/>
-                <w:sz w:val="19"/>
-              </w:rPr>
-              <w:t>touraz.kr</w:t>
-            </w:r>
-          </w:p>
-        </w:tc>
-        <w:tc>
-          <w:tcPr>
-            <w:tcW w:type="dxa" w:w="3324"/>
-          </w:tcPr>
-          <w:p>
-            <w:r/>
-            <w:r>
-              <w:rPr>
-                <w:b w:val="0"/>
-                <w:sz w:val="19"/>
-              </w:rPr>
-              <w:t>관광벤처 · 지역 관광 스타트업 공모 접수와 심사</w:t>
-            </w:r>
-          </w:p>
-        </w:tc>
-      </w:tr>
-      <w:tr>
-        <w:tc>
-          <w:tcPr>
-            <w:tcW w:type="dxa" w:w="3324"/>
-          </w:tcPr>
-          <w:p>
-            <w:r/>
-            <w:r>
-              <w:rPr>
-                <w:b w:val="0"/>
-                <w:sz w:val="19"/>
-              </w:rPr>
-              <w:t>한국관광콘텐츠랩</w:t>
-            </w:r>
-          </w:p>
-        </w:tc>
-        <w:tc>
-          <w:tcPr>
-            <w:tcW w:type="dxa" w:w="3324"/>
-          </w:tcPr>
-          <w:p>
-            <w:r/>
-            <w:r>
-              <w:rPr>
-                <w:b w:val="0"/>
-                <w:sz w:val="19"/>
-              </w:rPr>
-              <w:t>api.visitkorea.or.kr</w:t>
-            </w:r>
-          </w:p>
-        </w:tc>
-        <w:tc>
-          <w:tcPr>
-            <w:tcW w:type="dxa" w:w="3324"/>
-          </w:tcPr>
-          <w:p>
-            <w:r/>
-            <w:r>
-              <w:rPr>
-                <w:b w:val="0"/>
-                <w:sz w:val="19"/>
-              </w:rPr>
-              <w:t>TourAPI 데이터 · 관광데이터 활용 공모전 접수</w:t>
-            </w:r>
-          </w:p>
-        </w:tc>
-      </w:tr>
-      <w:tr>
-        <w:tc>
-          <w:tcPr>
-            <w:tcW w:type="dxa" w:w="3324"/>
-          </w:tcPr>
-          <w:p>
-            <w:r/>
-            <w:r>
-              <w:rPr>
-                <w:b w:val="0"/>
-                <w:sz w:val="19"/>
-              </w:rPr>
-              <w:t>기업마당</w:t>
-            </w:r>
-          </w:p>
-        </w:tc>
-        <w:tc>
-          <w:tcPr>
-            <w:tcW w:type="dxa" w:w="3324"/>
-          </w:tcPr>
-          <w:p>
-            <w:r/>
-            <w:r>
-              <w:rPr>
-                <w:b w:val="0"/>
-                <w:sz w:val="19"/>
-              </w:rPr>
-              <w:t>bizinfo.go.kr</w:t>
-            </w:r>
-          </w:p>
-        </w:tc>
-        <w:tc>
-          <w:tcPr>
-            <w:tcW w:type="dxa" w:w="3324"/>
-          </w:tcPr>
-          <w:p>
-            <w:r/>
-            <w:r>
-              <w:rPr>
-                <w:b w:val="0"/>
-                <w:sz w:val="19"/>
-              </w:rPr>
-              <w:t>부처 · 지자체 지원사업을 한곳에 — 공고 검색 연습장</w:t>
-            </w:r>
-          </w:p>
-        </w:tc>
-      </w:tr>
-      <w:tr>
-        <w:tc>
-          <w:tcPr>
-            <w:tcW w:type="dxa" w:w="3324"/>
-          </w:tcPr>
-          <w:p>
-            <w:r/>
-            <w:r>
-              <w:rPr>
-                <w:b w:val="0"/>
-                <w:sz w:val="19"/>
-              </w:rPr>
-              <w:t>소상공인24</w:t>
-            </w:r>
-          </w:p>
-        </w:tc>
-        <w:tc>
-          <w:tcPr>
-            <w:tcW w:type="dxa" w:w="3324"/>
-          </w:tcPr>
-          <w:p>
-            <w:r/>
-            <w:r>
-              <w:rPr>
-                <w:b w:val="0"/>
-                <w:sz w:val="19"/>
-              </w:rPr>
-              <w:t>sbiz24.kr</w:t>
-            </w:r>
-          </w:p>
-        </w:tc>
-        <w:tc>
-          <w:tcPr>
-            <w:tcW w:type="dxa" w:w="3324"/>
-          </w:tcPr>
-          <w:p>
-            <w:r/>
-            <w:r>
-              <w:rPr>
-                <w:b w:val="0"/>
-                <w:sz w:val="19"/>
-              </w:rPr>
-              <w:t>로컬크리에이터 계열(소상공인 도약 지원) 접수</w:t>
-            </w:r>
-          </w:p>
-        </w:tc>
-      </w:tr>
-      <w:tr>
-        <w:tc>
-          <w:tcPr>
-            <w:tcW w:type="dxa" w:w="3324"/>
-          </w:tcPr>
-          <w:p>
-            <w:r/>
-            <w:r>
-              <w:rPr>
-                <w:b w:val="0"/>
-                <w:sz w:val="19"/>
-              </w:rPr>
-              <w:t>모모365</w:t>
-            </w:r>
-          </w:p>
-        </w:tc>
-        <w:tc>
-          <w:tcPr>
-            <w:tcW w:type="dxa" w:w="3324"/>
-          </w:tcPr>
-          <w:p>
-            <w:r/>
-            <w:r>
-              <w:rPr>
-                <w:b w:val="0"/>
-                <w:sz w:val="19"/>
-              </w:rPr>
-              <w:t>momo365.net</w:t>
-            </w:r>
-          </w:p>
-        </w:tc>
-        <w:tc>
-          <w:tcPr>
-            <w:tcW w:type="dxa" w:w="3324"/>
-          </w:tcPr>
-          <w:p>
-            <w:r/>
-            <w:r>
-              <w:rPr>
-                <w:b w:val="0"/>
-                <w:sz w:val="19"/>
-              </w:rPr>
-              <w:t>문화 · 관광 공모 · 공모전 · 입찰 · 채용과 공고달력</w:t>
-            </w:r>
-          </w:p>
-        </w:tc>
-      </w:tr>
-      <w:tr>
-        <w:tc>
-          <w:tcPr>
-            <w:tcW w:type="dxa" w:w="3324"/>
-          </w:tcPr>
-          <w:p>
-            <w:r/>
-            <w:r>
-              <w:rPr>
-                <w:b w:val="0"/>
-                <w:sz w:val="19"/>
-              </w:rPr>
-              <w:t>IRIS</w:t>
-            </w:r>
-          </w:p>
-        </w:tc>
-        <w:tc>
-          <w:tcPr>
-            <w:tcW w:type="dxa" w:w="3324"/>
-          </w:tcPr>
-          <w:p>
-            <w:r/>
-            <w:r>
-              <w:rPr>
-                <w:b w:val="0"/>
-                <w:sz w:val="19"/>
-              </w:rPr>
-              <w:t>iris.go.kr</w:t>
-            </w:r>
-          </w:p>
-        </w:tc>
-        <w:tc>
-          <w:tcPr>
-            <w:tcW w:type="dxa" w:w="3324"/>
-          </w:tcPr>
-          <w:p>
-            <w:r/>
-            <w:r>
-              <w:rPr>
-                <w:b w:val="0"/>
-                <w:sz w:val="19"/>
-              </w:rPr>
-              <w:t>정부 R&amp;D 과제가 모이는 곳</w:t>
-            </w:r>
-          </w:p>
-        </w:tc>
-      </w:tr>
-      <w:tr>
-        <w:tc>
-          <w:tcPr>
-            <w:tcW w:type="dxa" w:w="3324"/>
-          </w:tcPr>
-          <w:p>
-            <w:r/>
-            <w:r>
-              <w:rPr>
-                <w:b w:val="0"/>
-                <w:sz w:val="19"/>
-              </w:rPr>
-              <w:t>PRISM</w:t>
-            </w:r>
-          </w:p>
-        </w:tc>
-        <w:tc>
-          <w:tcPr>
-            <w:tcW w:type="dxa" w:w="3324"/>
-          </w:tcPr>
-          <w:p>
-            <w:r/>
-            <w:r>
-              <w:rPr>
-                <w:b w:val="0"/>
-                <w:sz w:val="19"/>
-              </w:rPr>
-              <w:t>prism.go.kr</w:t>
-            </w:r>
-          </w:p>
-        </w:tc>
-        <w:tc>
-          <w:tcPr>
-            <w:tcW w:type="dxa" w:w="3324"/>
-          </w:tcPr>
-          <w:p>
-            <w:r/>
-            <w:r>
-              <w:rPr>
-                <w:b w:val="0"/>
-                <w:sz w:val="19"/>
-              </w:rPr>
-              <w:t>정책연구용역 원문 — 정부가 무엇을 문제로 보는가</w:t>
-            </w:r>
-          </w:p>
-        </w:tc>
-      </w:tr>
-      <w:tr>
-        <w:tc>
-          <w:tcPr>
-            <w:tcW w:type="dxa" w:w="3324"/>
-          </w:tcPr>
-          <w:p>
-            <w:r/>
-            <w:r>
-              <w:rPr>
-                <w:b w:val="0"/>
-                <w:sz w:val="19"/>
-              </w:rPr>
-              <w:t>부산창업포털</w:t>
-            </w:r>
-          </w:p>
-        </w:tc>
-        <w:tc>
-          <w:tcPr>
-            <w:tcW w:type="dxa" w:w="3324"/>
-          </w:tcPr>
-          <w:p>
-            <w:r/>
-            <w:r>
-              <w:rPr>
-                <w:b w:val="0"/>
-                <w:sz w:val="19"/>
-              </w:rPr>
-              <w:t>busanstartup.kr</w:t>
-            </w:r>
-          </w:p>
-        </w:tc>
-        <w:tc>
-          <w:tcPr>
-            <w:tcW w:type="dxa" w:w="3324"/>
-          </w:tcPr>
-          <w:p>
-            <w:r/>
-            <w:r>
-              <w:rPr>
-                <w:b w:val="0"/>
-                <w:sz w:val="19"/>
-              </w:rPr>
-              <w:t>부산 청년 로컬크리에이터 · 창업 교육</w:t>
-            </w:r>
-          </w:p>
-        </w:tc>
-      </w:tr>
-      <w:tr>
-        <w:tc>
-          <w:tcPr>
-            <w:tcW w:type="dxa" w:w="3324"/>
-          </w:tcPr>
-          <w:p>
-            <w:r/>
-            <w:r>
-              <w:rPr>
-                <w:b w:val="0"/>
-                <w:sz w:val="19"/>
-              </w:rPr>
-              <w:t>경북관광기업지원센터</w:t>
-            </w:r>
-          </w:p>
-        </w:tc>
-        <w:tc>
-          <w:tcPr>
-            <w:tcW w:type="dxa" w:w="3324"/>
-          </w:tcPr>
-          <w:p>
-            <w:r/>
-            <w:r>
-              <w:rPr>
-                <w:b w:val="0"/>
-                <w:sz w:val="19"/>
-              </w:rPr>
-              <w:t>tourbiz.gtc.co.kr</w:t>
-            </w:r>
-          </w:p>
-        </w:tc>
-        <w:tc>
-          <w:tcPr>
-            <w:tcW w:type="dxa" w:w="3324"/>
-          </w:tcPr>
-          <w:p>
-            <w:r/>
-            <w:r>
-              <w:rPr>
-                <w:b w:val="0"/>
-                <w:sz w:val="19"/>
-              </w:rPr>
-              <w:t>경북 관광 스타트업 · 협업프로젝트 공모</w:t>
-            </w:r>
-          </w:p>
-        </w:tc>
-      </w:tr>
-    </w:tbl>
-    <w:p/>
+    <w:p>
+      <w:pPr>
+        <w:spacing w:line="360" w:lineRule="auto"/>
+      </w:pPr>
+      <w:r>
+        <w:rPr>
+          <w:b w:val="0"/>
+        </w:rPr>
+        <w:t xml:space="preserve">서랍 01을 열면 「1주차, 2주차, 3주차…」 상자가 줄지어 있는데, 대부분 </w:t>
+      </w:r>
+      <w:r>
+        <w:rPr>
+          <w:b/>
+        </w:rPr>
+        <w:t>닫혀</w:t>
+      </w:r>
+      <w:r>
+        <w:rPr>
+          <w:b w:val="0"/>
+        </w:rPr>
+        <w:t xml:space="preserve"> 있어요. 한꺼번에 펼치면 너무 길어서 일부러 접어 둔 거예요. </w:t>
+      </w:r>
+      <w:r>
+        <w:rPr>
+          <w:b/>
+        </w:rPr>
+        <w:t>이번 주 상자 하나만 열어 보세요.</w:t>
+      </w:r>
+      <w:r>
+        <w:rPr>
+          <w:b w:val="0"/>
+        </w:rPr>
+        <w:t xml:space="preserve"> 상자 위에 있는 계단 모양 막대그래프는 「그 주까지 내 손에 쌓인 결과물 개수」예요. 막대를 누르면 그 주 상자가 바로 열려요.</w:t>
+      </w:r>
+    </w:p>
+    <w:p>
+      <w:pPr>
+        <w:spacing w:line="360" w:lineRule="auto"/>
+      </w:pPr>
+      <w:r>
+        <w:rPr>
+          <w:b w:val="0"/>
+        </w:rPr>
+        <w:t xml:space="preserve">알약 끝에 붙은 작은 표시도 알아 두면 편해요. </w:t>
+      </w:r>
+      <w:r>
+        <w:rPr>
+          <w:b/>
+        </w:rPr>
+        <w:t>↗</w:t>
+      </w:r>
+      <w:r>
+        <w:rPr>
+          <w:b w:val="0"/>
+        </w:rPr>
+        <w:t xml:space="preserve">는 새 창으로 다른 페이지가 열린다는 뜻이고, </w:t>
+      </w:r>
+      <w:r>
+        <w:rPr>
+          <w:b/>
+        </w:rPr>
+        <w:t>⬇</w:t>
+      </w:r>
+      <w:r>
+        <w:rPr>
+          <w:b w:val="0"/>
+        </w:rPr>
+        <w:t xml:space="preserve">는 파일을 내려받는다는 뜻이에요. </w:t>
+      </w:r>
+      <w:r>
+        <w:rPr>
+          <w:b/>
+        </w:rPr>
+        <w:t>↓</w:t>
+      </w:r>
+      <w:r>
+        <w:rPr>
+          <w:b w:val="0"/>
+        </w:rPr>
+        <w:t xml:space="preserve">는 같은 페이지 아래로 내려간다는 뜻이고, 깜빡이는 </w:t>
+      </w:r>
+      <w:r>
+        <w:rPr>
+          <w:b/>
+        </w:rPr>
+        <w:t>●</w:t>
+      </w:r>
+      <w:r>
+        <w:rPr>
+          <w:b w:val="0"/>
+        </w:rPr>
+        <w:t>은 꼭 봐야 할 것이라는 표시예요.</w:t>
+      </w:r>
+    </w:p>
+    <w:p>
+      <w:pPr>
+        <w:spacing w:line="360" w:lineRule="auto"/>
+      </w:pPr>
+      <w:r>
+        <w:rPr>
+          <w:b w:val="0"/>
+        </w:rPr>
+        <w:t xml:space="preserve">어디부터 읽을지는 지금 내 상황에 따라 달라요. </w:t>
+      </w:r>
+      <w:r>
+        <w:rPr>
+          <w:b/>
+        </w:rPr>
+        <w:t>과제 때문에 왔다면</w:t>
+      </w:r>
+      <w:r>
+        <w:rPr>
+          <w:b w:val="0"/>
+        </w:rPr>
+        <w:t xml:space="preserve"> 서랍 02의 과제를 먼저 보고, 서랍 03의 이론을 01장부터 차례로 읽어요. </w:t>
+      </w:r>
+      <w:r>
+        <w:rPr>
+          <w:b/>
+        </w:rPr>
+        <w:t>낼 곳을 찾고 있다면</w:t>
+      </w:r>
+      <w:r>
+        <w:rPr>
+          <w:b w:val="0"/>
+        </w:rPr>
+        <w:t xml:space="preserve"> 서랍 04의 공모전부터 보고 서랍 08의 공고 사이트로 가요. </w:t>
+      </w:r>
+      <w:r>
+        <w:rPr>
+          <w:b/>
+        </w:rPr>
+        <w:t>아직 아이디어가 없다면</w:t>
+      </w:r>
+      <w:r>
+        <w:rPr>
+          <w:b w:val="0"/>
+        </w:rPr>
+        <w:t xml:space="preserve"> 서랍 08의 구미 · 포항 이야기처럼 사람이 이미 모이는 곳을 먼저 봐요. 사람은 모이는데 무언가 비어 있는 자리, 그 </w:t>
+      </w:r>
+      <w:r>
+        <w:rPr>
+          <w:b/>
+        </w:rPr>
+        <w:t>빈칸에서 아이디어가 나와요.</w:t>
+      </w:r>
+    </w:p>
+    <w:p>
+      <w:pPr>
+        <w:keepNext/>
+        <w:spacing w:before="280"/>
+      </w:pPr>
+      <w:r>
+        <w:rPr>
+          <w:b/>
+          <w:color w:val="2F5148"/>
+          <w:sz w:val="28"/>
+        </w:rPr>
+        <w:t>여섯 · 오늘 해 둘 세 가지</w:t>
+      </w:r>
+    </w:p>
+    <w:p>
+      <w:pPr>
+        <w:spacing w:line="360" w:lineRule="auto"/>
+      </w:pPr>
+      <w:r>
+        <w:rPr>
+          <w:b w:val="0"/>
+        </w:rPr>
+        <w:t xml:space="preserve">읽고 끝내면 아무것도 남지 않아요. 오늘 이 세 가지만 해 두세요. 첫째, 공모전 접수 사이트 </w:t>
+      </w:r>
+      <w:r>
+        <w:rPr>
+          <w:b/>
+        </w:rPr>
+        <w:t>투어라즈</w:t>
+      </w:r>
+      <w:r>
+        <w:rPr>
+          <w:b w:val="0"/>
+        </w:rPr>
+        <w:t>(touraz.kr)에 가입해요. 5분이면 돼요. 둘째, 우리 동네 공고가 올라오는 곳(시청 공지사항 · 도시재생지원센터 · 지역 창업포털)을 즐겨찾기 해요. 셋째, 내 아이디어를 「</w:t>
+      </w:r>
+      <w:r>
+        <w:rPr>
+          <w:b/>
+        </w:rPr>
+        <w:t>누구의</w:t>
+      </w:r>
+      <w:r>
+        <w:rPr>
+          <w:b w:val="0"/>
+        </w:rPr>
+        <w:t xml:space="preserve"> / </w:t>
+      </w:r>
+      <w:r>
+        <w:rPr>
+          <w:b/>
+        </w:rPr>
+        <w:t>어떤 문제를</w:t>
+      </w:r>
+      <w:r>
+        <w:rPr>
+          <w:b w:val="0"/>
+        </w:rPr>
+        <w:t xml:space="preserve"> / </w:t>
+      </w:r>
+      <w:r>
+        <w:rPr>
+          <w:b/>
+        </w:rPr>
+        <w:t>왜 지금</w:t>
+      </w:r>
+      <w:r>
+        <w:rPr>
+          <w:b w:val="0"/>
+        </w:rPr>
+        <w:t xml:space="preserve"> 풀어야 하나」 세 줄로 써 봐요.</w:t>
+      </w:r>
+    </w:p>
+    <w:p>
+      <w:pPr>
+        <w:spacing w:line="360" w:lineRule="auto"/>
+      </w:pPr>
+      <w:r>
+        <w:rPr>
+          <w:b w:val="0"/>
+        </w:rPr>
+        <w:t xml:space="preserve">한 가지만 조심해요. 공모전의 금액과 마감일은 해마다 바뀌고, AI가 정리해 준 글은 중요한 한 줄을 빠뜨리기도 해요. 그래서 </w:t>
+      </w:r>
+      <w:r>
+        <w:rPr>
+          <w:b/>
+        </w:rPr>
+        <w:t>낼 때는 꼭 그해 공고 원문을 다시 확인해요.</w:t>
+      </w:r>
+    </w:p>
     <w:p>
       <w:pPr>
         <w:keepNext/>
@@ -6676,7 +1250,7 @@
         <w:rPr>
           <w:b w:val="0"/>
         </w:rPr>
-        <w:t xml:space="preserve">이 페이지는 </w:t>
+        <w:t xml:space="preserve">이 홈페이지는 </w:t>
       </w:r>
       <w:r>
         <w:rPr>
@@ -6688,19 +1262,19 @@
         <w:rPr>
           <w:b w:val="0"/>
         </w:rPr>
-        <w:t xml:space="preserve">예요. 서랍 03의 이론(문제 찾기 → 돈 버는 그림 → 작게 먼저 시험하기)을 따라가면 그 순서가 그대로 사업계획서가 되고, 그 사업계획서는 서랍 04의 공모전에 낼 수 있어요. 그러니까 </w:t>
+        <w:t xml:space="preserve">예요. 서랍을 따라 읽으면 그 순서가 그대로 사업계획서가 되고, 그 사업계획서는 실제 공모전에 낼 수 있어요. 그러니까 </w:t>
       </w:r>
       <w:r>
         <w:rPr>
           <w:b/>
         </w:rPr>
-        <w:t>이 페이지를 따라 읽는 것이 곧 공모전 준비</w:t>
+        <w:t>이 홈페이지를 따라 읽는 것이 곧 내 회사를 준비하는 일</w:t>
       </w:r>
       <w:r>
         <w:rPr>
           <w:b w:val="0"/>
         </w:rPr>
-        <w:t>예요. 길을 잃으면 이 글을 다시 펴고, 이번 주 상자 하나만 열면 돼요.</w:t>
+        <w:t>이에요. 길을 잃으면 이 글을 다시 펴고, 이번 주 상자 하나만 열면 돼요.</w:t>
       </w:r>
     </w:p>
     <w:sectPr>

--- a/learn/assets/tourism-venture-reading-guide.docx
+++ b/learn/assets/tourism-venture-reading-guide.docx
@@ -9,7 +9,7 @@
           <w:color w:val="7C8A99"/>
           <w:sz w:val="18"/>
         </w:rPr>
-        <w:t>교육자료 모듈 03 · 관광벤처창업론</w:t>
+        <w:t>국립경국대학교 관광경영학과 4학년 2학기 · 관광벤처창업론</w:t>
       </w:r>
     </w:p>
     <w:p>
@@ -19,7 +19,7 @@
           <w:color w:val="2F5148"/>
           <w:sz w:val="44"/>
         </w:rPr>
-        <w:t>이 페이지를 읽는 법</w:t>
+        <w:t>과목 · 홈페이지 소개</w:t>
       </w:r>
     </w:p>
     <w:p>
@@ -29,7 +29,7 @@
           <w:color w:val="5B7068"/>
           <w:sz w:val="22"/>
         </w:rPr>
-        <w:t>처음 온 학생을 위한 쉬운 안내 — 이 과목과 이 홈페이지가 어떤지</w:t>
+        <w:t>이 과목은 무엇을 하는가 · 한 학기의 흐름 · 수업 홈페이지를 읽는 방법</w:t>
       </w:r>
     </w:p>
     <w:p>
@@ -39,7 +39,7 @@
           <w:color w:val="7C8A99"/>
           <w:sz w:val="18"/>
         </w:rPr>
-        <w:t>대상 페이지 sunshinewellness.co.kr/learn/tourism-venture.html · 페이지 맨 위 「📖 처음 왔다면」 상자와 같은 글 · 2026-10 개정</w:t>
+        <w:t>수업 홈페이지 sunshinewellness.co.kr/learn/tourism-venture.html · 2026-10</w:t>
       </w:r>
     </w:p>
     <w:p>
@@ -53,12 +53,12 @@
           <w:color w:val="2F5148"/>
           <w:sz w:val="28"/>
         </w:rPr>
-        <w:t>하나 · 이 과목은 어떤 과목인가요?</w:t>
+        <w:t>1. 이 과목은 어떤 과목인가</w:t>
       </w:r>
     </w:p>
     <w:p>
       <w:pPr>
-        <w:spacing w:line="360" w:lineRule="auto"/>
+        <w:spacing w:line="384" w:lineRule="auto" w:after="120"/>
       </w:pPr>
       <w:r>
         <w:rPr>
@@ -70,59 +70,59 @@
         <w:rPr>
           <w:b/>
         </w:rPr>
-        <w:t>여행에서 불편한 점을 찾아서, 그 불편을 풀어 주는 작은 회사를 만들어 보는</w:t>
+        <w:t>여행과 관광에서 생기는 불편을 찾아, 그것을 해결하는 작은 사업을 설계해 보는 과목</w:t>
       </w:r>
       <w:r>
         <w:rPr>
           <w:b w:val="0"/>
         </w:rPr>
-        <w:t xml:space="preserve"> 과목이에요. 「벤처」는 새로운 생각으로 시작하는 작은 회사를 말해요. 그러니까 관광벤처는 여행과 관광에서 생긴 문제를 새로운 방법으로 풀어 주는 작은 회사예요.</w:t>
+        <w:t>입니다. 벤처는 새로운 아이디어로 시작하는 작은 기업을 말합니다. 따라서 관광벤처는 여행 · 관광 현장의 문제를 새로운 방식으로 해결하는 기업입니다.</w:t>
       </w:r>
     </w:p>
     <w:p>
       <w:pPr>
-        <w:spacing w:line="360" w:lineRule="auto"/>
+        <w:spacing w:line="384" w:lineRule="auto" w:after="120"/>
       </w:pPr>
       <w:r>
         <w:rPr>
           <w:b w:val="0"/>
         </w:rPr>
-        <w:t xml:space="preserve">예를 하나 들어 볼게요. 숙소를 예약했는데 갑자기 일이 생겨서 못 가게 됐어요. 그런데 환불이 안 돼요. 정말 속상하지요. 이 불편을 풀려고 「캔슬마켓」이라는 회사가 생겼어요. 못 가게 된 사람의 예약을, 싸게 가고 싶은 다른 사람에게 넘겨 주는 회사예요. 이렇게 </w:t>
+        <w:t xml:space="preserve">예를 들어, 숙소를 예약했는데 사정이 생겨 갈 수 없게 되었고 환불도 되지 않는 상황이 있습니다. 이 불편을 해결하기 위해 생긴 회사가 「캔슬마켓」입니다. 갈 수 없게 된 사람의 예약을 더 싸게 가려는 사람에게 넘겨 주는 방식입니다. 이처럼 </w:t>
       </w:r>
       <w:r>
         <w:rPr>
           <w:b/>
         </w:rPr>
-        <w:t>불편 하나가 회사 하나가 되는 것</w:t>
+        <w:t>불편 하나가 하나의 사업이 되는 것</w:t>
       </w:r>
       <w:r>
         <w:rPr>
           <w:b w:val="0"/>
         </w:rPr>
-        <w:t>, 그게 관광벤처예요.</w:t>
+        <w:t>이 관광벤처입니다.</w:t>
       </w:r>
     </w:p>
     <w:p>
       <w:pPr>
-        <w:spacing w:line="360" w:lineRule="auto"/>
+        <w:spacing w:line="384" w:lineRule="auto" w:after="120"/>
       </w:pPr>
       <w:r>
         <w:rPr>
           <w:b w:val="0"/>
         </w:rPr>
-        <w:t xml:space="preserve">그래서 이 과목은 「무엇을 만들까?」에서 시작하지 않아요. </w:t>
+        <w:t xml:space="preserve">그래서 이 과목은 「무엇을 만들까?」에서 출발하지 않고 </w:t>
       </w:r>
       <w:r>
         <w:rPr>
           <w:b/>
         </w:rPr>
-        <w:t>「여행하면서 무엇이 불편했지?」</w:t>
+        <w:t>「여행에서 무엇이 불편한가?」</w:t>
       </w:r>
       <w:r>
         <w:rPr>
           <w:b w:val="0"/>
         </w:rPr>
-        <w:t>에서 시작해요. 불편을 찾으면 「누가 불편하지?」, 「어떻게 풀어 줄까?」, 「실제로 푼 회사는 어디지?」를 차례로 묻고, 마지막에 「그럼 나는 무엇을 만들까?」에 닿아요. 나무 줄기에서 가지가 갈라지듯 질문이 이어지다가, 가지 끝에 내 아이디어 한 문장이 열려요.</w:t>
+        <w:t>에서 출발합니다. 불편을 찾으면 「누가 불편한가」, 「어떻게 해결할 것인가」, 「이미 해결한 기업은 어디인가」를 차례로 묻고, 마지막에 「그렇다면 나는 무엇을 만들 것인가」에 이릅니다. 질문이 가지처럼 갈라지며 이어지다가, 그 끝에서 자신의 사업 아이디어 한 문장이 나옵니다.</w:t>
       </w:r>
     </w:p>
     <w:p>
@@ -136,18 +136,18 @@
           <w:color w:val="2F5148"/>
           <w:sz w:val="28"/>
         </w:rPr>
-        <w:t>둘 · 학기가 끝나면 무엇이 남나요?</w:t>
+        <w:t>2. 학기가 끝나면 무엇이 남는가</w:t>
       </w:r>
     </w:p>
     <w:p>
       <w:pPr>
-        <w:spacing w:line="360" w:lineRule="auto"/>
+        <w:spacing w:line="384" w:lineRule="auto" w:after="120"/>
       </w:pPr>
       <w:r>
         <w:rPr>
           <w:b w:val="0"/>
         </w:rPr>
-        <w:t xml:space="preserve">학기가 끝나면 손에 </w:t>
+        <w:t xml:space="preserve">학기 말에는 </w:t>
       </w:r>
       <w:r>
         <w:rPr>
@@ -159,18 +159,18 @@
         <w:rPr>
           <w:b w:val="0"/>
         </w:rPr>
-        <w:t>가 남아요. 사업계획서는 「제 회사는 이런 문제를 이렇게 풀고, 이렇게 돈을 벌 거예요」라고 정부에 내는 설명서예요. 연습용 숙제가 아니라, 실제 정부 공모전(예비관광벤처)에 그대로 낼 수 있게 만들어요.</w:t>
+        <w:t>가 남습니다. 사업계획서는 「이 회사는 이런 문제를 이렇게 해결하고, 이렇게 수익을 낸다」를 정부에 설명하는 문서입니다. 연습용 과제가 아니라 실제 정부 공모(예비관광벤처)에 그대로 제출할 수 있는 수준으로 작성합니다.</w:t>
       </w:r>
     </w:p>
     <w:p>
       <w:pPr>
-        <w:spacing w:line="360" w:lineRule="auto"/>
+        <w:spacing w:line="384" w:lineRule="auto" w:after="120"/>
       </w:pPr>
       <w:r>
         <w:rPr>
           <w:b w:val="0"/>
         </w:rPr>
-        <w:t xml:space="preserve">사업계획서에는 큰 칸이 네 개 있어요. 영어 머리글자를 따서 </w:t>
+        <w:t xml:space="preserve">사업계획서는 크게 네 칸으로 이루어지며, 영문 머리글자를 따 </w:t>
       </w:r>
       <w:r>
         <w:rPr>
@@ -182,19 +182,19 @@
         <w:rPr>
           <w:b w:val="0"/>
         </w:rPr>
-        <w:t xml:space="preserve">라고 불러요. P는 「누가, 무엇이 불편한가요?」, 첫 번째 S는 「그걸 어떻게 풀어 주나요?」, 두 번째 S는 「손님은 몇 명이고, 어떻게 키우나요?」, T는 「누가 함께하나요?」를 묻는 칸이에요. 이 네 칸을 한 번에 다 쓰지 않아요. </w:t>
+        <w:t xml:space="preserve">라고 부릅니다. P(Problem)는 「누가 어떤 불편을 겪는가」, 첫 번째 S(Solution)는 「그것을 어떻게 해결하는가」, 두 번째 S(Scale-up)는 「고객은 얼마나 되고 어떻게 성장시킬 것인가」, T(Team)는 「누가 함께하는가」를 묻습니다. 네 칸을 한 번에 완성하지 않습니다. </w:t>
       </w:r>
       <w:r>
         <w:rPr>
           <w:b/>
         </w:rPr>
-        <w:t>매주 조금씩 쓰고, 발표하고, 선생님 말씀을 듣고 고쳐요.</w:t>
+        <w:t>매주 조금씩 작성하고, 발표하고, 피드백을 받아 수정합니다.</w:t>
       </w:r>
       <w:r>
         <w:rPr>
           <w:b w:val="0"/>
         </w:rPr>
-        <w:t xml:space="preserve"> 그렇게 고친 글을 마지막에 공모전 양식에 옮겨 담으면 한 부가 완성돼요.</w:t>
+        <w:t xml:space="preserve"> 이렇게 다듬은 내용을 마지막에 공모 양식에 옮기면 한 부가 완성됩니다.</w:t>
       </w:r>
     </w:p>
     <w:p>
@@ -208,30 +208,18 @@
           <w:color w:val="2F5148"/>
           <w:sz w:val="28"/>
         </w:rPr>
-        <w:t>셋 · 한 학기는 어떻게 흘러가나요?</w:t>
+        <w:t>3. 한 학기의 흐름</w:t>
       </w:r>
     </w:p>
     <w:p>
       <w:pPr>
-        <w:spacing w:line="360" w:lineRule="auto"/>
+        <w:spacing w:line="384" w:lineRule="auto" w:after="120"/>
       </w:pPr>
       <w:r>
         <w:rPr>
           <w:b w:val="0"/>
         </w:rPr>
-        <w:t xml:space="preserve">한 학기는 크게 </w:t>
-      </w:r>
-      <w:r>
-        <w:rPr>
-          <w:b/>
-        </w:rPr>
-        <w:t>네 덩어리</w:t>
-      </w:r>
-      <w:r>
-        <w:rPr>
-          <w:b w:val="0"/>
-        </w:rPr>
-        <w:t>예요. 처음에는 틀을 잡고, 다음에는 내 것으로 좁혀요. 그다음 진짜 손님이 있는지 숫자로 증명하고, 마지막에 한 부로 묶어요.</w:t>
+        <w:t>한 학기는 세 단계로 진행됩니다. 먼저 틀을 잡고, 다음으로 자신의 아이템으로 좁히며, 마지막에 한 부로 묶습니다.</w:t>
       </w:r>
     </w:p>
     <w:tbl>
@@ -241,14 +229,14 @@
         <w:tblLook w:firstColumn="1" w:firstRow="1" w:lastColumn="0" w:lastRow="0" w:noHBand="0" w:noVBand="1" w:val="04A0"/>
       </w:tblPr>
       <w:tblGrid>
-        <w:gridCol w:w="3324"/>
-        <w:gridCol w:w="3324"/>
-        <w:gridCol w:w="3324"/>
+        <w:gridCol w:w="3249"/>
+        <w:gridCol w:w="3249"/>
+        <w:gridCol w:w="3249"/>
       </w:tblGrid>
       <w:tr>
         <w:tc>
           <w:tcPr>
-            <w:tcW w:type="dxa" w:w="3324"/>
+            <w:tcW w:type="dxa" w:w="3249"/>
             <w:shd w:val="clear" w:color="auto" w:fill="2F5148"/>
           </w:tcPr>
           <w:p>
@@ -259,13 +247,13 @@
                 <w:color w:val="FFFFFF"/>
                 <w:sz w:val="19"/>
               </w:rPr>
-              <w:t>덩어리</w:t>
+              <w:t>단계</w:t>
             </w:r>
           </w:p>
         </w:tc>
         <w:tc>
           <w:tcPr>
-            <w:tcW w:type="dxa" w:w="3324"/>
+            <w:tcW w:type="dxa" w:w="3249"/>
             <w:shd w:val="clear" w:color="auto" w:fill="2F5148"/>
           </w:tcPr>
           <w:p>
@@ -276,13 +264,13 @@
                 <w:color w:val="FFFFFF"/>
                 <w:sz w:val="19"/>
               </w:rPr>
-              <w:t>언제</w:t>
+              <w:t>시기</w:t>
             </w:r>
           </w:p>
         </w:tc>
         <w:tc>
           <w:tcPr>
-            <w:tcW w:type="dxa" w:w="3324"/>
+            <w:tcW w:type="dxa" w:w="3249"/>
             <w:shd w:val="clear" w:color="auto" w:fill="2F5148"/>
           </w:tcPr>
           <w:p>
@@ -293,7 +281,7 @@
                 <w:color w:val="FFFFFF"/>
                 <w:sz w:val="19"/>
               </w:rPr>
-              <w:t>무엇을 하나요</w:t>
+              <w:t>내용</w:t>
             </w:r>
           </w:p>
         </w:tc>
@@ -301,13 +289,13 @@
       <w:tr>
         <w:tc>
           <w:tcPr>
-            <w:tcW w:type="dxa" w:w="3324"/>
+            <w:tcW w:type="dxa" w:w="3249"/>
           </w:tcPr>
           <w:p>
             <w:r/>
             <w:r>
               <w:rPr>
-                <w:b w:val="0"/>
+                <w:b/>
                 <w:sz w:val="19"/>
               </w:rPr>
               <w:t>① 틀을 잡는다</w:t>
@@ -316,7 +304,7 @@
         </w:tc>
         <w:tc>
           <w:tcPr>
-            <w:tcW w:type="dxa" w:w="3324"/>
+            <w:tcW w:type="dxa" w:w="3249"/>
           </w:tcPr>
           <w:p>
             <w:r/>
@@ -331,7 +319,7 @@
         </w:tc>
         <w:tc>
           <w:tcPr>
-            <w:tcW w:type="dxa" w:w="3324"/>
+            <w:tcW w:type="dxa" w:w="3249"/>
           </w:tcPr>
           <w:p>
             <w:r/>
@@ -340,7 +328,7 @@
                 <w:b w:val="0"/>
                 <w:sz w:val="19"/>
               </w:rPr>
-              <w:t>사업계획서의 네 칸을 알고, 실제 회사를 따라 보고, 내 아이디어를 말로 꺼내 봐요</w:t>
+              <w:t>사업계획서의 네 칸을 이해하고, 실제 기업을 분석하며, 자신의 아이디어를 말로 꺼내 봅니다</w:t>
             </w:r>
           </w:p>
         </w:tc>
@@ -348,22 +336,22 @@
       <w:tr>
         <w:tc>
           <w:tcPr>
-            <w:tcW w:type="dxa" w:w="3324"/>
+            <w:tcW w:type="dxa" w:w="3249"/>
           </w:tcPr>
           <w:p>
             <w:r/>
             <w:r>
               <w:rPr>
-                <w:b w:val="0"/>
+                <w:b/>
                 <w:sz w:val="19"/>
               </w:rPr>
-              <w:t>② 내 것으로 좁힌다</w:t>
+              <w:t>② 아이템을 좁힌다</w:t>
             </w:r>
           </w:p>
         </w:tc>
         <w:tc>
           <w:tcPr>
-            <w:tcW w:type="dxa" w:w="3324"/>
+            <w:tcW w:type="dxa" w:w="3249"/>
           </w:tcPr>
           <w:p>
             <w:r/>
@@ -378,7 +366,7 @@
         </w:tc>
         <w:tc>
           <w:tcPr>
-            <w:tcW w:type="dxa" w:w="3324"/>
+            <w:tcW w:type="dxa" w:w="3249"/>
           </w:tcPr>
           <w:p>
             <w:r/>
@@ -387,7 +375,7 @@
                 <w:b w:val="0"/>
                 <w:sz w:val="19"/>
               </w:rPr>
-              <w:t>아이디어를 한 문장으로 쓰고, 이름과 이야기를 붙이고, 내 손님 한 사람을 골라요</w:t>
+              <w:t>아이디어를 한 문장으로 정리하고, 이름과 스토리를 붙이고, 목표 고객 한 사람을 정합니다</w:t>
             </w:r>
           </w:p>
         </w:tc>
@@ -395,7 +383,7 @@
       <w:tr>
         <w:tc>
           <w:tcPr>
-            <w:tcW w:type="dxa" w:w="3324"/>
+            <w:tcW w:type="dxa" w:w="3249"/>
             <w:shd w:val="clear" w:color="auto" w:fill="FFF4D6"/>
           </w:tcPr>
           <w:p>
@@ -411,7 +399,7 @@
         </w:tc>
         <w:tc>
           <w:tcPr>
-            <w:tcW w:type="dxa" w:w="3324"/>
+            <w:tcW w:type="dxa" w:w="3249"/>
             <w:shd w:val="clear" w:color="auto" w:fill="FFF4D6"/>
           </w:tcPr>
           <w:p>
@@ -427,7 +415,7 @@
         </w:tc>
         <w:tc>
           <w:tcPr>
-            <w:tcW w:type="dxa" w:w="3324"/>
+            <w:tcW w:type="dxa" w:w="3249"/>
             <w:shd w:val="clear" w:color="auto" w:fill="FFF4D6"/>
           </w:tcPr>
           <w:p>
@@ -437,7 +425,7 @@
                 <w:b/>
                 <w:sz w:val="19"/>
               </w:rPr>
-              <w:t>사업계획서 첫 세 칸(1-1 · 2-1 · 4-1)을 내요</w:t>
+              <w:t>사업계획서 첫 세 칸(1-1 · 2-1 · 4-1)을 제출합니다</w:t>
             </w:r>
           </w:p>
         </w:tc>
@@ -445,7 +433,22 @@
       <w:tr>
         <w:tc>
           <w:tcPr>
-            <w:tcW w:type="dxa" w:w="3324"/>
+            <w:tcW w:type="dxa" w:w="3249"/>
+          </w:tcPr>
+          <w:p>
+            <w:r/>
+            <w:r>
+              <w:rPr>
+                <w:b/>
+                <w:sz w:val="19"/>
+              </w:rPr>
+              <w:t>③ 한 부로 묶는다</w:t>
+            </w:r>
+          </w:p>
+        </w:tc>
+        <w:tc>
+          <w:tcPr>
+            <w:tcW w:type="dxa" w:w="3249"/>
           </w:tcPr>
           <w:p>
             <w:r/>
@@ -454,13 +457,13 @@
                 <w:b w:val="0"/>
                 <w:sz w:val="19"/>
               </w:rPr>
-              <w:t>③ 시장에서 증명한다</w:t>
+              <w:t>14~16주</w:t>
             </w:r>
           </w:p>
         </w:tc>
         <w:tc>
           <w:tcPr>
-            <w:tcW w:type="dxa" w:w="3324"/>
+            <w:tcW w:type="dxa" w:w="3249"/>
           </w:tcPr>
           <w:p>
             <w:r/>
@@ -469,72 +472,7 @@
                 <w:b w:val="0"/>
                 <w:sz w:val="19"/>
               </w:rPr>
-              <w:t>9~13주</w:t>
-            </w:r>
-          </w:p>
-        </w:tc>
-        <w:tc>
-          <w:tcPr>
-            <w:tcW w:type="dxa" w:w="3324"/>
-          </w:tcPr>
-          <w:p>
-            <w:r/>
-            <w:r>
-              <w:rPr>
-                <w:b w:val="0"/>
-                <w:sz w:val="19"/>
-              </w:rPr>
-              <w:t>손님이 몇 명인지 숫자로 찾고, 돈이 도는 그림을 그리고, 지역 자원으로 하는 창업을 배워요</w:t>
-            </w:r>
-          </w:p>
-        </w:tc>
-      </w:tr>
-      <w:tr>
-        <w:tc>
-          <w:tcPr>
-            <w:tcW w:type="dxa" w:w="3324"/>
-            <w:shd w:val="clear" w:color="auto" w:fill="FFF4D6"/>
-          </w:tcPr>
-          <w:p>
-            <w:r/>
-            <w:r>
-              <w:rPr>
-                <w:b/>
-                <w:sz w:val="19"/>
-              </w:rPr>
-              <w:t>④ 한 부로 묶는다</w:t>
-            </w:r>
-          </w:p>
-        </w:tc>
-        <w:tc>
-          <w:tcPr>
-            <w:tcW w:type="dxa" w:w="3324"/>
-            <w:shd w:val="clear" w:color="auto" w:fill="FFF4D6"/>
-          </w:tcPr>
-          <w:p>
-            <w:r/>
-            <w:r>
-              <w:rPr>
-                <w:b/>
-                <w:sz w:val="19"/>
-              </w:rPr>
-              <w:t>14~16주</w:t>
-            </w:r>
-          </w:p>
-        </w:tc>
-        <w:tc>
-          <w:tcPr>
-            <w:tcW w:type="dxa" w:w="3324"/>
-            <w:shd w:val="clear" w:color="auto" w:fill="FFF4D6"/>
-          </w:tcPr>
-          <w:p>
-            <w:r/>
-            <w:r>
-              <w:rPr>
-                <w:b/>
-                <w:sz w:val="19"/>
-              </w:rPr>
-              <w:t>진짜 심사처럼 발표하고, 기말(12/15)에 사업계획서 한 부를 내요</w:t>
+              <w:t>심사 형식의 발표를 하고, 기말(12/15)에 사업계획서 완성본을 제출합니다</w:t>
             </w:r>
           </w:p>
         </w:tc>
@@ -543,25 +481,25 @@
     <w:p/>
     <w:p>
       <w:pPr>
-        <w:spacing w:line="360" w:lineRule="auto"/>
+        <w:spacing w:line="384" w:lineRule="auto" w:after="120"/>
       </w:pPr>
       <w:r>
         <w:rPr>
           <w:b w:val="0"/>
         </w:rPr>
-        <w:t xml:space="preserve">중간시험까지는 칸을 </w:t>
+        <w:t xml:space="preserve">중간시험까지는 </w:t>
       </w:r>
       <w:r>
         <w:rPr>
           <w:b/>
         </w:rPr>
-        <w:t>세 개만</w:t>
+        <w:t>세 칸</w:t>
       </w:r>
       <w:r>
         <w:rPr>
           <w:b w:val="0"/>
         </w:rPr>
-        <w:t xml:space="preserve"> 먼저 완성해요. 1-1은 「왜 이 일을 하나요?」, 2-1은 「누구를 위해 하나요?」, 4-1은 「지금 하기 좋은 때인가요?」를 묻는 칸이에요. 이 세 칸이 튼튼하면 나머지 칸은 그 위에 쌓기만 하면 돼요. 중간시험 뒤에는 </w:t>
+        <w:t xml:space="preserve">을 먼저 완성합니다. 1-1(문제 인식)은 「왜 이 사업을 하는가」, 2-1(시장현황 및 목표고객)은 「누구를 위한 사업인가」, 4-1(관광시장 이해도 · 트렌드)은 「지금이 적절한 시점인가」를 묻습니다. 이 세 칸이 탄탄하면 나머지 칸은 그 위에 쌓아 갈 수 있습니다. 중간시험 이후에는 </w:t>
       </w:r>
       <w:r>
         <w:rPr>
@@ -573,19 +511,19 @@
         <w:rPr>
           <w:b w:val="0"/>
         </w:rPr>
-        <w:t xml:space="preserve">이 있어요. 실제 창업가가 나오는 영상 두 편을 보고 발표 자료로 만드는 과제이고, 마감은 </w:t>
+        <w:t xml:space="preserve">이 있습니다. 실제 창업가가 등장하는 영상 두 편을 분석해 발표 자료로 만드는 과제이며, 마감은 </w:t>
       </w:r>
       <w:r>
         <w:rPr>
           <w:b/>
         </w:rPr>
-        <w:t>11월 2일(월) 밤 12시</w:t>
+        <w:t>11월 2일(월) 24시</w:t>
       </w:r>
       <w:r>
         <w:rPr>
           <w:b w:val="0"/>
         </w:rPr>
-        <w:t>예요.</w:t>
+        <w:t>입니다.</w:t>
       </w:r>
     </w:p>
     <w:p>
@@ -599,53 +537,42 @@
           <w:color w:val="2F5148"/>
           <w:sz w:val="28"/>
         </w:rPr>
-        <w:t>넷 · 이 홈페이지는 어떻게 생겼나요?</w:t>
+        <w:t>4. 이 홈페이지의 구성</w:t>
       </w:r>
     </w:p>
     <w:p>
       <w:pPr>
-        <w:spacing w:line="360" w:lineRule="auto"/>
+        <w:spacing w:line="384" w:lineRule="auto" w:after="120"/>
       </w:pPr>
       <w:r>
         <w:rPr>
           <w:b w:val="0"/>
         </w:rPr>
-        <w:t xml:space="preserve">이 홈페이지를 처음 열면 너무 길어서 깜짝 놀랄 거예요. 그래도 걱정하지 않아도 돼요. 이 홈페이지는 소설책처럼 처음부터 끝까지 읽는 글이 아니라, </w:t>
+        <w:t xml:space="preserve">수업 홈페이지는 처음부터 끝까지 읽는 글이 아니라 </w:t>
       </w:r>
       <w:r>
         <w:rPr>
           <w:b/>
         </w:rPr>
-        <w:t>필요한 책만 꺼내 보는 도서관</w:t>
+        <w:t>필요한 부분을 찾아 쓰는 자료실</w:t>
       </w:r>
       <w:r>
         <w:rPr>
           <w:b w:val="0"/>
         </w:rPr>
-        <w:t>이에요. 도서관에서는 책을 다 읽지 않고, 안내판을 보고 내가 찾는 칸으로 곧장 가지요.</w:t>
-      </w:r>
-    </w:p>
-    <w:p>
-      <w:pPr>
-        <w:spacing w:line="360" w:lineRule="auto"/>
-      </w:pPr>
-      <w:r>
-        <w:rPr>
-          <w:b w:val="0"/>
-        </w:rPr>
-        <w:t xml:space="preserve">이 도서관에는 서랍이 </w:t>
+        <w:t xml:space="preserve">에 가깝습니다. 전체 분량이 많지만, 목적에 맞는 파트로 바로 이동하면 됩니다. 페이지는 </w:t>
       </w:r>
       <w:r>
         <w:rPr>
           <w:b/>
         </w:rPr>
-        <w:t>여덟 개</w:t>
+        <w:t>여덟 파트</w:t>
       </w:r>
       <w:r>
         <w:rPr>
           <w:b w:val="0"/>
         </w:rPr>
-        <w:t xml:space="preserve"> 있어요. 맨 위 「이 페이지는 여덟 파트」 줄의 숫자 알약을 누르면 그 서랍으로 바로 내려가요.</w:t>
+        <w:t>로 구성되어 있고, 맨 위 「이 페이지는 여덟 파트」 줄의 번호를 누르면 해당 파트로 이동합니다.</w:t>
       </w:r>
     </w:p>
     <w:tbl>
@@ -655,13 +582,13 @@
         <w:tblLook w:firstColumn="1" w:firstRow="1" w:lastColumn="0" w:lastRow="0" w:noHBand="0" w:noVBand="1" w:val="04A0"/>
       </w:tblPr>
       <w:tblGrid>
-        <w:gridCol w:w="4986"/>
-        <w:gridCol w:w="4986"/>
+        <w:gridCol w:w="4873"/>
+        <w:gridCol w:w="4873"/>
       </w:tblGrid>
       <w:tr>
         <w:tc>
           <w:tcPr>
-            <w:tcW w:type="dxa" w:w="4986"/>
+            <w:tcW w:type="dxa" w:w="4873"/>
             <w:shd w:val="clear" w:color="auto" w:fill="2F5148"/>
           </w:tcPr>
           <w:p>
@@ -672,13 +599,13 @@
                 <w:color w:val="FFFFFF"/>
                 <w:sz w:val="19"/>
               </w:rPr>
-              <w:t>서랍</w:t>
+              <w:t>파트</w:t>
             </w:r>
           </w:p>
         </w:tc>
         <w:tc>
           <w:tcPr>
-            <w:tcW w:type="dxa" w:w="4986"/>
+            <w:tcW w:type="dxa" w:w="4873"/>
             <w:shd w:val="clear" w:color="auto" w:fill="2F5148"/>
           </w:tcPr>
           <w:p>
@@ -689,7 +616,7 @@
                 <w:color w:val="FFFFFF"/>
                 <w:sz w:val="19"/>
               </w:rPr>
-              <w:t>안에 든 것</w:t>
+              <w:t>내용</w:t>
             </w:r>
           </w:p>
         </w:tc>
@@ -697,7 +624,7 @@
       <w:tr>
         <w:tc>
           <w:tcPr>
-            <w:tcW w:type="dxa" w:w="4986"/>
+            <w:tcW w:type="dxa" w:w="4873"/>
             <w:shd w:val="clear" w:color="auto" w:fill="FFF4D6"/>
           </w:tcPr>
           <w:p>
@@ -713,7 +640,7 @@
         </w:tc>
         <w:tc>
           <w:tcPr>
-            <w:tcW w:type="dxa" w:w="4986"/>
+            <w:tcW w:type="dxa" w:w="4873"/>
             <w:shd w:val="clear" w:color="auto" w:fill="FFF4D6"/>
           </w:tcPr>
           <w:p>
@@ -723,7 +650,7 @@
                 <w:b/>
                 <w:sz w:val="19"/>
               </w:rPr>
-              <w:t>매주 수업에서 한 일과 할 일 — 가장 자주 여는 서랍이에요</w:t>
+              <w:t>매주 수업에서 한 일과 할 일 — 가장 자주 여는 파트</w:t>
             </w:r>
           </w:p>
         </w:tc>
@@ -731,7 +658,22 @@
       <w:tr>
         <w:tc>
           <w:tcPr>
-            <w:tcW w:type="dxa" w:w="4986"/>
+            <w:tcW w:type="dxa" w:w="4873"/>
+          </w:tcPr>
+          <w:p>
+            <w:r/>
+            <w:r>
+              <w:rPr>
+                <w:b/>
+                <w:sz w:val="19"/>
+              </w:rPr>
+              <w:t>02 낼 것</w:t>
+            </w:r>
+          </w:p>
+        </w:tc>
+        <w:tc>
+          <w:tcPr>
+            <w:tcW w:type="dxa" w:w="4873"/>
           </w:tcPr>
           <w:p>
             <w:r/>
@@ -740,13 +682,30 @@
                 <w:b w:val="0"/>
                 <w:sz w:val="19"/>
               </w:rPr>
-              <w:t>02 낼 것</w:t>
+              <w:t>과제 안내 — 무엇을 언제까지 제출하는가</w:t>
+            </w:r>
+          </w:p>
+        </w:tc>
+      </w:tr>
+      <w:tr>
+        <w:tc>
+          <w:tcPr>
+            <w:tcW w:type="dxa" w:w="4873"/>
+          </w:tcPr>
+          <w:p>
+            <w:r/>
+            <w:r>
+              <w:rPr>
+                <w:b/>
+                <w:sz w:val="19"/>
+              </w:rPr>
+              <w:t>03 흐름</w:t>
             </w:r>
           </w:p>
         </w:tc>
         <w:tc>
           <w:tcPr>
-            <w:tcW w:type="dxa" w:w="4986"/>
+            <w:tcW w:type="dxa" w:w="4873"/>
           </w:tcPr>
           <w:p>
             <w:r/>
@@ -755,7 +714,7 @@
                 <w:b w:val="0"/>
                 <w:sz w:val="19"/>
               </w:rPr>
-              <w:t>과제 안내 — 무엇을 언제까지 내는지</w:t>
+              <w:t>창업 이론 여섯 장 — 문제 정의에서 정부 지원까지</w:t>
             </w:r>
           </w:p>
         </w:tc>
@@ -763,7 +722,22 @@
       <w:tr>
         <w:tc>
           <w:tcPr>
-            <w:tcW w:type="dxa" w:w="4986"/>
+            <w:tcW w:type="dxa" w:w="4873"/>
+          </w:tcPr>
+          <w:p>
+            <w:r/>
+            <w:r>
+              <w:rPr>
+                <w:b/>
+                <w:sz w:val="19"/>
+              </w:rPr>
+              <w:t>04 어디에</w:t>
+            </w:r>
+          </w:p>
+        </w:tc>
+        <w:tc>
+          <w:tcPr>
+            <w:tcW w:type="dxa" w:w="4873"/>
           </w:tcPr>
           <w:p>
             <w:r/>
@@ -772,13 +746,30 @@
                 <w:b w:val="0"/>
                 <w:sz w:val="19"/>
               </w:rPr>
-              <w:t>03 흐름</w:t>
+              <w:t>사업계획서를 제출할 수 있는 공모</w:t>
+            </w:r>
+          </w:p>
+        </w:tc>
+      </w:tr>
+      <w:tr>
+        <w:tc>
+          <w:tcPr>
+            <w:tcW w:type="dxa" w:w="4873"/>
+          </w:tcPr>
+          <w:p>
+            <w:r/>
+            <w:r>
+              <w:rPr>
+                <w:b/>
+                <w:sz w:val="19"/>
+              </w:rPr>
+              <w:t>05 업종</w:t>
             </w:r>
           </w:p>
         </w:tc>
         <w:tc>
           <w:tcPr>
-            <w:tcW w:type="dxa" w:w="4986"/>
+            <w:tcW w:type="dxa" w:w="4873"/>
           </w:tcPr>
           <w:p>
             <w:r/>
@@ -787,7 +778,7 @@
                 <w:b w:val="0"/>
                 <w:sz w:val="19"/>
               </w:rPr>
-              <w:t>창업 이론 여섯 장 — 문제 찾기부터 정부 지원까지</w:t>
+              <w:t>여행업 · 외식 · 농어촌 · 연구용역 · 로컬크리에이터 등 업종별 구조</w:t>
             </w:r>
           </w:p>
         </w:tc>
@@ -795,7 +786,22 @@
       <w:tr>
         <w:tc>
           <w:tcPr>
-            <w:tcW w:type="dxa" w:w="4986"/>
+            <w:tcW w:type="dxa" w:w="4873"/>
+          </w:tcPr>
+          <w:p>
+            <w:r/>
+            <w:r>
+              <w:rPr>
+                <w:b/>
+                <w:sz w:val="19"/>
+              </w:rPr>
+              <w:t>06 취업</w:t>
+            </w:r>
+          </w:p>
+        </w:tc>
+        <w:tc>
+          <w:tcPr>
+            <w:tcW w:type="dxa" w:w="4873"/>
           </w:tcPr>
           <w:p>
             <w:r/>
@@ -804,22 +810,7 @@
                 <w:b w:val="0"/>
                 <w:sz w:val="19"/>
               </w:rPr>
-              <w:t>04 어디에</w:t>
-            </w:r>
-          </w:p>
-        </w:tc>
-        <w:tc>
-          <w:tcPr>
-            <w:tcW w:type="dxa" w:w="4986"/>
-          </w:tcPr>
-          <w:p>
-            <w:r/>
-            <w:r>
-              <w:rPr>
-                <w:b w:val="0"/>
-                <w:sz w:val="19"/>
-              </w:rPr>
-              <w:t>내 계획서를 낼 수 있는 공모전</w:t>
+              <w:t>창업하지 않더라도 이 수업이 취업에 쓰이는 방법</w:t>
             </w:r>
           </w:p>
         </w:tc>
@@ -827,77 +818,13 @@
       <w:tr>
         <w:tc>
           <w:tcPr>
-            <w:tcW w:type="dxa" w:w="4986"/>
+            <w:tcW w:type="dxa" w:w="4873"/>
           </w:tcPr>
           <w:p>
             <w:r/>
             <w:r>
               <w:rPr>
-                <w:b w:val="0"/>
-                <w:sz w:val="19"/>
-              </w:rPr>
-              <w:t>05 업종</w:t>
-            </w:r>
-          </w:p>
-        </w:tc>
-        <w:tc>
-          <w:tcPr>
-            <w:tcW w:type="dxa" w:w="4986"/>
-          </w:tcPr>
-          <w:p>
-            <w:r/>
-            <w:r>
-              <w:rPr>
-                <w:b w:val="0"/>
-                <w:sz w:val="19"/>
-              </w:rPr>
-              <w:t>여행사 · 숙박 · 로컬 같은 업종 이야기</w:t>
-            </w:r>
-          </w:p>
-        </w:tc>
-      </w:tr>
-      <w:tr>
-        <w:tc>
-          <w:tcPr>
-            <w:tcW w:type="dxa" w:w="4986"/>
-          </w:tcPr>
-          <w:p>
-            <w:r/>
-            <w:r>
-              <w:rPr>
-                <w:b w:val="0"/>
-                <w:sz w:val="19"/>
-              </w:rPr>
-              <w:t>06 취업</w:t>
-            </w:r>
-          </w:p>
-        </w:tc>
-        <w:tc>
-          <w:tcPr>
-            <w:tcW w:type="dxa" w:w="4986"/>
-          </w:tcPr>
-          <w:p>
-            <w:r/>
-            <w:r>
-              <w:rPr>
-                <w:b w:val="0"/>
-                <w:sz w:val="19"/>
-              </w:rPr>
-              <w:t>창업하지 않아도 이 공부가 취업에 쓰이는 길</w:t>
-            </w:r>
-          </w:p>
-        </w:tc>
-      </w:tr>
-      <w:tr>
-        <w:tc>
-          <w:tcPr>
-            <w:tcW w:type="dxa" w:w="4986"/>
-          </w:tcPr>
-          <w:p>
-            <w:r/>
-            <w:r>
-              <w:rPr>
-                <w:b w:val="0"/>
+                <w:b/>
                 <w:sz w:val="19"/>
               </w:rPr>
               <w:t>07 책</w:t>
@@ -906,7 +833,7 @@
         </w:tc>
         <w:tc>
           <w:tcPr>
-            <w:tcW w:type="dxa" w:w="4986"/>
+            <w:tcW w:type="dxa" w:w="4873"/>
           </w:tcPr>
           <w:p>
             <w:r/>
@@ -923,7 +850,22 @@
       <w:tr>
         <w:tc>
           <w:tcPr>
-            <w:tcW w:type="dxa" w:w="4986"/>
+            <w:tcW w:type="dxa" w:w="4873"/>
+          </w:tcPr>
+          <w:p>
+            <w:r/>
+            <w:r>
+              <w:rPr>
+                <w:b/>
+                <w:sz w:val="19"/>
+              </w:rPr>
+              <w:t>08 곁들여</w:t>
+            </w:r>
+          </w:p>
+        </w:tc>
+        <w:tc>
+          <w:tcPr>
+            <w:tcW w:type="dxa" w:w="4873"/>
           </w:tcPr>
           <w:p>
             <w:r/>
@@ -932,22 +874,7 @@
                 <w:b w:val="0"/>
                 <w:sz w:val="19"/>
               </w:rPr>
-              <w:t>08 곁들여</w:t>
-            </w:r>
-          </w:p>
-        </w:tc>
-        <w:tc>
-          <w:tcPr>
-            <w:tcW w:type="dxa" w:w="4986"/>
-          </w:tcPr>
-          <w:p>
-            <w:r/>
-            <w:r>
-              <w:rPr>
-                <w:b w:val="0"/>
-                <w:sz w:val="19"/>
-              </w:rPr>
-              <w:t>더 볼 사례와 사이트 모음</w:t>
+              <w:t>추가 사례와 공고 창구 모음</w:t>
             </w:r>
           </w:p>
         </w:tc>
@@ -956,25 +883,25 @@
     <w:p/>
     <w:p>
       <w:pPr>
-        <w:spacing w:line="360" w:lineRule="auto"/>
+        <w:spacing w:line="384" w:lineRule="auto" w:after="120"/>
       </w:pPr>
       <w:r>
         <w:rPr>
           <w:b w:val="0"/>
         </w:rPr>
-        <w:t xml:space="preserve">서랍 순서에도 뜻이 있어요. </w:t>
+        <w:t xml:space="preserve">파트의 순서에도 의미가 있습니다. </w:t>
       </w:r>
       <w:r>
         <w:rPr>
           <w:b/>
         </w:rPr>
-        <w:t>위쪽은 「이번 주에 할 일」이고, 아래로 갈수록 「더 깊은 공부」</w:t>
+        <w:t>위쪽은 이번 주에 할 일, 아래로 갈수록 심화 자료</w:t>
       </w:r>
       <w:r>
         <w:rPr>
           <w:b w:val="0"/>
         </w:rPr>
-        <w:t>예요. 그래서 바쁜 날에는 01과 02만 보고 닫아도 괜찮아요.</w:t>
+        <w:t>입니다. 시간이 부족할 때는 01과 02만 확인해도 수업을 따라갈 수 있습니다.</w:t>
       </w:r>
     </w:p>
     <w:p>
@@ -988,53 +915,53 @@
           <w:color w:val="2F5148"/>
           <w:sz w:val="28"/>
         </w:rPr>
-        <w:t>다섯 · 어떻게 읽으면 되나요?</w:t>
+        <w:t>5. 읽는 방법</w:t>
       </w:r>
     </w:p>
     <w:p>
       <w:pPr>
-        <w:spacing w:line="360" w:lineRule="auto"/>
+        <w:spacing w:line="384" w:lineRule="auto" w:after="120"/>
       </w:pPr>
       <w:r>
         <w:rPr>
           <w:b w:val="0"/>
         </w:rPr>
-        <w:t xml:space="preserve">서랍 01을 열면 「1주차, 2주차, 3주차…」 상자가 줄지어 있는데, 대부분 </w:t>
+        <w:t xml:space="preserve">파트 01의 주차 상자는 대부분 </w:t>
       </w:r>
       <w:r>
         <w:rPr>
           <w:b/>
         </w:rPr>
-        <w:t>닫혀</w:t>
+        <w:t>접혀</w:t>
       </w:r>
       <w:r>
         <w:rPr>
           <w:b w:val="0"/>
         </w:rPr>
-        <w:t xml:space="preserve"> 있어요. 한꺼번에 펼치면 너무 길어서 일부러 접어 둔 거예요. </w:t>
+        <w:t xml:space="preserve"> 있습니다. 한 번에 펼치면 지나치게 길어지기 때문입니다. </w:t>
       </w:r>
       <w:r>
         <w:rPr>
           <w:b/>
         </w:rPr>
-        <w:t>이번 주 상자 하나만 열어 보세요.</w:t>
+        <w:t>해당 주차 상자 하나만 열어 보십시오.</w:t>
       </w:r>
       <w:r>
         <w:rPr>
           <w:b w:val="0"/>
         </w:rPr>
-        <w:t xml:space="preserve"> 상자 위에 있는 계단 모양 막대그래프는 「그 주까지 내 손에 쌓인 결과물 개수」예요. 막대를 누르면 그 주 상자가 바로 열려요.</w:t>
+        <w:t xml:space="preserve"> 상자 위의 막대그래프는 그 주까지 누적된 결과물의 개수를 나타내며, 막대를 누르면 해당 주차가 바로 열립니다.</w:t>
       </w:r>
     </w:p>
     <w:p>
       <w:pPr>
-        <w:spacing w:line="360" w:lineRule="auto"/>
+        <w:spacing w:line="384" w:lineRule="auto" w:after="120"/>
       </w:pPr>
       <w:r>
         <w:rPr>
           <w:b w:val="0"/>
         </w:rPr>
-        <w:t xml:space="preserve">알약 끝에 붙은 작은 표시도 알아 두면 편해요. </w:t>
+        <w:t xml:space="preserve">링크 끝의 표시로 동작을 미리 알 수 있습니다. </w:t>
       </w:r>
       <w:r>
         <w:rPr>
@@ -1046,7 +973,7 @@
         <w:rPr>
           <w:b w:val="0"/>
         </w:rPr>
-        <w:t xml:space="preserve">는 새 창으로 다른 페이지가 열린다는 뜻이고, </w:t>
+        <w:t xml:space="preserve">는 새 창에서 다른 페이지가 열린다는 뜻이고, </w:t>
       </w:r>
       <w:r>
         <w:rPr>
@@ -1058,7 +985,7 @@
         <w:rPr>
           <w:b w:val="0"/>
         </w:rPr>
-        <w:t xml:space="preserve">는 파일을 내려받는다는 뜻이에요. </w:t>
+        <w:t xml:space="preserve">는 파일 내려받기, </w:t>
       </w:r>
       <w:r>
         <w:rPr>
@@ -1070,7 +997,7 @@
         <w:rPr>
           <w:b w:val="0"/>
         </w:rPr>
-        <w:t xml:space="preserve">는 같은 페이지 아래로 내려간다는 뜻이고, 깜빡이는 </w:t>
+        <w:t xml:space="preserve">는 같은 페이지 안에서의 이동입니다. 깜빡이는 </w:t>
       </w:r>
       <w:r>
         <w:rPr>
@@ -1082,60 +1009,54 @@
         <w:rPr>
           <w:b w:val="0"/>
         </w:rPr>
-        <w:t>은 꼭 봐야 할 것이라는 표시예요.</w:t>
+        <w:t>은 반드시 확인해야 할 자료입니다.</w:t>
       </w:r>
     </w:p>
     <w:p>
       <w:pPr>
-        <w:spacing w:line="360" w:lineRule="auto"/>
+        <w:spacing w:line="384" w:lineRule="auto" w:after="120"/>
       </w:pPr>
       <w:r>
         <w:rPr>
           <w:b w:val="0"/>
         </w:rPr>
-        <w:t xml:space="preserve">어디부터 읽을지는 지금 내 상황에 따라 달라요. </w:t>
+        <w:t xml:space="preserve">어디서부터 읽을지는 목적에 따라 다릅니다. </w:t>
       </w:r>
       <w:r>
         <w:rPr>
           <w:b/>
         </w:rPr>
-        <w:t>과제 때문에 왔다면</w:t>
+        <w:t>과제를 준비한다면</w:t>
       </w:r>
       <w:r>
         <w:rPr>
           <w:b w:val="0"/>
         </w:rPr>
-        <w:t xml:space="preserve"> 서랍 02의 과제를 먼저 보고, 서랍 03의 이론을 01장부터 차례로 읽어요. </w:t>
+        <w:t xml:space="preserve"> 파트 02의 과제를 먼저 확인하고 파트 03의 이론을 01장부터 순서대로 읽습니다. </w:t>
       </w:r>
       <w:r>
         <w:rPr>
           <w:b/>
         </w:rPr>
-        <w:t>낼 곳을 찾고 있다면</w:t>
+        <w:t>제출할 공모를 찾는다면</w:t>
       </w:r>
       <w:r>
         <w:rPr>
           <w:b w:val="0"/>
         </w:rPr>
-        <w:t xml:space="preserve"> 서랍 04의 공모전부터 보고 서랍 08의 공고 사이트로 가요. </w:t>
+        <w:t xml:space="preserve"> 파트 04에서 시작해 파트 08의 공고 창구로 이동합니다. </w:t>
       </w:r>
       <w:r>
         <w:rPr>
           <w:b/>
         </w:rPr>
-        <w:t>아직 아이디어가 없다면</w:t>
+        <w:t>아이디어가 아직 없다면</w:t>
       </w:r>
       <w:r>
         <w:rPr>
           <w:b w:val="0"/>
         </w:rPr>
-        <w:t xml:space="preserve"> 서랍 08의 구미 · 포항 이야기처럼 사람이 이미 모이는 곳을 먼저 봐요. 사람은 모이는데 무언가 비어 있는 자리, 그 </w:t>
-      </w:r>
-      <w:r>
-        <w:rPr>
-          <w:b/>
-        </w:rPr>
-        <w:t>빈칸에서 아이디어가 나와요.</w:t>
+        <w:t xml:space="preserve"> 파트 08의 구미 · 포항 사례처럼 이미 사람이 모이는 곳을 먼저 살펴보십시오. 사람은 모이는데 무언가가 비어 있는 자리에서 사업 아이디어가 나옵니다.</w:t>
       </w:r>
     </w:p>
     <w:p>
@@ -1149,18 +1070,18 @@
           <w:color w:val="2F5148"/>
           <w:sz w:val="28"/>
         </w:rPr>
-        <w:t>여섯 · 오늘 해 둘 세 가지</w:t>
+        <w:t>6. 지금 해 둘 세 가지</w:t>
       </w:r>
     </w:p>
     <w:p>
       <w:pPr>
-        <w:spacing w:line="360" w:lineRule="auto"/>
+        <w:spacing w:line="384" w:lineRule="auto" w:after="120"/>
       </w:pPr>
       <w:r>
         <w:rPr>
           <w:b w:val="0"/>
         </w:rPr>
-        <w:t xml:space="preserve">읽고 끝내면 아무것도 남지 않아요. 오늘 이 세 가지만 해 두세요. 첫째, 공모전 접수 사이트 </w:t>
+        <w:t xml:space="preserve">읽는 것만으로는 남는 것이 없습니다. 다음 세 가지를 먼저 해 두십시오. 첫째, 공모 접수 사이트 </w:t>
       </w:r>
       <w:r>
         <w:rPr>
@@ -1172,60 +1093,36 @@
         <w:rPr>
           <w:b w:val="0"/>
         </w:rPr>
-        <w:t>(touraz.kr)에 가입해요. 5분이면 돼요. 둘째, 우리 동네 공고가 올라오는 곳(시청 공지사항 · 도시재생지원센터 · 지역 창업포털)을 즐겨찾기 해요. 셋째, 내 아이디어를 「</w:t>
+        <w:t>(touraz.kr)에 개인회원으로 가입합니다. 둘째, 지역 공고가 올라오는 곳(시청 공지사항 · 도시재생지원센터 · 지역 창업포털)을 즐겨찾기에 등록합니다. 셋째, 자신의 아이디어를 「</w:t>
       </w:r>
       <w:r>
         <w:rPr>
           <w:b/>
         </w:rPr>
-        <w:t>누구의</w:t>
+        <w:t>누구의 / 어떤 문제를 / 왜 지금</w:t>
       </w:r>
       <w:r>
         <w:rPr>
           <w:b w:val="0"/>
         </w:rPr>
-        <w:t xml:space="preserve"> / </w:t>
+        <w:t xml:space="preserve"> 해결해야 하는가」 세 줄로 정리합니다.</w:t>
+      </w:r>
+    </w:p>
+    <w:p>
+      <w:pPr>
+        <w:spacing w:line="384" w:lineRule="auto" w:after="120"/>
+      </w:pPr>
+      <w:r>
+        <w:rPr>
+          <w:b w:val="0"/>
+        </w:rPr>
+        <w:t xml:space="preserve">한 가지 유의할 점이 있습니다. 공모의 지원 금액과 마감일은 해마다 달라지고, AI가 요약한 내용은 중요한 조건을 빠뜨리기도 합니다. </w:t>
       </w:r>
       <w:r>
         <w:rPr>
           <w:b/>
         </w:rPr>
-        <w:t>어떤 문제를</w:t>
-      </w:r>
-      <w:r>
-        <w:rPr>
-          <w:b w:val="0"/>
-        </w:rPr>
-        <w:t xml:space="preserve"> / </w:t>
-      </w:r>
-      <w:r>
-        <w:rPr>
-          <w:b/>
-        </w:rPr>
-        <w:t>왜 지금</w:t>
-      </w:r>
-      <w:r>
-        <w:rPr>
-          <w:b w:val="0"/>
-        </w:rPr>
-        <w:t xml:space="preserve"> 풀어야 하나」 세 줄로 써 봐요.</w:t>
-      </w:r>
-    </w:p>
-    <w:p>
-      <w:pPr>
-        <w:spacing w:line="360" w:lineRule="auto"/>
-      </w:pPr>
-      <w:r>
-        <w:rPr>
-          <w:b w:val="0"/>
-        </w:rPr>
-        <w:t xml:space="preserve">한 가지만 조심해요. 공모전의 금액과 마감일은 해마다 바뀌고, AI가 정리해 준 글은 중요한 한 줄을 빠뜨리기도 해요. 그래서 </w:t>
-      </w:r>
-      <w:r>
-        <w:rPr>
-          <w:b/>
-        </w:rPr>
-        <w:t>낼 때는 꼭 그해 공고 원문을 다시 확인해요.</w:t>
+        <w:t>제출 전에는 반드시 해당 연도 공고 원문을 확인하십시오.</w:t>
       </w:r>
     </w:p>
     <w:p>
@@ -1239,12 +1136,12 @@
           <w:color w:val="2F5148"/>
           <w:sz w:val="28"/>
         </w:rPr>
-        <w:t>마지막 · 기억할 한 문장</w:t>
+        <w:t>정리</w:t>
       </w:r>
     </w:p>
     <w:p>
       <w:pPr>
-        <w:spacing w:line="360" w:lineRule="auto"/>
+        <w:spacing w:line="384" w:lineRule="auto" w:after="120"/>
       </w:pPr>
       <w:r>
         <w:rPr>
@@ -1262,24 +1159,24 @@
         <w:rPr>
           <w:b w:val="0"/>
         </w:rPr>
-        <w:t xml:space="preserve">예요. 서랍을 따라 읽으면 그 순서가 그대로 사업계획서가 되고, 그 사업계획서는 실제 공모전에 낼 수 있어요. 그러니까 </w:t>
+        <w:t xml:space="preserve">입니다. 파트의 흐름을 따라가면 그 순서가 그대로 사업계획서가 되고, 그 사업계획서는 실제 공모에 제출할 수 있습니다. </w:t>
       </w:r>
       <w:r>
         <w:rPr>
           <w:b/>
         </w:rPr>
-        <w:t>이 홈페이지를 따라 읽는 것이 곧 내 회사를 준비하는 일</w:t>
+        <w:t>홈페이지를 따라가는 과정이 곧 자신의 사업을 준비하는 과정</w:t>
       </w:r>
       <w:r>
         <w:rPr>
           <w:b w:val="0"/>
         </w:rPr>
-        <w:t>이에요. 길을 잃으면 이 글을 다시 펴고, 이번 주 상자 하나만 열면 돼요.</w:t>
+        <w:t>입니다. 방향을 잃었을 때는 이 안내를 다시 보고, 해당 주차 상자 하나만 열면 됩니다.</w:t>
       </w:r>
     </w:p>
     <w:sectPr>
       <w:pgSz w:w="12240" w:h="15840"/>
-      <w:pgMar w:top="1020" w:right="1134" w:bottom="1020" w:left="1134" w:header="720" w:footer="720" w:gutter="0"/>
+      <w:pgMar w:top="1134" w:right="1247" w:bottom="1134" w:left="1247" w:header="720" w:footer="720" w:gutter="0"/>
       <w:cols w:space="720"/>
       <w:docGrid w:linePitch="360"/>
     </w:sectPr>

--- a/learn/assets/tourism-venture-reading-guide.docx
+++ b/learn/assets/tourism-venture-reading-guide.docx
@@ -58,7 +58,7 @@
     </w:p>
     <w:p>
       <w:pPr>
-        <w:spacing w:line="384" w:lineRule="auto" w:after="120"/>
+        <w:spacing w:line="240" w:lineRule="auto" w:after="120"/>
       </w:pPr>
       <w:r>
         <w:rPr>
@@ -81,7 +81,7 @@
     </w:p>
     <w:p>
       <w:pPr>
-        <w:spacing w:line="384" w:lineRule="auto" w:after="120"/>
+        <w:spacing w:line="240" w:lineRule="auto" w:after="120"/>
       </w:pPr>
       <w:r>
         <w:rPr>
@@ -104,7 +104,7 @@
     </w:p>
     <w:p>
       <w:pPr>
-        <w:spacing w:line="384" w:lineRule="auto" w:after="120"/>
+        <w:spacing w:line="240" w:lineRule="auto" w:after="120"/>
       </w:pPr>
       <w:r>
         <w:rPr>
@@ -141,7 +141,7 @@
     </w:p>
     <w:p>
       <w:pPr>
-        <w:spacing w:line="384" w:lineRule="auto" w:after="120"/>
+        <w:spacing w:line="240" w:lineRule="auto" w:after="120"/>
       </w:pPr>
       <w:r>
         <w:rPr>
@@ -164,7 +164,7 @@
     </w:p>
     <w:p>
       <w:pPr>
-        <w:spacing w:line="384" w:lineRule="auto" w:after="120"/>
+        <w:spacing w:line="240" w:lineRule="auto" w:after="120"/>
       </w:pPr>
       <w:r>
         <w:rPr>
@@ -213,7 +213,7 @@
     </w:p>
     <w:p>
       <w:pPr>
-        <w:spacing w:line="384" w:lineRule="auto" w:after="120"/>
+        <w:spacing w:line="240" w:lineRule="auto" w:after="120"/>
       </w:pPr>
       <w:r>
         <w:rPr>
@@ -481,7 +481,7 @@
     <w:p/>
     <w:p>
       <w:pPr>
-        <w:spacing w:line="384" w:lineRule="auto" w:after="120"/>
+        <w:spacing w:line="240" w:lineRule="auto" w:after="120"/>
       </w:pPr>
       <w:r>
         <w:rPr>
@@ -542,7 +542,7 @@
     </w:p>
     <w:p>
       <w:pPr>
-        <w:spacing w:line="384" w:lineRule="auto" w:after="120"/>
+        <w:spacing w:line="240" w:lineRule="auto" w:after="120"/>
       </w:pPr>
       <w:r>
         <w:rPr>
@@ -883,7 +883,7 @@
     <w:p/>
     <w:p>
       <w:pPr>
-        <w:spacing w:line="384" w:lineRule="auto" w:after="120"/>
+        <w:spacing w:line="240" w:lineRule="auto" w:after="120"/>
       </w:pPr>
       <w:r>
         <w:rPr>
@@ -920,7 +920,7 @@
     </w:p>
     <w:p>
       <w:pPr>
-        <w:spacing w:line="384" w:lineRule="auto" w:after="120"/>
+        <w:spacing w:line="240" w:lineRule="auto" w:after="120"/>
       </w:pPr>
       <w:r>
         <w:rPr>
@@ -955,7 +955,7 @@
     </w:p>
     <w:p>
       <w:pPr>
-        <w:spacing w:line="384" w:lineRule="auto" w:after="120"/>
+        <w:spacing w:line="240" w:lineRule="auto" w:after="120"/>
       </w:pPr>
       <w:r>
         <w:rPr>
@@ -1014,7 +1014,7 @@
     </w:p>
     <w:p>
       <w:pPr>
-        <w:spacing w:line="384" w:lineRule="auto" w:after="120"/>
+        <w:spacing w:line="240" w:lineRule="auto" w:after="120"/>
       </w:pPr>
       <w:r>
         <w:rPr>
@@ -1075,7 +1075,7 @@
     </w:p>
     <w:p>
       <w:pPr>
-        <w:spacing w:line="384" w:lineRule="auto" w:after="120"/>
+        <w:spacing w:line="240" w:lineRule="auto" w:after="120"/>
       </w:pPr>
       <w:r>
         <w:rPr>
@@ -1110,7 +1110,7 @@
     </w:p>
     <w:p>
       <w:pPr>
-        <w:spacing w:line="384" w:lineRule="auto" w:after="120"/>
+        <w:spacing w:line="240" w:lineRule="auto" w:after="120"/>
       </w:pPr>
       <w:r>
         <w:rPr>
@@ -1141,7 +1141,7 @@
     </w:p>
     <w:p>
       <w:pPr>
-        <w:spacing w:line="384" w:lineRule="auto" w:after="120"/>
+        <w:spacing w:line="240" w:lineRule="auto" w:after="120"/>
       </w:pPr>
       <w:r>
         <w:rPr>
@@ -1392,7 +1392,7 @@
   <w:docDefaults>
     <w:rPrDefault>
       <w:rPr>
-        <w:rFonts w:asciiTheme="minorHAnsi" w:eastAsiaTheme="minorEastAsia" w:hAnsiTheme="minorHAnsi" w:cstheme="minorBidi"/>
+        <w:rFonts w:ascii="나눔고딕" w:hAnsi="나눔고딕" w:eastAsia="나눔고딕" w:cs="나눔고딕"/>
         <w:sz w:val="22"/>
         <w:szCs w:val="22"/>
         <w:lang w:val="en-US" w:eastAsia="en-US" w:bidi="ar-SA"/>
@@ -1400,7 +1400,7 @@
     </w:rPrDefault>
     <w:pPrDefault>
       <w:pPr>
-        <w:spacing w:after="200" w:line="276" w:lineRule="auto"/>
+        <w:spacing w:after="200" w:line="240" w:lineRule="auto"/>
       </w:pPr>
     </w:pPrDefault>
   </w:docDefaults>
@@ -1548,7 +1548,7 @@
     <w:qFormat/>
     <w:rsid w:val="00FC693F"/>
     <w:rPr>
-      <w:rFonts w:ascii="맑은 고딕" w:hAnsi="맑은 고딕" w:eastAsia="맑은 고딕"/>
+      <w:rFonts w:ascii="나눔고딕" w:hAnsi="나눔고딕" w:eastAsia="나눔고딕" w:cs="나눔고딕"/>
       <w:sz w:val="21"/>
     </w:rPr>
   </w:style>
@@ -1611,7 +1611,7 @@
       <w:outlineLvl w:val="0"/>
     </w:pPr>
     <w:rPr>
-      <w:rFonts w:asciiTheme="majorHAnsi" w:eastAsiaTheme="majorEastAsia" w:hAnsiTheme="majorHAnsi" w:cstheme="majorBidi"/>
+      <w:rFonts w:ascii="나눔고딕" w:hAnsi="나눔고딕" w:eastAsia="나눔고딕" w:cs="나눔고딕"/>
       <w:b/>
       <w:bCs/>
       <w:color w:val="365F91" w:themeColor="accent1" w:themeShade="BF"/>
@@ -1635,7 +1635,7 @@
       <w:outlineLvl w:val="1"/>
     </w:pPr>
     <w:rPr>
-      <w:rFonts w:asciiTheme="majorHAnsi" w:eastAsiaTheme="majorEastAsia" w:hAnsiTheme="majorHAnsi" w:cstheme="majorBidi"/>
+      <w:rFonts w:ascii="나눔고딕" w:hAnsi="나눔고딕" w:eastAsia="나눔고딕" w:cs="나눔고딕"/>
       <w:b/>
       <w:bCs/>
       <w:color w:val="4F81BD" w:themeColor="accent1"/>
@@ -1659,7 +1659,7 @@
       <w:outlineLvl w:val="2"/>
     </w:pPr>
     <w:rPr>
-      <w:rFonts w:asciiTheme="majorHAnsi" w:eastAsiaTheme="majorEastAsia" w:hAnsiTheme="majorHAnsi" w:cstheme="majorBidi"/>
+      <w:rFonts w:ascii="나눔고딕" w:hAnsi="나눔고딕" w:eastAsia="나눔고딕" w:cs="나눔고딕"/>
       <w:b/>
       <w:bCs/>
       <w:color w:val="4F81BD" w:themeColor="accent1"/>
@@ -1682,7 +1682,7 @@
       <w:outlineLvl w:val="3"/>
     </w:pPr>
     <w:rPr>
-      <w:rFonts w:asciiTheme="majorHAnsi" w:eastAsiaTheme="majorEastAsia" w:hAnsiTheme="majorHAnsi" w:cstheme="majorBidi"/>
+      <w:rFonts w:ascii="나눔고딕" w:hAnsi="나눔고딕" w:eastAsia="나눔고딕" w:cs="나눔고딕"/>
       <w:b/>
       <w:bCs/>
       <w:i/>
@@ -1707,7 +1707,7 @@
       <w:outlineLvl w:val="4"/>
     </w:pPr>
     <w:rPr>
-      <w:rFonts w:asciiTheme="majorHAnsi" w:eastAsiaTheme="majorEastAsia" w:hAnsiTheme="majorHAnsi" w:cstheme="majorBidi"/>
+      <w:rFonts w:ascii="나눔고딕" w:hAnsi="나눔고딕" w:eastAsia="나눔고딕" w:cs="나눔고딕"/>
       <w:color w:val="243F60" w:themeColor="accent1" w:themeShade="7F"/>
     </w:rPr>
   </w:style>
@@ -1728,7 +1728,7 @@
       <w:outlineLvl w:val="5"/>
     </w:pPr>
     <w:rPr>
-      <w:rFonts w:asciiTheme="majorHAnsi" w:eastAsiaTheme="majorEastAsia" w:hAnsiTheme="majorHAnsi" w:cstheme="majorBidi"/>
+      <w:rFonts w:ascii="나눔고딕" w:hAnsi="나눔고딕" w:eastAsia="나눔고딕" w:cs="나눔고딕"/>
       <w:i/>
       <w:iCs/>
       <w:color w:val="243F60" w:themeColor="accent1" w:themeShade="7F"/>
@@ -1751,7 +1751,7 @@
       <w:outlineLvl w:val="6"/>
     </w:pPr>
     <w:rPr>
-      <w:rFonts w:asciiTheme="majorHAnsi" w:eastAsiaTheme="majorEastAsia" w:hAnsiTheme="majorHAnsi" w:cstheme="majorBidi"/>
+      <w:rFonts w:ascii="나눔고딕" w:hAnsi="나눔고딕" w:eastAsia="나눔고딕" w:cs="나눔고딕"/>
       <w:i/>
       <w:iCs/>
       <w:color w:val="404040" w:themeColor="text1" w:themeTint="BF"/>
@@ -1774,7 +1774,7 @@
       <w:outlineLvl w:val="7"/>
     </w:pPr>
     <w:rPr>
-      <w:rFonts w:asciiTheme="majorHAnsi" w:eastAsiaTheme="majorEastAsia" w:hAnsiTheme="majorHAnsi" w:cstheme="majorBidi"/>
+      <w:rFonts w:ascii="나눔고딕" w:hAnsi="나눔고딕" w:eastAsia="나눔고딕" w:cs="나눔고딕"/>
       <w:color w:val="4F81BD" w:themeColor="accent1"/>
       <w:sz w:val="20"/>
       <w:szCs w:val="20"/>
@@ -1797,7 +1797,7 @@
       <w:outlineLvl w:val="8"/>
     </w:pPr>
     <w:rPr>
-      <w:rFonts w:asciiTheme="majorHAnsi" w:eastAsiaTheme="majorEastAsia" w:hAnsiTheme="majorHAnsi" w:cstheme="majorBidi"/>
+      <w:rFonts w:ascii="나눔고딕" w:hAnsi="나눔고딕" w:eastAsia="나눔고딕" w:cs="나눔고딕"/>
       <w:i/>
       <w:iCs/>
       <w:color w:val="404040" w:themeColor="text1" w:themeTint="BF"/>
@@ -1848,7 +1848,7 @@
     <w:uiPriority w:val="9"/>
     <w:rsid w:val="00FC693F"/>
     <w:rPr>
-      <w:rFonts w:asciiTheme="majorHAnsi" w:eastAsiaTheme="majorEastAsia" w:hAnsiTheme="majorHAnsi" w:cstheme="majorBidi"/>
+      <w:rFonts w:ascii="나눔고딕" w:hAnsi="나눔고딕" w:eastAsia="나눔고딕" w:cs="나눔고딕"/>
       <w:b/>
       <w:bCs/>
       <w:color w:val="365F91" w:themeColor="accent1" w:themeShade="BF"/>
@@ -1863,7 +1863,7 @@
     <w:uiPriority w:val="9"/>
     <w:rsid w:val="00FC693F"/>
     <w:rPr>
-      <w:rFonts w:asciiTheme="majorHAnsi" w:eastAsiaTheme="majorEastAsia" w:hAnsiTheme="majorHAnsi" w:cstheme="majorBidi"/>
+      <w:rFonts w:ascii="나눔고딕" w:hAnsi="나눔고딕" w:eastAsia="나눔고딕" w:cs="나눔고딕"/>
       <w:b/>
       <w:bCs/>
       <w:color w:val="4F81BD" w:themeColor="accent1"/>
@@ -1878,7 +1878,7 @@
     <w:uiPriority w:val="9"/>
     <w:rsid w:val="00FC693F"/>
     <w:rPr>
-      <w:rFonts w:asciiTheme="majorHAnsi" w:eastAsiaTheme="majorEastAsia" w:hAnsiTheme="majorHAnsi" w:cstheme="majorBidi"/>
+      <w:rFonts w:ascii="나눔고딕" w:hAnsi="나눔고딕" w:eastAsia="나눔고딕" w:cs="나눔고딕"/>
       <w:b/>
       <w:bCs/>
       <w:color w:val="4F81BD" w:themeColor="accent1"/>
@@ -1900,7 +1900,7 @@
       <w:contextualSpacing/>
     </w:pPr>
     <w:rPr>
-      <w:rFonts w:asciiTheme="majorHAnsi" w:eastAsiaTheme="majorEastAsia" w:hAnsiTheme="majorHAnsi" w:cstheme="majorBidi"/>
+      <w:rFonts w:ascii="나눔고딕" w:hAnsi="나눔고딕" w:eastAsia="나눔고딕" w:cs="나눔고딕"/>
       <w:color w:val="17365D" w:themeColor="text2" w:themeShade="BF"/>
       <w:spacing w:val="5"/>
       <w:kern w:val="28"/>
@@ -1915,7 +1915,7 @@
     <w:uiPriority w:val="10"/>
     <w:rsid w:val="00FC693F"/>
     <w:rPr>
-      <w:rFonts w:asciiTheme="majorHAnsi" w:eastAsiaTheme="majorEastAsia" w:hAnsiTheme="majorHAnsi" w:cstheme="majorBidi"/>
+      <w:rFonts w:ascii="나눔고딕" w:hAnsi="나눔고딕" w:eastAsia="나눔고딕" w:cs="나눔고딕"/>
       <w:color w:val="17365D" w:themeColor="text2" w:themeShade="BF"/>
       <w:spacing w:val="5"/>
       <w:kern w:val="28"/>
@@ -1937,7 +1937,7 @@
       </w:numPr>
     </w:pPr>
     <w:rPr>
-      <w:rFonts w:asciiTheme="majorHAnsi" w:eastAsiaTheme="majorEastAsia" w:hAnsiTheme="majorHAnsi" w:cstheme="majorBidi"/>
+      <w:rFonts w:ascii="나눔고딕" w:hAnsi="나눔고딕" w:eastAsia="나눔고딕" w:cs="나눔고딕"/>
       <w:i/>
       <w:iCs/>
       <w:color w:val="4F81BD" w:themeColor="accent1"/>
@@ -1953,7 +1953,7 @@
     <w:uiPriority w:val="11"/>
     <w:rsid w:val="00FC693F"/>
     <w:rPr>
-      <w:rFonts w:asciiTheme="majorHAnsi" w:eastAsiaTheme="majorEastAsia" w:hAnsiTheme="majorHAnsi" w:cstheme="majorBidi"/>
+      <w:rFonts w:ascii="나눔고딕" w:hAnsi="나눔고딕" w:eastAsia="나눔고딕" w:cs="나눔고딕"/>
       <w:i/>
       <w:iCs/>
       <w:color w:val="4F81BD" w:themeColor="accent1"/>
@@ -1999,7 +1999,7 @@
     <w:unhideWhenUsed/>
     <w:rsid w:val="00AA1D8D"/>
     <w:pPr>
-      <w:spacing w:after="120" w:line="480" w:lineRule="auto"/>
+      <w:spacing w:after="120" w:line="240" w:lineRule="auto"/>
     </w:pPr>
   </w:style>
   <w:style w:type="character" w:customStyle="1" w:styleId="BodyText2Char">
@@ -2200,7 +2200,7 @@
       </w:tabs>
     </w:pPr>
     <w:rPr>
-      <w:rFonts w:ascii="Courier" w:hAnsi="Courier"/>
+      <w:rFonts w:ascii="나눔고딕" w:hAnsi="나눔고딕" w:eastAsia="나눔고딕" w:cs="나눔고딕"/>
       <w:sz w:val="20"/>
       <w:szCs w:val="20"/>
     </w:rPr>
@@ -2212,7 +2212,7 @@
     <w:uiPriority w:val="99"/>
     <w:rsid w:val="0029639D"/>
     <w:rPr>
-      <w:rFonts w:ascii="Courier" w:hAnsi="Courier"/>
+      <w:rFonts w:ascii="나눔고딕" w:hAnsi="나눔고딕" w:eastAsia="나눔고딕" w:cs="나눔고딕"/>
       <w:sz w:val="20"/>
       <w:szCs w:val="20"/>
     </w:rPr>
@@ -2251,7 +2251,7 @@
     <w:semiHidden/>
     <w:rsid w:val="00FC693F"/>
     <w:rPr>
-      <w:rFonts w:asciiTheme="majorHAnsi" w:eastAsiaTheme="majorEastAsia" w:hAnsiTheme="majorHAnsi" w:cstheme="majorBidi"/>
+      <w:rFonts w:ascii="나눔고딕" w:hAnsi="나눔고딕" w:eastAsia="나눔고딕" w:cs="나눔고딕"/>
       <w:b/>
       <w:bCs/>
       <w:i/>
@@ -2267,7 +2267,7 @@
     <w:semiHidden/>
     <w:rsid w:val="00FC693F"/>
     <w:rPr>
-      <w:rFonts w:asciiTheme="majorHAnsi" w:eastAsiaTheme="majorEastAsia" w:hAnsiTheme="majorHAnsi" w:cstheme="majorBidi"/>
+      <w:rFonts w:ascii="나눔고딕" w:hAnsi="나눔고딕" w:eastAsia="나눔고딕" w:cs="나눔고딕"/>
       <w:color w:val="243F60" w:themeColor="accent1" w:themeShade="7F"/>
     </w:rPr>
   </w:style>
@@ -2279,7 +2279,7 @@
     <w:semiHidden/>
     <w:rsid w:val="00FC693F"/>
     <w:rPr>
-      <w:rFonts w:asciiTheme="majorHAnsi" w:eastAsiaTheme="majorEastAsia" w:hAnsiTheme="majorHAnsi" w:cstheme="majorBidi"/>
+      <w:rFonts w:ascii="나눔고딕" w:hAnsi="나눔고딕" w:eastAsia="나눔고딕" w:cs="나눔고딕"/>
       <w:i/>
       <w:iCs/>
       <w:color w:val="243F60" w:themeColor="accent1" w:themeShade="7F"/>
@@ -2293,7 +2293,7 @@
     <w:semiHidden/>
     <w:rsid w:val="00FC693F"/>
     <w:rPr>
-      <w:rFonts w:asciiTheme="majorHAnsi" w:eastAsiaTheme="majorEastAsia" w:hAnsiTheme="majorHAnsi" w:cstheme="majorBidi"/>
+      <w:rFonts w:ascii="나눔고딕" w:hAnsi="나눔고딕" w:eastAsia="나눔고딕" w:cs="나눔고딕"/>
       <w:i/>
       <w:iCs/>
       <w:color w:val="404040" w:themeColor="text1" w:themeTint="BF"/>
@@ -2307,7 +2307,7 @@
     <w:semiHidden/>
     <w:rsid w:val="00FC693F"/>
     <w:rPr>
-      <w:rFonts w:asciiTheme="majorHAnsi" w:eastAsiaTheme="majorEastAsia" w:hAnsiTheme="majorHAnsi" w:cstheme="majorBidi"/>
+      <w:rFonts w:ascii="나눔고딕" w:hAnsi="나눔고딕" w:eastAsia="나눔고딕" w:cs="나눔고딕"/>
       <w:color w:val="4F81BD" w:themeColor="accent1"/>
       <w:sz w:val="20"/>
       <w:szCs w:val="20"/>
@@ -2321,7 +2321,7 @@
     <w:semiHidden/>
     <w:rsid w:val="00FC693F"/>
     <w:rPr>
-      <w:rFonts w:asciiTheme="majorHAnsi" w:eastAsiaTheme="majorEastAsia" w:hAnsiTheme="majorHAnsi" w:cstheme="majorBidi"/>
+      <w:rFonts w:ascii="나눔고딕" w:hAnsi="나눔고딕" w:eastAsia="나눔고딕" w:cs="나눔고딕"/>
       <w:i/>
       <w:iCs/>
       <w:color w:val="404040" w:themeColor="text1" w:themeTint="BF"/>
@@ -3910,7 +3910,7 @@
         <w:spacing w:before="0" w:after="0" w:line="240" w:lineRule="auto"/>
       </w:pPr>
       <w:rPr>
-        <w:rFonts w:asciiTheme="majorHAnsi" w:eastAsiaTheme="majorEastAsia" w:hAnsiTheme="majorHAnsi" w:cstheme="majorBidi"/>
+        <w:rFonts w:ascii="나눔고딕" w:hAnsi="나눔고딕" w:eastAsia="나눔고딕" w:cs="나눔고딕"/>
         <w:b/>
         <w:bCs/>
       </w:rPr>
@@ -3931,7 +3931,7 @@
         <w:spacing w:before="0" w:after="0" w:line="240" w:lineRule="auto"/>
       </w:pPr>
       <w:rPr>
-        <w:rFonts w:asciiTheme="majorHAnsi" w:eastAsiaTheme="majorEastAsia" w:hAnsiTheme="majorHAnsi" w:cstheme="majorBidi"/>
+        <w:rFonts w:ascii="나눔고딕" w:hAnsi="나눔고딕" w:eastAsia="나눔고딕" w:cs="나눔고딕"/>
         <w:b/>
         <w:bCs/>
       </w:rPr>
@@ -3949,14 +3949,14 @@
     </w:tblStylePr>
     <w:tblStylePr w:type="firstCol">
       <w:rPr>
-        <w:rFonts w:asciiTheme="majorHAnsi" w:eastAsiaTheme="majorEastAsia" w:hAnsiTheme="majorHAnsi" w:cstheme="majorBidi"/>
+        <w:rFonts w:ascii="나눔고딕" w:hAnsi="나눔고딕" w:eastAsia="나눔고딕" w:cs="나눔고딕"/>
         <w:b/>
         <w:bCs/>
       </w:rPr>
     </w:tblStylePr>
     <w:tblStylePr w:type="lastCol">
       <w:rPr>
-        <w:rFonts w:asciiTheme="majorHAnsi" w:eastAsiaTheme="majorEastAsia" w:hAnsiTheme="majorHAnsi" w:cstheme="majorBidi"/>
+        <w:rFonts w:ascii="나눔고딕" w:hAnsi="나눔고딕" w:eastAsia="나눔고딕" w:cs="나눔고딕"/>
         <w:b/>
         <w:bCs/>
       </w:rPr>
@@ -4040,7 +4040,7 @@
         <w:spacing w:before="0" w:after="0" w:line="240" w:lineRule="auto"/>
       </w:pPr>
       <w:rPr>
-        <w:rFonts w:asciiTheme="majorHAnsi" w:eastAsiaTheme="majorEastAsia" w:hAnsiTheme="majorHAnsi" w:cstheme="majorBidi"/>
+        <w:rFonts w:ascii="나눔고딕" w:hAnsi="나눔고딕" w:eastAsia="나눔고딕" w:cs="나눔고딕"/>
         <w:b/>
         <w:bCs/>
       </w:rPr>
@@ -4061,7 +4061,7 @@
         <w:spacing w:before="0" w:after="0" w:line="240" w:lineRule="auto"/>
       </w:pPr>
       <w:rPr>
-        <w:rFonts w:asciiTheme="majorHAnsi" w:eastAsiaTheme="majorEastAsia" w:hAnsiTheme="majorHAnsi" w:cstheme="majorBidi"/>
+        <w:rFonts w:ascii="나눔고딕" w:hAnsi="나눔고딕" w:eastAsia="나눔고딕" w:cs="나눔고딕"/>
         <w:b/>
         <w:bCs/>
       </w:rPr>
@@ -4079,14 +4079,14 @@
     </w:tblStylePr>
     <w:tblStylePr w:type="firstCol">
       <w:rPr>
-        <w:rFonts w:asciiTheme="majorHAnsi" w:eastAsiaTheme="majorEastAsia" w:hAnsiTheme="majorHAnsi" w:cstheme="majorBidi"/>
+        <w:rFonts w:ascii="나눔고딕" w:hAnsi="나눔고딕" w:eastAsia="나눔고딕" w:cs="나눔고딕"/>
         <w:b/>
         <w:bCs/>
       </w:rPr>
     </w:tblStylePr>
     <w:tblStylePr w:type="lastCol">
       <w:rPr>
-        <w:rFonts w:asciiTheme="majorHAnsi" w:eastAsiaTheme="majorEastAsia" w:hAnsiTheme="majorHAnsi" w:cstheme="majorBidi"/>
+        <w:rFonts w:ascii="나눔고딕" w:hAnsi="나눔고딕" w:eastAsia="나눔고딕" w:cs="나눔고딕"/>
         <w:b/>
         <w:bCs/>
       </w:rPr>
@@ -4170,7 +4170,7 @@
         <w:spacing w:before="0" w:after="0" w:line="240" w:lineRule="auto"/>
       </w:pPr>
       <w:rPr>
-        <w:rFonts w:asciiTheme="majorHAnsi" w:eastAsiaTheme="majorEastAsia" w:hAnsiTheme="majorHAnsi" w:cstheme="majorBidi"/>
+        <w:rFonts w:ascii="나눔고딕" w:hAnsi="나눔고딕" w:eastAsia="나눔고딕" w:cs="나눔고딕"/>
         <w:b/>
         <w:bCs/>
       </w:rPr>
@@ -4191,7 +4191,7 @@
         <w:spacing w:before="0" w:after="0" w:line="240" w:lineRule="auto"/>
       </w:pPr>
       <w:rPr>
-        <w:rFonts w:asciiTheme="majorHAnsi" w:eastAsiaTheme="majorEastAsia" w:hAnsiTheme="majorHAnsi" w:cstheme="majorBidi"/>
+        <w:rFonts w:ascii="나눔고딕" w:hAnsi="나눔고딕" w:eastAsia="나눔고딕" w:cs="나눔고딕"/>
         <w:b/>
         <w:bCs/>
       </w:rPr>
@@ -4209,14 +4209,14 @@
     </w:tblStylePr>
     <w:tblStylePr w:type="firstCol">
       <w:rPr>
-        <w:rFonts w:asciiTheme="majorHAnsi" w:eastAsiaTheme="majorEastAsia" w:hAnsiTheme="majorHAnsi" w:cstheme="majorBidi"/>
+        <w:rFonts w:ascii="나눔고딕" w:hAnsi="나눔고딕" w:eastAsia="나눔고딕" w:cs="나눔고딕"/>
         <w:b/>
         <w:bCs/>
       </w:rPr>
     </w:tblStylePr>
     <w:tblStylePr w:type="lastCol">
       <w:rPr>
-        <w:rFonts w:asciiTheme="majorHAnsi" w:eastAsiaTheme="majorEastAsia" w:hAnsiTheme="majorHAnsi" w:cstheme="majorBidi"/>
+        <w:rFonts w:ascii="나눔고딕" w:hAnsi="나눔고딕" w:eastAsia="나눔고딕" w:cs="나눔고딕"/>
         <w:b/>
         <w:bCs/>
       </w:rPr>
@@ -4300,7 +4300,7 @@
         <w:spacing w:before="0" w:after="0" w:line="240" w:lineRule="auto"/>
       </w:pPr>
       <w:rPr>
-        <w:rFonts w:asciiTheme="majorHAnsi" w:eastAsiaTheme="majorEastAsia" w:hAnsiTheme="majorHAnsi" w:cstheme="majorBidi"/>
+        <w:rFonts w:ascii="나눔고딕" w:hAnsi="나눔고딕" w:eastAsia="나눔고딕" w:cs="나눔고딕"/>
         <w:b/>
         <w:bCs/>
       </w:rPr>
@@ -4321,7 +4321,7 @@
         <w:spacing w:before="0" w:after="0" w:line="240" w:lineRule="auto"/>
       </w:pPr>
       <w:rPr>
-        <w:rFonts w:asciiTheme="majorHAnsi" w:eastAsiaTheme="majorEastAsia" w:hAnsiTheme="majorHAnsi" w:cstheme="majorBidi"/>
+        <w:rFonts w:ascii="나눔고딕" w:hAnsi="나눔고딕" w:eastAsia="나눔고딕" w:cs="나눔고딕"/>
         <w:b/>
         <w:bCs/>
       </w:rPr>
@@ -4339,14 +4339,14 @@
     </w:tblStylePr>
     <w:tblStylePr w:type="firstCol">
       <w:rPr>
-        <w:rFonts w:asciiTheme="majorHAnsi" w:eastAsiaTheme="majorEastAsia" w:hAnsiTheme="majorHAnsi" w:cstheme="majorBidi"/>
+        <w:rFonts w:ascii="나눔고딕" w:hAnsi="나눔고딕" w:eastAsia="나눔고딕" w:cs="나눔고딕"/>
         <w:b/>
         <w:bCs/>
       </w:rPr>
     </w:tblStylePr>
     <w:tblStylePr w:type="lastCol">
       <w:rPr>
-        <w:rFonts w:asciiTheme="majorHAnsi" w:eastAsiaTheme="majorEastAsia" w:hAnsiTheme="majorHAnsi" w:cstheme="majorBidi"/>
+        <w:rFonts w:ascii="나눔고딕" w:hAnsi="나눔고딕" w:eastAsia="나눔고딕" w:cs="나눔고딕"/>
         <w:b/>
         <w:bCs/>
       </w:rPr>
@@ -4430,7 +4430,7 @@
         <w:spacing w:before="0" w:after="0" w:line="240" w:lineRule="auto"/>
       </w:pPr>
       <w:rPr>
-        <w:rFonts w:asciiTheme="majorHAnsi" w:eastAsiaTheme="majorEastAsia" w:hAnsiTheme="majorHAnsi" w:cstheme="majorBidi"/>
+        <w:rFonts w:ascii="나눔고딕" w:hAnsi="나눔고딕" w:eastAsia="나눔고딕" w:cs="나눔고딕"/>
         <w:b/>
         <w:bCs/>
       </w:rPr>
@@ -4451,7 +4451,7 @@
         <w:spacing w:before="0" w:after="0" w:line="240" w:lineRule="auto"/>
       </w:pPr>
       <w:rPr>
-        <w:rFonts w:asciiTheme="majorHAnsi" w:eastAsiaTheme="majorEastAsia" w:hAnsiTheme="majorHAnsi" w:cstheme="majorBidi"/>
+        <w:rFonts w:ascii="나눔고딕" w:hAnsi="나눔고딕" w:eastAsia="나눔고딕" w:cs="나눔고딕"/>
         <w:b/>
         <w:bCs/>
       </w:rPr>
@@ -4469,14 +4469,14 @@
     </w:tblStylePr>
     <w:tblStylePr w:type="firstCol">
       <w:rPr>
-        <w:rFonts w:asciiTheme="majorHAnsi" w:eastAsiaTheme="majorEastAsia" w:hAnsiTheme="majorHAnsi" w:cstheme="majorBidi"/>
+        <w:rFonts w:ascii="나눔고딕" w:hAnsi="나눔고딕" w:eastAsia="나눔고딕" w:cs="나눔고딕"/>
         <w:b/>
         <w:bCs/>
       </w:rPr>
     </w:tblStylePr>
     <w:tblStylePr w:type="lastCol">
       <w:rPr>
-        <w:rFonts w:asciiTheme="majorHAnsi" w:eastAsiaTheme="majorEastAsia" w:hAnsiTheme="majorHAnsi" w:cstheme="majorBidi"/>
+        <w:rFonts w:ascii="나눔고딕" w:hAnsi="나눔고딕" w:eastAsia="나눔고딕" w:cs="나눔고딕"/>
         <w:b/>
         <w:bCs/>
       </w:rPr>
@@ -4560,7 +4560,7 @@
         <w:spacing w:before="0" w:after="0" w:line="240" w:lineRule="auto"/>
       </w:pPr>
       <w:rPr>
-        <w:rFonts w:asciiTheme="majorHAnsi" w:eastAsiaTheme="majorEastAsia" w:hAnsiTheme="majorHAnsi" w:cstheme="majorBidi"/>
+        <w:rFonts w:ascii="나눔고딕" w:hAnsi="나눔고딕" w:eastAsia="나눔고딕" w:cs="나눔고딕"/>
         <w:b/>
         <w:bCs/>
       </w:rPr>
@@ -4581,7 +4581,7 @@
         <w:spacing w:before="0" w:after="0" w:line="240" w:lineRule="auto"/>
       </w:pPr>
       <w:rPr>
-        <w:rFonts w:asciiTheme="majorHAnsi" w:eastAsiaTheme="majorEastAsia" w:hAnsiTheme="majorHAnsi" w:cstheme="majorBidi"/>
+        <w:rFonts w:ascii="나눔고딕" w:hAnsi="나눔고딕" w:eastAsia="나눔고딕" w:cs="나눔고딕"/>
         <w:b/>
         <w:bCs/>
       </w:rPr>
@@ -4599,14 +4599,14 @@
     </w:tblStylePr>
     <w:tblStylePr w:type="firstCol">
       <w:rPr>
-        <w:rFonts w:asciiTheme="majorHAnsi" w:eastAsiaTheme="majorEastAsia" w:hAnsiTheme="majorHAnsi" w:cstheme="majorBidi"/>
+        <w:rFonts w:ascii="나눔고딕" w:hAnsi="나눔고딕" w:eastAsia="나눔고딕" w:cs="나눔고딕"/>
         <w:b/>
         <w:bCs/>
       </w:rPr>
     </w:tblStylePr>
     <w:tblStylePr w:type="lastCol">
       <w:rPr>
-        <w:rFonts w:asciiTheme="majorHAnsi" w:eastAsiaTheme="majorEastAsia" w:hAnsiTheme="majorHAnsi" w:cstheme="majorBidi"/>
+        <w:rFonts w:ascii="나눔고딕" w:hAnsi="나눔고딕" w:eastAsia="나눔고딕" w:cs="나눔고딕"/>
         <w:b/>
         <w:bCs/>
       </w:rPr>
@@ -4690,7 +4690,7 @@
         <w:spacing w:before="0" w:after="0" w:line="240" w:lineRule="auto"/>
       </w:pPr>
       <w:rPr>
-        <w:rFonts w:asciiTheme="majorHAnsi" w:eastAsiaTheme="majorEastAsia" w:hAnsiTheme="majorHAnsi" w:cstheme="majorBidi"/>
+        <w:rFonts w:ascii="나눔고딕" w:hAnsi="나눔고딕" w:eastAsia="나눔고딕" w:cs="나눔고딕"/>
         <w:b/>
         <w:bCs/>
       </w:rPr>
@@ -4711,7 +4711,7 @@
         <w:spacing w:before="0" w:after="0" w:line="240" w:lineRule="auto"/>
       </w:pPr>
       <w:rPr>
-        <w:rFonts w:asciiTheme="majorHAnsi" w:eastAsiaTheme="majorEastAsia" w:hAnsiTheme="majorHAnsi" w:cstheme="majorBidi"/>
+        <w:rFonts w:ascii="나눔고딕" w:hAnsi="나눔고딕" w:eastAsia="나눔고딕" w:cs="나눔고딕"/>
         <w:b/>
         <w:bCs/>
       </w:rPr>
@@ -4729,14 +4729,14 @@
     </w:tblStylePr>
     <w:tblStylePr w:type="firstCol">
       <w:rPr>
-        <w:rFonts w:asciiTheme="majorHAnsi" w:eastAsiaTheme="majorEastAsia" w:hAnsiTheme="majorHAnsi" w:cstheme="majorBidi"/>
+        <w:rFonts w:ascii="나눔고딕" w:hAnsi="나눔고딕" w:eastAsia="나눔고딕" w:cs="나눔고딕"/>
         <w:b/>
         <w:bCs/>
       </w:rPr>
     </w:tblStylePr>
     <w:tblStylePr w:type="lastCol">
       <w:rPr>
-        <w:rFonts w:asciiTheme="majorHAnsi" w:eastAsiaTheme="majorEastAsia" w:hAnsiTheme="majorHAnsi" w:cstheme="majorBidi"/>
+        <w:rFonts w:ascii="나눔고딕" w:hAnsi="나눔고딕" w:eastAsia="나눔고딕" w:cs="나눔고딕"/>
         <w:b/>
         <w:bCs/>
       </w:rPr>
@@ -6601,7 +6601,7 @@
     </w:tblPr>
     <w:tblStylePr w:type="firstRow">
       <w:rPr>
-        <w:rFonts w:asciiTheme="majorHAnsi" w:eastAsiaTheme="majorEastAsia" w:hAnsiTheme="majorHAnsi" w:cstheme="majorBidi"/>
+        <w:rFonts w:ascii="나눔고딕" w:hAnsi="나눔고딕" w:eastAsia="나눔고딕" w:cs="나눔고딕"/>
       </w:rPr>
       <w:tblPr/>
       <w:tcPr>
@@ -6685,7 +6685,7 @@
     </w:tblPr>
     <w:tblStylePr w:type="firstRow">
       <w:rPr>
-        <w:rFonts w:asciiTheme="majorHAnsi" w:eastAsiaTheme="majorEastAsia" w:hAnsiTheme="majorHAnsi" w:cstheme="majorBidi"/>
+        <w:rFonts w:ascii="나눔고딕" w:hAnsi="나눔고딕" w:eastAsia="나눔고딕" w:cs="나눔고딕"/>
       </w:rPr>
       <w:tblPr/>
       <w:tcPr>
@@ -6769,7 +6769,7 @@
     </w:tblPr>
     <w:tblStylePr w:type="firstRow">
       <w:rPr>
-        <w:rFonts w:asciiTheme="majorHAnsi" w:eastAsiaTheme="majorEastAsia" w:hAnsiTheme="majorHAnsi" w:cstheme="majorBidi"/>
+        <w:rFonts w:ascii="나눔고딕" w:hAnsi="나눔고딕" w:eastAsia="나눔고딕" w:cs="나눔고딕"/>
       </w:rPr>
       <w:tblPr/>
       <w:tcPr>
@@ -6853,7 +6853,7 @@
     </w:tblPr>
     <w:tblStylePr w:type="firstRow">
       <w:rPr>
-        <w:rFonts w:asciiTheme="majorHAnsi" w:eastAsiaTheme="majorEastAsia" w:hAnsiTheme="majorHAnsi" w:cstheme="majorBidi"/>
+        <w:rFonts w:ascii="나눔고딕" w:hAnsi="나눔고딕" w:eastAsia="나눔고딕" w:cs="나눔고딕"/>
       </w:rPr>
       <w:tblPr/>
       <w:tcPr>
@@ -6937,7 +6937,7 @@
     </w:tblPr>
     <w:tblStylePr w:type="firstRow">
       <w:rPr>
-        <w:rFonts w:asciiTheme="majorHAnsi" w:eastAsiaTheme="majorEastAsia" w:hAnsiTheme="majorHAnsi" w:cstheme="majorBidi"/>
+        <w:rFonts w:ascii="나눔고딕" w:hAnsi="나눔고딕" w:eastAsia="나눔고딕" w:cs="나눔고딕"/>
       </w:rPr>
       <w:tblPr/>
       <w:tcPr>
@@ -7021,7 +7021,7 @@
     </w:tblPr>
     <w:tblStylePr w:type="firstRow">
       <w:rPr>
-        <w:rFonts w:asciiTheme="majorHAnsi" w:eastAsiaTheme="majorEastAsia" w:hAnsiTheme="majorHAnsi" w:cstheme="majorBidi"/>
+        <w:rFonts w:ascii="나눔고딕" w:hAnsi="나눔고딕" w:eastAsia="나눔고딕" w:cs="나눔고딕"/>
       </w:rPr>
       <w:tblPr/>
       <w:tcPr>
@@ -7105,7 +7105,7 @@
     </w:tblPr>
     <w:tblStylePr w:type="firstRow">
       <w:rPr>
-        <w:rFonts w:asciiTheme="majorHAnsi" w:eastAsiaTheme="majorEastAsia" w:hAnsiTheme="majorHAnsi" w:cstheme="majorBidi"/>
+        <w:rFonts w:ascii="나눔고딕" w:hAnsi="나눔고딕" w:eastAsia="나눔고딕" w:cs="나눔고딕"/>
       </w:rPr>
       <w:tblPr/>
       <w:tcPr>
@@ -7170,7 +7170,7 @@
       <w:spacing w:after="0" w:line="240" w:lineRule="auto"/>
     </w:pPr>
     <w:rPr>
-      <w:rFonts w:asciiTheme="majorHAnsi" w:eastAsiaTheme="majorEastAsia" w:hAnsiTheme="majorHAnsi" w:cstheme="majorBidi"/>
+      <w:rFonts w:ascii="나눔고딕" w:hAnsi="나눔고딕" w:eastAsia="나눔고딕" w:cs="나눔고딕"/>
       <w:color w:val="000000" w:themeColor="text1"/>
     </w:rPr>
     <w:tblPr>
@@ -7298,7 +7298,7 @@
       <w:spacing w:after="0" w:line="240" w:lineRule="auto"/>
     </w:pPr>
     <w:rPr>
-      <w:rFonts w:asciiTheme="majorHAnsi" w:eastAsiaTheme="majorEastAsia" w:hAnsiTheme="majorHAnsi" w:cstheme="majorBidi"/>
+      <w:rFonts w:ascii="나눔고딕" w:hAnsi="나눔고딕" w:eastAsia="나눔고딕" w:cs="나눔고딕"/>
       <w:color w:val="000000" w:themeColor="text1"/>
     </w:rPr>
     <w:tblPr>
@@ -7426,7 +7426,7 @@
       <w:spacing w:after="0" w:line="240" w:lineRule="auto"/>
     </w:pPr>
     <w:rPr>
-      <w:rFonts w:asciiTheme="majorHAnsi" w:eastAsiaTheme="majorEastAsia" w:hAnsiTheme="majorHAnsi" w:cstheme="majorBidi"/>
+      <w:rFonts w:ascii="나눔고딕" w:hAnsi="나눔고딕" w:eastAsia="나눔고딕" w:cs="나눔고딕"/>
       <w:color w:val="000000" w:themeColor="text1"/>
     </w:rPr>
     <w:tblPr>
@@ -7554,7 +7554,7 @@
       <w:spacing w:after="0" w:line="240" w:lineRule="auto"/>
     </w:pPr>
     <w:rPr>
-      <w:rFonts w:asciiTheme="majorHAnsi" w:eastAsiaTheme="majorEastAsia" w:hAnsiTheme="majorHAnsi" w:cstheme="majorBidi"/>
+      <w:rFonts w:ascii="나눔고딕" w:hAnsi="나눔고딕" w:eastAsia="나눔고딕" w:cs="나눔고딕"/>
       <w:color w:val="000000" w:themeColor="text1"/>
     </w:rPr>
     <w:tblPr>
@@ -7682,7 +7682,7 @@
       <w:spacing w:after="0" w:line="240" w:lineRule="auto"/>
     </w:pPr>
     <w:rPr>
-      <w:rFonts w:asciiTheme="majorHAnsi" w:eastAsiaTheme="majorEastAsia" w:hAnsiTheme="majorHAnsi" w:cstheme="majorBidi"/>
+      <w:rFonts w:ascii="나눔고딕" w:hAnsi="나눔고딕" w:eastAsia="나눔고딕" w:cs="나눔고딕"/>
       <w:color w:val="000000" w:themeColor="text1"/>
     </w:rPr>
     <w:tblPr>
@@ -7810,7 +7810,7 @@
       <w:spacing w:after="0" w:line="240" w:lineRule="auto"/>
     </w:pPr>
     <w:rPr>
-      <w:rFonts w:asciiTheme="majorHAnsi" w:eastAsiaTheme="majorEastAsia" w:hAnsiTheme="majorHAnsi" w:cstheme="majorBidi"/>
+      <w:rFonts w:ascii="나눔고딕" w:hAnsi="나눔고딕" w:eastAsia="나눔고딕" w:cs="나눔고딕"/>
       <w:color w:val="000000" w:themeColor="text1"/>
     </w:rPr>
     <w:tblPr>
@@ -7938,7 +7938,7 @@
       <w:spacing w:after="0" w:line="240" w:lineRule="auto"/>
     </w:pPr>
     <w:rPr>
-      <w:rFonts w:asciiTheme="majorHAnsi" w:eastAsiaTheme="majorEastAsia" w:hAnsiTheme="majorHAnsi" w:cstheme="majorBidi"/>
+      <w:rFonts w:ascii="나눔고딕" w:hAnsi="나눔고딕" w:eastAsia="나눔고딕" w:cs="나눔고딕"/>
       <w:color w:val="000000" w:themeColor="text1"/>
     </w:rPr>
     <w:tblPr>
@@ -8577,7 +8577,7 @@
       <w:spacing w:after="0" w:line="240" w:lineRule="auto"/>
     </w:pPr>
     <w:rPr>
-      <w:rFonts w:asciiTheme="majorHAnsi" w:eastAsiaTheme="majorEastAsia" w:hAnsiTheme="majorHAnsi" w:cstheme="majorBidi"/>
+      <w:rFonts w:ascii="나눔고딕" w:hAnsi="나눔고딕" w:eastAsia="나눔고딕" w:cs="나눔고딕"/>
       <w:color w:val="000000" w:themeColor="text1"/>
     </w:rPr>
     <w:tblPr>
@@ -8702,7 +8702,7 @@
       <w:spacing w:after="0" w:line="240" w:lineRule="auto"/>
     </w:pPr>
     <w:rPr>
-      <w:rFonts w:asciiTheme="majorHAnsi" w:eastAsiaTheme="majorEastAsia" w:hAnsiTheme="majorHAnsi" w:cstheme="majorBidi"/>
+      <w:rFonts w:ascii="나눔고딕" w:hAnsi="나눔고딕" w:eastAsia="나눔고딕" w:cs="나눔고딕"/>
       <w:color w:val="000000" w:themeColor="text1"/>
     </w:rPr>
     <w:tblPr>
@@ -8827,7 +8827,7 @@
       <w:spacing w:after="0" w:line="240" w:lineRule="auto"/>
     </w:pPr>
     <w:rPr>
-      <w:rFonts w:asciiTheme="majorHAnsi" w:eastAsiaTheme="majorEastAsia" w:hAnsiTheme="majorHAnsi" w:cstheme="majorBidi"/>
+      <w:rFonts w:ascii="나눔고딕" w:hAnsi="나눔고딕" w:eastAsia="나눔고딕" w:cs="나눔고딕"/>
       <w:color w:val="000000" w:themeColor="text1"/>
     </w:rPr>
     <w:tblPr>
@@ -8952,7 +8952,7 @@
       <w:spacing w:after="0" w:line="240" w:lineRule="auto"/>
     </w:pPr>
     <w:rPr>
-      <w:rFonts w:asciiTheme="majorHAnsi" w:eastAsiaTheme="majorEastAsia" w:hAnsiTheme="majorHAnsi" w:cstheme="majorBidi"/>
+      <w:rFonts w:ascii="나눔고딕" w:hAnsi="나눔고딕" w:eastAsia="나눔고딕" w:cs="나눔고딕"/>
       <w:color w:val="000000" w:themeColor="text1"/>
     </w:rPr>
     <w:tblPr>
@@ -9077,7 +9077,7 @@
       <w:spacing w:after="0" w:line="240" w:lineRule="auto"/>
     </w:pPr>
     <w:rPr>
-      <w:rFonts w:asciiTheme="majorHAnsi" w:eastAsiaTheme="majorEastAsia" w:hAnsiTheme="majorHAnsi" w:cstheme="majorBidi"/>
+      <w:rFonts w:ascii="나눔고딕" w:hAnsi="나눔고딕" w:eastAsia="나눔고딕" w:cs="나눔고딕"/>
       <w:color w:val="000000" w:themeColor="text1"/>
     </w:rPr>
     <w:tblPr>
@@ -9202,7 +9202,7 @@
       <w:spacing w:after="0" w:line="240" w:lineRule="auto"/>
     </w:pPr>
     <w:rPr>
-      <w:rFonts w:asciiTheme="majorHAnsi" w:eastAsiaTheme="majorEastAsia" w:hAnsiTheme="majorHAnsi" w:cstheme="majorBidi"/>
+      <w:rFonts w:ascii="나눔고딕" w:hAnsi="나눔고딕" w:eastAsia="나눔고딕" w:cs="나눔고딕"/>
       <w:color w:val="000000" w:themeColor="text1"/>
     </w:rPr>
     <w:tblPr>
@@ -9327,7 +9327,7 @@
       <w:spacing w:after="0" w:line="240" w:lineRule="auto"/>
     </w:pPr>
     <w:rPr>
-      <w:rFonts w:asciiTheme="majorHAnsi" w:eastAsiaTheme="majorEastAsia" w:hAnsiTheme="majorHAnsi" w:cstheme="majorBidi"/>
+      <w:rFonts w:ascii="나눔고딕" w:hAnsi="나눔고딕" w:eastAsia="나눔고딕" w:cs="나눔고딕"/>
       <w:color w:val="000000" w:themeColor="text1"/>
     </w:rPr>
     <w:tblPr>
@@ -13242,7 +13242,7 @@
   <w:docDefaults>
     <w:rPrDefault>
       <w:rPr>
-        <w:rFonts w:asciiTheme="minorHAnsi" w:eastAsiaTheme="minorEastAsia" w:hAnsiTheme="minorHAnsi" w:cstheme="minorBidi"/>
+        <w:rFonts w:ascii="나눔고딕" w:hAnsi="나눔고딕" w:eastAsia="나눔고딕" w:cs="나눔고딕"/>
         <w:sz w:val="22"/>
         <w:szCs w:val="22"/>
         <w:lang w:val="en-US" w:eastAsia="en-US" w:bidi="ar-SA"/>
@@ -13250,7 +13250,7 @@
     </w:rPrDefault>
     <w:pPrDefault>
       <w:pPr>
-        <w:spacing w:after="200" w:line="276" w:lineRule="auto"/>
+        <w:spacing w:after="200" w:line="240" w:lineRule="auto"/>
       </w:pPr>
     </w:pPrDefault>
   </w:docDefaults>
@@ -13413,7 +13413,7 @@
       <w:outlineLvl w:val="0"/>
     </w:pPr>
     <w:rPr>
-      <w:rFonts w:asciiTheme="majorHAnsi" w:eastAsiaTheme="majorEastAsia" w:hAnsiTheme="majorHAnsi" w:cstheme="majorBidi"/>
+      <w:rFonts w:ascii="나눔고딕" w:hAnsi="나눔고딕" w:eastAsia="나눔고딕" w:cs="나눔고딕"/>
       <w:b/>
       <w:bCs/>
       <w:color w:val="365F91" w:themeColor="accent1" w:themeShade="BF"/>
@@ -13437,7 +13437,7 @@
       <w:outlineLvl w:val="1"/>
     </w:pPr>
     <w:rPr>
-      <w:rFonts w:asciiTheme="majorHAnsi" w:eastAsiaTheme="majorEastAsia" w:hAnsiTheme="majorHAnsi" w:cstheme="majorBidi"/>
+      <w:rFonts w:ascii="나눔고딕" w:hAnsi="나눔고딕" w:eastAsia="나눔고딕" w:cs="나눔고딕"/>
       <w:b/>
       <w:bCs/>
       <w:color w:val="4F81BD" w:themeColor="accent1"/>
@@ -13461,7 +13461,7 @@
       <w:outlineLvl w:val="2"/>
     </w:pPr>
     <w:rPr>
-      <w:rFonts w:asciiTheme="majorHAnsi" w:eastAsiaTheme="majorEastAsia" w:hAnsiTheme="majorHAnsi" w:cstheme="majorBidi"/>
+      <w:rFonts w:ascii="나눔고딕" w:hAnsi="나눔고딕" w:eastAsia="나눔고딕" w:cs="나눔고딕"/>
       <w:b/>
       <w:bCs/>
       <w:color w:val="4F81BD" w:themeColor="accent1"/>
@@ -13484,7 +13484,7 @@
       <w:outlineLvl w:val="3"/>
     </w:pPr>
     <w:rPr>
-      <w:rFonts w:asciiTheme="majorHAnsi" w:eastAsiaTheme="majorEastAsia" w:hAnsiTheme="majorHAnsi" w:cstheme="majorBidi"/>
+      <w:rFonts w:ascii="나눔고딕" w:hAnsi="나눔고딕" w:eastAsia="나눔고딕" w:cs="나눔고딕"/>
       <w:b/>
       <w:bCs/>
       <w:i/>
@@ -13509,7 +13509,7 @@
       <w:outlineLvl w:val="4"/>
     </w:pPr>
     <w:rPr>
-      <w:rFonts w:asciiTheme="majorHAnsi" w:eastAsiaTheme="majorEastAsia" w:hAnsiTheme="majorHAnsi" w:cstheme="majorBidi"/>
+      <w:rFonts w:ascii="나눔고딕" w:hAnsi="나눔고딕" w:eastAsia="나눔고딕" w:cs="나눔고딕"/>
       <w:color w:val="243F60" w:themeColor="accent1" w:themeShade="7F"/>
     </w:rPr>
   </w:style>
@@ -13530,7 +13530,7 @@
       <w:outlineLvl w:val="5"/>
     </w:pPr>
     <w:rPr>
-      <w:rFonts w:asciiTheme="majorHAnsi" w:eastAsiaTheme="majorEastAsia" w:hAnsiTheme="majorHAnsi" w:cstheme="majorBidi"/>
+      <w:rFonts w:ascii="나눔고딕" w:hAnsi="나눔고딕" w:eastAsia="나눔고딕" w:cs="나눔고딕"/>
       <w:i/>
       <w:iCs/>
       <w:color w:val="243F60" w:themeColor="accent1" w:themeShade="7F"/>
@@ -13553,7 +13553,7 @@
       <w:outlineLvl w:val="6"/>
     </w:pPr>
     <w:rPr>
-      <w:rFonts w:asciiTheme="majorHAnsi" w:eastAsiaTheme="majorEastAsia" w:hAnsiTheme="majorHAnsi" w:cstheme="majorBidi"/>
+      <w:rFonts w:ascii="나눔고딕" w:hAnsi="나눔고딕" w:eastAsia="나눔고딕" w:cs="나눔고딕"/>
       <w:i/>
       <w:iCs/>
       <w:color w:val="404040" w:themeColor="text1" w:themeTint="BF"/>
@@ -13576,7 +13576,7 @@
       <w:outlineLvl w:val="7"/>
     </w:pPr>
     <w:rPr>
-      <w:rFonts w:asciiTheme="majorHAnsi" w:eastAsiaTheme="majorEastAsia" w:hAnsiTheme="majorHAnsi" w:cstheme="majorBidi"/>
+      <w:rFonts w:ascii="나눔고딕" w:hAnsi="나눔고딕" w:eastAsia="나눔고딕" w:cs="나눔고딕"/>
       <w:color w:val="4F81BD" w:themeColor="accent1"/>
       <w:sz w:val="20"/>
       <w:szCs w:val="20"/>
@@ -13599,7 +13599,7 @@
       <w:outlineLvl w:val="8"/>
     </w:pPr>
     <w:rPr>
-      <w:rFonts w:asciiTheme="majorHAnsi" w:eastAsiaTheme="majorEastAsia" w:hAnsiTheme="majorHAnsi" w:cstheme="majorBidi"/>
+      <w:rFonts w:ascii="나눔고딕" w:hAnsi="나눔고딕" w:eastAsia="나눔고딕" w:cs="나눔고딕"/>
       <w:i/>
       <w:iCs/>
       <w:color w:val="404040" w:themeColor="text1" w:themeTint="BF"/>
@@ -13650,7 +13650,7 @@
     <w:uiPriority w:val="9"/>
     <w:rsid w:val="00FC693F"/>
     <w:rPr>
-      <w:rFonts w:asciiTheme="majorHAnsi" w:eastAsiaTheme="majorEastAsia" w:hAnsiTheme="majorHAnsi" w:cstheme="majorBidi"/>
+      <w:rFonts w:ascii="나눔고딕" w:hAnsi="나눔고딕" w:eastAsia="나눔고딕" w:cs="나눔고딕"/>
       <w:b/>
       <w:bCs/>
       <w:color w:val="365F91" w:themeColor="accent1" w:themeShade="BF"/>
@@ -13665,7 +13665,7 @@
     <w:uiPriority w:val="9"/>
     <w:rsid w:val="00FC693F"/>
     <w:rPr>
-      <w:rFonts w:asciiTheme="majorHAnsi" w:eastAsiaTheme="majorEastAsia" w:hAnsiTheme="majorHAnsi" w:cstheme="majorBidi"/>
+      <w:rFonts w:ascii="나눔고딕" w:hAnsi="나눔고딕" w:eastAsia="나눔고딕" w:cs="나눔고딕"/>
       <w:b/>
       <w:bCs/>
       <w:color w:val="4F81BD" w:themeColor="accent1"/>
@@ -13680,7 +13680,7 @@
     <w:uiPriority w:val="9"/>
     <w:rsid w:val="00FC693F"/>
     <w:rPr>
-      <w:rFonts w:asciiTheme="majorHAnsi" w:eastAsiaTheme="majorEastAsia" w:hAnsiTheme="majorHAnsi" w:cstheme="majorBidi"/>
+      <w:rFonts w:ascii="나눔고딕" w:hAnsi="나눔고딕" w:eastAsia="나눔고딕" w:cs="나눔고딕"/>
       <w:b/>
       <w:bCs/>
       <w:color w:val="4F81BD" w:themeColor="accent1"/>
@@ -13702,7 +13702,7 @@
       <w:contextualSpacing/>
     </w:pPr>
     <w:rPr>
-      <w:rFonts w:asciiTheme="majorHAnsi" w:eastAsiaTheme="majorEastAsia" w:hAnsiTheme="majorHAnsi" w:cstheme="majorBidi"/>
+      <w:rFonts w:ascii="나눔고딕" w:hAnsi="나눔고딕" w:eastAsia="나눔고딕" w:cs="나눔고딕"/>
       <w:color w:val="17365D" w:themeColor="text2" w:themeShade="BF"/>
       <w:spacing w:val="5"/>
       <w:kern w:val="28"/>
@@ -13717,7 +13717,7 @@
     <w:uiPriority w:val="10"/>
     <w:rsid w:val="00FC693F"/>
     <w:rPr>
-      <w:rFonts w:asciiTheme="majorHAnsi" w:eastAsiaTheme="majorEastAsia" w:hAnsiTheme="majorHAnsi" w:cstheme="majorBidi"/>
+      <w:rFonts w:ascii="나눔고딕" w:hAnsi="나눔고딕" w:eastAsia="나눔고딕" w:cs="나눔고딕"/>
       <w:color w:val="17365D" w:themeColor="text2" w:themeShade="BF"/>
       <w:spacing w:val="5"/>
       <w:kern w:val="28"/>
@@ -13739,7 +13739,7 @@
       </w:numPr>
     </w:pPr>
     <w:rPr>
-      <w:rFonts w:asciiTheme="majorHAnsi" w:eastAsiaTheme="majorEastAsia" w:hAnsiTheme="majorHAnsi" w:cstheme="majorBidi"/>
+      <w:rFonts w:ascii="나눔고딕" w:hAnsi="나눔고딕" w:eastAsia="나눔고딕" w:cs="나눔고딕"/>
       <w:i/>
       <w:iCs/>
       <w:color w:val="4F81BD" w:themeColor="accent1"/>
@@ -13755,7 +13755,7 @@
     <w:uiPriority w:val="11"/>
     <w:rsid w:val="00FC693F"/>
     <w:rPr>
-      <w:rFonts w:asciiTheme="majorHAnsi" w:eastAsiaTheme="majorEastAsia" w:hAnsiTheme="majorHAnsi" w:cstheme="majorBidi"/>
+      <w:rFonts w:ascii="나눔고딕" w:hAnsi="나눔고딕" w:eastAsia="나눔고딕" w:cs="나눔고딕"/>
       <w:i/>
       <w:iCs/>
       <w:color w:val="4F81BD" w:themeColor="accent1"/>
@@ -13801,7 +13801,7 @@
     <w:unhideWhenUsed/>
     <w:rsid w:val="00AA1D8D"/>
     <w:pPr>
-      <w:spacing w:after="120" w:line="480" w:lineRule="auto"/>
+      <w:spacing w:after="120" w:line="240" w:lineRule="auto"/>
     </w:pPr>
   </w:style>
   <w:style w:type="character" w:customStyle="1" w:styleId="BodyText2Char">
@@ -14002,7 +14002,7 @@
       </w:tabs>
     </w:pPr>
     <w:rPr>
-      <w:rFonts w:ascii="Courier" w:hAnsi="Courier"/>
+      <w:rFonts w:ascii="나눔고딕" w:hAnsi="나눔고딕" w:eastAsia="나눔고딕" w:cs="나눔고딕"/>
       <w:sz w:val="20"/>
       <w:szCs w:val="20"/>
     </w:rPr>
@@ -14014,7 +14014,7 @@
     <w:uiPriority w:val="99"/>
     <w:rsid w:val="0029639D"/>
     <w:rPr>
-      <w:rFonts w:ascii="Courier" w:hAnsi="Courier"/>
+      <w:rFonts w:ascii="나눔고딕" w:hAnsi="나눔고딕" w:eastAsia="나눔고딕" w:cs="나눔고딕"/>
       <w:sz w:val="20"/>
       <w:szCs w:val="20"/>
     </w:rPr>
@@ -14053,7 +14053,7 @@
     <w:semiHidden/>
     <w:rsid w:val="00FC693F"/>
     <w:rPr>
-      <w:rFonts w:asciiTheme="majorHAnsi" w:eastAsiaTheme="majorEastAsia" w:hAnsiTheme="majorHAnsi" w:cstheme="majorBidi"/>
+      <w:rFonts w:ascii="나눔고딕" w:hAnsi="나눔고딕" w:eastAsia="나눔고딕" w:cs="나눔고딕"/>
       <w:b/>
       <w:bCs/>
       <w:i/>
@@ -14069,7 +14069,7 @@
     <w:semiHidden/>
     <w:rsid w:val="00FC693F"/>
     <w:rPr>
-      <w:rFonts w:asciiTheme="majorHAnsi" w:eastAsiaTheme="majorEastAsia" w:hAnsiTheme="majorHAnsi" w:cstheme="majorBidi"/>
+      <w:rFonts w:ascii="나눔고딕" w:hAnsi="나눔고딕" w:eastAsia="나눔고딕" w:cs="나눔고딕"/>
       <w:color w:val="243F60" w:themeColor="accent1" w:themeShade="7F"/>
     </w:rPr>
   </w:style>
@@ -14081,7 +14081,7 @@
     <w:semiHidden/>
     <w:rsid w:val="00FC693F"/>
     <w:rPr>
-      <w:rFonts w:asciiTheme="majorHAnsi" w:eastAsiaTheme="majorEastAsia" w:hAnsiTheme="majorHAnsi" w:cstheme="majorBidi"/>
+      <w:rFonts w:ascii="나눔고딕" w:hAnsi="나눔고딕" w:eastAsia="나눔고딕" w:cs="나눔고딕"/>
       <w:i/>
       <w:iCs/>
       <w:color w:val="243F60" w:themeColor="accent1" w:themeShade="7F"/>
@@ -14095,7 +14095,7 @@
     <w:semiHidden/>
     <w:rsid w:val="00FC693F"/>
     <w:rPr>
-      <w:rFonts w:asciiTheme="majorHAnsi" w:eastAsiaTheme="majorEastAsia" w:hAnsiTheme="majorHAnsi" w:cstheme="majorBidi"/>
+      <w:rFonts w:ascii="나눔고딕" w:hAnsi="나눔고딕" w:eastAsia="나눔고딕" w:cs="나눔고딕"/>
       <w:i/>
       <w:iCs/>
       <w:color w:val="404040" w:themeColor="text1" w:themeTint="BF"/>
@@ -14109,7 +14109,7 @@
     <w:semiHidden/>
     <w:rsid w:val="00FC693F"/>
     <w:rPr>
-      <w:rFonts w:asciiTheme="majorHAnsi" w:eastAsiaTheme="majorEastAsia" w:hAnsiTheme="majorHAnsi" w:cstheme="majorBidi"/>
+      <w:rFonts w:ascii="나눔고딕" w:hAnsi="나눔고딕" w:eastAsia="나눔고딕" w:cs="나눔고딕"/>
       <w:color w:val="4F81BD" w:themeColor="accent1"/>
       <w:sz w:val="20"/>
       <w:szCs w:val="20"/>
@@ -14123,7 +14123,7 @@
     <w:semiHidden/>
     <w:rsid w:val="00FC693F"/>
     <w:rPr>
-      <w:rFonts w:asciiTheme="majorHAnsi" w:eastAsiaTheme="majorEastAsia" w:hAnsiTheme="majorHAnsi" w:cstheme="majorBidi"/>
+      <w:rFonts w:ascii="나눔고딕" w:hAnsi="나눔고딕" w:eastAsia="나눔고딕" w:cs="나눔고딕"/>
       <w:i/>
       <w:iCs/>
       <w:color w:val="404040" w:themeColor="text1" w:themeTint="BF"/>
@@ -15712,7 +15712,7 @@
         <w:spacing w:before="0" w:after="0" w:line="240" w:lineRule="auto"/>
       </w:pPr>
       <w:rPr>
-        <w:rFonts w:asciiTheme="majorHAnsi" w:eastAsiaTheme="majorEastAsia" w:hAnsiTheme="majorHAnsi" w:cstheme="majorBidi"/>
+        <w:rFonts w:ascii="나눔고딕" w:hAnsi="나눔고딕" w:eastAsia="나눔고딕" w:cs="나눔고딕"/>
         <w:b/>
         <w:bCs/>
       </w:rPr>
@@ -15733,7 +15733,7 @@
         <w:spacing w:before="0" w:after="0" w:line="240" w:lineRule="auto"/>
       </w:pPr>
       <w:rPr>
-        <w:rFonts w:asciiTheme="majorHAnsi" w:eastAsiaTheme="majorEastAsia" w:hAnsiTheme="majorHAnsi" w:cstheme="majorBidi"/>
+        <w:rFonts w:ascii="나눔고딕" w:hAnsi="나눔고딕" w:eastAsia="나눔고딕" w:cs="나눔고딕"/>
         <w:b/>
         <w:bCs/>
       </w:rPr>
@@ -15751,14 +15751,14 @@
     </w:tblStylePr>
     <w:tblStylePr w:type="firstCol">
       <w:rPr>
-        <w:rFonts w:asciiTheme="majorHAnsi" w:eastAsiaTheme="majorEastAsia" w:hAnsiTheme="majorHAnsi" w:cstheme="majorBidi"/>
+        <w:rFonts w:ascii="나눔고딕" w:hAnsi="나눔고딕" w:eastAsia="나눔고딕" w:cs="나눔고딕"/>
         <w:b/>
         <w:bCs/>
       </w:rPr>
     </w:tblStylePr>
     <w:tblStylePr w:type="lastCol">
       <w:rPr>
-        <w:rFonts w:asciiTheme="majorHAnsi" w:eastAsiaTheme="majorEastAsia" w:hAnsiTheme="majorHAnsi" w:cstheme="majorBidi"/>
+        <w:rFonts w:ascii="나눔고딕" w:hAnsi="나눔고딕" w:eastAsia="나눔고딕" w:cs="나눔고딕"/>
         <w:b/>
         <w:bCs/>
       </w:rPr>
@@ -15842,7 +15842,7 @@
         <w:spacing w:before="0" w:after="0" w:line="240" w:lineRule="auto"/>
       </w:pPr>
       <w:rPr>
-        <w:rFonts w:asciiTheme="majorHAnsi" w:eastAsiaTheme="majorEastAsia" w:hAnsiTheme="majorHAnsi" w:cstheme="majorBidi"/>
+        <w:rFonts w:ascii="나눔고딕" w:hAnsi="나눔고딕" w:eastAsia="나눔고딕" w:cs="나눔고딕"/>
         <w:b/>
         <w:bCs/>
       </w:rPr>
@@ -15863,7 +15863,7 @@
         <w:spacing w:before="0" w:after="0" w:line="240" w:lineRule="auto"/>
       </w:pPr>
       <w:rPr>
-        <w:rFonts w:asciiTheme="majorHAnsi" w:eastAsiaTheme="majorEastAsia" w:hAnsiTheme="majorHAnsi" w:cstheme="majorBidi"/>
+        <w:rFonts w:ascii="나눔고딕" w:hAnsi="나눔고딕" w:eastAsia="나눔고딕" w:cs="나눔고딕"/>
         <w:b/>
         <w:bCs/>
       </w:rPr>
@@ -15881,14 +15881,14 @@
     </w:tblStylePr>
     <w:tblStylePr w:type="firstCol">
       <w:rPr>
-        <w:rFonts w:asciiTheme="majorHAnsi" w:eastAsiaTheme="majorEastAsia" w:hAnsiTheme="majorHAnsi" w:cstheme="majorBidi"/>
+        <w:rFonts w:ascii="나눔고딕" w:hAnsi="나눔고딕" w:eastAsia="나눔고딕" w:cs="나눔고딕"/>
         <w:b/>
         <w:bCs/>
       </w:rPr>
     </w:tblStylePr>
     <w:tblStylePr w:type="lastCol">
       <w:rPr>
-        <w:rFonts w:asciiTheme="majorHAnsi" w:eastAsiaTheme="majorEastAsia" w:hAnsiTheme="majorHAnsi" w:cstheme="majorBidi"/>
+        <w:rFonts w:ascii="나눔고딕" w:hAnsi="나눔고딕" w:eastAsia="나눔고딕" w:cs="나눔고딕"/>
         <w:b/>
         <w:bCs/>
       </w:rPr>
@@ -15972,7 +15972,7 @@
         <w:spacing w:before="0" w:after="0" w:line="240" w:lineRule="auto"/>
       </w:pPr>
       <w:rPr>
-        <w:rFonts w:asciiTheme="majorHAnsi" w:eastAsiaTheme="majorEastAsia" w:hAnsiTheme="majorHAnsi" w:cstheme="majorBidi"/>
+        <w:rFonts w:ascii="나눔고딕" w:hAnsi="나눔고딕" w:eastAsia="나눔고딕" w:cs="나눔고딕"/>
         <w:b/>
         <w:bCs/>
       </w:rPr>
@@ -15993,7 +15993,7 @@
         <w:spacing w:before="0" w:after="0" w:line="240" w:lineRule="auto"/>
       </w:pPr>
       <w:rPr>
-        <w:rFonts w:asciiTheme="majorHAnsi" w:eastAsiaTheme="majorEastAsia" w:hAnsiTheme="majorHAnsi" w:cstheme="majorBidi"/>
+        <w:rFonts w:ascii="나눔고딕" w:hAnsi="나눔고딕" w:eastAsia="나눔고딕" w:cs="나눔고딕"/>
         <w:b/>
         <w:bCs/>
       </w:rPr>
@@ -16011,14 +16011,14 @@
     </w:tblStylePr>
     <w:tblStylePr w:type="firstCol">
       <w:rPr>
-        <w:rFonts w:asciiTheme="majorHAnsi" w:eastAsiaTheme="majorEastAsia" w:hAnsiTheme="majorHAnsi" w:cstheme="majorBidi"/>
+        <w:rFonts w:ascii="나눔고딕" w:hAnsi="나눔고딕" w:eastAsia="나눔고딕" w:cs="나눔고딕"/>
         <w:b/>
         <w:bCs/>
       </w:rPr>
     </w:tblStylePr>
     <w:tblStylePr w:type="lastCol">
       <w:rPr>
-        <w:rFonts w:asciiTheme="majorHAnsi" w:eastAsiaTheme="majorEastAsia" w:hAnsiTheme="majorHAnsi" w:cstheme="majorBidi"/>
+        <w:rFonts w:ascii="나눔고딕" w:hAnsi="나눔고딕" w:eastAsia="나눔고딕" w:cs="나눔고딕"/>
         <w:b/>
         <w:bCs/>
       </w:rPr>
@@ -16102,7 +16102,7 @@
         <w:spacing w:before="0" w:after="0" w:line="240" w:lineRule="auto"/>
       </w:pPr>
       <w:rPr>
-        <w:rFonts w:asciiTheme="majorHAnsi" w:eastAsiaTheme="majorEastAsia" w:hAnsiTheme="majorHAnsi" w:cstheme="majorBidi"/>
+        <w:rFonts w:ascii="나눔고딕" w:hAnsi="나눔고딕" w:eastAsia="나눔고딕" w:cs="나눔고딕"/>
         <w:b/>
         <w:bCs/>
       </w:rPr>
@@ -16123,7 +16123,7 @@
         <w:spacing w:before="0" w:after="0" w:line="240" w:lineRule="auto"/>
       </w:pPr>
       <w:rPr>
-        <w:rFonts w:asciiTheme="majorHAnsi" w:eastAsiaTheme="majorEastAsia" w:hAnsiTheme="majorHAnsi" w:cstheme="majorBidi"/>
+        <w:rFonts w:ascii="나눔고딕" w:hAnsi="나눔고딕" w:eastAsia="나눔고딕" w:cs="나눔고딕"/>
         <w:b/>
         <w:bCs/>
       </w:rPr>
@@ -16141,14 +16141,14 @@
     </w:tblStylePr>
     <w:tblStylePr w:type="firstCol">
       <w:rPr>
-        <w:rFonts w:asciiTheme="majorHAnsi" w:eastAsiaTheme="majorEastAsia" w:hAnsiTheme="majorHAnsi" w:cstheme="majorBidi"/>
+        <w:rFonts w:ascii="나눔고딕" w:hAnsi="나눔고딕" w:eastAsia="나눔고딕" w:cs="나눔고딕"/>
         <w:b/>
         <w:bCs/>
       </w:rPr>
     </w:tblStylePr>
     <w:tblStylePr w:type="lastCol">
       <w:rPr>
-        <w:rFonts w:asciiTheme="majorHAnsi" w:eastAsiaTheme="majorEastAsia" w:hAnsiTheme="majorHAnsi" w:cstheme="majorBidi"/>
+        <w:rFonts w:ascii="나눔고딕" w:hAnsi="나눔고딕" w:eastAsia="나눔고딕" w:cs="나눔고딕"/>
         <w:b/>
         <w:bCs/>
       </w:rPr>
@@ -16232,7 +16232,7 @@
         <w:spacing w:before="0" w:after="0" w:line="240" w:lineRule="auto"/>
       </w:pPr>
       <w:rPr>
-        <w:rFonts w:asciiTheme="majorHAnsi" w:eastAsiaTheme="majorEastAsia" w:hAnsiTheme="majorHAnsi" w:cstheme="majorBidi"/>
+        <w:rFonts w:ascii="나눔고딕" w:hAnsi="나눔고딕" w:eastAsia="나눔고딕" w:cs="나눔고딕"/>
         <w:b/>
         <w:bCs/>
       </w:rPr>
@@ -16253,7 +16253,7 @@
         <w:spacing w:before="0" w:after="0" w:line="240" w:lineRule="auto"/>
       </w:pPr>
       <w:rPr>
-        <w:rFonts w:asciiTheme="majorHAnsi" w:eastAsiaTheme="majorEastAsia" w:hAnsiTheme="majorHAnsi" w:cstheme="majorBidi"/>
+        <w:rFonts w:ascii="나눔고딕" w:hAnsi="나눔고딕" w:eastAsia="나눔고딕" w:cs="나눔고딕"/>
         <w:b/>
         <w:bCs/>
       </w:rPr>
@@ -16271,14 +16271,14 @@
     </w:tblStylePr>
     <w:tblStylePr w:type="firstCol">
       <w:rPr>
-        <w:rFonts w:asciiTheme="majorHAnsi" w:eastAsiaTheme="majorEastAsia" w:hAnsiTheme="majorHAnsi" w:cstheme="majorBidi"/>
+        <w:rFonts w:ascii="나눔고딕" w:hAnsi="나눔고딕" w:eastAsia="나눔고딕" w:cs="나눔고딕"/>
         <w:b/>
         <w:bCs/>
       </w:rPr>
     </w:tblStylePr>
     <w:tblStylePr w:type="lastCol">
       <w:rPr>
-        <w:rFonts w:asciiTheme="majorHAnsi" w:eastAsiaTheme="majorEastAsia" w:hAnsiTheme="majorHAnsi" w:cstheme="majorBidi"/>
+        <w:rFonts w:ascii="나눔고딕" w:hAnsi="나눔고딕" w:eastAsia="나눔고딕" w:cs="나눔고딕"/>
         <w:b/>
         <w:bCs/>
       </w:rPr>
@@ -16362,7 +16362,7 @@
         <w:spacing w:before="0" w:after="0" w:line="240" w:lineRule="auto"/>
       </w:pPr>
       <w:rPr>
-        <w:rFonts w:asciiTheme="majorHAnsi" w:eastAsiaTheme="majorEastAsia" w:hAnsiTheme="majorHAnsi" w:cstheme="majorBidi"/>
+        <w:rFonts w:ascii="나눔고딕" w:hAnsi="나눔고딕" w:eastAsia="나눔고딕" w:cs="나눔고딕"/>
         <w:b/>
         <w:bCs/>
       </w:rPr>
@@ -16383,7 +16383,7 @@
         <w:spacing w:before="0" w:after="0" w:line="240" w:lineRule="auto"/>
       </w:pPr>
       <w:rPr>
-        <w:rFonts w:asciiTheme="majorHAnsi" w:eastAsiaTheme="majorEastAsia" w:hAnsiTheme="majorHAnsi" w:cstheme="majorBidi"/>
+        <w:rFonts w:ascii="나눔고딕" w:hAnsi="나눔고딕" w:eastAsia="나눔고딕" w:cs="나눔고딕"/>
         <w:b/>
         <w:bCs/>
       </w:rPr>
@@ -16401,14 +16401,14 @@
     </w:tblStylePr>
     <w:tblStylePr w:type="firstCol">
       <w:rPr>
-        <w:rFonts w:asciiTheme="majorHAnsi" w:eastAsiaTheme="majorEastAsia" w:hAnsiTheme="majorHAnsi" w:cstheme="majorBidi"/>
+        <w:rFonts w:ascii="나눔고딕" w:hAnsi="나눔고딕" w:eastAsia="나눔고딕" w:cs="나눔고딕"/>
         <w:b/>
         <w:bCs/>
       </w:rPr>
     </w:tblStylePr>
     <w:tblStylePr w:type="lastCol">
       <w:rPr>
-        <w:rFonts w:asciiTheme="majorHAnsi" w:eastAsiaTheme="majorEastAsia" w:hAnsiTheme="majorHAnsi" w:cstheme="majorBidi"/>
+        <w:rFonts w:ascii="나눔고딕" w:hAnsi="나눔고딕" w:eastAsia="나눔고딕" w:cs="나눔고딕"/>
         <w:b/>
         <w:bCs/>
       </w:rPr>
@@ -16492,7 +16492,7 @@
         <w:spacing w:before="0" w:after="0" w:line="240" w:lineRule="auto"/>
       </w:pPr>
       <w:rPr>
-        <w:rFonts w:asciiTheme="majorHAnsi" w:eastAsiaTheme="majorEastAsia" w:hAnsiTheme="majorHAnsi" w:cstheme="majorBidi"/>
+        <w:rFonts w:ascii="나눔고딕" w:hAnsi="나눔고딕" w:eastAsia="나눔고딕" w:cs="나눔고딕"/>
         <w:b/>
         <w:bCs/>
       </w:rPr>
@@ -16513,7 +16513,7 @@
         <w:spacing w:before="0" w:after="0" w:line="240" w:lineRule="auto"/>
       </w:pPr>
       <w:rPr>
-        <w:rFonts w:asciiTheme="majorHAnsi" w:eastAsiaTheme="majorEastAsia" w:hAnsiTheme="majorHAnsi" w:cstheme="majorBidi"/>
+        <w:rFonts w:ascii="나눔고딕" w:hAnsi="나눔고딕" w:eastAsia="나눔고딕" w:cs="나눔고딕"/>
         <w:b/>
         <w:bCs/>
       </w:rPr>
@@ -16531,14 +16531,14 @@
     </w:tblStylePr>
     <w:tblStylePr w:type="firstCol">
       <w:rPr>
-        <w:rFonts w:asciiTheme="majorHAnsi" w:eastAsiaTheme="majorEastAsia" w:hAnsiTheme="majorHAnsi" w:cstheme="majorBidi"/>
+        <w:rFonts w:ascii="나눔고딕" w:hAnsi="나눔고딕" w:eastAsia="나눔고딕" w:cs="나눔고딕"/>
         <w:b/>
         <w:bCs/>
       </w:rPr>
     </w:tblStylePr>
     <w:tblStylePr w:type="lastCol">
       <w:rPr>
-        <w:rFonts w:asciiTheme="majorHAnsi" w:eastAsiaTheme="majorEastAsia" w:hAnsiTheme="majorHAnsi" w:cstheme="majorBidi"/>
+        <w:rFonts w:ascii="나눔고딕" w:hAnsi="나눔고딕" w:eastAsia="나눔고딕" w:cs="나눔고딕"/>
         <w:b/>
         <w:bCs/>
       </w:rPr>
@@ -18403,7 +18403,7 @@
     </w:tblPr>
     <w:tblStylePr w:type="firstRow">
       <w:rPr>
-        <w:rFonts w:asciiTheme="majorHAnsi" w:eastAsiaTheme="majorEastAsia" w:hAnsiTheme="majorHAnsi" w:cstheme="majorBidi"/>
+        <w:rFonts w:ascii="나눔고딕" w:hAnsi="나눔고딕" w:eastAsia="나눔고딕" w:cs="나눔고딕"/>
       </w:rPr>
       <w:tblPr/>
       <w:tcPr>
@@ -18487,7 +18487,7 @@
     </w:tblPr>
     <w:tblStylePr w:type="firstRow">
       <w:rPr>
-        <w:rFonts w:asciiTheme="majorHAnsi" w:eastAsiaTheme="majorEastAsia" w:hAnsiTheme="majorHAnsi" w:cstheme="majorBidi"/>
+        <w:rFonts w:ascii="나눔고딕" w:hAnsi="나눔고딕" w:eastAsia="나눔고딕" w:cs="나눔고딕"/>
       </w:rPr>
       <w:tblPr/>
       <w:tcPr>
@@ -18571,7 +18571,7 @@
     </w:tblPr>
     <w:tblStylePr w:type="firstRow">
       <w:rPr>
-        <w:rFonts w:asciiTheme="majorHAnsi" w:eastAsiaTheme="majorEastAsia" w:hAnsiTheme="majorHAnsi" w:cstheme="majorBidi"/>
+        <w:rFonts w:ascii="나눔고딕" w:hAnsi="나눔고딕" w:eastAsia="나눔고딕" w:cs="나눔고딕"/>
       </w:rPr>
       <w:tblPr/>
       <w:tcPr>
@@ -18655,7 +18655,7 @@
     </w:tblPr>
     <w:tblStylePr w:type="firstRow">
       <w:rPr>
-        <w:rFonts w:asciiTheme="majorHAnsi" w:eastAsiaTheme="majorEastAsia" w:hAnsiTheme="majorHAnsi" w:cstheme="majorBidi"/>
+        <w:rFonts w:ascii="나눔고딕" w:hAnsi="나눔고딕" w:eastAsia="나눔고딕" w:cs="나눔고딕"/>
       </w:rPr>
       <w:tblPr/>
       <w:tcPr>
@@ -18739,7 +18739,7 @@
     </w:tblPr>
     <w:tblStylePr w:type="firstRow">
       <w:rPr>
-        <w:rFonts w:asciiTheme="majorHAnsi" w:eastAsiaTheme="majorEastAsia" w:hAnsiTheme="majorHAnsi" w:cstheme="majorBidi"/>
+        <w:rFonts w:ascii="나눔고딕" w:hAnsi="나눔고딕" w:eastAsia="나눔고딕" w:cs="나눔고딕"/>
       </w:rPr>
       <w:tblPr/>
       <w:tcPr>
@@ -18823,7 +18823,7 @@
     </w:tblPr>
     <w:tblStylePr w:type="firstRow">
       <w:rPr>
-        <w:rFonts w:asciiTheme="majorHAnsi" w:eastAsiaTheme="majorEastAsia" w:hAnsiTheme="majorHAnsi" w:cstheme="majorBidi"/>
+        <w:rFonts w:ascii="나눔고딕" w:hAnsi="나눔고딕" w:eastAsia="나눔고딕" w:cs="나눔고딕"/>
       </w:rPr>
       <w:tblPr/>
       <w:tcPr>
@@ -18907,7 +18907,7 @@
     </w:tblPr>
     <w:tblStylePr w:type="firstRow">
       <w:rPr>
-        <w:rFonts w:asciiTheme="majorHAnsi" w:eastAsiaTheme="majorEastAsia" w:hAnsiTheme="majorHAnsi" w:cstheme="majorBidi"/>
+        <w:rFonts w:ascii="나눔고딕" w:hAnsi="나눔고딕" w:eastAsia="나눔고딕" w:cs="나눔고딕"/>
       </w:rPr>
       <w:tblPr/>
       <w:tcPr>
@@ -18972,7 +18972,7 @@
       <w:spacing w:after="0" w:line="240" w:lineRule="auto"/>
     </w:pPr>
     <w:rPr>
-      <w:rFonts w:asciiTheme="majorHAnsi" w:eastAsiaTheme="majorEastAsia" w:hAnsiTheme="majorHAnsi" w:cstheme="majorBidi"/>
+      <w:rFonts w:ascii="나눔고딕" w:hAnsi="나눔고딕" w:eastAsia="나눔고딕" w:cs="나눔고딕"/>
       <w:color w:val="000000" w:themeColor="text1"/>
     </w:rPr>
     <w:tblPr>
@@ -19100,7 +19100,7 @@
       <w:spacing w:after="0" w:line="240" w:lineRule="auto"/>
     </w:pPr>
     <w:rPr>
-      <w:rFonts w:asciiTheme="majorHAnsi" w:eastAsiaTheme="majorEastAsia" w:hAnsiTheme="majorHAnsi" w:cstheme="majorBidi"/>
+      <w:rFonts w:ascii="나눔고딕" w:hAnsi="나눔고딕" w:eastAsia="나눔고딕" w:cs="나눔고딕"/>
       <w:color w:val="000000" w:themeColor="text1"/>
     </w:rPr>
     <w:tblPr>
@@ -19228,7 +19228,7 @@
       <w:spacing w:after="0" w:line="240" w:lineRule="auto"/>
     </w:pPr>
     <w:rPr>
-      <w:rFonts w:asciiTheme="majorHAnsi" w:eastAsiaTheme="majorEastAsia" w:hAnsiTheme="majorHAnsi" w:cstheme="majorBidi"/>
+      <w:rFonts w:ascii="나눔고딕" w:hAnsi="나눔고딕" w:eastAsia="나눔고딕" w:cs="나눔고딕"/>
       <w:color w:val="000000" w:themeColor="text1"/>
     </w:rPr>
     <w:tblPr>
@@ -19356,7 +19356,7 @@
       <w:spacing w:after="0" w:line="240" w:lineRule="auto"/>
     </w:pPr>
     <w:rPr>
-      <w:rFonts w:asciiTheme="majorHAnsi" w:eastAsiaTheme="majorEastAsia" w:hAnsiTheme="majorHAnsi" w:cstheme="majorBidi"/>
+      <w:rFonts w:ascii="나눔고딕" w:hAnsi="나눔고딕" w:eastAsia="나눔고딕" w:cs="나눔고딕"/>
       <w:color w:val="000000" w:themeColor="text1"/>
     </w:rPr>
     <w:tblPr>
@@ -19484,7 +19484,7 @@
       <w:spacing w:after="0" w:line="240" w:lineRule="auto"/>
     </w:pPr>
     <w:rPr>
-      <w:rFonts w:asciiTheme="majorHAnsi" w:eastAsiaTheme="majorEastAsia" w:hAnsiTheme="majorHAnsi" w:cstheme="majorBidi"/>
+      <w:rFonts w:ascii="나눔고딕" w:hAnsi="나눔고딕" w:eastAsia="나눔고딕" w:cs="나눔고딕"/>
       <w:color w:val="000000" w:themeColor="text1"/>
     </w:rPr>
     <w:tblPr>
@@ -19612,7 +19612,7 @@
       <w:spacing w:after="0" w:line="240" w:lineRule="auto"/>
     </w:pPr>
     <w:rPr>
-      <w:rFonts w:asciiTheme="majorHAnsi" w:eastAsiaTheme="majorEastAsia" w:hAnsiTheme="majorHAnsi" w:cstheme="majorBidi"/>
+      <w:rFonts w:ascii="나눔고딕" w:hAnsi="나눔고딕" w:eastAsia="나눔고딕" w:cs="나눔고딕"/>
       <w:color w:val="000000" w:themeColor="text1"/>
     </w:rPr>
     <w:tblPr>
@@ -19740,7 +19740,7 @@
       <w:spacing w:after="0" w:line="240" w:lineRule="auto"/>
     </w:pPr>
     <w:rPr>
-      <w:rFonts w:asciiTheme="majorHAnsi" w:eastAsiaTheme="majorEastAsia" w:hAnsiTheme="majorHAnsi" w:cstheme="majorBidi"/>
+      <w:rFonts w:ascii="나눔고딕" w:hAnsi="나눔고딕" w:eastAsia="나눔고딕" w:cs="나눔고딕"/>
       <w:color w:val="000000" w:themeColor="text1"/>
     </w:rPr>
     <w:tblPr>
@@ -20379,7 +20379,7 @@
       <w:spacing w:after="0" w:line="240" w:lineRule="auto"/>
     </w:pPr>
     <w:rPr>
-      <w:rFonts w:asciiTheme="majorHAnsi" w:eastAsiaTheme="majorEastAsia" w:hAnsiTheme="majorHAnsi" w:cstheme="majorBidi"/>
+      <w:rFonts w:ascii="나눔고딕" w:hAnsi="나눔고딕" w:eastAsia="나눔고딕" w:cs="나눔고딕"/>
       <w:color w:val="000000" w:themeColor="text1"/>
     </w:rPr>
     <w:tblPr>
@@ -20504,7 +20504,7 @@
       <w:spacing w:after="0" w:line="240" w:lineRule="auto"/>
     </w:pPr>
     <w:rPr>
-      <w:rFonts w:asciiTheme="majorHAnsi" w:eastAsiaTheme="majorEastAsia" w:hAnsiTheme="majorHAnsi" w:cstheme="majorBidi"/>
+      <w:rFonts w:ascii="나눔고딕" w:hAnsi="나눔고딕" w:eastAsia="나눔고딕" w:cs="나눔고딕"/>
       <w:color w:val="000000" w:themeColor="text1"/>
     </w:rPr>
     <w:tblPr>
@@ -20629,7 +20629,7 @@
       <w:spacing w:after="0" w:line="240" w:lineRule="auto"/>
     </w:pPr>
     <w:rPr>
-      <w:rFonts w:asciiTheme="majorHAnsi" w:eastAsiaTheme="majorEastAsia" w:hAnsiTheme="majorHAnsi" w:cstheme="majorBidi"/>
+      <w:rFonts w:ascii="나눔고딕" w:hAnsi="나눔고딕" w:eastAsia="나눔고딕" w:cs="나눔고딕"/>
       <w:color w:val="000000" w:themeColor="text1"/>
     </w:rPr>
     <w:tblPr>
@@ -20754,7 +20754,7 @@
       <w:spacing w:after="0" w:line="240" w:lineRule="auto"/>
     </w:pPr>
     <w:rPr>
-      <w:rFonts w:asciiTheme="majorHAnsi" w:eastAsiaTheme="majorEastAsia" w:hAnsiTheme="majorHAnsi" w:cstheme="majorBidi"/>
+      <w:rFonts w:ascii="나눔고딕" w:hAnsi="나눔고딕" w:eastAsia="나눔고딕" w:cs="나눔고딕"/>
       <w:color w:val="000000" w:themeColor="text1"/>
     </w:rPr>
     <w:tblPr>
@@ -20879,7 +20879,7 @@
       <w:spacing w:after="0" w:line="240" w:lineRule="auto"/>
     </w:pPr>
     <w:rPr>
-      <w:rFonts w:asciiTheme="majorHAnsi" w:eastAsiaTheme="majorEastAsia" w:hAnsiTheme="majorHAnsi" w:cstheme="majorBidi"/>
+      <w:rFonts w:ascii="나눔고딕" w:hAnsi="나눔고딕" w:eastAsia="나눔고딕" w:cs="나눔고딕"/>
       <w:color w:val="000000" w:themeColor="text1"/>
     </w:rPr>
     <w:tblPr>
@@ -21004,7 +21004,7 @@
       <w:spacing w:after="0" w:line="240" w:lineRule="auto"/>
     </w:pPr>
     <w:rPr>
-      <w:rFonts w:asciiTheme="majorHAnsi" w:eastAsiaTheme="majorEastAsia" w:hAnsiTheme="majorHAnsi" w:cstheme="majorBidi"/>
+      <w:rFonts w:ascii="나눔고딕" w:hAnsi="나눔고딕" w:eastAsia="나눔고딕" w:cs="나눔고딕"/>
       <w:color w:val="000000" w:themeColor="text1"/>
     </w:rPr>
     <w:tblPr>
@@ -21129,7 +21129,7 @@
       <w:spacing w:after="0" w:line="240" w:lineRule="auto"/>
     </w:pPr>
     <w:rPr>
-      <w:rFonts w:asciiTheme="majorHAnsi" w:eastAsiaTheme="majorEastAsia" w:hAnsiTheme="majorHAnsi" w:cstheme="majorBidi"/>
+      <w:rFonts w:ascii="나눔고딕" w:hAnsi="나눔고딕" w:eastAsia="나눔고딕" w:cs="나눔고딕"/>
       <w:color w:val="000000" w:themeColor="text1"/>
     </w:rPr>
     <w:tblPr>
@@ -25082,11 +25082,11 @@
     </a:clrScheme>
     <a:fontScheme name="Office">
       <a:majorFont>
-        <a:latin typeface="Calibri"/>
-        <a:ea typeface=""/>
+        <a:latin typeface="나눔고딕"/>
+        <a:ea typeface="나눔고딕"/>
         <a:cs typeface=""/>
         <a:font script="Jpan" typeface="ＭＳ ゴシック"/>
-        <a:font script="Hang" typeface="맑은 고딕"/>
+        <a:font script="Hang" typeface="나눔고딕"/>
         <a:font script="Hans" typeface="宋体"/>
         <a:font script="Hant" typeface="新細明體"/>
         <a:font script="Arab" typeface="Times New Roman"/>
@@ -25117,11 +25117,11 @@
         <a:font script="Geor" typeface="Sylfaen"/>
       </a:majorFont>
       <a:minorFont>
-        <a:latin typeface="Cambria"/>
-        <a:ea typeface=""/>
+        <a:latin typeface="나눔고딕"/>
+        <a:ea typeface="나눔고딕"/>
         <a:cs typeface=""/>
         <a:font script="Jpan" typeface="ＭＳ 明朝"/>
-        <a:font script="Hang" typeface="맑은 고딕"/>
+        <a:font script="Hang" typeface="나눔고딕"/>
         <a:font script="Hans" typeface="宋体"/>
         <a:font script="Hant" typeface="新細明體"/>
         <a:font script="Arab" typeface="Arial"/>

--- a/learn/assets/tourism-venture-reading-guide.docx
+++ b/learn/assets/tourism-venture-reading-guide.docx
@@ -19,7 +19,7 @@
           <w:color w:val="2F5148"/>
           <w:sz w:val="44"/>
         </w:rPr>
-        <w:t>과목 · 홈페이지 소개</w:t>
+        <w:t>관광벤처창업론 안내서</w:t>
       </w:r>
     </w:p>
     <w:p>
@@ -29,7 +29,7 @@
           <w:color w:val="5B7068"/>
           <w:sz w:val="22"/>
         </w:rPr>
-        <w:t>이 과목은 무엇을 하는가 · 한 학기의 흐름 · 수업 홈페이지를 읽는 방법</w:t>
+        <w:t>1부 과목 · 홈페이지 소개(학생용)  ·  2부 수업 진행 — 가지치기 트리(교수자용)</w:t>
       </w:r>
     </w:p>
     <w:p>
@@ -39,7 +39,40 @@
           <w:color w:val="7C8A99"/>
           <w:sz w:val="18"/>
         </w:rPr>
-        <w:t>수업 홈페이지 sunshinewellness.co.kr/learn/tourism-venture.html · 2026-10</w:t>
+        <w:t>수업 홈페이지 sunshinewellness.co.kr/learn/tourism-venture.html · 2026-10-17</w:t>
+      </w:r>
+    </w:p>
+    <w:p>
+      <w:pPr>
+        <w:spacing w:before="120"/>
+      </w:pPr>
+      <w:r>
+        <w:rPr>
+          <w:b/>
+          <w:color w:val="2F5148"/>
+          <w:sz w:val="20"/>
+        </w:rPr>
+        <w:t>1부 · 학생용</w:t>
+      </w:r>
+    </w:p>
+    <w:p>
+      <w:r>
+        <w:rPr>
+          <w:b/>
+          <w:color w:val="2F5148"/>
+          <w:sz w:val="34"/>
+        </w:rPr>
+        <w:t>과목 · 홈페이지 소개</w:t>
+      </w:r>
+    </w:p>
+    <w:p>
+      <w:r>
+        <w:rPr>
+          <w:b w:val="0"/>
+          <w:color w:val="5B6460"/>
+          <w:sz w:val="20"/>
+        </w:rPr>
+        <w:t>이 과목은 무엇을 하는가 · 한 학기의 흐름 · 수업 홈페이지를 읽는 방법</w:t>
       </w:r>
     </w:p>
     <w:p>
@@ -58,7 +91,7 @@
     </w:p>
     <w:p>
       <w:pPr>
-        <w:spacing w:line="240" w:lineRule="auto" w:after="120"/>
+        <w:spacing w:line="372" w:lineRule="auto" w:after="120"/>
       </w:pPr>
       <w:r>
         <w:rPr>
@@ -81,7 +114,7 @@
     </w:p>
     <w:p>
       <w:pPr>
-        <w:spacing w:line="240" w:lineRule="auto" w:after="120"/>
+        <w:spacing w:line="372" w:lineRule="auto" w:after="120"/>
       </w:pPr>
       <w:r>
         <w:rPr>
@@ -104,7 +137,7 @@
     </w:p>
     <w:p>
       <w:pPr>
-        <w:spacing w:line="240" w:lineRule="auto" w:after="120"/>
+        <w:spacing w:line="372" w:lineRule="auto" w:after="120"/>
       </w:pPr>
       <w:r>
         <w:rPr>
@@ -141,7 +174,7 @@
     </w:p>
     <w:p>
       <w:pPr>
-        <w:spacing w:line="240" w:lineRule="auto" w:after="120"/>
+        <w:spacing w:line="372" w:lineRule="auto" w:after="120"/>
       </w:pPr>
       <w:r>
         <w:rPr>
@@ -164,7 +197,7 @@
     </w:p>
     <w:p>
       <w:pPr>
-        <w:spacing w:line="240" w:lineRule="auto" w:after="120"/>
+        <w:spacing w:line="372" w:lineRule="auto" w:after="120"/>
       </w:pPr>
       <w:r>
         <w:rPr>
@@ -213,7 +246,7 @@
     </w:p>
     <w:p>
       <w:pPr>
-        <w:spacing w:line="240" w:lineRule="auto" w:after="120"/>
+        <w:spacing w:line="372" w:lineRule="auto" w:after="120"/>
       </w:pPr>
       <w:r>
         <w:rPr>
@@ -229,14 +262,14 @@
         <w:tblLook w:firstColumn="1" w:firstRow="1" w:lastColumn="0" w:lastRow="0" w:noHBand="0" w:noVBand="1" w:val="04A0"/>
       </w:tblPr>
       <w:tblGrid>
-        <w:gridCol w:w="3249"/>
-        <w:gridCol w:w="3249"/>
-        <w:gridCol w:w="3249"/>
+        <w:gridCol w:w="3286"/>
+        <w:gridCol w:w="3286"/>
+        <w:gridCol w:w="3286"/>
       </w:tblGrid>
       <w:tr>
         <w:tc>
           <w:tcPr>
-            <w:tcW w:type="dxa" w:w="3249"/>
+            <w:tcW w:type="dxa" w:w="3286"/>
             <w:shd w:val="clear" w:color="auto" w:fill="2F5148"/>
           </w:tcPr>
           <w:p>
@@ -253,7 +286,7 @@
         </w:tc>
         <w:tc>
           <w:tcPr>
-            <w:tcW w:type="dxa" w:w="3249"/>
+            <w:tcW w:type="dxa" w:w="3286"/>
             <w:shd w:val="clear" w:color="auto" w:fill="2F5148"/>
           </w:tcPr>
           <w:p>
@@ -270,7 +303,7 @@
         </w:tc>
         <w:tc>
           <w:tcPr>
-            <w:tcW w:type="dxa" w:w="3249"/>
+            <w:tcW w:type="dxa" w:w="3286"/>
             <w:shd w:val="clear" w:color="auto" w:fill="2F5148"/>
           </w:tcPr>
           <w:p>
@@ -289,14 +322,14 @@
       <w:tr>
         <w:tc>
           <w:tcPr>
-            <w:tcW w:type="dxa" w:w="3249"/>
+            <w:tcW w:type="dxa" w:w="3286"/>
           </w:tcPr>
           <w:p>
             <w:r/>
             <w:r>
               <w:rPr>
                 <w:b/>
-                <w:sz w:val="19"/>
+                <w:sz w:val="18"/>
               </w:rPr>
               <w:t>① 틀을 잡는다</w:t>
             </w:r>
@@ -304,14 +337,14 @@
         </w:tc>
         <w:tc>
           <w:tcPr>
-            <w:tcW w:type="dxa" w:w="3249"/>
+            <w:tcW w:type="dxa" w:w="3286"/>
           </w:tcPr>
           <w:p>
             <w:r/>
             <w:r>
               <w:rPr>
                 <w:b w:val="0"/>
-                <w:sz w:val="19"/>
+                <w:sz w:val="18"/>
               </w:rPr>
               <w:t>1~3주</w:t>
             </w:r>
@@ -319,14 +352,14 @@
         </w:tc>
         <w:tc>
           <w:tcPr>
-            <w:tcW w:type="dxa" w:w="3249"/>
+            <w:tcW w:type="dxa" w:w="3286"/>
           </w:tcPr>
           <w:p>
             <w:r/>
             <w:r>
               <w:rPr>
                 <w:b w:val="0"/>
-                <w:sz w:val="19"/>
+                <w:sz w:val="18"/>
               </w:rPr>
               <w:t>사업계획서의 네 칸을 이해하고, 실제 기업을 분석하며, 자신의 아이디어를 말로 꺼내 봅니다</w:t>
             </w:r>
@@ -336,14 +369,14 @@
       <w:tr>
         <w:tc>
           <w:tcPr>
-            <w:tcW w:type="dxa" w:w="3249"/>
+            <w:tcW w:type="dxa" w:w="3286"/>
           </w:tcPr>
           <w:p>
             <w:r/>
             <w:r>
               <w:rPr>
                 <w:b/>
-                <w:sz w:val="19"/>
+                <w:sz w:val="18"/>
               </w:rPr>
               <w:t>② 아이템을 좁힌다</w:t>
             </w:r>
@@ -351,14 +384,14 @@
         </w:tc>
         <w:tc>
           <w:tcPr>
-            <w:tcW w:type="dxa" w:w="3249"/>
+            <w:tcW w:type="dxa" w:w="3286"/>
           </w:tcPr>
           <w:p>
             <w:r/>
             <w:r>
               <w:rPr>
                 <w:b w:val="0"/>
-                <w:sz w:val="19"/>
+                <w:sz w:val="18"/>
               </w:rPr>
               <w:t>4~7주</w:t>
             </w:r>
@@ -366,14 +399,14 @@
         </w:tc>
         <w:tc>
           <w:tcPr>
-            <w:tcW w:type="dxa" w:w="3249"/>
+            <w:tcW w:type="dxa" w:w="3286"/>
           </w:tcPr>
           <w:p>
             <w:r/>
             <w:r>
               <w:rPr>
                 <w:b w:val="0"/>
-                <w:sz w:val="19"/>
+                <w:sz w:val="18"/>
               </w:rPr>
               <w:t>아이디어를 한 문장으로 정리하고, 이름과 스토리를 붙이고, 목표 고객 한 사람을 정합니다</w:t>
             </w:r>
@@ -383,7 +416,7 @@
       <w:tr>
         <w:tc>
           <w:tcPr>
-            <w:tcW w:type="dxa" w:w="3249"/>
+            <w:tcW w:type="dxa" w:w="3286"/>
             <w:shd w:val="clear" w:color="auto" w:fill="FFF4D6"/>
           </w:tcPr>
           <w:p>
@@ -391,7 +424,7 @@
             <w:r>
               <w:rPr>
                 <w:b/>
-                <w:sz w:val="19"/>
+                <w:sz w:val="18"/>
               </w:rPr>
               <w:t>중간시험</w:t>
             </w:r>
@@ -399,7 +432,7 @@
         </w:tc>
         <w:tc>
           <w:tcPr>
-            <w:tcW w:type="dxa" w:w="3249"/>
+            <w:tcW w:type="dxa" w:w="3286"/>
             <w:shd w:val="clear" w:color="auto" w:fill="FFF4D6"/>
           </w:tcPr>
           <w:p>
@@ -407,7 +440,7 @@
             <w:r>
               <w:rPr>
                 <w:b/>
-                <w:sz w:val="19"/>
+                <w:sz w:val="18"/>
               </w:rPr>
               <w:t>8주 · 10/20</w:t>
             </w:r>
@@ -415,7 +448,7 @@
         </w:tc>
         <w:tc>
           <w:tcPr>
-            <w:tcW w:type="dxa" w:w="3249"/>
+            <w:tcW w:type="dxa" w:w="3286"/>
             <w:shd w:val="clear" w:color="auto" w:fill="FFF4D6"/>
           </w:tcPr>
           <w:p>
@@ -423,7 +456,7 @@
             <w:r>
               <w:rPr>
                 <w:b/>
-                <w:sz w:val="19"/>
+                <w:sz w:val="18"/>
               </w:rPr>
               <w:t>사업계획서 첫 세 칸(1-1 · 2-1 · 4-1)을 제출합니다</w:t>
             </w:r>
@@ -433,14 +466,14 @@
       <w:tr>
         <w:tc>
           <w:tcPr>
-            <w:tcW w:type="dxa" w:w="3249"/>
+            <w:tcW w:type="dxa" w:w="3286"/>
           </w:tcPr>
           <w:p>
             <w:r/>
             <w:r>
               <w:rPr>
                 <w:b/>
-                <w:sz w:val="19"/>
+                <w:sz w:val="18"/>
               </w:rPr>
               <w:t>③ 한 부로 묶는다</w:t>
             </w:r>
@@ -448,14 +481,14 @@
         </w:tc>
         <w:tc>
           <w:tcPr>
-            <w:tcW w:type="dxa" w:w="3249"/>
+            <w:tcW w:type="dxa" w:w="3286"/>
           </w:tcPr>
           <w:p>
             <w:r/>
             <w:r>
               <w:rPr>
                 <w:b w:val="0"/>
-                <w:sz w:val="19"/>
+                <w:sz w:val="18"/>
               </w:rPr>
               <w:t>14~16주</w:t>
             </w:r>
@@ -463,14 +496,14 @@
         </w:tc>
         <w:tc>
           <w:tcPr>
-            <w:tcW w:type="dxa" w:w="3249"/>
+            <w:tcW w:type="dxa" w:w="3286"/>
           </w:tcPr>
           <w:p>
             <w:r/>
             <w:r>
               <w:rPr>
                 <w:b w:val="0"/>
-                <w:sz w:val="19"/>
+                <w:sz w:val="18"/>
               </w:rPr>
               <w:t>심사 형식의 발표를 하고, 기말(12/15)에 사업계획서 완성본을 제출합니다</w:t>
             </w:r>
@@ -481,7 +514,7 @@
     <w:p/>
     <w:p>
       <w:pPr>
-        <w:spacing w:line="240" w:lineRule="auto" w:after="120"/>
+        <w:spacing w:line="372" w:lineRule="auto" w:after="120"/>
       </w:pPr>
       <w:r>
         <w:rPr>
@@ -542,7 +575,7 @@
     </w:p>
     <w:p>
       <w:pPr>
-        <w:spacing w:line="240" w:lineRule="auto" w:after="120"/>
+        <w:spacing w:line="372" w:lineRule="auto" w:after="120"/>
       </w:pPr>
       <w:r>
         <w:rPr>
@@ -582,13 +615,13 @@
         <w:tblLook w:firstColumn="1" w:firstRow="1" w:lastColumn="0" w:lastRow="0" w:noHBand="0" w:noVBand="1" w:val="04A0"/>
       </w:tblPr>
       <w:tblGrid>
-        <w:gridCol w:w="4873"/>
-        <w:gridCol w:w="4873"/>
+        <w:gridCol w:w="4929"/>
+        <w:gridCol w:w="4929"/>
       </w:tblGrid>
       <w:tr>
         <w:tc>
           <w:tcPr>
-            <w:tcW w:type="dxa" w:w="4873"/>
+            <w:tcW w:type="dxa" w:w="4929"/>
             <w:shd w:val="clear" w:color="auto" w:fill="2F5148"/>
           </w:tcPr>
           <w:p>
@@ -605,7 +638,7 @@
         </w:tc>
         <w:tc>
           <w:tcPr>
-            <w:tcW w:type="dxa" w:w="4873"/>
+            <w:tcW w:type="dxa" w:w="4929"/>
             <w:shd w:val="clear" w:color="auto" w:fill="2F5148"/>
           </w:tcPr>
           <w:p>
@@ -624,7 +657,7 @@
       <w:tr>
         <w:tc>
           <w:tcPr>
-            <w:tcW w:type="dxa" w:w="4873"/>
+            <w:tcW w:type="dxa" w:w="4929"/>
             <w:shd w:val="clear" w:color="auto" w:fill="FFF4D6"/>
           </w:tcPr>
           <w:p>
@@ -632,7 +665,7 @@
             <w:r>
               <w:rPr>
                 <w:b/>
-                <w:sz w:val="19"/>
+                <w:sz w:val="18"/>
               </w:rPr>
               <w:t>01 주차 실습</w:t>
             </w:r>
@@ -640,7 +673,7 @@
         </w:tc>
         <w:tc>
           <w:tcPr>
-            <w:tcW w:type="dxa" w:w="4873"/>
+            <w:tcW w:type="dxa" w:w="4929"/>
             <w:shd w:val="clear" w:color="auto" w:fill="FFF4D6"/>
           </w:tcPr>
           <w:p>
@@ -648,7 +681,7 @@
             <w:r>
               <w:rPr>
                 <w:b/>
-                <w:sz w:val="19"/>
+                <w:sz w:val="18"/>
               </w:rPr>
               <w:t>매주 수업에서 한 일과 할 일 — 가장 자주 여는 파트</w:t>
             </w:r>
@@ -658,14 +691,14 @@
       <w:tr>
         <w:tc>
           <w:tcPr>
-            <w:tcW w:type="dxa" w:w="4873"/>
+            <w:tcW w:type="dxa" w:w="4929"/>
           </w:tcPr>
           <w:p>
             <w:r/>
             <w:r>
               <w:rPr>
                 <w:b/>
-                <w:sz w:val="19"/>
+                <w:sz w:val="18"/>
               </w:rPr>
               <w:t>02 낼 것</w:t>
             </w:r>
@@ -673,14 +706,14 @@
         </w:tc>
         <w:tc>
           <w:tcPr>
-            <w:tcW w:type="dxa" w:w="4873"/>
+            <w:tcW w:type="dxa" w:w="4929"/>
           </w:tcPr>
           <w:p>
             <w:r/>
             <w:r>
               <w:rPr>
                 <w:b w:val="0"/>
-                <w:sz w:val="19"/>
+                <w:sz w:val="18"/>
               </w:rPr>
               <w:t>과제 안내 — 무엇을 언제까지 제출하는가</w:t>
             </w:r>
@@ -690,14 +723,14 @@
       <w:tr>
         <w:tc>
           <w:tcPr>
-            <w:tcW w:type="dxa" w:w="4873"/>
+            <w:tcW w:type="dxa" w:w="4929"/>
           </w:tcPr>
           <w:p>
             <w:r/>
             <w:r>
               <w:rPr>
                 <w:b/>
-                <w:sz w:val="19"/>
+                <w:sz w:val="18"/>
               </w:rPr>
               <w:t>03 흐름</w:t>
             </w:r>
@@ -705,14 +738,14 @@
         </w:tc>
         <w:tc>
           <w:tcPr>
-            <w:tcW w:type="dxa" w:w="4873"/>
+            <w:tcW w:type="dxa" w:w="4929"/>
           </w:tcPr>
           <w:p>
             <w:r/>
             <w:r>
               <w:rPr>
                 <w:b w:val="0"/>
-                <w:sz w:val="19"/>
+                <w:sz w:val="18"/>
               </w:rPr>
               <w:t>창업 이론 여섯 장 — 문제 정의에서 정부 지원까지</w:t>
             </w:r>
@@ -722,14 +755,14 @@
       <w:tr>
         <w:tc>
           <w:tcPr>
-            <w:tcW w:type="dxa" w:w="4873"/>
+            <w:tcW w:type="dxa" w:w="4929"/>
           </w:tcPr>
           <w:p>
             <w:r/>
             <w:r>
               <w:rPr>
                 <w:b/>
-                <w:sz w:val="19"/>
+                <w:sz w:val="18"/>
               </w:rPr>
               <w:t>04 어디에</w:t>
             </w:r>
@@ -737,14 +770,14 @@
         </w:tc>
         <w:tc>
           <w:tcPr>
-            <w:tcW w:type="dxa" w:w="4873"/>
+            <w:tcW w:type="dxa" w:w="4929"/>
           </w:tcPr>
           <w:p>
             <w:r/>
             <w:r>
               <w:rPr>
                 <w:b w:val="0"/>
-                <w:sz w:val="19"/>
+                <w:sz w:val="18"/>
               </w:rPr>
               <w:t>사업계획서를 제출할 수 있는 공모</w:t>
             </w:r>
@@ -754,14 +787,14 @@
       <w:tr>
         <w:tc>
           <w:tcPr>
-            <w:tcW w:type="dxa" w:w="4873"/>
+            <w:tcW w:type="dxa" w:w="4929"/>
           </w:tcPr>
           <w:p>
             <w:r/>
             <w:r>
               <w:rPr>
                 <w:b/>
-                <w:sz w:val="19"/>
+                <w:sz w:val="18"/>
               </w:rPr>
               <w:t>05 업종</w:t>
             </w:r>
@@ -769,14 +802,14 @@
         </w:tc>
         <w:tc>
           <w:tcPr>
-            <w:tcW w:type="dxa" w:w="4873"/>
+            <w:tcW w:type="dxa" w:w="4929"/>
           </w:tcPr>
           <w:p>
             <w:r/>
             <w:r>
               <w:rPr>
                 <w:b w:val="0"/>
-                <w:sz w:val="19"/>
+                <w:sz w:val="18"/>
               </w:rPr>
               <w:t>여행업 · 외식 · 농어촌 · 연구용역 · 로컬크리에이터 등 업종별 구조</w:t>
             </w:r>
@@ -786,14 +819,14 @@
       <w:tr>
         <w:tc>
           <w:tcPr>
-            <w:tcW w:type="dxa" w:w="4873"/>
+            <w:tcW w:type="dxa" w:w="4929"/>
           </w:tcPr>
           <w:p>
             <w:r/>
             <w:r>
               <w:rPr>
                 <w:b/>
-                <w:sz w:val="19"/>
+                <w:sz w:val="18"/>
               </w:rPr>
               <w:t>06 취업</w:t>
             </w:r>
@@ -801,14 +834,14 @@
         </w:tc>
         <w:tc>
           <w:tcPr>
-            <w:tcW w:type="dxa" w:w="4873"/>
+            <w:tcW w:type="dxa" w:w="4929"/>
           </w:tcPr>
           <w:p>
             <w:r/>
             <w:r>
               <w:rPr>
                 <w:b w:val="0"/>
-                <w:sz w:val="19"/>
+                <w:sz w:val="18"/>
               </w:rPr>
               <w:t>창업하지 않더라도 이 수업이 취업에 쓰이는 방법</w:t>
             </w:r>
@@ -818,14 +851,14 @@
       <w:tr>
         <w:tc>
           <w:tcPr>
-            <w:tcW w:type="dxa" w:w="4873"/>
+            <w:tcW w:type="dxa" w:w="4929"/>
           </w:tcPr>
           <w:p>
             <w:r/>
             <w:r>
               <w:rPr>
                 <w:b/>
-                <w:sz w:val="19"/>
+                <w:sz w:val="18"/>
               </w:rPr>
               <w:t>07 책</w:t>
             </w:r>
@@ -833,14 +866,14 @@
         </w:tc>
         <w:tc>
           <w:tcPr>
-            <w:tcW w:type="dxa" w:w="4873"/>
+            <w:tcW w:type="dxa" w:w="4929"/>
           </w:tcPr>
           <w:p>
             <w:r/>
             <w:r>
               <w:rPr>
                 <w:b w:val="0"/>
-                <w:sz w:val="19"/>
+                <w:sz w:val="18"/>
               </w:rPr>
               <w:t>교재 두 권</w:t>
             </w:r>
@@ -850,14 +883,14 @@
       <w:tr>
         <w:tc>
           <w:tcPr>
-            <w:tcW w:type="dxa" w:w="4873"/>
+            <w:tcW w:type="dxa" w:w="4929"/>
           </w:tcPr>
           <w:p>
             <w:r/>
             <w:r>
               <w:rPr>
                 <w:b/>
-                <w:sz w:val="19"/>
+                <w:sz w:val="18"/>
               </w:rPr>
               <w:t>08 곁들여</w:t>
             </w:r>
@@ -865,14 +898,14 @@
         </w:tc>
         <w:tc>
           <w:tcPr>
-            <w:tcW w:type="dxa" w:w="4873"/>
+            <w:tcW w:type="dxa" w:w="4929"/>
           </w:tcPr>
           <w:p>
             <w:r/>
             <w:r>
               <w:rPr>
                 <w:b w:val="0"/>
-                <w:sz w:val="19"/>
+                <w:sz w:val="18"/>
               </w:rPr>
               <w:t>추가 사례와 공고 창구 모음</w:t>
             </w:r>
@@ -883,7 +916,7 @@
     <w:p/>
     <w:p>
       <w:pPr>
-        <w:spacing w:line="240" w:lineRule="auto" w:after="120"/>
+        <w:spacing w:line="372" w:lineRule="auto" w:after="120"/>
       </w:pPr>
       <w:r>
         <w:rPr>
@@ -920,7 +953,7 @@
     </w:p>
     <w:p>
       <w:pPr>
-        <w:spacing w:line="240" w:lineRule="auto" w:after="120"/>
+        <w:spacing w:line="372" w:lineRule="auto" w:after="120"/>
       </w:pPr>
       <w:r>
         <w:rPr>
@@ -955,7 +988,7 @@
     </w:p>
     <w:p>
       <w:pPr>
-        <w:spacing w:line="240" w:lineRule="auto" w:after="120"/>
+        <w:spacing w:line="372" w:lineRule="auto" w:after="120"/>
       </w:pPr>
       <w:r>
         <w:rPr>
@@ -1014,7 +1047,7 @@
     </w:p>
     <w:p>
       <w:pPr>
-        <w:spacing w:line="240" w:lineRule="auto" w:after="120"/>
+        <w:spacing w:line="372" w:lineRule="auto" w:after="120"/>
       </w:pPr>
       <w:r>
         <w:rPr>
@@ -1075,7 +1108,7 @@
     </w:p>
     <w:p>
       <w:pPr>
-        <w:spacing w:line="240" w:lineRule="auto" w:after="120"/>
+        <w:spacing w:line="372" w:lineRule="auto" w:after="120"/>
       </w:pPr>
       <w:r>
         <w:rPr>
@@ -1110,7 +1143,7 @@
     </w:p>
     <w:p>
       <w:pPr>
-        <w:spacing w:line="240" w:lineRule="auto" w:after="120"/>
+        <w:spacing w:line="372" w:lineRule="auto" w:after="120"/>
       </w:pPr>
       <w:r>
         <w:rPr>
@@ -1141,7 +1174,7 @@
     </w:p>
     <w:p>
       <w:pPr>
-        <w:spacing w:line="240" w:lineRule="auto" w:after="120"/>
+        <w:spacing w:line="372" w:lineRule="auto" w:after="120"/>
       </w:pPr>
       <w:r>
         <w:rPr>
@@ -1174,9 +1207,2224 @@
         <w:t>입니다. 방향을 잃었을 때는 이 안내를 다시 보고, 해당 주차 상자 하나만 열면 됩니다.</w:t>
       </w:r>
     </w:p>
+    <w:p>
+      <w:r>
+        <w:br w:type="page"/>
+      </w:r>
+    </w:p>
+    <w:p>
+      <w:pPr>
+        <w:spacing w:before="120"/>
+      </w:pPr>
+      <w:r>
+        <w:rPr>
+          <w:b/>
+          <w:color w:val="A8681F"/>
+          <w:sz w:val="20"/>
+        </w:rPr>
+        <w:t>2부 · 교수자용</w:t>
+      </w:r>
+    </w:p>
+    <w:p>
+      <w:r>
+        <w:rPr>
+          <w:b/>
+          <w:color w:val="A8681F"/>
+          <w:sz w:val="34"/>
+        </w:rPr>
+        <w:t>수업 진행 — 가지치기 트리</w:t>
+      </w:r>
+    </w:p>
+    <w:p>
+      <w:r>
+        <w:rPr>
+          <w:b w:val="0"/>
+          <w:color w:val="5B6460"/>
+          <w:sz w:val="20"/>
+        </w:rPr>
+        <w:t>가지치기 트리 · 홈페이지 짚는 순서와 멘트 · 다섯 걸음 · 대본</w:t>
+      </w:r>
+    </w:p>
+    <w:p>
+      <w:pPr>
+        <w:spacing w:line="372" w:lineRule="auto" w:after="120"/>
+      </w:pPr>
+      <w:r>
+        <w:rPr>
+          <w:b w:val="0"/>
+        </w:rPr>
+        <w:t xml:space="preserve">이 문서는 수업에서 관광벤처창업론 홈페이지를 화면에 띄우고 소개할 때 쓰는 </w:t>
+      </w:r>
+      <w:r>
+        <w:rPr>
+          <w:b/>
+        </w:rPr>
+        <w:t>교수자용 진행 자료</w:t>
+      </w:r>
+      <w:r>
+        <w:rPr>
+          <w:b w:val="0"/>
+        </w:rPr>
+        <w:t xml:space="preserve">입니다. 학생이 「내가 어느 방향으로 갈 수 있지?」를 스스로 고르게 하는 </w:t>
+      </w:r>
+      <w:r>
+        <w:rPr>
+          <w:b/>
+        </w:rPr>
+        <w:t>가지치기 트리</w:t>
+      </w:r>
+      <w:r>
+        <w:rPr>
+          <w:b w:val="0"/>
+        </w:rPr>
+        <w:t xml:space="preserve">, 홈페이지를 위에서 아래로 짚는 </w:t>
+      </w:r>
+      <w:r>
+        <w:rPr>
+          <w:b/>
+        </w:rPr>
+        <w:t>순서와 멘트</w:t>
+      </w:r>
+      <w:r>
+        <w:rPr>
+          <w:b w:val="0"/>
+        </w:rPr>
+        <w:t xml:space="preserve">, 마무리 </w:t>
+      </w:r>
+      <w:r>
+        <w:rPr>
+          <w:b/>
+        </w:rPr>
+        <w:t>다섯 걸음</w:t>
+      </w:r>
+      <w:r>
+        <w:rPr>
+          <w:b w:val="0"/>
+        </w:rPr>
+        <w:t xml:space="preserve">과 </w:t>
+      </w:r>
+      <w:r>
+        <w:rPr>
+          <w:b/>
+        </w:rPr>
+        <w:t>대본</w:t>
+      </w:r>
+      <w:r>
+        <w:rPr>
+          <w:b w:val="0"/>
+        </w:rPr>
+        <w:t>으로 이루어집니다.</w:t>
+      </w:r>
+    </w:p>
+    <w:p>
+      <w:pPr>
+        <w:keepNext/>
+        <w:spacing w:before="280"/>
+      </w:pPr>
+      <w:r>
+        <w:rPr>
+          <w:b/>
+          <w:color w:val="A8681F"/>
+          <w:sz w:val="28"/>
+        </w:rPr>
+        <w:t>1. 가지치기 트리 — 관광벤처 아이디어가 갈라지는 순서</w:t>
+      </w:r>
+    </w:p>
+    <w:p>
+      <w:pPr>
+        <w:spacing w:line="372" w:lineRule="auto" w:after="120"/>
+      </w:pPr>
+      <w:r>
+        <w:rPr>
+          <w:b w:val="0"/>
+        </w:rPr>
+        <w:t xml:space="preserve">핵심은 </w:t>
+      </w:r>
+      <w:r>
+        <w:rPr>
+          <w:b/>
+        </w:rPr>
+        <w:t>관광벤처를 아이템에서 시작하지 않고 관광의 문제에서 시작한다</w:t>
+      </w:r>
+      <w:r>
+        <w:rPr>
+          <w:b w:val="0"/>
+        </w:rPr>
+        <w:t>는 것입니다. 아래 표를 위에서 아래로 내려가며 묻고, 학생이 각 줄에서 가지 하나를 고르게 합니다.</w:t>
+      </w:r>
+    </w:p>
+    <w:tbl>
+      <w:tblPr>
+        <w:tblStyle w:val="TableGrid"/>
+        <w:tblW w:type="auto" w:w="0"/>
+        <w:tblLook w:firstColumn="1" w:firstRow="1" w:lastColumn="0" w:lastRow="0" w:noHBand="0" w:noVBand="1" w:val="04A0"/>
+      </w:tblPr>
+      <w:tblGrid>
+        <w:gridCol w:w="2464"/>
+        <w:gridCol w:w="2464"/>
+        <w:gridCol w:w="2464"/>
+        <w:gridCol w:w="2464"/>
+      </w:tblGrid>
+      <w:tr>
+        <w:tc>
+          <w:tcPr>
+            <w:tcW w:type="dxa" w:w="2464"/>
+            <w:shd w:val="clear" w:color="auto" w:fill="A8681F"/>
+          </w:tcPr>
+          <w:p>
+            <w:r/>
+            <w:r>
+              <w:rPr>
+                <w:b/>
+                <w:color w:val="FFFFFF"/>
+                <w:sz w:val="19"/>
+              </w:rPr>
+              <w:t>단계</w:t>
+            </w:r>
+          </w:p>
+        </w:tc>
+        <w:tc>
+          <w:tcPr>
+            <w:tcW w:type="dxa" w:w="2464"/>
+            <w:shd w:val="clear" w:color="auto" w:fill="A8681F"/>
+          </w:tcPr>
+          <w:p>
+            <w:r/>
+            <w:r>
+              <w:rPr>
+                <w:b/>
+                <w:color w:val="FFFFFF"/>
+                <w:sz w:val="19"/>
+              </w:rPr>
+              <w:t>묻는 질문</w:t>
+            </w:r>
+          </w:p>
+        </w:tc>
+        <w:tc>
+          <w:tcPr>
+            <w:tcW w:type="dxa" w:w="2464"/>
+            <w:shd w:val="clear" w:color="auto" w:fill="A8681F"/>
+          </w:tcPr>
+          <w:p>
+            <w:r/>
+            <w:r>
+              <w:rPr>
+                <w:b/>
+                <w:color w:val="FFFFFF"/>
+                <w:sz w:val="19"/>
+              </w:rPr>
+              <w:t>갈라지는 가지</w:t>
+            </w:r>
+          </w:p>
+        </w:tc>
+        <w:tc>
+          <w:tcPr>
+            <w:tcW w:type="dxa" w:w="2464"/>
+            <w:shd w:val="clear" w:color="auto" w:fill="A8681F"/>
+          </w:tcPr>
+          <w:p>
+            <w:r/>
+            <w:r>
+              <w:rPr>
+                <w:b/>
+                <w:color w:val="FFFFFF"/>
+                <w:sz w:val="19"/>
+              </w:rPr>
+              <w:t>홈페이지의 어디</w:t>
+            </w:r>
+          </w:p>
+        </w:tc>
+      </w:tr>
+      <w:tr>
+        <w:tc>
+          <w:tcPr>
+            <w:tcW w:type="dxa" w:w="2464"/>
+          </w:tcPr>
+          <w:p>
+            <w:r/>
+            <w:r>
+              <w:rPr>
+                <w:b/>
+                <w:sz w:val="18"/>
+              </w:rPr>
+              <w:t>① 문제 발견</w:t>
+            </w:r>
+          </w:p>
+        </w:tc>
+        <w:tc>
+          <w:tcPr>
+            <w:tcW w:type="dxa" w:w="2464"/>
+          </w:tcPr>
+          <w:p>
+            <w:r/>
+            <w:r>
+              <w:rPr>
+                <w:b w:val="0"/>
+                <w:sz w:val="18"/>
+              </w:rPr>
+              <w:t>관광에서 어떤 문제를 발견했는가?</w:t>
+            </w:r>
+          </w:p>
+        </w:tc>
+        <w:tc>
+          <w:tcPr>
+            <w:tcW w:type="dxa" w:w="2464"/>
+          </w:tcPr>
+          <w:p>
+            <w:r/>
+            <w:r>
+              <w:rPr>
+                <w:b w:val="0"/>
+                <w:sz w:val="18"/>
+              </w:rPr>
+              <w:t>여행자의 문제(불편 · 정보 · 예약) / 지역의 문제(자원 · 상권 · 인구) / 산업의 문제(비효율 · 기술 · 서비스)</w:t>
+            </w:r>
+          </w:p>
+        </w:tc>
+        <w:tc>
+          <w:tcPr>
+            <w:tcW w:type="dxa" w:w="2464"/>
+          </w:tcPr>
+          <w:p>
+            <w:r/>
+            <w:r>
+              <w:rPr>
+                <w:b w:val="0"/>
+                <w:sz w:val="18"/>
+              </w:rPr>
+              <w:t>파트 03 · 02장</w:t>
+            </w:r>
+          </w:p>
+        </w:tc>
+      </w:tr>
+      <w:tr>
+        <w:tc>
+          <w:tcPr>
+            <w:tcW w:type="dxa" w:w="2464"/>
+          </w:tcPr>
+          <w:p>
+            <w:r/>
+            <w:r>
+              <w:rPr>
+                <w:b/>
+                <w:sz w:val="18"/>
+              </w:rPr>
+              <w:t>② 해결 방식</w:t>
+            </w:r>
+          </w:p>
+        </w:tc>
+        <w:tc>
+          <w:tcPr>
+            <w:tcW w:type="dxa" w:w="2464"/>
+          </w:tcPr>
+          <w:p>
+            <w:r/>
+            <w:r>
+              <w:rPr>
+                <w:b w:val="0"/>
+                <w:sz w:val="18"/>
+              </w:rPr>
+              <w:t>어떻게 해결할까? 무엇을 활용할까?</w:t>
+            </w:r>
+          </w:p>
+        </w:tc>
+        <w:tc>
+          <w:tcPr>
+            <w:tcW w:type="dxa" w:w="2464"/>
+          </w:tcPr>
+          <w:p>
+            <w:r/>
+            <w:r>
+              <w:rPr>
+                <w:b w:val="0"/>
+                <w:sz w:val="18"/>
+              </w:rPr>
+              <w:t>서비스 / 콘텐츠 / 공간 — 활용 자원은 AI · 데이터 · 지역자원</w:t>
+            </w:r>
+          </w:p>
+        </w:tc>
+        <w:tc>
+          <w:tcPr>
+            <w:tcW w:type="dxa" w:w="2464"/>
+          </w:tcPr>
+          <w:p>
+            <w:r/>
+            <w:r>
+              <w:rPr>
+                <w:b w:val="0"/>
+                <w:sz w:val="18"/>
+              </w:rPr>
+              <w:t>파트 03 · 01장 세 유형</w:t>
+            </w:r>
+          </w:p>
+        </w:tc>
+      </w:tr>
+      <w:tr>
+        <w:tc>
+          <w:tcPr>
+            <w:tcW w:type="dxa" w:w="2464"/>
+          </w:tcPr>
+          <w:p>
+            <w:r/>
+            <w:r>
+              <w:rPr>
+                <w:b/>
+                <w:sz w:val="18"/>
+              </w:rPr>
+              <w:t>③ 관광벤처 유형</w:t>
+            </w:r>
+          </w:p>
+        </w:tc>
+        <w:tc>
+          <w:tcPr>
+            <w:tcW w:type="dxa" w:w="2464"/>
+          </w:tcPr>
+          <w:p>
+            <w:r/>
+            <w:r>
+              <w:rPr>
+                <w:b w:val="0"/>
+                <w:sz w:val="18"/>
+              </w:rPr>
+              <w:t>어느 모집유형에 서는가?</w:t>
+            </w:r>
+          </w:p>
+        </w:tc>
+        <w:tc>
+          <w:tcPr>
+            <w:tcW w:type="dxa" w:w="2464"/>
+          </w:tcPr>
+          <w:p>
+            <w:r/>
+            <w:r>
+              <w:rPr>
+                <w:b w:val="0"/>
+                <w:sz w:val="18"/>
+              </w:rPr>
+              <w:t>관광체험서비스 / 실감형 관광콘텐츠 / 관광인프라 / 관광딥테크</w:t>
+            </w:r>
+          </w:p>
+        </w:tc>
+        <w:tc>
+          <w:tcPr>
+            <w:tcW w:type="dxa" w:w="2464"/>
+          </w:tcPr>
+          <w:p>
+            <w:r/>
+            <w:r>
+              <w:rPr>
+                <w:b w:val="0"/>
+                <w:sz w:val="18"/>
+              </w:rPr>
+              <w:t>파트 04 예비관광벤처</w:t>
+            </w:r>
+          </w:p>
+        </w:tc>
+      </w:tr>
+      <w:tr>
+        <w:tc>
+          <w:tcPr>
+            <w:tcW w:type="dxa" w:w="2464"/>
+          </w:tcPr>
+          <w:p>
+            <w:r/>
+            <w:r>
+              <w:rPr>
+                <w:b/>
+                <w:sz w:val="18"/>
+              </w:rPr>
+              <w:t>④ 사업의 뼈대</w:t>
+            </w:r>
+          </w:p>
+        </w:tc>
+        <w:tc>
+          <w:tcPr>
+            <w:tcW w:type="dxa" w:w="2464"/>
+          </w:tcPr>
+          <w:p>
+            <w:r/>
+            <w:r>
+              <w:rPr>
+                <w:b w:val="0"/>
+                <w:sz w:val="18"/>
+              </w:rPr>
+              <w:t>누구에게 · 무엇을 · 어떻게 돈을 버는가?</w:t>
+            </w:r>
+          </w:p>
+        </w:tc>
+        <w:tc>
+          <w:tcPr>
+            <w:tcW w:type="dxa" w:w="2464"/>
+          </w:tcPr>
+          <w:p>
+            <w:r/>
+            <w:r>
+              <w:rPr>
+                <w:b w:val="0"/>
+                <w:sz w:val="18"/>
+              </w:rPr>
+              <w:t>고객 정의 / 가치제안 / 수익모델</w:t>
+            </w:r>
+          </w:p>
+        </w:tc>
+        <w:tc>
+          <w:tcPr>
+            <w:tcW w:type="dxa" w:w="2464"/>
+          </w:tcPr>
+          <w:p>
+            <w:r/>
+            <w:r>
+              <w:rPr>
+                <w:b w:val="0"/>
+                <w:sz w:val="18"/>
+              </w:rPr>
+              <w:t>파트 03 · 03장</w:t>
+            </w:r>
+          </w:p>
+        </w:tc>
+      </w:tr>
+      <w:tr>
+        <w:tc>
+          <w:tcPr>
+            <w:tcW w:type="dxa" w:w="2464"/>
+          </w:tcPr>
+          <w:p>
+            <w:r/>
+            <w:r>
+              <w:rPr>
+                <w:b/>
+                <w:sz w:val="18"/>
+              </w:rPr>
+              <w:t>⑤ 실제 기업</w:t>
+            </w:r>
+          </w:p>
+        </w:tc>
+        <w:tc>
+          <w:tcPr>
+            <w:tcW w:type="dxa" w:w="2464"/>
+          </w:tcPr>
+          <w:p>
+            <w:r/>
+            <w:r>
+              <w:rPr>
+                <w:b w:val="0"/>
+                <w:sz w:val="18"/>
+              </w:rPr>
+              <w:t>이 기업은 어떤 문제를 어떻게 해결했나?</w:t>
+            </w:r>
+          </w:p>
+        </w:tc>
+        <w:tc>
+          <w:tcPr>
+            <w:tcW w:type="dxa" w:w="2464"/>
+          </w:tcPr>
+          <w:p>
+            <w:r/>
+            <w:r>
+              <w:rPr>
+                <w:b w:val="0"/>
+                <w:sz w:val="18"/>
+              </w:rPr>
+              <w:t>비건부산(서비스) / 성심당(로컬 브랜드) / 어반리즘 하우스(B2G 연구용역)</w:t>
+            </w:r>
+          </w:p>
+        </w:tc>
+        <w:tc>
+          <w:tcPr>
+            <w:tcW w:type="dxa" w:w="2464"/>
+          </w:tcPr>
+          <w:p>
+            <w:r/>
+            <w:r>
+              <w:rPr>
+                <w:b w:val="0"/>
+                <w:sz w:val="18"/>
+              </w:rPr>
+              <w:t>파트 08 · 05의 08장 · 11장</w:t>
+            </w:r>
+          </w:p>
+        </w:tc>
+      </w:tr>
+      <w:tr>
+        <w:tc>
+          <w:tcPr>
+            <w:tcW w:type="dxa" w:w="2464"/>
+          </w:tcPr>
+          <w:p>
+            <w:r/>
+            <w:r>
+              <w:rPr>
+                <w:b/>
+                <w:sz w:val="18"/>
+              </w:rPr>
+              <w:t>⑥ 나의 아이디어</w:t>
+            </w:r>
+          </w:p>
+        </w:tc>
+        <w:tc>
+          <w:tcPr>
+            <w:tcW w:type="dxa" w:w="2464"/>
+          </w:tcPr>
+          <w:p>
+            <w:r/>
+            <w:r>
+              <w:rPr>
+                <w:b w:val="0"/>
+                <w:sz w:val="18"/>
+              </w:rPr>
+              <w:t>그럼 나는?</w:t>
+            </w:r>
+          </w:p>
+        </w:tc>
+        <w:tc>
+          <w:tcPr>
+            <w:tcW w:type="dxa" w:w="2464"/>
+          </w:tcPr>
+          <w:p>
+            <w:r/>
+            <w:r>
+              <w:rPr>
+                <w:b w:val="0"/>
+                <w:sz w:val="18"/>
+              </w:rPr>
+              <w:t>경북 · 지역 관광 문제 / 관광객 불편 / 지역 사업자 문제 → 「누구의 어떤 문제를 어떤 방식으로 해결한다.」 한 문장</w:t>
+            </w:r>
+          </w:p>
+        </w:tc>
+        <w:tc>
+          <w:tcPr>
+            <w:tcW w:type="dxa" w:w="2464"/>
+          </w:tcPr>
+          <w:p>
+            <w:r/>
+            <w:r>
+              <w:rPr>
+                <w:b w:val="0"/>
+                <w:sz w:val="18"/>
+              </w:rPr>
+              <w:t>파트 01 주차 상자</w:t>
+            </w:r>
+          </w:p>
+        </w:tc>
+      </w:tr>
+    </w:tbl>
+    <w:p/>
+    <w:p>
+      <w:pPr>
+        <w:spacing w:line="372" w:lineRule="auto" w:after="120"/>
+      </w:pPr>
+      <w:r>
+        <w:rPr>
+          <w:b w:val="0"/>
+        </w:rPr>
+        <w:t xml:space="preserve">마지막에는 「관광벤처를 한다면 무엇을 만들래?」보다 </w:t>
+      </w:r>
+      <w:r>
+        <w:rPr>
+          <w:b/>
+        </w:rPr>
+        <w:t>「관광하면서 불편했던 것, 지역에서 아깝다고 느꼈던 것은 무엇인가?」</w:t>
+      </w:r>
+      <w:r>
+        <w:rPr>
+          <w:b w:val="0"/>
+        </w:rPr>
+        <w:t>를 먼저 묻는 편이 아이디어가 잘 나옵니다.</w:t>
+      </w:r>
+    </w:p>
+    <w:p>
+      <w:pPr>
+        <w:keepNext/>
+        <w:spacing w:before="280"/>
+      </w:pPr>
+      <w:r>
+        <w:rPr>
+          <w:b/>
+          <w:color w:val="A8681F"/>
+          <w:sz w:val="28"/>
+        </w:rPr>
+        <w:t>2. 홈페이지를 띄우고 짚는 순서</w:t>
+      </w:r>
+    </w:p>
+    <w:p>
+      <w:pPr>
+        <w:spacing w:line="372" w:lineRule="auto" w:after="120"/>
+      </w:pPr>
+      <w:r>
+        <w:rPr>
+          <w:b w:val="0"/>
+        </w:rPr>
+        <w:t xml:space="preserve">홈페이지는 </w:t>
+      </w:r>
+      <w:r>
+        <w:rPr>
+          <w:b/>
+        </w:rPr>
+        <w:t>파트 00 한눈에 보기</w:t>
+      </w:r>
+      <w:r>
+        <w:rPr>
+          <w:b w:val="0"/>
+        </w:rPr>
+        <w:t xml:space="preserve">와 </w:t>
+      </w:r>
+      <w:r>
+        <w:rPr>
+          <w:b/>
+        </w:rPr>
+        <w:t>여덟 파트</w:t>
+      </w:r>
+      <w:r>
+        <w:rPr>
+          <w:b w:val="0"/>
+        </w:rPr>
+        <w:t>로 되어 있습니다. 위에서부터 내려가며 아래 멘트로 소개합니다. 장(01~12) 단위까지 짚을 필요는 없고, 시간이 부족하면 파트 머리와 굵게 표시한 줄만 다룹니다.</w:t>
+      </w:r>
+    </w:p>
+    <w:tbl>
+      <w:tblPr>
+        <w:tblStyle w:val="TableGrid"/>
+        <w:tblW w:type="auto" w:w="0"/>
+        <w:tblLook w:firstColumn="1" w:firstRow="1" w:lastColumn="0" w:lastRow="0" w:noHBand="0" w:noVBand="1" w:val="04A0"/>
+      </w:tblPr>
+      <w:tblGrid>
+        <w:gridCol w:w="2464"/>
+        <w:gridCol w:w="2464"/>
+        <w:gridCol w:w="2464"/>
+        <w:gridCol w:w="2464"/>
+      </w:tblGrid>
+      <w:tr>
+        <w:tc>
+          <w:tcPr>
+            <w:tcW w:type="dxa" w:w="2464"/>
+            <w:shd w:val="clear" w:color="auto" w:fill="A8681F"/>
+          </w:tcPr>
+          <w:p>
+            <w:r/>
+            <w:r>
+              <w:rPr>
+                <w:b/>
+                <w:color w:val="FFFFFF"/>
+                <w:sz w:val="19"/>
+              </w:rPr>
+              <w:t>순서</w:t>
+            </w:r>
+          </w:p>
+        </w:tc>
+        <w:tc>
+          <w:tcPr>
+            <w:tcW w:type="dxa" w:w="2464"/>
+            <w:shd w:val="clear" w:color="auto" w:fill="A8681F"/>
+          </w:tcPr>
+          <w:p>
+            <w:r/>
+            <w:r>
+              <w:rPr>
+                <w:b/>
+                <w:color w:val="FFFFFF"/>
+                <w:sz w:val="19"/>
+              </w:rPr>
+              <w:t>홈페이지 위치</w:t>
+            </w:r>
+          </w:p>
+        </w:tc>
+        <w:tc>
+          <w:tcPr>
+            <w:tcW w:type="dxa" w:w="2464"/>
+            <w:shd w:val="clear" w:color="auto" w:fill="A8681F"/>
+          </w:tcPr>
+          <w:p>
+            <w:r/>
+            <w:r>
+              <w:rPr>
+                <w:b/>
+                <w:color w:val="FFFFFF"/>
+                <w:sz w:val="19"/>
+              </w:rPr>
+              <w:t>보여 주는 것</w:t>
+            </w:r>
+          </w:p>
+        </w:tc>
+        <w:tc>
+          <w:tcPr>
+            <w:tcW w:type="dxa" w:w="2464"/>
+            <w:shd w:val="clear" w:color="auto" w:fill="A8681F"/>
+          </w:tcPr>
+          <w:p>
+            <w:r/>
+            <w:r>
+              <w:rPr>
+                <w:b/>
+                <w:color w:val="FFFFFF"/>
+                <w:sz w:val="19"/>
+              </w:rPr>
+              <w:t>이렇게 말한다</w:t>
+            </w:r>
+          </w:p>
+        </w:tc>
+      </w:tr>
+      <w:tr>
+        <w:tc>
+          <w:tcPr>
+            <w:tcW w:type="dxa" w:w="2464"/>
+            <w:shd w:val="clear" w:color="auto" w:fill="FDF6EA"/>
+          </w:tcPr>
+          <w:p>
+            <w:r/>
+            <w:r>
+              <w:rPr>
+                <w:b/>
+                <w:sz w:val="18"/>
+              </w:rPr>
+              <w:t>도입</w:t>
+            </w:r>
+          </w:p>
+        </w:tc>
+        <w:tc>
+          <w:tcPr>
+            <w:tcW w:type="dxa" w:w="2464"/>
+            <w:shd w:val="clear" w:color="auto" w:fill="FDF6EA"/>
+          </w:tcPr>
+          <w:p>
+            <w:r/>
+            <w:r>
+              <w:rPr>
+                <w:b/>
+                <w:sz w:val="18"/>
+              </w:rPr>
+              <w:t>파트 00 한눈에 보기</w:t>
+            </w:r>
+          </w:p>
+        </w:tc>
+        <w:tc>
+          <w:tcPr>
+            <w:tcW w:type="dxa" w:w="2464"/>
+            <w:shd w:val="clear" w:color="auto" w:fill="FDF6EA"/>
+          </w:tcPr>
+          <w:p>
+            <w:r/>
+            <w:r>
+              <w:rPr>
+                <w:b/>
+                <w:sz w:val="18"/>
+              </w:rPr>
+              <w:t>머리말(창업 = 누군가의 불편을 반복 가능한 방식으로 푸는 일) · 여덟 파트 지도 · 읽는 법 · 수업 목표 · 제18회 공모 한눈에 · 출석부</w:t>
+            </w:r>
+          </w:p>
+        </w:tc>
+        <w:tc>
+          <w:tcPr>
+            <w:tcW w:type="dxa" w:w="2464"/>
+            <w:shd w:val="clear" w:color="auto" w:fill="FDF6EA"/>
+          </w:tcPr>
+          <w:p>
+            <w:r/>
+            <w:r>
+              <w:rPr>
+                <w:b/>
+                <w:sz w:val="18"/>
+              </w:rPr>
+              <w:t>「오늘은 아이디어 하나가 실제 사업과 지원사업까지 어떻게 이어지는지를 따라가겠습니다.」</w:t>
+            </w:r>
+          </w:p>
+        </w:tc>
+      </w:tr>
+      <w:tr>
+        <w:tc>
+          <w:tcPr>
+            <w:tcW w:type="dxa" w:w="2464"/>
+          </w:tcPr>
+          <w:p>
+            <w:r/>
+            <w:r>
+              <w:rPr>
+                <w:b/>
+                <w:sz w:val="18"/>
+              </w:rPr>
+              <w:t>파트 01</w:t>
+            </w:r>
+          </w:p>
+        </w:tc>
+        <w:tc>
+          <w:tcPr>
+            <w:tcW w:type="dxa" w:w="2464"/>
+          </w:tcPr>
+          <w:p>
+            <w:r/>
+            <w:r>
+              <w:rPr>
+                <w:b w:val="0"/>
+                <w:sz w:val="18"/>
+              </w:rPr>
+              <w:t>주차별 실습 목표</w:t>
+            </w:r>
+          </w:p>
+        </w:tc>
+        <w:tc>
+          <w:tcPr>
+            <w:tcW w:type="dxa" w:w="2464"/>
+          </w:tcPr>
+          <w:p>
+            <w:r/>
+            <w:r>
+              <w:rPr>
+                <w:b w:val="0"/>
+                <w:sz w:val="18"/>
+              </w:rPr>
+              <w:t>매주 손에 남는 산출물 · 성장 막대(1주 1개 → 14주 20개, 누르면 그 주 상자가 열림)</w:t>
+            </w:r>
+          </w:p>
+        </w:tc>
+        <w:tc>
+          <w:tcPr>
+            <w:tcW w:type="dxa" w:w="2464"/>
+          </w:tcPr>
+          <w:p>
+            <w:r/>
+            <w:r>
+              <w:rPr>
+                <w:b w:val="0"/>
+                <w:sz w:val="18"/>
+              </w:rPr>
+              <w:t>「이번 주 상자만 펼치고, 오늘 무엇을 손에 남길지부터 봅니다.」</w:t>
+            </w:r>
+          </w:p>
+        </w:tc>
+      </w:tr>
+      <w:tr>
+        <w:tc>
+          <w:tcPr>
+            <w:tcW w:type="dxa" w:w="2464"/>
+          </w:tcPr>
+          <w:p>
+            <w:r/>
+            <w:r>
+              <w:rPr>
+                <w:b/>
+                <w:sz w:val="18"/>
+              </w:rPr>
+              <w:t>파트 02</w:t>
+            </w:r>
+          </w:p>
+        </w:tc>
+        <w:tc>
+          <w:tcPr>
+            <w:tcW w:type="dxa" w:w="2464"/>
+          </w:tcPr>
+          <w:p>
+            <w:r/>
+            <w:r>
+              <w:rPr>
+                <w:b w:val="0"/>
+                <w:sz w:val="18"/>
+              </w:rPr>
+              <w:t>낼 것을 먼저 본다</w:t>
+            </w:r>
+          </w:p>
+        </w:tc>
+        <w:tc>
+          <w:tcPr>
+            <w:tcW w:type="dxa" w:w="2464"/>
+          </w:tcPr>
+          <w:p>
+            <w:r/>
+            <w:r>
+              <w:rPr>
+                <w:b w:val="0"/>
+                <w:sz w:val="18"/>
+              </w:rPr>
+              <w:t>과제 1 예비관광벤처 사업계획서(제18회 양식 · 워크북 16시트) · 과제 3 EO Korea 사례연구(11/2(월) 24시)</w:t>
+            </w:r>
+          </w:p>
+        </w:tc>
+        <w:tc>
+          <w:tcPr>
+            <w:tcW w:type="dxa" w:w="2464"/>
+          </w:tcPr>
+          <w:p>
+            <w:r/>
+            <w:r>
+              <w:rPr>
+                <w:b w:val="0"/>
+                <w:sz w:val="18"/>
+              </w:rPr>
+              <w:t>「이 수업의 산출물은 리포트가 아니라 실제로 낼 수 있는 사업계획서 한 부입니다.」</w:t>
+            </w:r>
+          </w:p>
+        </w:tc>
+      </w:tr>
+      <w:tr>
+        <w:tc>
+          <w:tcPr>
+            <w:tcW w:type="dxa" w:w="2464"/>
+            <w:shd w:val="clear" w:color="auto" w:fill="FDF6EA"/>
+          </w:tcPr>
+          <w:p>
+            <w:r/>
+            <w:r>
+              <w:rPr>
+                <w:b/>
+                <w:sz w:val="18"/>
+              </w:rPr>
+              <w:t>파트 03</w:t>
+            </w:r>
+          </w:p>
+        </w:tc>
+        <w:tc>
+          <w:tcPr>
+            <w:tcW w:type="dxa" w:w="2464"/>
+            <w:shd w:val="clear" w:color="auto" w:fill="FDF6EA"/>
+          </w:tcPr>
+          <w:p>
+            <w:r/>
+            <w:r>
+              <w:rPr>
+                <w:b/>
+                <w:sz w:val="18"/>
+              </w:rPr>
+              <w:t>창업의 흐름 · 01~06장</w:t>
+            </w:r>
+          </w:p>
+        </w:tc>
+        <w:tc>
+          <w:tcPr>
+            <w:tcW w:type="dxa" w:w="2464"/>
+            <w:shd w:val="clear" w:color="auto" w:fill="FDF6EA"/>
+          </w:tcPr>
+          <w:p>
+            <w:r/>
+            <w:r>
+              <w:rPr>
+                <w:b/>
+                <w:sz w:val="18"/>
+              </w:rPr>
+              <w:t>문제 정의 → 비즈니스 모델 → 검증 → 지원. 여섯 장이 그대로 과제 1의 칸</w:t>
+            </w:r>
+          </w:p>
+        </w:tc>
+        <w:tc>
+          <w:tcPr>
+            <w:tcW w:type="dxa" w:w="2464"/>
+            <w:shd w:val="clear" w:color="auto" w:fill="FDF6EA"/>
+          </w:tcPr>
+          <w:p>
+            <w:r/>
+            <w:r>
+              <w:rPr>
+                <w:b/>
+                <w:sz w:val="18"/>
+              </w:rPr>
+              <w:t>「여기부터가 이론입니다. 장마다 사업계획서 한 칸을 채웁니다.」</w:t>
+            </w:r>
+          </w:p>
+        </w:tc>
+      </w:tr>
+      <w:tr>
+        <w:tc>
+          <w:tcPr>
+            <w:tcW w:type="dxa" w:w="2464"/>
+          </w:tcPr>
+          <w:p>
+            <w:r/>
+            <w:r>
+              <w:rPr>
+                <w:b w:val="0"/>
+                <w:sz w:val="18"/>
+              </w:rPr>
+              <w:t xml:space="preserve">  01장</w:t>
+            </w:r>
+          </w:p>
+        </w:tc>
+        <w:tc>
+          <w:tcPr>
+            <w:tcW w:type="dxa" w:w="2464"/>
+          </w:tcPr>
+          <w:p>
+            <w:r/>
+            <w:r>
+              <w:rPr>
+                <w:b w:val="0"/>
+                <w:sz w:val="18"/>
+              </w:rPr>
+              <w:t>관광벤처란</w:t>
+            </w:r>
+          </w:p>
+        </w:tc>
+        <w:tc>
+          <w:tcPr>
+            <w:tcW w:type="dxa" w:w="2464"/>
+          </w:tcPr>
+          <w:p>
+            <w:r/>
+            <w:r>
+              <w:rPr>
+                <w:b w:val="0"/>
+                <w:sz w:val="18"/>
+              </w:rPr>
+              <w:t>시설 · 공간형 / 플랫폼 · 중개형 / 콘텐츠 · 데이터형</w:t>
+            </w:r>
+          </w:p>
+        </w:tc>
+        <w:tc>
+          <w:tcPr>
+            <w:tcW w:type="dxa" w:w="2464"/>
+          </w:tcPr>
+          <w:p>
+            <w:r/>
+            <w:r>
+              <w:rPr>
+                <w:b w:val="0"/>
+                <w:sz w:val="18"/>
+              </w:rPr>
+              <w:t>「앱만 관광벤처가 아닙니다. 공간도, 콘텐츠와 데이터도 됩니다.」</w:t>
+            </w:r>
+          </w:p>
+        </w:tc>
+      </w:tr>
+      <w:tr>
+        <w:tc>
+          <w:tcPr>
+            <w:tcW w:type="dxa" w:w="2464"/>
+          </w:tcPr>
+          <w:p>
+            <w:r/>
+            <w:r>
+              <w:rPr>
+                <w:b w:val="0"/>
+                <w:sz w:val="18"/>
+              </w:rPr>
+              <w:t xml:space="preserve">  02장</w:t>
+            </w:r>
+          </w:p>
+        </w:tc>
+        <w:tc>
+          <w:tcPr>
+            <w:tcW w:type="dxa" w:w="2464"/>
+          </w:tcPr>
+          <w:p>
+            <w:r/>
+            <w:r>
+              <w:rPr>
+                <w:b w:val="0"/>
+                <w:sz w:val="18"/>
+              </w:rPr>
+              <w:t>아이디어는 문제에서</w:t>
+            </w:r>
+          </w:p>
+        </w:tc>
+        <w:tc>
+          <w:tcPr>
+            <w:tcW w:type="dxa" w:w="2464"/>
+          </w:tcPr>
+          <w:p>
+            <w:r/>
+            <w:r>
+              <w:rPr>
+                <w:b w:val="0"/>
+                <w:sz w:val="18"/>
+              </w:rPr>
+              <w:t>누구의 · 어떤 문제 · 왜 지금 → Problem Statement 일곱 기준 · 타겟팅 판</w:t>
+            </w:r>
+          </w:p>
+        </w:tc>
+        <w:tc>
+          <w:tcPr>
+            <w:tcW w:type="dxa" w:w="2464"/>
+          </w:tcPr>
+          <w:p>
+            <w:r/>
+            <w:r>
+              <w:rPr>
+                <w:b w:val="0"/>
+                <w:sz w:val="18"/>
+              </w:rPr>
+              <w:t>「아이템이 아니라 고객의 불편을 먼저 찾습니다.」</w:t>
+            </w:r>
+          </w:p>
+        </w:tc>
+      </w:tr>
+      <w:tr>
+        <w:tc>
+          <w:tcPr>
+            <w:tcW w:type="dxa" w:w="2464"/>
+          </w:tcPr>
+          <w:p>
+            <w:r/>
+            <w:r>
+              <w:rPr>
+                <w:b w:val="0"/>
+                <w:sz w:val="18"/>
+              </w:rPr>
+              <w:t xml:space="preserve">  03장</w:t>
+            </w:r>
+          </w:p>
+        </w:tc>
+        <w:tc>
+          <w:tcPr>
+            <w:tcW w:type="dxa" w:w="2464"/>
+          </w:tcPr>
+          <w:p>
+            <w:r/>
+            <w:r>
+              <w:rPr>
+                <w:b w:val="0"/>
+                <w:sz w:val="18"/>
+              </w:rPr>
+              <w:t>비즈니스 모델</w:t>
+            </w:r>
+          </w:p>
+        </w:tc>
+        <w:tc>
+          <w:tcPr>
+            <w:tcW w:type="dxa" w:w="2464"/>
+          </w:tcPr>
+          <w:p>
+            <w:r/>
+            <w:r>
+              <w:rPr>
+                <w:b w:val="0"/>
+                <w:sz w:val="18"/>
+              </w:rPr>
+              <w:t>가치 제안 · 고객과 채널 · 수익 모델</w:t>
+            </w:r>
+          </w:p>
+        </w:tc>
+        <w:tc>
+          <w:tcPr>
+            <w:tcW w:type="dxa" w:w="2464"/>
+          </w:tcPr>
+          <w:p>
+            <w:r/>
+            <w:r>
+              <w:rPr>
+                <w:b w:val="0"/>
+                <w:sz w:val="18"/>
+              </w:rPr>
+              <w:t>「좋은 아이디어와 사업의 차이는 수익 구조가 있느냐입니다.」</w:t>
+            </w:r>
+          </w:p>
+        </w:tc>
+      </w:tr>
+      <w:tr>
+        <w:tc>
+          <w:tcPr>
+            <w:tcW w:type="dxa" w:w="2464"/>
+          </w:tcPr>
+          <w:p>
+            <w:r/>
+            <w:r>
+              <w:rPr>
+                <w:b w:val="0"/>
+                <w:sz w:val="18"/>
+              </w:rPr>
+              <w:t xml:space="preserve">  04장</w:t>
+            </w:r>
+          </w:p>
+        </w:tc>
+        <w:tc>
+          <w:tcPr>
+            <w:tcW w:type="dxa" w:w="2464"/>
+          </w:tcPr>
+          <w:p>
+            <w:r/>
+            <w:r>
+              <w:rPr>
+                <w:b w:val="0"/>
+                <w:sz w:val="18"/>
+              </w:rPr>
+              <w:t>린 스타트업</w:t>
+            </w:r>
+          </w:p>
+        </w:tc>
+        <w:tc>
+          <w:tcPr>
+            <w:tcW w:type="dxa" w:w="2464"/>
+          </w:tcPr>
+          <w:p>
+            <w:r/>
+            <w:r>
+              <w:rPr>
+                <w:b w:val="0"/>
+                <w:sz w:val="18"/>
+              </w:rPr>
+              <w:t>PoC → 프로토타입 → MVP → KPI → 피벗 · 이 웹사이트 자체가 MVP</w:t>
+            </w:r>
+          </w:p>
+        </w:tc>
+        <w:tc>
+          <w:tcPr>
+            <w:tcW w:type="dxa" w:w="2464"/>
+          </w:tcPr>
+          <w:p>
+            <w:r/>
+            <w:r>
+              <w:rPr>
+                <w:b w:val="0"/>
+                <w:sz w:val="18"/>
+              </w:rPr>
+              <w:t>「완벽한 서비스부터 만들지 않습니다. 작은 버전으로 반응을 봅니다.」</w:t>
+            </w:r>
+          </w:p>
+        </w:tc>
+      </w:tr>
+      <w:tr>
+        <w:tc>
+          <w:tcPr>
+            <w:tcW w:type="dxa" w:w="2464"/>
+          </w:tcPr>
+          <w:p>
+            <w:r/>
+            <w:r>
+              <w:rPr>
+                <w:b w:val="0"/>
+                <w:sz w:val="18"/>
+              </w:rPr>
+              <w:t xml:space="preserve">  05장</w:t>
+            </w:r>
+          </w:p>
+        </w:tc>
+        <w:tc>
+          <w:tcPr>
+            <w:tcW w:type="dxa" w:w="2464"/>
+          </w:tcPr>
+          <w:p>
+            <w:r/>
+            <w:r>
+              <w:rPr>
+                <w:b w:val="0"/>
+                <w:sz w:val="18"/>
+              </w:rPr>
+              <w:t>창업 생태계와 지원</w:t>
+            </w:r>
+          </w:p>
+        </w:tc>
+        <w:tc>
+          <w:tcPr>
+            <w:tcW w:type="dxa" w:w="2464"/>
+          </w:tcPr>
+          <w:p>
+            <w:r/>
+            <w:r>
+              <w:rPr>
+                <w:b w:val="0"/>
+                <w:sz w:val="18"/>
+              </w:rPr>
+              <w:t>관광벤처 지원 · 예비창업패키지 · 보육 · 투자 · 지역 관광기업지원센터</w:t>
+            </w:r>
+          </w:p>
+        </w:tc>
+        <w:tc>
+          <w:tcPr>
+            <w:tcW w:type="dxa" w:w="2464"/>
+          </w:tcPr>
+          <w:p>
+            <w:r/>
+            <w:r>
+              <w:rPr>
+                <w:b w:val="0"/>
+                <w:sz w:val="18"/>
+              </w:rPr>
+              <w:t>「창업은 혼자 자기 돈으로만 하는 일이 아닙니다.」</w:t>
+            </w:r>
+          </w:p>
+        </w:tc>
+      </w:tr>
+      <w:tr>
+        <w:tc>
+          <w:tcPr>
+            <w:tcW w:type="dxa" w:w="2464"/>
+          </w:tcPr>
+          <w:p>
+            <w:r/>
+            <w:r>
+              <w:rPr>
+                <w:b w:val="0"/>
+                <w:sz w:val="18"/>
+              </w:rPr>
+              <w:t xml:space="preserve">  06장</w:t>
+            </w:r>
+          </w:p>
+        </w:tc>
+        <w:tc>
+          <w:tcPr>
+            <w:tcW w:type="dxa" w:w="2464"/>
+          </w:tcPr>
+          <w:p>
+            <w:r/>
+            <w:r>
+              <w:rPr>
+                <w:b w:val="0"/>
+                <w:sz w:val="18"/>
+              </w:rPr>
+              <w:t>이 사이트를 사례로 읽기</w:t>
+            </w:r>
+          </w:p>
+        </w:tc>
+        <w:tc>
+          <w:tcPr>
+            <w:tcW w:type="dxa" w:w="2464"/>
+          </w:tcPr>
+          <w:p>
+            <w:r/>
+            <w:r>
+              <w:rPr>
+                <w:b w:val="0"/>
+                <w:sz w:val="18"/>
+              </w:rPr>
+              <w:t>문제 → 가치 · 콘텐츠 → 홍보 → 기술 · 데이터 → 수익 · 재방문</w:t>
+            </w:r>
+          </w:p>
+        </w:tc>
+        <w:tc>
+          <w:tcPr>
+            <w:tcW w:type="dxa" w:w="2464"/>
+          </w:tcPr>
+          <w:p>
+            <w:r/>
+            <w:r>
+              <w:rPr>
+                <w:b w:val="0"/>
+                <w:sz w:val="18"/>
+              </w:rPr>
+              <w:t>「배운 것을 이 사이트에 그대로 대 보겠습니다.」</w:t>
+            </w:r>
+          </w:p>
+        </w:tc>
+      </w:tr>
+      <w:tr>
+        <w:tc>
+          <w:tcPr>
+            <w:tcW w:type="dxa" w:w="2464"/>
+            <w:shd w:val="clear" w:color="auto" w:fill="FDF6EA"/>
+          </w:tcPr>
+          <w:p>
+            <w:r/>
+            <w:r>
+              <w:rPr>
+                <w:b/>
+                <w:sz w:val="18"/>
+              </w:rPr>
+              <w:t>파트 04</w:t>
+            </w:r>
+          </w:p>
+        </w:tc>
+        <w:tc>
+          <w:tcPr>
+            <w:tcW w:type="dxa" w:w="2464"/>
+            <w:shd w:val="clear" w:color="auto" w:fill="FDF6EA"/>
+          </w:tcPr>
+          <w:p>
+            <w:r/>
+            <w:r>
+              <w:rPr>
+                <w:b/>
+                <w:sz w:val="18"/>
+              </w:rPr>
+              <w:t>어디에 내는가</w:t>
+            </w:r>
+          </w:p>
+        </w:tc>
+        <w:tc>
+          <w:tcPr>
+            <w:tcW w:type="dxa" w:w="2464"/>
+            <w:shd w:val="clear" w:color="auto" w:fill="FDF6EA"/>
+          </w:tcPr>
+          <w:p>
+            <w:r/>
+            <w:r>
+              <w:rPr>
+                <w:b/>
+                <w:sz w:val="18"/>
+              </w:rPr>
+              <w:t>예비관광벤처(제18회) · 관광데이터 활용 공모전 · 정부 R&amp;D · 경북 관광 스타트업 · 안동 청년 관광기업 · 경주 황오동 원도심</w:t>
+            </w:r>
+          </w:p>
+        </w:tc>
+        <w:tc>
+          <w:tcPr>
+            <w:tcW w:type="dxa" w:w="2464"/>
+            <w:shd w:val="clear" w:color="auto" w:fill="FDF6EA"/>
+          </w:tcPr>
+          <w:p>
+            <w:r/>
+            <w:r>
+              <w:rPr>
+                <w:b/>
+                <w:sz w:val="18"/>
+              </w:rPr>
+              <w:t>「같은 아이템으로 낼 곳이 여러 개입니다. 묻는 것은 거의 같습니다 — 나이 · 지역 · 분야 · 업력.」</w:t>
+            </w:r>
+          </w:p>
+        </w:tc>
+      </w:tr>
+      <w:tr>
+        <w:tc>
+          <w:tcPr>
+            <w:tcW w:type="dxa" w:w="2464"/>
+            <w:shd w:val="clear" w:color="auto" w:fill="FDF6EA"/>
+          </w:tcPr>
+          <w:p>
+            <w:r/>
+            <w:r>
+              <w:rPr>
+                <w:b/>
+                <w:sz w:val="18"/>
+              </w:rPr>
+              <w:t>파트 05</w:t>
+            </w:r>
+          </w:p>
+        </w:tc>
+        <w:tc>
+          <w:tcPr>
+            <w:tcW w:type="dxa" w:w="2464"/>
+            <w:shd w:val="clear" w:color="auto" w:fill="FDF6EA"/>
+          </w:tcPr>
+          <w:p>
+            <w:r/>
+            <w:r>
+              <w:rPr>
+                <w:b/>
+                <w:sz w:val="18"/>
+              </w:rPr>
+              <w:t>업종별로 들어가기 · 07~12장</w:t>
+            </w:r>
+          </w:p>
+        </w:tc>
+        <w:tc>
+          <w:tcPr>
+            <w:tcW w:type="dxa" w:w="2464"/>
+            <w:shd w:val="clear" w:color="auto" w:fill="FDF6EA"/>
+          </w:tcPr>
+          <w:p>
+            <w:r/>
+            <w:r>
+              <w:rPr>
+                <w:b/>
+                <w:sz w:val="18"/>
+              </w:rPr>
+              <w:t>07 여행업 · 08 외식(성심당) · 09 민박 · 한옥 · 10 스마트팜 · 11 연구용역(어반리즘 하우스) · 12 로컬크리에이터</w:t>
+            </w:r>
+          </w:p>
+        </w:tc>
+        <w:tc>
+          <w:tcPr>
+            <w:tcW w:type="dxa" w:w="2464"/>
+            <w:shd w:val="clear" w:color="auto" w:fill="FDF6EA"/>
+          </w:tcPr>
+          <w:p>
+            <w:r/>
+            <w:r>
+              <w:rPr>
+                <w:b/>
+                <w:sz w:val="18"/>
+              </w:rPr>
+              <w:t>「여기부터는 업종입니다 — 무엇을 등록하고, 돈은 어디서 남는가.」</w:t>
+            </w:r>
+          </w:p>
+        </w:tc>
+      </w:tr>
+      <w:tr>
+        <w:tc>
+          <w:tcPr>
+            <w:tcW w:type="dxa" w:w="2464"/>
+            <w:shd w:val="clear" w:color="auto" w:fill="FDF6EA"/>
+          </w:tcPr>
+          <w:p>
+            <w:r/>
+            <w:r>
+              <w:rPr>
+                <w:b/>
+                <w:sz w:val="18"/>
+              </w:rPr>
+              <w:t>파트 06</w:t>
+            </w:r>
+          </w:p>
+        </w:tc>
+        <w:tc>
+          <w:tcPr>
+            <w:tcW w:type="dxa" w:w="2464"/>
+            <w:shd w:val="clear" w:color="auto" w:fill="FDF6EA"/>
+          </w:tcPr>
+          <w:p>
+            <w:r/>
+            <w:r>
+              <w:rPr>
+                <w:b/>
+                <w:sz w:val="18"/>
+              </w:rPr>
+              <w:t>창업하지 않아도 쓰인다</w:t>
+            </w:r>
+          </w:p>
+        </w:tc>
+        <w:tc>
+          <w:tcPr>
+            <w:tcW w:type="dxa" w:w="2464"/>
+            <w:shd w:val="clear" w:color="auto" w:fill="FDF6EA"/>
+          </w:tcPr>
+          <w:p>
+            <w:r/>
+            <w:r>
+              <w:rPr>
+                <w:b/>
+                <w:sz w:val="18"/>
+              </w:rPr>
+              <w:t>과제 2 관광기업 입사 제안서(A4 1장 · 모의 면접) · 인성면접 예상 질문 · 실전 입사지원서</w:t>
+            </w:r>
+          </w:p>
+        </w:tc>
+        <w:tc>
+          <w:tcPr>
+            <w:tcW w:type="dxa" w:w="2464"/>
+            <w:shd w:val="clear" w:color="auto" w:fill="FDF6EA"/>
+          </w:tcPr>
+          <w:p>
+            <w:r/>
+            <w:r>
+              <w:rPr>
+                <w:b/>
+                <w:sz w:val="18"/>
+              </w:rPr>
+              <w:t>「회사가 사람을 뽑을 때 보는 것과 공모가 보는 것이 거의 같습니다.」</w:t>
+            </w:r>
+          </w:p>
+        </w:tc>
+      </w:tr>
+      <w:tr>
+        <w:tc>
+          <w:tcPr>
+            <w:tcW w:type="dxa" w:w="2464"/>
+            <w:shd w:val="clear" w:color="auto" w:fill="FDF6EA"/>
+          </w:tcPr>
+          <w:p>
+            <w:r/>
+            <w:r>
+              <w:rPr>
+                <w:b/>
+                <w:sz w:val="18"/>
+              </w:rPr>
+              <w:t>파트 07</w:t>
+            </w:r>
+          </w:p>
+        </w:tc>
+        <w:tc>
+          <w:tcPr>
+            <w:tcW w:type="dxa" w:w="2464"/>
+            <w:shd w:val="clear" w:color="auto" w:fill="FDF6EA"/>
+          </w:tcPr>
+          <w:p>
+            <w:r/>
+            <w:r>
+              <w:rPr>
+                <w:b/>
+                <w:sz w:val="18"/>
+              </w:rPr>
+              <w:t>책 — 교재 두 권</w:t>
+            </w:r>
+          </w:p>
+        </w:tc>
+        <w:tc>
+          <w:tcPr>
+            <w:tcW w:type="dxa" w:w="2464"/>
+            <w:shd w:val="clear" w:color="auto" w:fill="FDF6EA"/>
+          </w:tcPr>
+          <w:p>
+            <w:r/>
+            <w:r>
+              <w:rPr>
+                <w:b/>
+                <w:sz w:val="18"/>
+              </w:rPr>
+              <w:t>이론 · 실무로 가른 교재와 업종으로 가른 교재 · 이 페이지 장과의 대응</w:t>
+            </w:r>
+          </w:p>
+        </w:tc>
+        <w:tc>
+          <w:tcPr>
+            <w:tcW w:type="dxa" w:w="2464"/>
+            <w:shd w:val="clear" w:color="auto" w:fill="FDF6EA"/>
+          </w:tcPr>
+          <w:p>
+            <w:r/>
+            <w:r>
+              <w:rPr>
+                <w:b/>
+                <w:sz w:val="18"/>
+              </w:rPr>
+              <w:t>「지금 읽는 대목이 전체의 어디쯤인지 대 봅니다.」</w:t>
+            </w:r>
+          </w:p>
+        </w:tc>
+      </w:tr>
+      <w:tr>
+        <w:tc>
+          <w:tcPr>
+            <w:tcW w:type="dxa" w:w="2464"/>
+            <w:shd w:val="clear" w:color="auto" w:fill="FDF6EA"/>
+          </w:tcPr>
+          <w:p>
+            <w:r/>
+            <w:r>
+              <w:rPr>
+                <w:b/>
+                <w:sz w:val="18"/>
+              </w:rPr>
+              <w:t>파트 08</w:t>
+            </w:r>
+          </w:p>
+        </w:tc>
+        <w:tc>
+          <w:tcPr>
+            <w:tcW w:type="dxa" w:w="2464"/>
+            <w:shd w:val="clear" w:color="auto" w:fill="FDF6EA"/>
+          </w:tcPr>
+          <w:p>
+            <w:r/>
+            <w:r>
+              <w:rPr>
+                <w:b/>
+                <w:sz w:val="18"/>
+              </w:rPr>
+              <w:t>곁들여 보기 · 링크</w:t>
+            </w:r>
+          </w:p>
+        </w:tc>
+        <w:tc>
+          <w:tcPr>
+            <w:tcW w:type="dxa" w:w="2464"/>
+            <w:shd w:val="clear" w:color="auto" w:fill="FDF6EA"/>
+          </w:tcPr>
+          <w:p>
+            <w:r/>
+            <w:r>
+              <w:rPr>
+                <w:b/>
+                <w:sz w:val="18"/>
+              </w:rPr>
+              <w:t>비건부산(해커톤 → 라이브 MVP) · 구미 · 포항(재생 · 축제 → 방문객 → 빈 숙박 · 음식 · 체험) · 공모 창구 모음</w:t>
+            </w:r>
+          </w:p>
+        </w:tc>
+        <w:tc>
+          <w:tcPr>
+            <w:tcW w:type="dxa" w:w="2464"/>
+            <w:shd w:val="clear" w:color="auto" w:fill="FDF6EA"/>
+          </w:tcPr>
+          <w:p>
+            <w:r/>
+            <w:r>
+              <w:rPr>
+                <w:b/>
+                <w:sz w:val="18"/>
+              </w:rPr>
+              <w:t>「이론을 서비스로 옮긴 예와, 도시가 왜 관광 창업에 돈을 쓰는지 봅니다.」</w:t>
+            </w:r>
+          </w:p>
+        </w:tc>
+      </w:tr>
+    </w:tbl>
+    <w:p/>
+    <w:p>
+      <w:pPr>
+        <w:keepNext/>
+        <w:spacing w:before="280"/>
+      </w:pPr>
+      <w:r>
+        <w:rPr>
+          <w:b/>
+          <w:color w:val="A8681F"/>
+          <w:sz w:val="28"/>
+        </w:rPr>
+        <w:t>3. 사례와 공모가 이어지는 방식</w:t>
+      </w:r>
+    </w:p>
+    <w:p>
+      <w:pPr>
+        <w:spacing w:line="372" w:lineRule="auto" w:after="120"/>
+      </w:pPr>
+      <w:r>
+        <w:rPr>
+          <w:b/>
+        </w:rPr>
+        <w:t>비건부산</w:t>
+      </w:r>
+      <w:r>
+        <w:rPr>
+          <w:b w:val="0"/>
+        </w:rPr>
+        <w:t xml:space="preserve">은 문제 정의 → 해결 아이디어 → 시장 검증이 실제 서비스가 된 사례이고, </w:t>
+      </w:r>
+      <w:r>
+        <w:rPr>
+          <w:b/>
+        </w:rPr>
+        <w:t>성심당</w:t>
+      </w:r>
+      <w:r>
+        <w:rPr>
+          <w:b w:val="0"/>
+        </w:rPr>
+        <w:t xml:space="preserve">은 앱이 아니어도 지역 자체를 여행 목적지로 만드는 로컬 브랜드가 될 수 있음을 보여 줍니다. </w:t>
+      </w:r>
+      <w:r>
+        <w:rPr>
+          <w:b/>
+        </w:rPr>
+        <w:t>어반리즘 하우스</w:t>
+      </w:r>
+      <w:r>
+        <w:rPr>
+          <w:b w:val="0"/>
+        </w:rPr>
+        <w:t>는 관광학 전공자의 연구 · 기획 · 데이터 · 보고서 작성 능력 자체가 공공기관을 고객으로 하는 B2G 사업이 될 수 있다는 방향입니다.</w:t>
+      </w:r>
+    </w:p>
+    <w:p>
+      <w:pPr>
+        <w:spacing w:line="372" w:lineRule="auto" w:after="120"/>
+      </w:pPr>
+      <w:r>
+        <w:rPr>
+          <w:b w:val="0"/>
+        </w:rPr>
+        <w:t xml:space="preserve">공모는 </w:t>
+      </w:r>
+      <w:r>
+        <w:rPr>
+          <w:b/>
+        </w:rPr>
+        <w:t>예비관광벤처</w:t>
+      </w:r>
+      <w:r>
+        <w:rPr>
+          <w:b w:val="0"/>
+        </w:rPr>
+        <w:t xml:space="preserve">(관광체험서비스 · 실감형 콘텐츠 · 관광인프라 · 관광딥테크, 사업계획서 중심 평가)가 대표 진입로이고, </w:t>
+      </w:r>
+      <w:r>
+        <w:rPr>
+          <w:b/>
+        </w:rPr>
+        <w:t>관광데이터 활용 공모전</w:t>
+      </w:r>
+      <w:r>
+        <w:rPr>
+          <w:b w:val="0"/>
+        </w:rPr>
+        <w:t xml:space="preserve">은 사업체 없이 TourAPI로 웹 · 앱이나 생성형 AI 결과물을 만들어 내는 더 가까운 출발점입니다. </w:t>
+      </w:r>
+      <w:r>
+        <w:rPr>
+          <w:b/>
+        </w:rPr>
+        <w:t>정부 R&amp;D</w:t>
+      </w:r>
+      <w:r>
+        <w:rPr>
+          <w:b w:val="0"/>
+        </w:rPr>
+        <w:t>는 당장 지원하지 않더라도 정부가 앞으로 어느 관광 분야에 투자하는지 읽는 자료로 씁니다.</w:t>
+      </w:r>
+    </w:p>
+    <w:p>
+      <w:pPr>
+        <w:spacing w:line="372" w:lineRule="auto" w:after="120"/>
+      </w:pPr>
+      <w:r>
+        <w:rPr>
+          <w:b w:val="0"/>
+        </w:rPr>
+        <w:t xml:space="preserve">지역 쪽은 </w:t>
+      </w:r>
+      <w:r>
+        <w:rPr>
+          <w:b/>
+        </w:rPr>
+        <w:t>구미 · 포항</w:t>
+      </w:r>
+      <w:r>
+        <w:rPr>
+          <w:b w:val="0"/>
+        </w:rPr>
+        <w:t xml:space="preserve">에서 출발합니다. 도시재생 · 축제가 사람을 모으면 그 주변의 부족한 숙박 · 음식 · 체험이 창업 기회가 되고, 이것이 다시 정부의 공식 트랙인 </w:t>
+      </w:r>
+      <w:r>
+        <w:rPr>
+          <w:b/>
+        </w:rPr>
+        <w:t>지역가치 창업가(로컬크리에이터)</w:t>
+      </w:r>
+      <w:r>
+        <w:rPr>
+          <w:b w:val="0"/>
+        </w:rPr>
+        <w:t>로 이어집니다. 「창업 아이디어를 억지로 만드는 것이 아니라, 사람은 모이는데 비어 있는 자리를 찾는 것」이라는 점을 강조합니다.</w:t>
+      </w:r>
+    </w:p>
+    <w:p>
+      <w:pPr>
+        <w:keepNext/>
+        <w:spacing w:before="280"/>
+      </w:pPr>
+      <w:r>
+        <w:rPr>
+          <w:b/>
+          <w:color w:val="A8681F"/>
+          <w:sz w:val="28"/>
+        </w:rPr>
+        <w:t>4. 마무리 — 다섯 걸음으로 묶기</w:t>
+      </w:r>
+    </w:p>
+    <w:tbl>
+      <w:tblPr>
+        <w:tblStyle w:val="TableGrid"/>
+        <w:tblW w:type="auto" w:w="0"/>
+        <w:tblLook w:firstColumn="1" w:firstRow="1" w:lastColumn="0" w:lastRow="0" w:noHBand="0" w:noVBand="1" w:val="04A0"/>
+      </w:tblPr>
+      <w:tblGrid>
+        <w:gridCol w:w="3286"/>
+        <w:gridCol w:w="3286"/>
+        <w:gridCol w:w="3286"/>
+      </w:tblGrid>
+      <w:tr>
+        <w:tc>
+          <w:tcPr>
+            <w:tcW w:type="dxa" w:w="3286"/>
+            <w:shd w:val="clear" w:color="auto" w:fill="A8681F"/>
+          </w:tcPr>
+          <w:p>
+            <w:r/>
+            <w:r>
+              <w:rPr>
+                <w:b/>
+                <w:color w:val="FFFFFF"/>
+                <w:sz w:val="19"/>
+              </w:rPr>
+              <w:t>걸음</w:t>
+            </w:r>
+          </w:p>
+        </w:tc>
+        <w:tc>
+          <w:tcPr>
+            <w:tcW w:type="dxa" w:w="3286"/>
+            <w:shd w:val="clear" w:color="auto" w:fill="A8681F"/>
+          </w:tcPr>
+          <w:p>
+            <w:r/>
+            <w:r>
+              <w:rPr>
+                <w:b/>
+                <w:color w:val="FFFFFF"/>
+                <w:sz w:val="19"/>
+              </w:rPr>
+              <w:t>무엇을</w:t>
+            </w:r>
+          </w:p>
+        </w:tc>
+        <w:tc>
+          <w:tcPr>
+            <w:tcW w:type="dxa" w:w="3286"/>
+            <w:shd w:val="clear" w:color="auto" w:fill="A8681F"/>
+          </w:tcPr>
+          <w:p>
+            <w:r/>
+            <w:r>
+              <w:rPr>
+                <w:b/>
+                <w:color w:val="FFFFFF"/>
+                <w:sz w:val="19"/>
+              </w:rPr>
+              <w:t>홈페이지의 어디</w:t>
+            </w:r>
+          </w:p>
+        </w:tc>
+      </w:tr>
+      <w:tr>
+        <w:tc>
+          <w:tcPr>
+            <w:tcW w:type="dxa" w:w="3286"/>
+          </w:tcPr>
+          <w:p>
+            <w:r/>
+            <w:r>
+              <w:rPr>
+                <w:b/>
+                <w:sz w:val="18"/>
+              </w:rPr>
+              <w:t>① 개념을 배운다</w:t>
+            </w:r>
+          </w:p>
+        </w:tc>
+        <w:tc>
+          <w:tcPr>
+            <w:tcW w:type="dxa" w:w="3286"/>
+          </w:tcPr>
+          <w:p>
+            <w:r/>
+            <w:r>
+              <w:rPr>
+                <w:b w:val="0"/>
+                <w:sz w:val="18"/>
+              </w:rPr>
+              <w:t>관광벤처 → 문제 정의 → 비즈니스 모델 → MVP · PoC → 창업 지원 → 사이트에 적용</w:t>
+            </w:r>
+          </w:p>
+        </w:tc>
+        <w:tc>
+          <w:tcPr>
+            <w:tcW w:type="dxa" w:w="3286"/>
+          </w:tcPr>
+          <w:p>
+            <w:r/>
+            <w:r>
+              <w:rPr>
+                <w:b w:val="0"/>
+                <w:sz w:val="18"/>
+              </w:rPr>
+              <w:t>파트 03 · 01~06장</w:t>
+            </w:r>
+          </w:p>
+        </w:tc>
+      </w:tr>
+      <w:tr>
+        <w:tc>
+          <w:tcPr>
+            <w:tcW w:type="dxa" w:w="3286"/>
+          </w:tcPr>
+          <w:p>
+            <w:r/>
+            <w:r>
+              <w:rPr>
+                <w:b/>
+                <w:sz w:val="18"/>
+              </w:rPr>
+              <w:t>② 실제 사업을 본다</w:t>
+            </w:r>
+          </w:p>
+        </w:tc>
+        <w:tc>
+          <w:tcPr>
+            <w:tcW w:type="dxa" w:w="3286"/>
+          </w:tcPr>
+          <w:p>
+            <w:r/>
+            <w:r>
+              <w:rPr>
+                <w:b w:val="0"/>
+                <w:sz w:val="18"/>
+              </w:rPr>
+              <w:t>성심당 → 어반리즘 하우스 → 비건부산</w:t>
+            </w:r>
+          </w:p>
+        </w:tc>
+        <w:tc>
+          <w:tcPr>
+            <w:tcW w:type="dxa" w:w="3286"/>
+          </w:tcPr>
+          <w:p>
+            <w:r/>
+            <w:r>
+              <w:rPr>
+                <w:b w:val="0"/>
+                <w:sz w:val="18"/>
+              </w:rPr>
+              <w:t>파트 05 · 08장 · 11장 → 파트 08</w:t>
+            </w:r>
+          </w:p>
+        </w:tc>
+      </w:tr>
+      <w:tr>
+        <w:tc>
+          <w:tcPr>
+            <w:tcW w:type="dxa" w:w="3286"/>
+          </w:tcPr>
+          <w:p>
+            <w:r/>
+            <w:r>
+              <w:rPr>
+                <w:b/>
+                <w:sz w:val="18"/>
+              </w:rPr>
+              <w:t>③ 지원할 곳을 본다</w:t>
+            </w:r>
+          </w:p>
+        </w:tc>
+        <w:tc>
+          <w:tcPr>
+            <w:tcW w:type="dxa" w:w="3286"/>
+          </w:tcPr>
+          <w:p>
+            <w:r/>
+            <w:r>
+              <w:rPr>
+                <w:b w:val="0"/>
+                <w:sz w:val="18"/>
+              </w:rPr>
+              <w:t>예비관광벤처(제18회) → 관광데이터 공모전 → 정부 R&amp;D</w:t>
+            </w:r>
+          </w:p>
+        </w:tc>
+        <w:tc>
+          <w:tcPr>
+            <w:tcW w:type="dxa" w:w="3286"/>
+          </w:tcPr>
+          <w:p>
+            <w:r/>
+            <w:r>
+              <w:rPr>
+                <w:b w:val="0"/>
+                <w:sz w:val="18"/>
+              </w:rPr>
+              <w:t>파트 04</w:t>
+            </w:r>
+          </w:p>
+        </w:tc>
+      </w:tr>
+      <w:tr>
+        <w:tc>
+          <w:tcPr>
+            <w:tcW w:type="dxa" w:w="3286"/>
+          </w:tcPr>
+          <w:p>
+            <w:r/>
+            <w:r>
+              <w:rPr>
+                <w:b/>
+                <w:sz w:val="18"/>
+              </w:rPr>
+              <w:t>④ 지역에서 기회를 찾는다</w:t>
+            </w:r>
+          </w:p>
+        </w:tc>
+        <w:tc>
+          <w:tcPr>
+            <w:tcW w:type="dxa" w:w="3286"/>
+          </w:tcPr>
+          <w:p>
+            <w:r/>
+            <w:r>
+              <w:rPr>
+                <w:b w:val="0"/>
+                <w:sz w:val="18"/>
+              </w:rPr>
+              <w:t>경주 → 경북 → 안동 → 구미 · 포항 → 로컬크리에이터</w:t>
+            </w:r>
+          </w:p>
+        </w:tc>
+        <w:tc>
+          <w:tcPr>
+            <w:tcW w:type="dxa" w:w="3286"/>
+          </w:tcPr>
+          <w:p>
+            <w:r/>
+            <w:r>
+              <w:rPr>
+                <w:b w:val="0"/>
+                <w:sz w:val="18"/>
+              </w:rPr>
+              <w:t>파트 04 → 파트 08 → 파트 05 · 12장</w:t>
+            </w:r>
+          </w:p>
+        </w:tc>
+      </w:tr>
+      <w:tr>
+        <w:tc>
+          <w:tcPr>
+            <w:tcW w:type="dxa" w:w="3286"/>
+          </w:tcPr>
+          <w:p>
+            <w:r/>
+            <w:r>
+              <w:rPr>
+                <w:b/>
+                <w:sz w:val="18"/>
+              </w:rPr>
+              <w:t>⑤ 직접 찾아 낸다</w:t>
+            </w:r>
+          </w:p>
+        </w:tc>
+        <w:tc>
+          <w:tcPr>
+            <w:tcW w:type="dxa" w:w="3286"/>
+          </w:tcPr>
+          <w:p>
+            <w:r/>
+            <w:r>
+              <w:rPr>
+                <w:b w:val="0"/>
+                <w:sz w:val="18"/>
+              </w:rPr>
+              <w:t>공고 창구 즐겨찾기 → 사업계획서 · AI 실습 자료 → 과제 1 · 3 제출</w:t>
+            </w:r>
+          </w:p>
+        </w:tc>
+        <w:tc>
+          <w:tcPr>
+            <w:tcW w:type="dxa" w:w="3286"/>
+          </w:tcPr>
+          <w:p>
+            <w:r/>
+            <w:r>
+              <w:rPr>
+                <w:b w:val="0"/>
+                <w:sz w:val="18"/>
+              </w:rPr>
+              <w:t>파트 08 링크 → 파트 02</w:t>
+            </w:r>
+          </w:p>
+        </w:tc>
+      </w:tr>
+    </w:tbl>
+    <w:p/>
+    <w:p>
+      <w:pPr>
+        <w:keepNext/>
+        <w:spacing w:before="280"/>
+      </w:pPr>
+      <w:r>
+        <w:rPr>
+          <w:b/>
+          <w:color w:val="A8681F"/>
+          <w:sz w:val="28"/>
+        </w:rPr>
+        <w:t>5. 수업 진행용 대본</w:t>
+      </w:r>
+    </w:p>
+    <w:tbl>
+      <w:tblPr>
+        <w:tblStyle w:val="TableGrid"/>
+        <w:tblW w:type="auto" w:w="0"/>
+        <w:tblLook w:firstColumn="1" w:firstRow="1" w:lastColumn="0" w:lastRow="0" w:noHBand="0" w:noVBand="1" w:val="04A0"/>
+      </w:tblPr>
+      <w:tblGrid>
+        <w:gridCol w:w="9858"/>
+      </w:tblGrid>
+      <w:tr>
+        <w:tc>
+          <w:tcPr>
+            <w:tcW w:type="dxa" w:w="9858"/>
+            <w:shd w:val="clear" w:color="auto" w:fill="FDF6EA"/>
+          </w:tcPr>
+          <w:p>
+            <w:pPr>
+              <w:spacing w:line="384" w:lineRule="auto"/>
+            </w:pPr>
+            <w:r/>
+            <w:r>
+              <w:rPr>
+                <w:b w:val="0"/>
+                <w:color w:val="3D2E14"/>
+                <w:sz w:val="21"/>
+              </w:rPr>
+              <w:t>「이 홈페이지는 관광벤처의 정의만 설명하는 자료가 아닙니다. 위에서부터 내려가 보면 관광의 문제를 어떻게 찾고, 그 문제를 비즈니스 모델과 MVP로 어떻게 검증하고, 실제 기업들은 그것을 어떻게 사업으로 만들었는지가 이어집니다. 그다음에는 예비관광벤처, 관광데이터 공모전, 정부 R&amp;D와 지역 공모까지 실제로 지원할 수 있는 길을 보고, 마지막에는 구미 · 포항 같은 지역의 관광 수요와 로컬크리에이터까지 연결합니다. 그래서 오늘은 홈페이지를 책처럼 읽지 않고, 하나의 관광 아이디어가 실제 사업과 공모로 이어지는 경로를 따라가면서 보겠습니다.」</w:t>
+            </w:r>
+          </w:p>
+        </w:tc>
+      </w:tr>
+    </w:tbl>
+    <w:p/>
     <w:sectPr>
       <w:pgSz w:w="12240" w:h="15840"/>
-      <w:pgMar w:top="1134" w:right="1247" w:bottom="1134" w:left="1247" w:header="720" w:footer="720" w:gutter="0"/>
+      <w:pgMar w:top="1077" w:right="1191" w:bottom="1077" w:left="1191" w:header="720" w:footer="720" w:gutter="0"/>
       <w:cols w:space="720"/>
       <w:docGrid w:linePitch="360"/>
     </w:sectPr>
@@ -1392,7 +3640,7 @@
   <w:docDefaults>
     <w:rPrDefault>
       <w:rPr>
-        <w:rFonts w:ascii="나눔고딕" w:hAnsi="나눔고딕" w:eastAsia="나눔고딕" w:cs="나눔고딕"/>
+        <w:rFonts w:asciiTheme="minorHAnsi" w:eastAsiaTheme="minorEastAsia" w:hAnsiTheme="minorHAnsi" w:cstheme="minorBidi"/>
         <w:sz w:val="22"/>
         <w:szCs w:val="22"/>
         <w:lang w:val="en-US" w:eastAsia="en-US" w:bidi="ar-SA"/>
@@ -1400,7 +3648,7 @@
     </w:rPrDefault>
     <w:pPrDefault>
       <w:pPr>
-        <w:spacing w:after="200" w:line="240" w:lineRule="auto"/>
+        <w:spacing w:after="200" w:line="276" w:lineRule="auto"/>
       </w:pPr>
     </w:pPrDefault>
   </w:docDefaults>
@@ -1548,7 +3796,7 @@
     <w:qFormat/>
     <w:rsid w:val="00FC693F"/>
     <w:rPr>
-      <w:rFonts w:ascii="나눔고딕" w:hAnsi="나눔고딕" w:eastAsia="나눔고딕" w:cs="나눔고딕"/>
+      <w:rFonts w:ascii="맑은 고딕" w:hAnsi="맑은 고딕" w:eastAsia="맑은 고딕"/>
       <w:sz w:val="21"/>
     </w:rPr>
   </w:style>
@@ -1611,7 +3859,7 @@
       <w:outlineLvl w:val="0"/>
     </w:pPr>
     <w:rPr>
-      <w:rFonts w:ascii="나눔고딕" w:hAnsi="나눔고딕" w:eastAsia="나눔고딕" w:cs="나눔고딕"/>
+      <w:rFonts w:asciiTheme="majorHAnsi" w:eastAsiaTheme="majorEastAsia" w:hAnsiTheme="majorHAnsi" w:cstheme="majorBidi"/>
       <w:b/>
       <w:bCs/>
       <w:color w:val="365F91" w:themeColor="accent1" w:themeShade="BF"/>
@@ -1635,7 +3883,7 @@
       <w:outlineLvl w:val="1"/>
     </w:pPr>
     <w:rPr>
-      <w:rFonts w:ascii="나눔고딕" w:hAnsi="나눔고딕" w:eastAsia="나눔고딕" w:cs="나눔고딕"/>
+      <w:rFonts w:asciiTheme="majorHAnsi" w:eastAsiaTheme="majorEastAsia" w:hAnsiTheme="majorHAnsi" w:cstheme="majorBidi"/>
       <w:b/>
       <w:bCs/>
       <w:color w:val="4F81BD" w:themeColor="accent1"/>
@@ -1659,7 +3907,7 @@
       <w:outlineLvl w:val="2"/>
     </w:pPr>
     <w:rPr>
-      <w:rFonts w:ascii="나눔고딕" w:hAnsi="나눔고딕" w:eastAsia="나눔고딕" w:cs="나눔고딕"/>
+      <w:rFonts w:asciiTheme="majorHAnsi" w:eastAsiaTheme="majorEastAsia" w:hAnsiTheme="majorHAnsi" w:cstheme="majorBidi"/>
       <w:b/>
       <w:bCs/>
       <w:color w:val="4F81BD" w:themeColor="accent1"/>
@@ -1682,7 +3930,7 @@
       <w:outlineLvl w:val="3"/>
     </w:pPr>
     <w:rPr>
-      <w:rFonts w:ascii="나눔고딕" w:hAnsi="나눔고딕" w:eastAsia="나눔고딕" w:cs="나눔고딕"/>
+      <w:rFonts w:asciiTheme="majorHAnsi" w:eastAsiaTheme="majorEastAsia" w:hAnsiTheme="majorHAnsi" w:cstheme="majorBidi"/>
       <w:b/>
       <w:bCs/>
       <w:i/>
@@ -1707,7 +3955,7 @@
       <w:outlineLvl w:val="4"/>
     </w:pPr>
     <w:rPr>
-      <w:rFonts w:ascii="나눔고딕" w:hAnsi="나눔고딕" w:eastAsia="나눔고딕" w:cs="나눔고딕"/>
+      <w:rFonts w:asciiTheme="majorHAnsi" w:eastAsiaTheme="majorEastAsia" w:hAnsiTheme="majorHAnsi" w:cstheme="majorBidi"/>
       <w:color w:val="243F60" w:themeColor="accent1" w:themeShade="7F"/>
     </w:rPr>
   </w:style>
@@ -1728,7 +3976,7 @@
       <w:outlineLvl w:val="5"/>
     </w:pPr>
     <w:rPr>
-      <w:rFonts w:ascii="나눔고딕" w:hAnsi="나눔고딕" w:eastAsia="나눔고딕" w:cs="나눔고딕"/>
+      <w:rFonts w:asciiTheme="majorHAnsi" w:eastAsiaTheme="majorEastAsia" w:hAnsiTheme="majorHAnsi" w:cstheme="majorBidi"/>
       <w:i/>
       <w:iCs/>
       <w:color w:val="243F60" w:themeColor="accent1" w:themeShade="7F"/>
@@ -1751,7 +3999,7 @@
       <w:outlineLvl w:val="6"/>
     </w:pPr>
     <w:rPr>
-      <w:rFonts w:ascii="나눔고딕" w:hAnsi="나눔고딕" w:eastAsia="나눔고딕" w:cs="나눔고딕"/>
+      <w:rFonts w:asciiTheme="majorHAnsi" w:eastAsiaTheme="majorEastAsia" w:hAnsiTheme="majorHAnsi" w:cstheme="majorBidi"/>
       <w:i/>
       <w:iCs/>
       <w:color w:val="404040" w:themeColor="text1" w:themeTint="BF"/>
@@ -1774,7 +4022,7 @@
       <w:outlineLvl w:val="7"/>
     </w:pPr>
     <w:rPr>
-      <w:rFonts w:ascii="나눔고딕" w:hAnsi="나눔고딕" w:eastAsia="나눔고딕" w:cs="나눔고딕"/>
+      <w:rFonts w:asciiTheme="majorHAnsi" w:eastAsiaTheme="majorEastAsia" w:hAnsiTheme="majorHAnsi" w:cstheme="majorBidi"/>
       <w:color w:val="4F81BD" w:themeColor="accent1"/>
       <w:sz w:val="20"/>
       <w:szCs w:val="20"/>
@@ -1797,7 +4045,7 @@
       <w:outlineLvl w:val="8"/>
     </w:pPr>
     <w:rPr>
-      <w:rFonts w:ascii="나눔고딕" w:hAnsi="나눔고딕" w:eastAsia="나눔고딕" w:cs="나눔고딕"/>
+      <w:rFonts w:asciiTheme="majorHAnsi" w:eastAsiaTheme="majorEastAsia" w:hAnsiTheme="majorHAnsi" w:cstheme="majorBidi"/>
       <w:i/>
       <w:iCs/>
       <w:color w:val="404040" w:themeColor="text1" w:themeTint="BF"/>
@@ -1848,7 +4096,7 @@
     <w:uiPriority w:val="9"/>
     <w:rsid w:val="00FC693F"/>
     <w:rPr>
-      <w:rFonts w:ascii="나눔고딕" w:hAnsi="나눔고딕" w:eastAsia="나눔고딕" w:cs="나눔고딕"/>
+      <w:rFonts w:asciiTheme="majorHAnsi" w:eastAsiaTheme="majorEastAsia" w:hAnsiTheme="majorHAnsi" w:cstheme="majorBidi"/>
       <w:b/>
       <w:bCs/>
       <w:color w:val="365F91" w:themeColor="accent1" w:themeShade="BF"/>
@@ -1863,7 +4111,7 @@
     <w:uiPriority w:val="9"/>
     <w:rsid w:val="00FC693F"/>
     <w:rPr>
-      <w:rFonts w:ascii="나눔고딕" w:hAnsi="나눔고딕" w:eastAsia="나눔고딕" w:cs="나눔고딕"/>
+      <w:rFonts w:asciiTheme="majorHAnsi" w:eastAsiaTheme="majorEastAsia" w:hAnsiTheme="majorHAnsi" w:cstheme="majorBidi"/>
       <w:b/>
       <w:bCs/>
       <w:color w:val="4F81BD" w:themeColor="accent1"/>
@@ -1878,7 +4126,7 @@
     <w:uiPriority w:val="9"/>
     <w:rsid w:val="00FC693F"/>
     <w:rPr>
-      <w:rFonts w:ascii="나눔고딕" w:hAnsi="나눔고딕" w:eastAsia="나눔고딕" w:cs="나눔고딕"/>
+      <w:rFonts w:asciiTheme="majorHAnsi" w:eastAsiaTheme="majorEastAsia" w:hAnsiTheme="majorHAnsi" w:cstheme="majorBidi"/>
       <w:b/>
       <w:bCs/>
       <w:color w:val="4F81BD" w:themeColor="accent1"/>
@@ -1900,7 +4148,7 @@
       <w:contextualSpacing/>
     </w:pPr>
     <w:rPr>
-      <w:rFonts w:ascii="나눔고딕" w:hAnsi="나눔고딕" w:eastAsia="나눔고딕" w:cs="나눔고딕"/>
+      <w:rFonts w:asciiTheme="majorHAnsi" w:eastAsiaTheme="majorEastAsia" w:hAnsiTheme="majorHAnsi" w:cstheme="majorBidi"/>
       <w:color w:val="17365D" w:themeColor="text2" w:themeShade="BF"/>
       <w:spacing w:val="5"/>
       <w:kern w:val="28"/>
@@ -1915,7 +4163,7 @@
     <w:uiPriority w:val="10"/>
     <w:rsid w:val="00FC693F"/>
     <w:rPr>
-      <w:rFonts w:ascii="나눔고딕" w:hAnsi="나눔고딕" w:eastAsia="나눔고딕" w:cs="나눔고딕"/>
+      <w:rFonts w:asciiTheme="majorHAnsi" w:eastAsiaTheme="majorEastAsia" w:hAnsiTheme="majorHAnsi" w:cstheme="majorBidi"/>
       <w:color w:val="17365D" w:themeColor="text2" w:themeShade="BF"/>
       <w:spacing w:val="5"/>
       <w:kern w:val="28"/>
@@ -1937,7 +4185,7 @@
       </w:numPr>
     </w:pPr>
     <w:rPr>
-      <w:rFonts w:ascii="나눔고딕" w:hAnsi="나눔고딕" w:eastAsia="나눔고딕" w:cs="나눔고딕"/>
+      <w:rFonts w:asciiTheme="majorHAnsi" w:eastAsiaTheme="majorEastAsia" w:hAnsiTheme="majorHAnsi" w:cstheme="majorBidi"/>
       <w:i/>
       <w:iCs/>
       <w:color w:val="4F81BD" w:themeColor="accent1"/>
@@ -1953,7 +4201,7 @@
     <w:uiPriority w:val="11"/>
     <w:rsid w:val="00FC693F"/>
     <w:rPr>
-      <w:rFonts w:ascii="나눔고딕" w:hAnsi="나눔고딕" w:eastAsia="나눔고딕" w:cs="나눔고딕"/>
+      <w:rFonts w:asciiTheme="majorHAnsi" w:eastAsiaTheme="majorEastAsia" w:hAnsiTheme="majorHAnsi" w:cstheme="majorBidi"/>
       <w:i/>
       <w:iCs/>
       <w:color w:val="4F81BD" w:themeColor="accent1"/>
@@ -1999,7 +4247,7 @@
     <w:unhideWhenUsed/>
     <w:rsid w:val="00AA1D8D"/>
     <w:pPr>
-      <w:spacing w:after="120" w:line="240" w:lineRule="auto"/>
+      <w:spacing w:after="120" w:line="480" w:lineRule="auto"/>
     </w:pPr>
   </w:style>
   <w:style w:type="character" w:customStyle="1" w:styleId="BodyText2Char">
@@ -2200,7 +4448,7 @@
       </w:tabs>
     </w:pPr>
     <w:rPr>
-      <w:rFonts w:ascii="나눔고딕" w:hAnsi="나눔고딕" w:eastAsia="나눔고딕" w:cs="나눔고딕"/>
+      <w:rFonts w:ascii="Courier" w:hAnsi="Courier"/>
       <w:sz w:val="20"/>
       <w:szCs w:val="20"/>
     </w:rPr>
@@ -2212,7 +4460,7 @@
     <w:uiPriority w:val="99"/>
     <w:rsid w:val="0029639D"/>
     <w:rPr>
-      <w:rFonts w:ascii="나눔고딕" w:hAnsi="나눔고딕" w:eastAsia="나눔고딕" w:cs="나눔고딕"/>
+      <w:rFonts w:ascii="Courier" w:hAnsi="Courier"/>
       <w:sz w:val="20"/>
       <w:szCs w:val="20"/>
     </w:rPr>
@@ -2251,7 +4499,7 @@
     <w:semiHidden/>
     <w:rsid w:val="00FC693F"/>
     <w:rPr>
-      <w:rFonts w:ascii="나눔고딕" w:hAnsi="나눔고딕" w:eastAsia="나눔고딕" w:cs="나눔고딕"/>
+      <w:rFonts w:asciiTheme="majorHAnsi" w:eastAsiaTheme="majorEastAsia" w:hAnsiTheme="majorHAnsi" w:cstheme="majorBidi"/>
       <w:b/>
       <w:bCs/>
       <w:i/>
@@ -2267,7 +4515,7 @@
     <w:semiHidden/>
     <w:rsid w:val="00FC693F"/>
     <w:rPr>
-      <w:rFonts w:ascii="나눔고딕" w:hAnsi="나눔고딕" w:eastAsia="나눔고딕" w:cs="나눔고딕"/>
+      <w:rFonts w:asciiTheme="majorHAnsi" w:eastAsiaTheme="majorEastAsia" w:hAnsiTheme="majorHAnsi" w:cstheme="majorBidi"/>
       <w:color w:val="243F60" w:themeColor="accent1" w:themeShade="7F"/>
     </w:rPr>
   </w:style>
@@ -2279,7 +4527,7 @@
     <w:semiHidden/>
     <w:rsid w:val="00FC693F"/>
     <w:rPr>
-      <w:rFonts w:ascii="나눔고딕" w:hAnsi="나눔고딕" w:eastAsia="나눔고딕" w:cs="나눔고딕"/>
+      <w:rFonts w:asciiTheme="majorHAnsi" w:eastAsiaTheme="majorEastAsia" w:hAnsiTheme="majorHAnsi" w:cstheme="majorBidi"/>
       <w:i/>
       <w:iCs/>
       <w:color w:val="243F60" w:themeColor="accent1" w:themeShade="7F"/>
@@ -2293,7 +4541,7 @@
     <w:semiHidden/>
     <w:rsid w:val="00FC693F"/>
     <w:rPr>
-      <w:rFonts w:ascii="나눔고딕" w:hAnsi="나눔고딕" w:eastAsia="나눔고딕" w:cs="나눔고딕"/>
+      <w:rFonts w:asciiTheme="majorHAnsi" w:eastAsiaTheme="majorEastAsia" w:hAnsiTheme="majorHAnsi" w:cstheme="majorBidi"/>
       <w:i/>
       <w:iCs/>
       <w:color w:val="404040" w:themeColor="text1" w:themeTint="BF"/>
@@ -2307,7 +4555,7 @@
     <w:semiHidden/>
     <w:rsid w:val="00FC693F"/>
     <w:rPr>
-      <w:rFonts w:ascii="나눔고딕" w:hAnsi="나눔고딕" w:eastAsia="나눔고딕" w:cs="나눔고딕"/>
+      <w:rFonts w:asciiTheme="majorHAnsi" w:eastAsiaTheme="majorEastAsia" w:hAnsiTheme="majorHAnsi" w:cstheme="majorBidi"/>
       <w:color w:val="4F81BD" w:themeColor="accent1"/>
       <w:sz w:val="20"/>
       <w:szCs w:val="20"/>
@@ -2321,7 +4569,7 @@
     <w:semiHidden/>
     <w:rsid w:val="00FC693F"/>
     <w:rPr>
-      <w:rFonts w:ascii="나눔고딕" w:hAnsi="나눔고딕" w:eastAsia="나눔고딕" w:cs="나눔고딕"/>
+      <w:rFonts w:asciiTheme="majorHAnsi" w:eastAsiaTheme="majorEastAsia" w:hAnsiTheme="majorHAnsi" w:cstheme="majorBidi"/>
       <w:i/>
       <w:iCs/>
       <w:color w:val="404040" w:themeColor="text1" w:themeTint="BF"/>
@@ -3910,7 +6158,7 @@
         <w:spacing w:before="0" w:after="0" w:line="240" w:lineRule="auto"/>
       </w:pPr>
       <w:rPr>
-        <w:rFonts w:ascii="나눔고딕" w:hAnsi="나눔고딕" w:eastAsia="나눔고딕" w:cs="나눔고딕"/>
+        <w:rFonts w:asciiTheme="majorHAnsi" w:eastAsiaTheme="majorEastAsia" w:hAnsiTheme="majorHAnsi" w:cstheme="majorBidi"/>
         <w:b/>
         <w:bCs/>
       </w:rPr>
@@ -3931,7 +6179,7 @@
         <w:spacing w:before="0" w:after="0" w:line="240" w:lineRule="auto"/>
       </w:pPr>
       <w:rPr>
-        <w:rFonts w:ascii="나눔고딕" w:hAnsi="나눔고딕" w:eastAsia="나눔고딕" w:cs="나눔고딕"/>
+        <w:rFonts w:asciiTheme="majorHAnsi" w:eastAsiaTheme="majorEastAsia" w:hAnsiTheme="majorHAnsi" w:cstheme="majorBidi"/>
         <w:b/>
         <w:bCs/>
       </w:rPr>
@@ -3949,14 +6197,14 @@
     </w:tblStylePr>
     <w:tblStylePr w:type="firstCol">
       <w:rPr>
-        <w:rFonts w:ascii="나눔고딕" w:hAnsi="나눔고딕" w:eastAsia="나눔고딕" w:cs="나눔고딕"/>
+        <w:rFonts w:asciiTheme="majorHAnsi" w:eastAsiaTheme="majorEastAsia" w:hAnsiTheme="majorHAnsi" w:cstheme="majorBidi"/>
         <w:b/>
         <w:bCs/>
       </w:rPr>
     </w:tblStylePr>
     <w:tblStylePr w:type="lastCol">
       <w:rPr>
-        <w:rFonts w:ascii="나눔고딕" w:hAnsi="나눔고딕" w:eastAsia="나눔고딕" w:cs="나눔고딕"/>
+        <w:rFonts w:asciiTheme="majorHAnsi" w:eastAsiaTheme="majorEastAsia" w:hAnsiTheme="majorHAnsi" w:cstheme="majorBidi"/>
         <w:b/>
         <w:bCs/>
       </w:rPr>
@@ -4040,7 +6288,7 @@
         <w:spacing w:before="0" w:after="0" w:line="240" w:lineRule="auto"/>
       </w:pPr>
       <w:rPr>
-        <w:rFonts w:ascii="나눔고딕" w:hAnsi="나눔고딕" w:eastAsia="나눔고딕" w:cs="나눔고딕"/>
+        <w:rFonts w:asciiTheme="majorHAnsi" w:eastAsiaTheme="majorEastAsia" w:hAnsiTheme="majorHAnsi" w:cstheme="majorBidi"/>
         <w:b/>
         <w:bCs/>
       </w:rPr>
@@ -4061,7 +6309,7 @@
         <w:spacing w:before="0" w:after="0" w:line="240" w:lineRule="auto"/>
       </w:pPr>
       <w:rPr>
-        <w:rFonts w:ascii="나눔고딕" w:hAnsi="나눔고딕" w:eastAsia="나눔고딕" w:cs="나눔고딕"/>
+        <w:rFonts w:asciiTheme="majorHAnsi" w:eastAsiaTheme="majorEastAsia" w:hAnsiTheme="majorHAnsi" w:cstheme="majorBidi"/>
         <w:b/>
         <w:bCs/>
       </w:rPr>
@@ -4079,14 +6327,14 @@
     </w:tblStylePr>
     <w:tblStylePr w:type="firstCol">
       <w:rPr>
-        <w:rFonts w:ascii="나눔고딕" w:hAnsi="나눔고딕" w:eastAsia="나눔고딕" w:cs="나눔고딕"/>
+        <w:rFonts w:asciiTheme="majorHAnsi" w:eastAsiaTheme="majorEastAsia" w:hAnsiTheme="majorHAnsi" w:cstheme="majorBidi"/>
         <w:b/>
         <w:bCs/>
       </w:rPr>
     </w:tblStylePr>
     <w:tblStylePr w:type="lastCol">
       <w:rPr>
-        <w:rFonts w:ascii="나눔고딕" w:hAnsi="나눔고딕" w:eastAsia="나눔고딕" w:cs="나눔고딕"/>
+        <w:rFonts w:asciiTheme="majorHAnsi" w:eastAsiaTheme="majorEastAsia" w:hAnsiTheme="majorHAnsi" w:cstheme="majorBidi"/>
         <w:b/>
         <w:bCs/>
       </w:rPr>
@@ -4170,7 +6418,7 @@
         <w:spacing w:before="0" w:after="0" w:line="240" w:lineRule="auto"/>
       </w:pPr>
       <w:rPr>
-        <w:rFonts w:ascii="나눔고딕" w:hAnsi="나눔고딕" w:eastAsia="나눔고딕" w:cs="나눔고딕"/>
+        <w:rFonts w:asciiTheme="majorHAnsi" w:eastAsiaTheme="majorEastAsia" w:hAnsiTheme="majorHAnsi" w:cstheme="majorBidi"/>
         <w:b/>
         <w:bCs/>
       </w:rPr>
@@ -4191,7 +6439,7 @@
         <w:spacing w:before="0" w:after="0" w:line="240" w:lineRule="auto"/>
       </w:pPr>
       <w:rPr>
-        <w:rFonts w:ascii="나눔고딕" w:hAnsi="나눔고딕" w:eastAsia="나눔고딕" w:cs="나눔고딕"/>
+        <w:rFonts w:asciiTheme="majorHAnsi" w:eastAsiaTheme="majorEastAsia" w:hAnsiTheme="majorHAnsi" w:cstheme="majorBidi"/>
         <w:b/>
         <w:bCs/>
       </w:rPr>
@@ -4209,14 +6457,14 @@
     </w:tblStylePr>
     <w:tblStylePr w:type="firstCol">
       <w:rPr>
-        <w:rFonts w:ascii="나눔고딕" w:hAnsi="나눔고딕" w:eastAsia="나눔고딕" w:cs="나눔고딕"/>
+        <w:rFonts w:asciiTheme="majorHAnsi" w:eastAsiaTheme="majorEastAsia" w:hAnsiTheme="majorHAnsi" w:cstheme="majorBidi"/>
         <w:b/>
         <w:bCs/>
       </w:rPr>
     </w:tblStylePr>
     <w:tblStylePr w:type="lastCol">
       <w:rPr>
-        <w:rFonts w:ascii="나눔고딕" w:hAnsi="나눔고딕" w:eastAsia="나눔고딕" w:cs="나눔고딕"/>
+        <w:rFonts w:asciiTheme="majorHAnsi" w:eastAsiaTheme="majorEastAsia" w:hAnsiTheme="majorHAnsi" w:cstheme="majorBidi"/>
         <w:b/>
         <w:bCs/>
       </w:rPr>
@@ -4300,7 +6548,7 @@
         <w:spacing w:before="0" w:after="0" w:line="240" w:lineRule="auto"/>
       </w:pPr>
       <w:rPr>
-        <w:rFonts w:ascii="나눔고딕" w:hAnsi="나눔고딕" w:eastAsia="나눔고딕" w:cs="나눔고딕"/>
+        <w:rFonts w:asciiTheme="majorHAnsi" w:eastAsiaTheme="majorEastAsia" w:hAnsiTheme="majorHAnsi" w:cstheme="majorBidi"/>
         <w:b/>
         <w:bCs/>
       </w:rPr>
@@ -4321,7 +6569,7 @@
         <w:spacing w:before="0" w:after="0" w:line="240" w:lineRule="auto"/>
       </w:pPr>
       <w:rPr>
-        <w:rFonts w:ascii="나눔고딕" w:hAnsi="나눔고딕" w:eastAsia="나눔고딕" w:cs="나눔고딕"/>
+        <w:rFonts w:asciiTheme="majorHAnsi" w:eastAsiaTheme="majorEastAsia" w:hAnsiTheme="majorHAnsi" w:cstheme="majorBidi"/>
         <w:b/>
         <w:bCs/>
       </w:rPr>
@@ -4339,14 +6587,14 @@
     </w:tblStylePr>
     <w:tblStylePr w:type="firstCol">
       <w:rPr>
-        <w:rFonts w:ascii="나눔고딕" w:hAnsi="나눔고딕" w:eastAsia="나눔고딕" w:cs="나눔고딕"/>
+        <w:rFonts w:asciiTheme="majorHAnsi" w:eastAsiaTheme="majorEastAsia" w:hAnsiTheme="majorHAnsi" w:cstheme="majorBidi"/>
         <w:b/>
         <w:bCs/>
       </w:rPr>
     </w:tblStylePr>
     <w:tblStylePr w:type="lastCol">
       <w:rPr>
-        <w:rFonts w:ascii="나눔고딕" w:hAnsi="나눔고딕" w:eastAsia="나눔고딕" w:cs="나눔고딕"/>
+        <w:rFonts w:asciiTheme="majorHAnsi" w:eastAsiaTheme="majorEastAsia" w:hAnsiTheme="majorHAnsi" w:cstheme="majorBidi"/>
         <w:b/>
         <w:bCs/>
       </w:rPr>
@@ -4430,7 +6678,7 @@
         <w:spacing w:before="0" w:after="0" w:line="240" w:lineRule="auto"/>
       </w:pPr>
       <w:rPr>
-        <w:rFonts w:ascii="나눔고딕" w:hAnsi="나눔고딕" w:eastAsia="나눔고딕" w:cs="나눔고딕"/>
+        <w:rFonts w:asciiTheme="majorHAnsi" w:eastAsiaTheme="majorEastAsia" w:hAnsiTheme="majorHAnsi" w:cstheme="majorBidi"/>
         <w:b/>
         <w:bCs/>
       </w:rPr>
@@ -4451,7 +6699,7 @@
         <w:spacing w:before="0" w:after="0" w:line="240" w:lineRule="auto"/>
       </w:pPr>
       <w:rPr>
-        <w:rFonts w:ascii="나눔고딕" w:hAnsi="나눔고딕" w:eastAsia="나눔고딕" w:cs="나눔고딕"/>
+        <w:rFonts w:asciiTheme="majorHAnsi" w:eastAsiaTheme="majorEastAsia" w:hAnsiTheme="majorHAnsi" w:cstheme="majorBidi"/>
         <w:b/>
         <w:bCs/>
       </w:rPr>
@@ -4469,14 +6717,14 @@
     </w:tblStylePr>
     <w:tblStylePr w:type="firstCol">
       <w:rPr>
-        <w:rFonts w:ascii="나눔고딕" w:hAnsi="나눔고딕" w:eastAsia="나눔고딕" w:cs="나눔고딕"/>
+        <w:rFonts w:asciiTheme="majorHAnsi" w:eastAsiaTheme="majorEastAsia" w:hAnsiTheme="majorHAnsi" w:cstheme="majorBidi"/>
         <w:b/>
         <w:bCs/>
       </w:rPr>
     </w:tblStylePr>
     <w:tblStylePr w:type="lastCol">
       <w:rPr>
-        <w:rFonts w:ascii="나눔고딕" w:hAnsi="나눔고딕" w:eastAsia="나눔고딕" w:cs="나눔고딕"/>
+        <w:rFonts w:asciiTheme="majorHAnsi" w:eastAsiaTheme="majorEastAsia" w:hAnsiTheme="majorHAnsi" w:cstheme="majorBidi"/>
         <w:b/>
         <w:bCs/>
       </w:rPr>
@@ -4560,7 +6808,7 @@
         <w:spacing w:before="0" w:after="0" w:line="240" w:lineRule="auto"/>
       </w:pPr>
       <w:rPr>
-        <w:rFonts w:ascii="나눔고딕" w:hAnsi="나눔고딕" w:eastAsia="나눔고딕" w:cs="나눔고딕"/>
+        <w:rFonts w:asciiTheme="majorHAnsi" w:eastAsiaTheme="majorEastAsia" w:hAnsiTheme="majorHAnsi" w:cstheme="majorBidi"/>
         <w:b/>
         <w:bCs/>
       </w:rPr>
@@ -4581,7 +6829,7 @@
         <w:spacing w:before="0" w:after="0" w:line="240" w:lineRule="auto"/>
       </w:pPr>
       <w:rPr>
-        <w:rFonts w:ascii="나눔고딕" w:hAnsi="나눔고딕" w:eastAsia="나눔고딕" w:cs="나눔고딕"/>
+        <w:rFonts w:asciiTheme="majorHAnsi" w:eastAsiaTheme="majorEastAsia" w:hAnsiTheme="majorHAnsi" w:cstheme="majorBidi"/>
         <w:b/>
         <w:bCs/>
       </w:rPr>
@@ -4599,14 +6847,14 @@
     </w:tblStylePr>
     <w:tblStylePr w:type="firstCol">
       <w:rPr>
-        <w:rFonts w:ascii="나눔고딕" w:hAnsi="나눔고딕" w:eastAsia="나눔고딕" w:cs="나눔고딕"/>
+        <w:rFonts w:asciiTheme="majorHAnsi" w:eastAsiaTheme="majorEastAsia" w:hAnsiTheme="majorHAnsi" w:cstheme="majorBidi"/>
         <w:b/>
         <w:bCs/>
       </w:rPr>
     </w:tblStylePr>
     <w:tblStylePr w:type="lastCol">
       <w:rPr>
-        <w:rFonts w:ascii="나눔고딕" w:hAnsi="나눔고딕" w:eastAsia="나눔고딕" w:cs="나눔고딕"/>
+        <w:rFonts w:asciiTheme="majorHAnsi" w:eastAsiaTheme="majorEastAsia" w:hAnsiTheme="majorHAnsi" w:cstheme="majorBidi"/>
         <w:b/>
         <w:bCs/>
       </w:rPr>
@@ -4690,7 +6938,7 @@
         <w:spacing w:before="0" w:after="0" w:line="240" w:lineRule="auto"/>
       </w:pPr>
       <w:rPr>
-        <w:rFonts w:ascii="나눔고딕" w:hAnsi="나눔고딕" w:eastAsia="나눔고딕" w:cs="나눔고딕"/>
+        <w:rFonts w:asciiTheme="majorHAnsi" w:eastAsiaTheme="majorEastAsia" w:hAnsiTheme="majorHAnsi" w:cstheme="majorBidi"/>
         <w:b/>
         <w:bCs/>
       </w:rPr>
@@ -4711,7 +6959,7 @@
         <w:spacing w:before="0" w:after="0" w:line="240" w:lineRule="auto"/>
       </w:pPr>
       <w:rPr>
-        <w:rFonts w:ascii="나눔고딕" w:hAnsi="나눔고딕" w:eastAsia="나눔고딕" w:cs="나눔고딕"/>
+        <w:rFonts w:asciiTheme="majorHAnsi" w:eastAsiaTheme="majorEastAsia" w:hAnsiTheme="majorHAnsi" w:cstheme="majorBidi"/>
         <w:b/>
         <w:bCs/>
       </w:rPr>
@@ -4729,14 +6977,14 @@
     </w:tblStylePr>
     <w:tblStylePr w:type="firstCol">
       <w:rPr>
-        <w:rFonts w:ascii="나눔고딕" w:hAnsi="나눔고딕" w:eastAsia="나눔고딕" w:cs="나눔고딕"/>
+        <w:rFonts w:asciiTheme="majorHAnsi" w:eastAsiaTheme="majorEastAsia" w:hAnsiTheme="majorHAnsi" w:cstheme="majorBidi"/>
         <w:b/>
         <w:bCs/>
       </w:rPr>
     </w:tblStylePr>
     <w:tblStylePr w:type="lastCol">
       <w:rPr>
-        <w:rFonts w:ascii="나눔고딕" w:hAnsi="나눔고딕" w:eastAsia="나눔고딕" w:cs="나눔고딕"/>
+        <w:rFonts w:asciiTheme="majorHAnsi" w:eastAsiaTheme="majorEastAsia" w:hAnsiTheme="majorHAnsi" w:cstheme="majorBidi"/>
         <w:b/>
         <w:bCs/>
       </w:rPr>
@@ -6601,7 +8849,7 @@
     </w:tblPr>
     <w:tblStylePr w:type="firstRow">
       <w:rPr>
-        <w:rFonts w:ascii="나눔고딕" w:hAnsi="나눔고딕" w:eastAsia="나눔고딕" w:cs="나눔고딕"/>
+        <w:rFonts w:asciiTheme="majorHAnsi" w:eastAsiaTheme="majorEastAsia" w:hAnsiTheme="majorHAnsi" w:cstheme="majorBidi"/>
       </w:rPr>
       <w:tblPr/>
       <w:tcPr>
@@ -6685,7 +8933,7 @@
     </w:tblPr>
     <w:tblStylePr w:type="firstRow">
       <w:rPr>
-        <w:rFonts w:ascii="나눔고딕" w:hAnsi="나눔고딕" w:eastAsia="나눔고딕" w:cs="나눔고딕"/>
+        <w:rFonts w:asciiTheme="majorHAnsi" w:eastAsiaTheme="majorEastAsia" w:hAnsiTheme="majorHAnsi" w:cstheme="majorBidi"/>
       </w:rPr>
       <w:tblPr/>
       <w:tcPr>
@@ -6769,7 +9017,7 @@
     </w:tblPr>
     <w:tblStylePr w:type="firstRow">
       <w:rPr>
-        <w:rFonts w:ascii="나눔고딕" w:hAnsi="나눔고딕" w:eastAsia="나눔고딕" w:cs="나눔고딕"/>
+        <w:rFonts w:asciiTheme="majorHAnsi" w:eastAsiaTheme="majorEastAsia" w:hAnsiTheme="majorHAnsi" w:cstheme="majorBidi"/>
       </w:rPr>
       <w:tblPr/>
       <w:tcPr>
@@ -6853,7 +9101,7 @@
     </w:tblPr>
     <w:tblStylePr w:type="firstRow">
       <w:rPr>
-        <w:rFonts w:ascii="나눔고딕" w:hAnsi="나눔고딕" w:eastAsia="나눔고딕" w:cs="나눔고딕"/>
+        <w:rFonts w:asciiTheme="majorHAnsi" w:eastAsiaTheme="majorEastAsia" w:hAnsiTheme="majorHAnsi" w:cstheme="majorBidi"/>
       </w:rPr>
       <w:tblPr/>
       <w:tcPr>
@@ -6937,7 +9185,7 @@
     </w:tblPr>
     <w:tblStylePr w:type="firstRow">
       <w:rPr>
-        <w:rFonts w:ascii="나눔고딕" w:hAnsi="나눔고딕" w:eastAsia="나눔고딕" w:cs="나눔고딕"/>
+        <w:rFonts w:asciiTheme="majorHAnsi" w:eastAsiaTheme="majorEastAsia" w:hAnsiTheme="majorHAnsi" w:cstheme="majorBidi"/>
       </w:rPr>
       <w:tblPr/>
       <w:tcPr>
@@ -7021,7 +9269,7 @@
     </w:tblPr>
     <w:tblStylePr w:type="firstRow">
       <w:rPr>
-        <w:rFonts w:ascii="나눔고딕" w:hAnsi="나눔고딕" w:eastAsia="나눔고딕" w:cs="나눔고딕"/>
+        <w:rFonts w:asciiTheme="majorHAnsi" w:eastAsiaTheme="majorEastAsia" w:hAnsiTheme="majorHAnsi" w:cstheme="majorBidi"/>
       </w:rPr>
       <w:tblPr/>
       <w:tcPr>
@@ -7105,7 +9353,7 @@
     </w:tblPr>
     <w:tblStylePr w:type="firstRow">
       <w:rPr>
-        <w:rFonts w:ascii="나눔고딕" w:hAnsi="나눔고딕" w:eastAsia="나눔고딕" w:cs="나눔고딕"/>
+        <w:rFonts w:asciiTheme="majorHAnsi" w:eastAsiaTheme="majorEastAsia" w:hAnsiTheme="majorHAnsi" w:cstheme="majorBidi"/>
       </w:rPr>
       <w:tblPr/>
       <w:tcPr>
@@ -7170,7 +9418,7 @@
       <w:spacing w:after="0" w:line="240" w:lineRule="auto"/>
     </w:pPr>
     <w:rPr>
-      <w:rFonts w:ascii="나눔고딕" w:hAnsi="나눔고딕" w:eastAsia="나눔고딕" w:cs="나눔고딕"/>
+      <w:rFonts w:asciiTheme="majorHAnsi" w:eastAsiaTheme="majorEastAsia" w:hAnsiTheme="majorHAnsi" w:cstheme="majorBidi"/>
       <w:color w:val="000000" w:themeColor="text1"/>
     </w:rPr>
     <w:tblPr>
@@ -7298,7 +9546,7 @@
       <w:spacing w:after="0" w:line="240" w:lineRule="auto"/>
     </w:pPr>
     <w:rPr>
-      <w:rFonts w:ascii="나눔고딕" w:hAnsi="나눔고딕" w:eastAsia="나눔고딕" w:cs="나눔고딕"/>
+      <w:rFonts w:asciiTheme="majorHAnsi" w:eastAsiaTheme="majorEastAsia" w:hAnsiTheme="majorHAnsi" w:cstheme="majorBidi"/>
       <w:color w:val="000000" w:themeColor="text1"/>
     </w:rPr>
     <w:tblPr>
@@ -7426,7 +9674,7 @@
       <w:spacing w:after="0" w:line="240" w:lineRule="auto"/>
     </w:pPr>
     <w:rPr>
-      <w:rFonts w:ascii="나눔고딕" w:hAnsi="나눔고딕" w:eastAsia="나눔고딕" w:cs="나눔고딕"/>
+      <w:rFonts w:asciiTheme="majorHAnsi" w:eastAsiaTheme="majorEastAsia" w:hAnsiTheme="majorHAnsi" w:cstheme="majorBidi"/>
       <w:color w:val="000000" w:themeColor="text1"/>
     </w:rPr>
     <w:tblPr>
@@ -7554,7 +9802,7 @@
       <w:spacing w:after="0" w:line="240" w:lineRule="auto"/>
     </w:pPr>
     <w:rPr>
-      <w:rFonts w:ascii="나눔고딕" w:hAnsi="나눔고딕" w:eastAsia="나눔고딕" w:cs="나눔고딕"/>
+      <w:rFonts w:asciiTheme="majorHAnsi" w:eastAsiaTheme="majorEastAsia" w:hAnsiTheme="majorHAnsi" w:cstheme="majorBidi"/>
       <w:color w:val="000000" w:themeColor="text1"/>
     </w:rPr>
     <w:tblPr>
@@ -7682,7 +9930,7 @@
       <w:spacing w:after="0" w:line="240" w:lineRule="auto"/>
     </w:pPr>
     <w:rPr>
-      <w:rFonts w:ascii="나눔고딕" w:hAnsi="나눔고딕" w:eastAsia="나눔고딕" w:cs="나눔고딕"/>
+      <w:rFonts w:asciiTheme="majorHAnsi" w:eastAsiaTheme="majorEastAsia" w:hAnsiTheme="majorHAnsi" w:cstheme="majorBidi"/>
       <w:color w:val="000000" w:themeColor="text1"/>
     </w:rPr>
     <w:tblPr>
@@ -7810,7 +10058,7 @@
       <w:spacing w:after="0" w:line="240" w:lineRule="auto"/>
     </w:pPr>
     <w:rPr>
-      <w:rFonts w:ascii="나눔고딕" w:hAnsi="나눔고딕" w:eastAsia="나눔고딕" w:cs="나눔고딕"/>
+      <w:rFonts w:asciiTheme="majorHAnsi" w:eastAsiaTheme="majorEastAsia" w:hAnsiTheme="majorHAnsi" w:cstheme="majorBidi"/>
       <w:color w:val="000000" w:themeColor="text1"/>
     </w:rPr>
     <w:tblPr>
@@ -7938,7 +10186,7 @@
       <w:spacing w:after="0" w:line="240" w:lineRule="auto"/>
     </w:pPr>
     <w:rPr>
-      <w:rFonts w:ascii="나눔고딕" w:hAnsi="나눔고딕" w:eastAsia="나눔고딕" w:cs="나눔고딕"/>
+      <w:rFonts w:asciiTheme="majorHAnsi" w:eastAsiaTheme="majorEastAsia" w:hAnsiTheme="majorHAnsi" w:cstheme="majorBidi"/>
       <w:color w:val="000000" w:themeColor="text1"/>
     </w:rPr>
     <w:tblPr>
@@ -8577,7 +10825,7 @@
       <w:spacing w:after="0" w:line="240" w:lineRule="auto"/>
     </w:pPr>
     <w:rPr>
-      <w:rFonts w:ascii="나눔고딕" w:hAnsi="나눔고딕" w:eastAsia="나눔고딕" w:cs="나눔고딕"/>
+      <w:rFonts w:asciiTheme="majorHAnsi" w:eastAsiaTheme="majorEastAsia" w:hAnsiTheme="majorHAnsi" w:cstheme="majorBidi"/>
       <w:color w:val="000000" w:themeColor="text1"/>
     </w:rPr>
     <w:tblPr>
@@ -8702,7 +10950,7 @@
       <w:spacing w:after="0" w:line="240" w:lineRule="auto"/>
     </w:pPr>
     <w:rPr>
-      <w:rFonts w:ascii="나눔고딕" w:hAnsi="나눔고딕" w:eastAsia="나눔고딕" w:cs="나눔고딕"/>
+      <w:rFonts w:asciiTheme="majorHAnsi" w:eastAsiaTheme="majorEastAsia" w:hAnsiTheme="majorHAnsi" w:cstheme="majorBidi"/>
       <w:color w:val="000000" w:themeColor="text1"/>
     </w:rPr>
     <w:tblPr>
@@ -8827,7 +11075,7 @@
       <w:spacing w:after="0" w:line="240" w:lineRule="auto"/>
     </w:pPr>
     <w:rPr>
-      <w:rFonts w:ascii="나눔고딕" w:hAnsi="나눔고딕" w:eastAsia="나눔고딕" w:cs="나눔고딕"/>
+      <w:rFonts w:asciiTheme="majorHAnsi" w:eastAsiaTheme="majorEastAsia" w:hAnsiTheme="majorHAnsi" w:cstheme="majorBidi"/>
       <w:color w:val="000000" w:themeColor="text1"/>
     </w:rPr>
     <w:tblPr>
@@ -8952,7 +11200,7 @@
       <w:spacing w:after="0" w:line="240" w:lineRule="auto"/>
     </w:pPr>
     <w:rPr>
-      <w:rFonts w:ascii="나눔고딕" w:hAnsi="나눔고딕" w:eastAsia="나눔고딕" w:cs="나눔고딕"/>
+      <w:rFonts w:asciiTheme="majorHAnsi" w:eastAsiaTheme="majorEastAsia" w:hAnsiTheme="majorHAnsi" w:cstheme="majorBidi"/>
       <w:color w:val="000000" w:themeColor="text1"/>
     </w:rPr>
     <w:tblPr>
@@ -9077,7 +11325,7 @@
       <w:spacing w:after="0" w:line="240" w:lineRule="auto"/>
     </w:pPr>
     <w:rPr>
-      <w:rFonts w:ascii="나눔고딕" w:hAnsi="나눔고딕" w:eastAsia="나눔고딕" w:cs="나눔고딕"/>
+      <w:rFonts w:asciiTheme="majorHAnsi" w:eastAsiaTheme="majorEastAsia" w:hAnsiTheme="majorHAnsi" w:cstheme="majorBidi"/>
       <w:color w:val="000000" w:themeColor="text1"/>
     </w:rPr>
     <w:tblPr>
@@ -9202,7 +11450,7 @@
       <w:spacing w:after="0" w:line="240" w:lineRule="auto"/>
     </w:pPr>
     <w:rPr>
-      <w:rFonts w:ascii="나눔고딕" w:hAnsi="나눔고딕" w:eastAsia="나눔고딕" w:cs="나눔고딕"/>
+      <w:rFonts w:asciiTheme="majorHAnsi" w:eastAsiaTheme="majorEastAsia" w:hAnsiTheme="majorHAnsi" w:cstheme="majorBidi"/>
       <w:color w:val="000000" w:themeColor="text1"/>
     </w:rPr>
     <w:tblPr>
@@ -9327,7 +11575,7 @@
       <w:spacing w:after="0" w:line="240" w:lineRule="auto"/>
     </w:pPr>
     <w:rPr>
-      <w:rFonts w:ascii="나눔고딕" w:hAnsi="나눔고딕" w:eastAsia="나눔고딕" w:cs="나눔고딕"/>
+      <w:rFonts w:asciiTheme="majorHAnsi" w:eastAsiaTheme="majorEastAsia" w:hAnsiTheme="majorHAnsi" w:cstheme="majorBidi"/>
       <w:color w:val="000000" w:themeColor="text1"/>
     </w:rPr>
     <w:tblPr>
@@ -13242,7 +15490,7 @@
   <w:docDefaults>
     <w:rPrDefault>
       <w:rPr>
-        <w:rFonts w:ascii="나눔고딕" w:hAnsi="나눔고딕" w:eastAsia="나눔고딕" w:cs="나눔고딕"/>
+        <w:rFonts w:asciiTheme="minorHAnsi" w:eastAsiaTheme="minorEastAsia" w:hAnsiTheme="minorHAnsi" w:cstheme="minorBidi"/>
         <w:sz w:val="22"/>
         <w:szCs w:val="22"/>
         <w:lang w:val="en-US" w:eastAsia="en-US" w:bidi="ar-SA"/>
@@ -13250,7 +15498,7 @@
     </w:rPrDefault>
     <w:pPrDefault>
       <w:pPr>
-        <w:spacing w:after="200" w:line="240" w:lineRule="auto"/>
+        <w:spacing w:after="200" w:line="276" w:lineRule="auto"/>
       </w:pPr>
     </w:pPrDefault>
   </w:docDefaults>
@@ -13413,7 +15661,7 @@
       <w:outlineLvl w:val="0"/>
     </w:pPr>
     <w:rPr>
-      <w:rFonts w:ascii="나눔고딕" w:hAnsi="나눔고딕" w:eastAsia="나눔고딕" w:cs="나눔고딕"/>
+      <w:rFonts w:asciiTheme="majorHAnsi" w:eastAsiaTheme="majorEastAsia" w:hAnsiTheme="majorHAnsi" w:cstheme="majorBidi"/>
       <w:b/>
       <w:bCs/>
       <w:color w:val="365F91" w:themeColor="accent1" w:themeShade="BF"/>
@@ -13437,7 +15685,7 @@
       <w:outlineLvl w:val="1"/>
     </w:pPr>
     <w:rPr>
-      <w:rFonts w:ascii="나눔고딕" w:hAnsi="나눔고딕" w:eastAsia="나눔고딕" w:cs="나눔고딕"/>
+      <w:rFonts w:asciiTheme="majorHAnsi" w:eastAsiaTheme="majorEastAsia" w:hAnsiTheme="majorHAnsi" w:cstheme="majorBidi"/>
       <w:b/>
       <w:bCs/>
       <w:color w:val="4F81BD" w:themeColor="accent1"/>
@@ -13461,7 +15709,7 @@
       <w:outlineLvl w:val="2"/>
     </w:pPr>
     <w:rPr>
-      <w:rFonts w:ascii="나눔고딕" w:hAnsi="나눔고딕" w:eastAsia="나눔고딕" w:cs="나눔고딕"/>
+      <w:rFonts w:asciiTheme="majorHAnsi" w:eastAsiaTheme="majorEastAsia" w:hAnsiTheme="majorHAnsi" w:cstheme="majorBidi"/>
       <w:b/>
       <w:bCs/>
       <w:color w:val="4F81BD" w:themeColor="accent1"/>
@@ -13484,7 +15732,7 @@
       <w:outlineLvl w:val="3"/>
     </w:pPr>
     <w:rPr>
-      <w:rFonts w:ascii="나눔고딕" w:hAnsi="나눔고딕" w:eastAsia="나눔고딕" w:cs="나눔고딕"/>
+      <w:rFonts w:asciiTheme="majorHAnsi" w:eastAsiaTheme="majorEastAsia" w:hAnsiTheme="majorHAnsi" w:cstheme="majorBidi"/>
       <w:b/>
       <w:bCs/>
       <w:i/>
@@ -13509,7 +15757,7 @@
       <w:outlineLvl w:val="4"/>
     </w:pPr>
     <w:rPr>
-      <w:rFonts w:ascii="나눔고딕" w:hAnsi="나눔고딕" w:eastAsia="나눔고딕" w:cs="나눔고딕"/>
+      <w:rFonts w:asciiTheme="majorHAnsi" w:eastAsiaTheme="majorEastAsia" w:hAnsiTheme="majorHAnsi" w:cstheme="majorBidi"/>
       <w:color w:val="243F60" w:themeColor="accent1" w:themeShade="7F"/>
     </w:rPr>
   </w:style>
@@ -13530,7 +15778,7 @@
       <w:outlineLvl w:val="5"/>
     </w:pPr>
     <w:rPr>
-      <w:rFonts w:ascii="나눔고딕" w:hAnsi="나눔고딕" w:eastAsia="나눔고딕" w:cs="나눔고딕"/>
+      <w:rFonts w:asciiTheme="majorHAnsi" w:eastAsiaTheme="majorEastAsia" w:hAnsiTheme="majorHAnsi" w:cstheme="majorBidi"/>
       <w:i/>
       <w:iCs/>
       <w:color w:val="243F60" w:themeColor="accent1" w:themeShade="7F"/>
@@ -13553,7 +15801,7 @@
       <w:outlineLvl w:val="6"/>
     </w:pPr>
     <w:rPr>
-      <w:rFonts w:ascii="나눔고딕" w:hAnsi="나눔고딕" w:eastAsia="나눔고딕" w:cs="나눔고딕"/>
+      <w:rFonts w:asciiTheme="majorHAnsi" w:eastAsiaTheme="majorEastAsia" w:hAnsiTheme="majorHAnsi" w:cstheme="majorBidi"/>
       <w:i/>
       <w:iCs/>
       <w:color w:val="404040" w:themeColor="text1" w:themeTint="BF"/>
@@ -13576,7 +15824,7 @@
       <w:outlineLvl w:val="7"/>
     </w:pPr>
     <w:rPr>
-      <w:rFonts w:ascii="나눔고딕" w:hAnsi="나눔고딕" w:eastAsia="나눔고딕" w:cs="나눔고딕"/>
+      <w:rFonts w:asciiTheme="majorHAnsi" w:eastAsiaTheme="majorEastAsia" w:hAnsiTheme="majorHAnsi" w:cstheme="majorBidi"/>
       <w:color w:val="4F81BD" w:themeColor="accent1"/>
       <w:sz w:val="20"/>
       <w:szCs w:val="20"/>
@@ -13599,7 +15847,7 @@
       <w:outlineLvl w:val="8"/>
     </w:pPr>
     <w:rPr>
-      <w:rFonts w:ascii="나눔고딕" w:hAnsi="나눔고딕" w:eastAsia="나눔고딕" w:cs="나눔고딕"/>
+      <w:rFonts w:asciiTheme="majorHAnsi" w:eastAsiaTheme="majorEastAsia" w:hAnsiTheme="majorHAnsi" w:cstheme="majorBidi"/>
       <w:i/>
       <w:iCs/>
       <w:color w:val="404040" w:themeColor="text1" w:themeTint="BF"/>
@@ -13650,7 +15898,7 @@
     <w:uiPriority w:val="9"/>
     <w:rsid w:val="00FC693F"/>
     <w:rPr>
-      <w:rFonts w:ascii="나눔고딕" w:hAnsi="나눔고딕" w:eastAsia="나눔고딕" w:cs="나눔고딕"/>
+      <w:rFonts w:asciiTheme="majorHAnsi" w:eastAsiaTheme="majorEastAsia" w:hAnsiTheme="majorHAnsi" w:cstheme="majorBidi"/>
       <w:b/>
       <w:bCs/>
       <w:color w:val="365F91" w:themeColor="accent1" w:themeShade="BF"/>
@@ -13665,7 +15913,7 @@
     <w:uiPriority w:val="9"/>
     <w:rsid w:val="00FC693F"/>
     <w:rPr>
-      <w:rFonts w:ascii="나눔고딕" w:hAnsi="나눔고딕" w:eastAsia="나눔고딕" w:cs="나눔고딕"/>
+      <w:rFonts w:asciiTheme="majorHAnsi" w:eastAsiaTheme="majorEastAsia" w:hAnsiTheme="majorHAnsi" w:cstheme="majorBidi"/>
       <w:b/>
       <w:bCs/>
       <w:color w:val="4F81BD" w:themeColor="accent1"/>
@@ -13680,7 +15928,7 @@
     <w:uiPriority w:val="9"/>
     <w:rsid w:val="00FC693F"/>
     <w:rPr>
-      <w:rFonts w:ascii="나눔고딕" w:hAnsi="나눔고딕" w:eastAsia="나눔고딕" w:cs="나눔고딕"/>
+      <w:rFonts w:asciiTheme="majorHAnsi" w:eastAsiaTheme="majorEastAsia" w:hAnsiTheme="majorHAnsi" w:cstheme="majorBidi"/>
       <w:b/>
       <w:bCs/>
       <w:color w:val="4F81BD" w:themeColor="accent1"/>
@@ -13702,7 +15950,7 @@
       <w:contextualSpacing/>
     </w:pPr>
     <w:rPr>
-      <w:rFonts w:ascii="나눔고딕" w:hAnsi="나눔고딕" w:eastAsia="나눔고딕" w:cs="나눔고딕"/>
+      <w:rFonts w:asciiTheme="majorHAnsi" w:eastAsiaTheme="majorEastAsia" w:hAnsiTheme="majorHAnsi" w:cstheme="majorBidi"/>
       <w:color w:val="17365D" w:themeColor="text2" w:themeShade="BF"/>
       <w:spacing w:val="5"/>
       <w:kern w:val="28"/>
@@ -13717,7 +15965,7 @@
     <w:uiPriority w:val="10"/>
     <w:rsid w:val="00FC693F"/>
     <w:rPr>
-      <w:rFonts w:ascii="나눔고딕" w:hAnsi="나눔고딕" w:eastAsia="나눔고딕" w:cs="나눔고딕"/>
+      <w:rFonts w:asciiTheme="majorHAnsi" w:eastAsiaTheme="majorEastAsia" w:hAnsiTheme="majorHAnsi" w:cstheme="majorBidi"/>
       <w:color w:val="17365D" w:themeColor="text2" w:themeShade="BF"/>
       <w:spacing w:val="5"/>
       <w:kern w:val="28"/>
@@ -13739,7 +15987,7 @@
       </w:numPr>
     </w:pPr>
     <w:rPr>
-      <w:rFonts w:ascii="나눔고딕" w:hAnsi="나눔고딕" w:eastAsia="나눔고딕" w:cs="나눔고딕"/>
+      <w:rFonts w:asciiTheme="majorHAnsi" w:eastAsiaTheme="majorEastAsia" w:hAnsiTheme="majorHAnsi" w:cstheme="majorBidi"/>
       <w:i/>
       <w:iCs/>
       <w:color w:val="4F81BD" w:themeColor="accent1"/>
@@ -13755,7 +16003,7 @@
     <w:uiPriority w:val="11"/>
     <w:rsid w:val="00FC693F"/>
     <w:rPr>
-      <w:rFonts w:ascii="나눔고딕" w:hAnsi="나눔고딕" w:eastAsia="나눔고딕" w:cs="나눔고딕"/>
+      <w:rFonts w:asciiTheme="majorHAnsi" w:eastAsiaTheme="majorEastAsia" w:hAnsiTheme="majorHAnsi" w:cstheme="majorBidi"/>
       <w:i/>
       <w:iCs/>
       <w:color w:val="4F81BD" w:themeColor="accent1"/>
@@ -13801,7 +16049,7 @@
     <w:unhideWhenUsed/>
     <w:rsid w:val="00AA1D8D"/>
     <w:pPr>
-      <w:spacing w:after="120" w:line="240" w:lineRule="auto"/>
+      <w:spacing w:after="120" w:line="480" w:lineRule="auto"/>
     </w:pPr>
   </w:style>
   <w:style w:type="character" w:customStyle="1" w:styleId="BodyText2Char">
@@ -14002,7 +16250,7 @@
       </w:tabs>
     </w:pPr>
     <w:rPr>
-      <w:rFonts w:ascii="나눔고딕" w:hAnsi="나눔고딕" w:eastAsia="나눔고딕" w:cs="나눔고딕"/>
+      <w:rFonts w:ascii="Courier" w:hAnsi="Courier"/>
       <w:sz w:val="20"/>
       <w:szCs w:val="20"/>
     </w:rPr>
@@ -14014,7 +16262,7 @@
     <w:uiPriority w:val="99"/>
     <w:rsid w:val="0029639D"/>
     <w:rPr>
-      <w:rFonts w:ascii="나눔고딕" w:hAnsi="나눔고딕" w:eastAsia="나눔고딕" w:cs="나눔고딕"/>
+      <w:rFonts w:ascii="Courier" w:hAnsi="Courier"/>
       <w:sz w:val="20"/>
       <w:szCs w:val="20"/>
     </w:rPr>
@@ -14053,7 +16301,7 @@
     <w:semiHidden/>
     <w:rsid w:val="00FC693F"/>
     <w:rPr>
-      <w:rFonts w:ascii="나눔고딕" w:hAnsi="나눔고딕" w:eastAsia="나눔고딕" w:cs="나눔고딕"/>
+      <w:rFonts w:asciiTheme="majorHAnsi" w:eastAsiaTheme="majorEastAsia" w:hAnsiTheme="majorHAnsi" w:cstheme="majorBidi"/>
       <w:b/>
       <w:bCs/>
       <w:i/>
@@ -14069,7 +16317,7 @@
     <w:semiHidden/>
     <w:rsid w:val="00FC693F"/>
     <w:rPr>
-      <w:rFonts w:ascii="나눔고딕" w:hAnsi="나눔고딕" w:eastAsia="나눔고딕" w:cs="나눔고딕"/>
+      <w:rFonts w:asciiTheme="majorHAnsi" w:eastAsiaTheme="majorEastAsia" w:hAnsiTheme="majorHAnsi" w:cstheme="majorBidi"/>
       <w:color w:val="243F60" w:themeColor="accent1" w:themeShade="7F"/>
     </w:rPr>
   </w:style>
@@ -14081,7 +16329,7 @@
     <w:semiHidden/>
     <w:rsid w:val="00FC693F"/>
     <w:rPr>
-      <w:rFonts w:ascii="나눔고딕" w:hAnsi="나눔고딕" w:eastAsia="나눔고딕" w:cs="나눔고딕"/>
+      <w:rFonts w:asciiTheme="majorHAnsi" w:eastAsiaTheme="majorEastAsia" w:hAnsiTheme="majorHAnsi" w:cstheme="majorBidi"/>
       <w:i/>
       <w:iCs/>
       <w:color w:val="243F60" w:themeColor="accent1" w:themeShade="7F"/>
@@ -14095,7 +16343,7 @@
     <w:semiHidden/>
     <w:rsid w:val="00FC693F"/>
     <w:rPr>
-      <w:rFonts w:ascii="나눔고딕" w:hAnsi="나눔고딕" w:eastAsia="나눔고딕" w:cs="나눔고딕"/>
+      <w:rFonts w:asciiTheme="majorHAnsi" w:eastAsiaTheme="majorEastAsia" w:hAnsiTheme="majorHAnsi" w:cstheme="majorBidi"/>
       <w:i/>
       <w:iCs/>
       <w:color w:val="404040" w:themeColor="text1" w:themeTint="BF"/>
@@ -14109,7 +16357,7 @@
     <w:semiHidden/>
     <w:rsid w:val="00FC693F"/>
     <w:rPr>
-      <w:rFonts w:ascii="나눔고딕" w:hAnsi="나눔고딕" w:eastAsia="나눔고딕" w:cs="나눔고딕"/>
+      <w:rFonts w:asciiTheme="majorHAnsi" w:eastAsiaTheme="majorEastAsia" w:hAnsiTheme="majorHAnsi" w:cstheme="majorBidi"/>
       <w:color w:val="4F81BD" w:themeColor="accent1"/>
       <w:sz w:val="20"/>
       <w:szCs w:val="20"/>
@@ -14123,7 +16371,7 @@
     <w:semiHidden/>
     <w:rsid w:val="00FC693F"/>
     <w:rPr>
-      <w:rFonts w:ascii="나눔고딕" w:hAnsi="나눔고딕" w:eastAsia="나눔고딕" w:cs="나눔고딕"/>
+      <w:rFonts w:asciiTheme="majorHAnsi" w:eastAsiaTheme="majorEastAsia" w:hAnsiTheme="majorHAnsi" w:cstheme="majorBidi"/>
       <w:i/>
       <w:iCs/>
       <w:color w:val="404040" w:themeColor="text1" w:themeTint="BF"/>
@@ -15712,7 +17960,7 @@
         <w:spacing w:before="0" w:after="0" w:line="240" w:lineRule="auto"/>
       </w:pPr>
       <w:rPr>
-        <w:rFonts w:ascii="나눔고딕" w:hAnsi="나눔고딕" w:eastAsia="나눔고딕" w:cs="나눔고딕"/>
+        <w:rFonts w:asciiTheme="majorHAnsi" w:eastAsiaTheme="majorEastAsia" w:hAnsiTheme="majorHAnsi" w:cstheme="majorBidi"/>
         <w:b/>
         <w:bCs/>
       </w:rPr>
@@ -15733,7 +17981,7 @@
         <w:spacing w:before="0" w:after="0" w:line="240" w:lineRule="auto"/>
       </w:pPr>
       <w:rPr>
-        <w:rFonts w:ascii="나눔고딕" w:hAnsi="나눔고딕" w:eastAsia="나눔고딕" w:cs="나눔고딕"/>
+        <w:rFonts w:asciiTheme="majorHAnsi" w:eastAsiaTheme="majorEastAsia" w:hAnsiTheme="majorHAnsi" w:cstheme="majorBidi"/>
         <w:b/>
         <w:bCs/>
       </w:rPr>
@@ -15751,14 +17999,14 @@
     </w:tblStylePr>
     <w:tblStylePr w:type="firstCol">
       <w:rPr>
-        <w:rFonts w:ascii="나눔고딕" w:hAnsi="나눔고딕" w:eastAsia="나눔고딕" w:cs="나눔고딕"/>
+        <w:rFonts w:asciiTheme="majorHAnsi" w:eastAsiaTheme="majorEastAsia" w:hAnsiTheme="majorHAnsi" w:cstheme="majorBidi"/>
         <w:b/>
         <w:bCs/>
       </w:rPr>
     </w:tblStylePr>
     <w:tblStylePr w:type="lastCol">
       <w:rPr>
-        <w:rFonts w:ascii="나눔고딕" w:hAnsi="나눔고딕" w:eastAsia="나눔고딕" w:cs="나눔고딕"/>
+        <w:rFonts w:asciiTheme="majorHAnsi" w:eastAsiaTheme="majorEastAsia" w:hAnsiTheme="majorHAnsi" w:cstheme="majorBidi"/>
         <w:b/>
         <w:bCs/>
       </w:rPr>
@@ -15842,7 +18090,7 @@
         <w:spacing w:before="0" w:after="0" w:line="240" w:lineRule="auto"/>
       </w:pPr>
       <w:rPr>
-        <w:rFonts w:ascii="나눔고딕" w:hAnsi="나눔고딕" w:eastAsia="나눔고딕" w:cs="나눔고딕"/>
+        <w:rFonts w:asciiTheme="majorHAnsi" w:eastAsiaTheme="majorEastAsia" w:hAnsiTheme="majorHAnsi" w:cstheme="majorBidi"/>
         <w:b/>
         <w:bCs/>
       </w:rPr>
@@ -15863,7 +18111,7 @@
         <w:spacing w:before="0" w:after="0" w:line="240" w:lineRule="auto"/>
       </w:pPr>
       <w:rPr>
-        <w:rFonts w:ascii="나눔고딕" w:hAnsi="나눔고딕" w:eastAsia="나눔고딕" w:cs="나눔고딕"/>
+        <w:rFonts w:asciiTheme="majorHAnsi" w:eastAsiaTheme="majorEastAsia" w:hAnsiTheme="majorHAnsi" w:cstheme="majorBidi"/>
         <w:b/>
         <w:bCs/>
       </w:rPr>
@@ -15881,14 +18129,14 @@
     </w:tblStylePr>
     <w:tblStylePr w:type="firstCol">
       <w:rPr>
-        <w:rFonts w:ascii="나눔고딕" w:hAnsi="나눔고딕" w:eastAsia="나눔고딕" w:cs="나눔고딕"/>
+        <w:rFonts w:asciiTheme="majorHAnsi" w:eastAsiaTheme="majorEastAsia" w:hAnsiTheme="majorHAnsi" w:cstheme="majorBidi"/>
         <w:b/>
         <w:bCs/>
       </w:rPr>
     </w:tblStylePr>
     <w:tblStylePr w:type="lastCol">
       <w:rPr>
-        <w:rFonts w:ascii="나눔고딕" w:hAnsi="나눔고딕" w:eastAsia="나눔고딕" w:cs="나눔고딕"/>
+        <w:rFonts w:asciiTheme="majorHAnsi" w:eastAsiaTheme="majorEastAsia" w:hAnsiTheme="majorHAnsi" w:cstheme="majorBidi"/>
         <w:b/>
         <w:bCs/>
       </w:rPr>
@@ -15972,7 +18220,7 @@
         <w:spacing w:before="0" w:after="0" w:line="240" w:lineRule="auto"/>
       </w:pPr>
       <w:rPr>
-        <w:rFonts w:ascii="나눔고딕" w:hAnsi="나눔고딕" w:eastAsia="나눔고딕" w:cs="나눔고딕"/>
+        <w:rFonts w:asciiTheme="majorHAnsi" w:eastAsiaTheme="majorEastAsia" w:hAnsiTheme="majorHAnsi" w:cstheme="majorBidi"/>
         <w:b/>
         <w:bCs/>
       </w:rPr>
@@ -15993,7 +18241,7 @@
         <w:spacing w:before="0" w:after="0" w:line="240" w:lineRule="auto"/>
       </w:pPr>
       <w:rPr>
-        <w:rFonts w:ascii="나눔고딕" w:hAnsi="나눔고딕" w:eastAsia="나눔고딕" w:cs="나눔고딕"/>
+        <w:rFonts w:asciiTheme="majorHAnsi" w:eastAsiaTheme="majorEastAsia" w:hAnsiTheme="majorHAnsi" w:cstheme="majorBidi"/>
         <w:b/>
         <w:bCs/>
       </w:rPr>
@@ -16011,14 +18259,14 @@
     </w:tblStylePr>
     <w:tblStylePr w:type="firstCol">
       <w:rPr>
-        <w:rFonts w:ascii="나눔고딕" w:hAnsi="나눔고딕" w:eastAsia="나눔고딕" w:cs="나눔고딕"/>
+        <w:rFonts w:asciiTheme="majorHAnsi" w:eastAsiaTheme="majorEastAsia" w:hAnsiTheme="majorHAnsi" w:cstheme="majorBidi"/>
         <w:b/>
         <w:bCs/>
       </w:rPr>
     </w:tblStylePr>
     <w:tblStylePr w:type="lastCol">
       <w:rPr>
-        <w:rFonts w:ascii="나눔고딕" w:hAnsi="나눔고딕" w:eastAsia="나눔고딕" w:cs="나눔고딕"/>
+        <w:rFonts w:asciiTheme="majorHAnsi" w:eastAsiaTheme="majorEastAsia" w:hAnsiTheme="majorHAnsi" w:cstheme="majorBidi"/>
         <w:b/>
         <w:bCs/>
       </w:rPr>
@@ -16102,7 +18350,7 @@
         <w:spacing w:before="0" w:after="0" w:line="240" w:lineRule="auto"/>
       </w:pPr>
       <w:rPr>
-        <w:rFonts w:ascii="나눔고딕" w:hAnsi="나눔고딕" w:eastAsia="나눔고딕" w:cs="나눔고딕"/>
+        <w:rFonts w:asciiTheme="majorHAnsi" w:eastAsiaTheme="majorEastAsia" w:hAnsiTheme="majorHAnsi" w:cstheme="majorBidi"/>
         <w:b/>
         <w:bCs/>
       </w:rPr>
@@ -16123,7 +18371,7 @@
         <w:spacing w:before="0" w:after="0" w:line="240" w:lineRule="auto"/>
       </w:pPr>
       <w:rPr>
-        <w:rFonts w:ascii="나눔고딕" w:hAnsi="나눔고딕" w:eastAsia="나눔고딕" w:cs="나눔고딕"/>
+        <w:rFonts w:asciiTheme="majorHAnsi" w:eastAsiaTheme="majorEastAsia" w:hAnsiTheme="majorHAnsi" w:cstheme="majorBidi"/>
         <w:b/>
         <w:bCs/>
       </w:rPr>
@@ -16141,14 +18389,14 @@
     </w:tblStylePr>
     <w:tblStylePr w:type="firstCol">
       <w:rPr>
-        <w:rFonts w:ascii="나눔고딕" w:hAnsi="나눔고딕" w:eastAsia="나눔고딕" w:cs="나눔고딕"/>
+        <w:rFonts w:asciiTheme="majorHAnsi" w:eastAsiaTheme="majorEastAsia" w:hAnsiTheme="majorHAnsi" w:cstheme="majorBidi"/>
         <w:b/>
         <w:bCs/>
       </w:rPr>
     </w:tblStylePr>
     <w:tblStylePr w:type="lastCol">
       <w:rPr>
-        <w:rFonts w:ascii="나눔고딕" w:hAnsi="나눔고딕" w:eastAsia="나눔고딕" w:cs="나눔고딕"/>
+        <w:rFonts w:asciiTheme="majorHAnsi" w:eastAsiaTheme="majorEastAsia" w:hAnsiTheme="majorHAnsi" w:cstheme="majorBidi"/>
         <w:b/>
         <w:bCs/>
       </w:rPr>
@@ -16232,7 +18480,7 @@
         <w:spacing w:before="0" w:after="0" w:line="240" w:lineRule="auto"/>
       </w:pPr>
       <w:rPr>
-        <w:rFonts w:ascii="나눔고딕" w:hAnsi="나눔고딕" w:eastAsia="나눔고딕" w:cs="나눔고딕"/>
+        <w:rFonts w:asciiTheme="majorHAnsi" w:eastAsiaTheme="majorEastAsia" w:hAnsiTheme="majorHAnsi" w:cstheme="majorBidi"/>
         <w:b/>
         <w:bCs/>
       </w:rPr>
@@ -16253,7 +18501,7 @@
         <w:spacing w:before="0" w:after="0" w:line="240" w:lineRule="auto"/>
       </w:pPr>
       <w:rPr>
-        <w:rFonts w:ascii="나눔고딕" w:hAnsi="나눔고딕" w:eastAsia="나눔고딕" w:cs="나눔고딕"/>
+        <w:rFonts w:asciiTheme="majorHAnsi" w:eastAsiaTheme="majorEastAsia" w:hAnsiTheme="majorHAnsi" w:cstheme="majorBidi"/>
         <w:b/>
         <w:bCs/>
       </w:rPr>
@@ -16271,14 +18519,14 @@
     </w:tblStylePr>
     <w:tblStylePr w:type="firstCol">
       <w:rPr>
-        <w:rFonts w:ascii="나눔고딕" w:hAnsi="나눔고딕" w:eastAsia="나눔고딕" w:cs="나눔고딕"/>
+        <w:rFonts w:asciiTheme="majorHAnsi" w:eastAsiaTheme="majorEastAsia" w:hAnsiTheme="majorHAnsi" w:cstheme="majorBidi"/>
         <w:b/>
         <w:bCs/>
       </w:rPr>
     </w:tblStylePr>
     <w:tblStylePr w:type="lastCol">
       <w:rPr>
-        <w:rFonts w:ascii="나눔고딕" w:hAnsi="나눔고딕" w:eastAsia="나눔고딕" w:cs="나눔고딕"/>
+        <w:rFonts w:asciiTheme="majorHAnsi" w:eastAsiaTheme="majorEastAsia" w:hAnsiTheme="majorHAnsi" w:cstheme="majorBidi"/>
         <w:b/>
         <w:bCs/>
       </w:rPr>
@@ -16362,7 +18610,7 @@
         <w:spacing w:before="0" w:after="0" w:line="240" w:lineRule="auto"/>
       </w:pPr>
       <w:rPr>
-        <w:rFonts w:ascii="나눔고딕" w:hAnsi="나눔고딕" w:eastAsia="나눔고딕" w:cs="나눔고딕"/>
+        <w:rFonts w:asciiTheme="majorHAnsi" w:eastAsiaTheme="majorEastAsia" w:hAnsiTheme="majorHAnsi" w:cstheme="majorBidi"/>
         <w:b/>
         <w:bCs/>
       </w:rPr>
@@ -16383,7 +18631,7 @@
         <w:spacing w:before="0" w:after="0" w:line="240" w:lineRule="auto"/>
       </w:pPr>
       <w:rPr>
-        <w:rFonts w:ascii="나눔고딕" w:hAnsi="나눔고딕" w:eastAsia="나눔고딕" w:cs="나눔고딕"/>
+        <w:rFonts w:asciiTheme="majorHAnsi" w:eastAsiaTheme="majorEastAsia" w:hAnsiTheme="majorHAnsi" w:cstheme="majorBidi"/>
         <w:b/>
         <w:bCs/>
       </w:rPr>
@@ -16401,14 +18649,14 @@
     </w:tblStylePr>
     <w:tblStylePr w:type="firstCol">
       <w:rPr>
-        <w:rFonts w:ascii="나눔고딕" w:hAnsi="나눔고딕" w:eastAsia="나눔고딕" w:cs="나눔고딕"/>
+        <w:rFonts w:asciiTheme="majorHAnsi" w:eastAsiaTheme="majorEastAsia" w:hAnsiTheme="majorHAnsi" w:cstheme="majorBidi"/>
         <w:b/>
         <w:bCs/>
       </w:rPr>
     </w:tblStylePr>
     <w:tblStylePr w:type="lastCol">
       <w:rPr>
-        <w:rFonts w:ascii="나눔고딕" w:hAnsi="나눔고딕" w:eastAsia="나눔고딕" w:cs="나눔고딕"/>
+        <w:rFonts w:asciiTheme="majorHAnsi" w:eastAsiaTheme="majorEastAsia" w:hAnsiTheme="majorHAnsi" w:cstheme="majorBidi"/>
         <w:b/>
         <w:bCs/>
       </w:rPr>
@@ -16492,7 +18740,7 @@
         <w:spacing w:before="0" w:after="0" w:line="240" w:lineRule="auto"/>
       </w:pPr>
       <w:rPr>
-        <w:rFonts w:ascii="나눔고딕" w:hAnsi="나눔고딕" w:eastAsia="나눔고딕" w:cs="나눔고딕"/>
+        <w:rFonts w:asciiTheme="majorHAnsi" w:eastAsiaTheme="majorEastAsia" w:hAnsiTheme="majorHAnsi" w:cstheme="majorBidi"/>
         <w:b/>
         <w:bCs/>
       </w:rPr>
@@ -16513,7 +18761,7 @@
         <w:spacing w:before="0" w:after="0" w:line="240" w:lineRule="auto"/>
       </w:pPr>
       <w:rPr>
-        <w:rFonts w:ascii="나눔고딕" w:hAnsi="나눔고딕" w:eastAsia="나눔고딕" w:cs="나눔고딕"/>
+        <w:rFonts w:asciiTheme="majorHAnsi" w:eastAsiaTheme="majorEastAsia" w:hAnsiTheme="majorHAnsi" w:cstheme="majorBidi"/>
         <w:b/>
         <w:bCs/>
       </w:rPr>
@@ -16531,14 +18779,14 @@
     </w:tblStylePr>
     <w:tblStylePr w:type="firstCol">
       <w:rPr>
-        <w:rFonts w:ascii="나눔고딕" w:hAnsi="나눔고딕" w:eastAsia="나눔고딕" w:cs="나눔고딕"/>
+        <w:rFonts w:asciiTheme="majorHAnsi" w:eastAsiaTheme="majorEastAsia" w:hAnsiTheme="majorHAnsi" w:cstheme="majorBidi"/>
         <w:b/>
         <w:bCs/>
       </w:rPr>
     </w:tblStylePr>
     <w:tblStylePr w:type="lastCol">
       <w:rPr>
-        <w:rFonts w:ascii="나눔고딕" w:hAnsi="나눔고딕" w:eastAsia="나눔고딕" w:cs="나눔고딕"/>
+        <w:rFonts w:asciiTheme="majorHAnsi" w:eastAsiaTheme="majorEastAsia" w:hAnsiTheme="majorHAnsi" w:cstheme="majorBidi"/>
         <w:b/>
         <w:bCs/>
       </w:rPr>
@@ -18403,7 +20651,7 @@
     </w:tblPr>
     <w:tblStylePr w:type="firstRow">
       <w:rPr>
-        <w:rFonts w:ascii="나눔고딕" w:hAnsi="나눔고딕" w:eastAsia="나눔고딕" w:cs="나눔고딕"/>
+        <w:rFonts w:asciiTheme="majorHAnsi" w:eastAsiaTheme="majorEastAsia" w:hAnsiTheme="majorHAnsi" w:cstheme="majorBidi"/>
       </w:rPr>
       <w:tblPr/>
       <w:tcPr>
@@ -18487,7 +20735,7 @@
     </w:tblPr>
     <w:tblStylePr w:type="firstRow">
       <w:rPr>
-        <w:rFonts w:ascii="나눔고딕" w:hAnsi="나눔고딕" w:eastAsia="나눔고딕" w:cs="나눔고딕"/>
+        <w:rFonts w:asciiTheme="majorHAnsi" w:eastAsiaTheme="majorEastAsia" w:hAnsiTheme="majorHAnsi" w:cstheme="majorBidi"/>
       </w:rPr>
       <w:tblPr/>
       <w:tcPr>
@@ -18571,7 +20819,7 @@
     </w:tblPr>
     <w:tblStylePr w:type="firstRow">
       <w:rPr>
-        <w:rFonts w:ascii="나눔고딕" w:hAnsi="나눔고딕" w:eastAsia="나눔고딕" w:cs="나눔고딕"/>
+        <w:rFonts w:asciiTheme="majorHAnsi" w:eastAsiaTheme="majorEastAsia" w:hAnsiTheme="majorHAnsi" w:cstheme="majorBidi"/>
       </w:rPr>
       <w:tblPr/>
       <w:tcPr>
@@ -18655,7 +20903,7 @@
     </w:tblPr>
     <w:tblStylePr w:type="firstRow">
       <w:rPr>
-        <w:rFonts w:ascii="나눔고딕" w:hAnsi="나눔고딕" w:eastAsia="나눔고딕" w:cs="나눔고딕"/>
+        <w:rFonts w:asciiTheme="majorHAnsi" w:eastAsiaTheme="majorEastAsia" w:hAnsiTheme="majorHAnsi" w:cstheme="majorBidi"/>
       </w:rPr>
       <w:tblPr/>
       <w:tcPr>
@@ -18739,7 +20987,7 @@
     </w:tblPr>
     <w:tblStylePr w:type="firstRow">
       <w:rPr>
-        <w:rFonts w:ascii="나눔고딕" w:hAnsi="나눔고딕" w:eastAsia="나눔고딕" w:cs="나눔고딕"/>
+        <w:rFonts w:asciiTheme="majorHAnsi" w:eastAsiaTheme="majorEastAsia" w:hAnsiTheme="majorHAnsi" w:cstheme="majorBidi"/>
       </w:rPr>
       <w:tblPr/>
       <w:tcPr>
@@ -18823,7 +21071,7 @@
     </w:tblPr>
     <w:tblStylePr w:type="firstRow">
       <w:rPr>
-        <w:rFonts w:ascii="나눔고딕" w:hAnsi="나눔고딕" w:eastAsia="나눔고딕" w:cs="나눔고딕"/>
+        <w:rFonts w:asciiTheme="majorHAnsi" w:eastAsiaTheme="majorEastAsia" w:hAnsiTheme="majorHAnsi" w:cstheme="majorBidi"/>
       </w:rPr>
       <w:tblPr/>
       <w:tcPr>
@@ -18907,7 +21155,7 @@
     </w:tblPr>
     <w:tblStylePr w:type="firstRow">
       <w:rPr>
-        <w:rFonts w:ascii="나눔고딕" w:hAnsi="나눔고딕" w:eastAsia="나눔고딕" w:cs="나눔고딕"/>
+        <w:rFonts w:asciiTheme="majorHAnsi" w:eastAsiaTheme="majorEastAsia" w:hAnsiTheme="majorHAnsi" w:cstheme="majorBidi"/>
       </w:rPr>
       <w:tblPr/>
       <w:tcPr>
@@ -18972,7 +21220,7 @@
       <w:spacing w:after="0" w:line="240" w:lineRule="auto"/>
     </w:pPr>
     <w:rPr>
-      <w:rFonts w:ascii="나눔고딕" w:hAnsi="나눔고딕" w:eastAsia="나눔고딕" w:cs="나눔고딕"/>
+      <w:rFonts w:asciiTheme="majorHAnsi" w:eastAsiaTheme="majorEastAsia" w:hAnsiTheme="majorHAnsi" w:cstheme="majorBidi"/>
       <w:color w:val="000000" w:themeColor="text1"/>
     </w:rPr>
     <w:tblPr>
@@ -19100,7 +21348,7 @@
       <w:spacing w:after="0" w:line="240" w:lineRule="auto"/>
     </w:pPr>
     <w:rPr>
-      <w:rFonts w:ascii="나눔고딕" w:hAnsi="나눔고딕" w:eastAsia="나눔고딕" w:cs="나눔고딕"/>
+      <w:rFonts w:asciiTheme="majorHAnsi" w:eastAsiaTheme="majorEastAsia" w:hAnsiTheme="majorHAnsi" w:cstheme="majorBidi"/>
       <w:color w:val="000000" w:themeColor="text1"/>
     </w:rPr>
     <w:tblPr>
@@ -19228,7 +21476,7 @@
       <w:spacing w:after="0" w:line="240" w:lineRule="auto"/>
     </w:pPr>
     <w:rPr>
-      <w:rFonts w:ascii="나눔고딕" w:hAnsi="나눔고딕" w:eastAsia="나눔고딕" w:cs="나눔고딕"/>
+      <w:rFonts w:asciiTheme="majorHAnsi" w:eastAsiaTheme="majorEastAsia" w:hAnsiTheme="majorHAnsi" w:cstheme="majorBidi"/>
       <w:color w:val="000000" w:themeColor="text1"/>
     </w:rPr>
     <w:tblPr>
@@ -19356,7 +21604,7 @@
       <w:spacing w:after="0" w:line="240" w:lineRule="auto"/>
     </w:pPr>
     <w:rPr>
-      <w:rFonts w:ascii="나눔고딕" w:hAnsi="나눔고딕" w:eastAsia="나눔고딕" w:cs="나눔고딕"/>
+      <w:rFonts w:asciiTheme="majorHAnsi" w:eastAsiaTheme="majorEastAsia" w:hAnsiTheme="majorHAnsi" w:cstheme="majorBidi"/>
       <w:color w:val="000000" w:themeColor="text1"/>
     </w:rPr>
     <w:tblPr>
@@ -19484,7 +21732,7 @@
       <w:spacing w:after="0" w:line="240" w:lineRule="auto"/>
     </w:pPr>
     <w:rPr>
-      <w:rFonts w:ascii="나눔고딕" w:hAnsi="나눔고딕" w:eastAsia="나눔고딕" w:cs="나눔고딕"/>
+      <w:rFonts w:asciiTheme="majorHAnsi" w:eastAsiaTheme="majorEastAsia" w:hAnsiTheme="majorHAnsi" w:cstheme="majorBidi"/>
       <w:color w:val="000000" w:themeColor="text1"/>
     </w:rPr>
     <w:tblPr>
@@ -19612,7 +21860,7 @@
       <w:spacing w:after="0" w:line="240" w:lineRule="auto"/>
     </w:pPr>
     <w:rPr>
-      <w:rFonts w:ascii="나눔고딕" w:hAnsi="나눔고딕" w:eastAsia="나눔고딕" w:cs="나눔고딕"/>
+      <w:rFonts w:asciiTheme="majorHAnsi" w:eastAsiaTheme="majorEastAsia" w:hAnsiTheme="majorHAnsi" w:cstheme="majorBidi"/>
       <w:color w:val="000000" w:themeColor="text1"/>
     </w:rPr>
     <w:tblPr>
@@ -19740,7 +21988,7 @@
       <w:spacing w:after="0" w:line="240" w:lineRule="auto"/>
     </w:pPr>
     <w:rPr>
-      <w:rFonts w:ascii="나눔고딕" w:hAnsi="나눔고딕" w:eastAsia="나눔고딕" w:cs="나눔고딕"/>
+      <w:rFonts w:asciiTheme="majorHAnsi" w:eastAsiaTheme="majorEastAsia" w:hAnsiTheme="majorHAnsi" w:cstheme="majorBidi"/>
       <w:color w:val="000000" w:themeColor="text1"/>
     </w:rPr>
     <w:tblPr>
@@ -20379,7 +22627,7 @@
       <w:spacing w:after="0" w:line="240" w:lineRule="auto"/>
     </w:pPr>
     <w:rPr>
-      <w:rFonts w:ascii="나눔고딕" w:hAnsi="나눔고딕" w:eastAsia="나눔고딕" w:cs="나눔고딕"/>
+      <w:rFonts w:asciiTheme="majorHAnsi" w:eastAsiaTheme="majorEastAsia" w:hAnsiTheme="majorHAnsi" w:cstheme="majorBidi"/>
       <w:color w:val="000000" w:themeColor="text1"/>
     </w:rPr>
     <w:tblPr>
@@ -20504,7 +22752,7 @@
       <w:spacing w:after="0" w:line="240" w:lineRule="auto"/>
     </w:pPr>
     <w:rPr>
-      <w:rFonts w:ascii="나눔고딕" w:hAnsi="나눔고딕" w:eastAsia="나눔고딕" w:cs="나눔고딕"/>
+      <w:rFonts w:asciiTheme="majorHAnsi" w:eastAsiaTheme="majorEastAsia" w:hAnsiTheme="majorHAnsi" w:cstheme="majorBidi"/>
       <w:color w:val="000000" w:themeColor="text1"/>
     </w:rPr>
     <w:tblPr>
@@ -20629,7 +22877,7 @@
       <w:spacing w:after="0" w:line="240" w:lineRule="auto"/>
     </w:pPr>
     <w:rPr>
-      <w:rFonts w:ascii="나눔고딕" w:hAnsi="나눔고딕" w:eastAsia="나눔고딕" w:cs="나눔고딕"/>
+      <w:rFonts w:asciiTheme="majorHAnsi" w:eastAsiaTheme="majorEastAsia" w:hAnsiTheme="majorHAnsi" w:cstheme="majorBidi"/>
       <w:color w:val="000000" w:themeColor="text1"/>
     </w:rPr>
     <w:tblPr>
@@ -20754,7 +23002,7 @@
       <w:spacing w:after="0" w:line="240" w:lineRule="auto"/>
     </w:pPr>
     <w:rPr>
-      <w:rFonts w:ascii="나눔고딕" w:hAnsi="나눔고딕" w:eastAsia="나눔고딕" w:cs="나눔고딕"/>
+      <w:rFonts w:asciiTheme="majorHAnsi" w:eastAsiaTheme="majorEastAsia" w:hAnsiTheme="majorHAnsi" w:cstheme="majorBidi"/>
       <w:color w:val="000000" w:themeColor="text1"/>
     </w:rPr>
     <w:tblPr>
@@ -20879,7 +23127,7 @@
       <w:spacing w:after="0" w:line="240" w:lineRule="auto"/>
     </w:pPr>
     <w:rPr>
-      <w:rFonts w:ascii="나눔고딕" w:hAnsi="나눔고딕" w:eastAsia="나눔고딕" w:cs="나눔고딕"/>
+      <w:rFonts w:asciiTheme="majorHAnsi" w:eastAsiaTheme="majorEastAsia" w:hAnsiTheme="majorHAnsi" w:cstheme="majorBidi"/>
       <w:color w:val="000000" w:themeColor="text1"/>
     </w:rPr>
     <w:tblPr>
@@ -21004,7 +23252,7 @@
       <w:spacing w:after="0" w:line="240" w:lineRule="auto"/>
     </w:pPr>
     <w:rPr>
-      <w:rFonts w:ascii="나눔고딕" w:hAnsi="나눔고딕" w:eastAsia="나눔고딕" w:cs="나눔고딕"/>
+      <w:rFonts w:asciiTheme="majorHAnsi" w:eastAsiaTheme="majorEastAsia" w:hAnsiTheme="majorHAnsi" w:cstheme="majorBidi"/>
       <w:color w:val="000000" w:themeColor="text1"/>
     </w:rPr>
     <w:tblPr>
@@ -21129,7 +23377,7 @@
       <w:spacing w:after="0" w:line="240" w:lineRule="auto"/>
     </w:pPr>
     <w:rPr>
-      <w:rFonts w:ascii="나눔고딕" w:hAnsi="나눔고딕" w:eastAsia="나눔고딕" w:cs="나눔고딕"/>
+      <w:rFonts w:asciiTheme="majorHAnsi" w:eastAsiaTheme="majorEastAsia" w:hAnsiTheme="majorHAnsi" w:cstheme="majorBidi"/>
       <w:color w:val="000000" w:themeColor="text1"/>
     </w:rPr>
     <w:tblPr>
@@ -25082,11 +27330,11 @@
     </a:clrScheme>
     <a:fontScheme name="Office">
       <a:majorFont>
-        <a:latin typeface="나눔고딕"/>
-        <a:ea typeface="나눔고딕"/>
+        <a:latin typeface="Calibri"/>
+        <a:ea typeface=""/>
         <a:cs typeface=""/>
         <a:font script="Jpan" typeface="ＭＳ ゴシック"/>
-        <a:font script="Hang" typeface="나눔고딕"/>
+        <a:font script="Hang" typeface="맑은 고딕"/>
         <a:font script="Hans" typeface="宋体"/>
         <a:font script="Hant" typeface="新細明體"/>
         <a:font script="Arab" typeface="Times New Roman"/>
@@ -25117,11 +27365,11 @@
         <a:font script="Geor" typeface="Sylfaen"/>
       </a:majorFont>
       <a:minorFont>
-        <a:latin typeface="나눔고딕"/>
-        <a:ea typeface="나눔고딕"/>
+        <a:latin typeface="Cambria"/>
+        <a:ea typeface=""/>
         <a:cs typeface=""/>
         <a:font script="Jpan" typeface="ＭＳ 明朝"/>
-        <a:font script="Hang" typeface="나눔고딕"/>
+        <a:font script="Hang" typeface="맑은 고딕"/>
         <a:font script="Hans" typeface="宋体"/>
         <a:font script="Hant" typeface="新細明體"/>
         <a:font script="Arab" typeface="Arial"/>

--- a/learn/assets/tourism-venture-reading-guide.docx
+++ b/learn/assets/tourism-venture-reading-guide.docx
@@ -29,7 +29,7 @@
           <w:color w:val="5B7068"/>
           <w:sz w:val="22"/>
         </w:rPr>
-        <w:t>1부 과목 · 홈페이지 소개(학생용)  ·  2부 수업 진행 — 가지치기 트리(교수자용)</w:t>
+        <w:t>1부 과목 · 홈페이지 소개  ·  2부 수업 진행 — 가지치기 트리</w:t>
       </w:r>
     </w:p>
     <w:p>
@@ -52,7 +52,7 @@
           <w:color w:val="2F5148"/>
           <w:sz w:val="20"/>
         </w:rPr>
-        <w:t>1부 · 학생용</w:t>
+        <w:t>1부</w:t>
       </w:r>
     </w:p>
     <w:p>
@@ -1222,7 +1222,7 @@
           <w:color w:val="A8681F"/>
           <w:sz w:val="20"/>
         </w:rPr>
-        <w:t>2부 · 교수자용</w:t>
+        <w:t>2부</w:t>
       </w:r>
     </w:p>
     <w:p>
@@ -1253,19 +1253,19 @@
         <w:rPr>
           <w:b w:val="0"/>
         </w:rPr>
-        <w:t xml:space="preserve">이 문서는 수업에서 관광벤처창업론 홈페이지를 화면에 띄우고 소개할 때 쓰는 </w:t>
+        <w:t xml:space="preserve">이 부분은 관광벤처창업론 홈페이지를 화면에 띄우고 </w:t>
       </w:r>
       <w:r>
         <w:rPr>
           <w:b/>
         </w:rPr>
-        <w:t>교수자용 진행 자료</w:t>
+        <w:t>수업을 진행하는 순서</w:t>
       </w:r>
       <w:r>
         <w:rPr>
           <w:b w:val="0"/>
         </w:rPr>
-        <w:t xml:space="preserve">입니다. 학생이 「내가 어느 방향으로 갈 수 있지?」를 스스로 고르게 하는 </w:t>
+        <w:t xml:space="preserve">를 정리한 것입니다. 학생이 「내가 어느 방향으로 갈 수 있지?」를 스스로 고르게 하는 </w:t>
       </w:r>
       <w:r>
         <w:rPr>

--- a/learn/assets/tourism-venture-reading-guide.docx
+++ b/learn/assets/tourism-venture-reading-guide.docx
@@ -78,7 +78,7 @@
     <w:p>
       <w:pPr>
         <w:keepNext/>
-        <w:spacing w:before="280"/>
+        <w:spacing w:before="200" w:after="60"/>
       </w:pPr>
       <w:r>
         <w:rPr>
@@ -91,7 +91,7 @@
     </w:p>
     <w:p>
       <w:pPr>
-        <w:spacing w:line="372" w:lineRule="auto" w:after="120"/>
+        <w:spacing w:after="80"/>
       </w:pPr>
       <w:r>
         <w:rPr>
@@ -114,7 +114,7 @@
     </w:p>
     <w:p>
       <w:pPr>
-        <w:spacing w:line="372" w:lineRule="auto" w:after="120"/>
+        <w:spacing w:after="80"/>
       </w:pPr>
       <w:r>
         <w:rPr>
@@ -137,7 +137,7 @@
     </w:p>
     <w:p>
       <w:pPr>
-        <w:spacing w:line="372" w:lineRule="auto" w:after="120"/>
+        <w:spacing w:after="80"/>
       </w:pPr>
       <w:r>
         <w:rPr>
@@ -161,7 +161,7 @@
     <w:p>
       <w:pPr>
         <w:keepNext/>
-        <w:spacing w:before="280"/>
+        <w:spacing w:before="200" w:after="60"/>
       </w:pPr>
       <w:r>
         <w:rPr>
@@ -174,7 +174,7 @@
     </w:p>
     <w:p>
       <w:pPr>
-        <w:spacing w:line="372" w:lineRule="auto" w:after="120"/>
+        <w:spacing w:after="80"/>
       </w:pPr>
       <w:r>
         <w:rPr>
@@ -197,7 +197,7 @@
     </w:p>
     <w:p>
       <w:pPr>
-        <w:spacing w:line="372" w:lineRule="auto" w:after="120"/>
+        <w:spacing w:after="80"/>
       </w:pPr>
       <w:r>
         <w:rPr>
@@ -233,7 +233,7 @@
     <w:p>
       <w:pPr>
         <w:keepNext/>
-        <w:spacing w:before="280"/>
+        <w:spacing w:before="200" w:after="60"/>
       </w:pPr>
       <w:r>
         <w:rPr>
@@ -246,7 +246,7 @@
     </w:p>
     <w:p>
       <w:pPr>
-        <w:spacing w:line="372" w:lineRule="auto" w:after="120"/>
+        <w:spacing w:after="80"/>
       </w:pPr>
       <w:r>
         <w:rPr>
@@ -511,10 +511,19 @@
         </w:tc>
       </w:tr>
     </w:tbl>
-    <w:p/>
     <w:p>
       <w:pPr>
-        <w:spacing w:line="372" w:lineRule="auto" w:after="120"/>
+        <w:spacing w:after="40"/>
+      </w:pPr>
+      <w:r>
+        <w:rPr>
+          <w:sz w:val="8"/>
+        </w:rPr>
+      </w:r>
+    </w:p>
+    <w:p>
+      <w:pPr>
+        <w:spacing w:after="80"/>
       </w:pPr>
       <w:r>
         <w:rPr>
@@ -562,7 +571,7 @@
     <w:p>
       <w:pPr>
         <w:keepNext/>
-        <w:spacing w:before="280"/>
+        <w:spacing w:before="200" w:after="60"/>
       </w:pPr>
       <w:r>
         <w:rPr>
@@ -575,7 +584,7 @@
     </w:p>
     <w:p>
       <w:pPr>
-        <w:spacing w:line="372" w:lineRule="auto" w:after="120"/>
+        <w:spacing w:after="80"/>
       </w:pPr>
       <w:r>
         <w:rPr>
@@ -913,10 +922,19 @@
         </w:tc>
       </w:tr>
     </w:tbl>
-    <w:p/>
     <w:p>
       <w:pPr>
-        <w:spacing w:line="372" w:lineRule="auto" w:after="120"/>
+        <w:spacing w:after="40"/>
+      </w:pPr>
+      <w:r>
+        <w:rPr>
+          <w:sz w:val="8"/>
+        </w:rPr>
+      </w:r>
+    </w:p>
+    <w:p>
+      <w:pPr>
+        <w:spacing w:after="80"/>
       </w:pPr>
       <w:r>
         <w:rPr>
@@ -940,7 +958,7 @@
     <w:p>
       <w:pPr>
         <w:keepNext/>
-        <w:spacing w:before="280"/>
+        <w:spacing w:before="200" w:after="60"/>
       </w:pPr>
       <w:r>
         <w:rPr>
@@ -953,7 +971,7 @@
     </w:p>
     <w:p>
       <w:pPr>
-        <w:spacing w:line="372" w:lineRule="auto" w:after="120"/>
+        <w:spacing w:after="80"/>
       </w:pPr>
       <w:r>
         <w:rPr>
@@ -988,7 +1006,7 @@
     </w:p>
     <w:p>
       <w:pPr>
-        <w:spacing w:line="372" w:lineRule="auto" w:after="120"/>
+        <w:spacing w:after="80"/>
       </w:pPr>
       <w:r>
         <w:rPr>
@@ -1047,7 +1065,7 @@
     </w:p>
     <w:p>
       <w:pPr>
-        <w:spacing w:line="372" w:lineRule="auto" w:after="120"/>
+        <w:spacing w:after="80"/>
       </w:pPr>
       <w:r>
         <w:rPr>
@@ -1095,7 +1113,7 @@
     <w:p>
       <w:pPr>
         <w:keepNext/>
-        <w:spacing w:before="280"/>
+        <w:spacing w:before="200" w:after="60"/>
       </w:pPr>
       <w:r>
         <w:rPr>
@@ -1108,7 +1126,7 @@
     </w:p>
     <w:p>
       <w:pPr>
-        <w:spacing w:line="372" w:lineRule="auto" w:after="120"/>
+        <w:spacing w:after="80"/>
       </w:pPr>
       <w:r>
         <w:rPr>
@@ -1143,7 +1161,7 @@
     </w:p>
     <w:p>
       <w:pPr>
-        <w:spacing w:line="372" w:lineRule="auto" w:after="120"/>
+        <w:spacing w:after="80"/>
       </w:pPr>
       <w:r>
         <w:rPr>
@@ -1161,7 +1179,7 @@
     <w:p>
       <w:pPr>
         <w:keepNext/>
-        <w:spacing w:before="280"/>
+        <w:spacing w:before="200" w:after="60"/>
       </w:pPr>
       <w:r>
         <w:rPr>
@@ -1174,7 +1192,7 @@
     </w:p>
     <w:p>
       <w:pPr>
-        <w:spacing w:line="372" w:lineRule="auto" w:after="120"/>
+        <w:spacing w:after="80"/>
       </w:pPr>
       <w:r>
         <w:rPr>
@@ -1247,7 +1265,7 @@
     </w:p>
     <w:p>
       <w:pPr>
-        <w:spacing w:line="372" w:lineRule="auto" w:after="120"/>
+        <w:spacing w:after="80"/>
       </w:pPr>
       <w:r>
         <w:rPr>
@@ -1319,7 +1337,7 @@
     <w:p>
       <w:pPr>
         <w:keepNext/>
-        <w:spacing w:before="280"/>
+        <w:spacing w:before="200" w:after="60"/>
       </w:pPr>
       <w:r>
         <w:rPr>
@@ -1332,7 +1350,7 @@
     </w:p>
     <w:p>
       <w:pPr>
-        <w:spacing w:line="372" w:lineRule="auto" w:after="120"/>
+        <w:spacing w:after="80"/>
       </w:pPr>
       <w:r>
         <w:rPr>
@@ -1808,10 +1826,19 @@
         </w:tc>
       </w:tr>
     </w:tbl>
-    <w:p/>
     <w:p>
       <w:pPr>
-        <w:spacing w:line="372" w:lineRule="auto" w:after="120"/>
+        <w:spacing w:after="40"/>
+      </w:pPr>
+      <w:r>
+        <w:rPr>
+          <w:sz w:val="8"/>
+        </w:rPr>
+      </w:r>
+    </w:p>
+    <w:p>
+      <w:pPr>
+        <w:spacing w:after="80"/>
       </w:pPr>
       <w:r>
         <w:rPr>
@@ -1835,7 +1862,7 @@
     <w:p>
       <w:pPr>
         <w:keepNext/>
-        <w:spacing w:before="280"/>
+        <w:spacing w:before="200" w:after="60"/>
       </w:pPr>
       <w:r>
         <w:rPr>
@@ -1848,7 +1875,7 @@
     </w:p>
     <w:p>
       <w:pPr>
-        <w:spacing w:line="372" w:lineRule="auto" w:after="120"/>
+        <w:spacing w:after="80"/>
       </w:pPr>
       <w:r>
         <w:rPr>
@@ -2922,11 +2949,20 @@
         </w:tc>
       </w:tr>
     </w:tbl>
-    <w:p/>
+    <w:p>
+      <w:pPr>
+        <w:spacing w:after="40"/>
+      </w:pPr>
+      <w:r>
+        <w:rPr>
+          <w:sz w:val="8"/>
+        </w:rPr>
+      </w:r>
+    </w:p>
     <w:p>
       <w:pPr>
         <w:keepNext/>
-        <w:spacing w:before="280"/>
+        <w:spacing w:before="200" w:after="60"/>
       </w:pPr>
       <w:r>
         <w:rPr>
@@ -2939,7 +2975,7 @@
     </w:p>
     <w:p>
       <w:pPr>
-        <w:spacing w:line="372" w:lineRule="auto" w:after="120"/>
+        <w:spacing w:after="80"/>
       </w:pPr>
       <w:r>
         <w:rPr>
@@ -2980,7 +3016,7 @@
     </w:p>
     <w:p>
       <w:pPr>
-        <w:spacing w:line="372" w:lineRule="auto" w:after="120"/>
+        <w:spacing w:after="80"/>
       </w:pPr>
       <w:r>
         <w:rPr>
@@ -3027,7 +3063,7 @@
     </w:p>
     <w:p>
       <w:pPr>
-        <w:spacing w:line="372" w:lineRule="auto" w:after="120"/>
+        <w:spacing w:after="80"/>
       </w:pPr>
       <w:r>
         <w:rPr>
@@ -3063,7 +3099,7 @@
     <w:p>
       <w:pPr>
         <w:keepNext/>
-        <w:spacing w:before="280"/>
+        <w:spacing w:before="200" w:after="60"/>
       </w:pPr>
       <w:r>
         <w:rPr>
@@ -3374,11 +3410,20 @@
         </w:tc>
       </w:tr>
     </w:tbl>
-    <w:p/>
+    <w:p>
+      <w:pPr>
+        <w:spacing w:after="40"/>
+      </w:pPr>
+      <w:r>
+        <w:rPr>
+          <w:sz w:val="8"/>
+        </w:rPr>
+      </w:r>
+    </w:p>
     <w:p>
       <w:pPr>
         <w:keepNext/>
-        <w:spacing w:before="280"/>
+        <w:spacing w:before="200" w:after="60"/>
       </w:pPr>
       <w:r>
         <w:rPr>
@@ -3405,9 +3450,6 @@
             <w:shd w:val="clear" w:color="auto" w:fill="FDF6EA"/>
           </w:tcPr>
           <w:p>
-            <w:pPr>
-              <w:spacing w:line="384" w:lineRule="auto"/>
-            </w:pPr>
             <w:r/>
             <w:r>
               <w:rPr>
@@ -3421,7 +3463,16 @@
         </w:tc>
       </w:tr>
     </w:tbl>
-    <w:p/>
+    <w:p>
+      <w:pPr>
+        <w:spacing w:after="40"/>
+      </w:pPr>
+      <w:r>
+        <w:rPr>
+          <w:sz w:val="8"/>
+        </w:rPr>
+      </w:r>
+    </w:p>
     <w:sectPr>
       <w:pgSz w:w="12240" w:h="15840"/>
       <w:pgMar w:top="1077" w:right="1191" w:bottom="1077" w:left="1191" w:header="720" w:footer="720" w:gutter="0"/>
@@ -3795,8 +3846,11 @@
     <w:name w:val="Normal"/>
     <w:qFormat/>
     <w:rsid w:val="00FC693F"/>
+    <w:pPr>
+      <w:spacing w:line="240" w:lineRule="auto" w:before="0" w:after="0"/>
+    </w:pPr>
     <w:rPr>
-      <w:rFonts w:ascii="맑은 고딕" w:hAnsi="맑은 고딕" w:eastAsia="맑은 고딕"/>
+      <w:rFonts w:ascii="나눔고딕" w:hAnsi="나눔고딕" w:eastAsia="나눔고딕"/>
       <w:sz w:val="21"/>
     </w:rPr>
   </w:style>

--- a/learn/assets/tourism-venture-reading-guide.docx
+++ b/learn/assets/tourism-venture-reading-guide.docx
@@ -1743,7 +1743,7 @@
                 <w:b w:val="0"/>
                 <w:sz w:val="18"/>
               </w:rPr>
-              <w:t>비건부산(서비스) / 성심당(로컬 브랜드) / 어반리즘 하우스(B2G 연구용역)</w:t>
+              <w:t>비건부산(서비스) / 성심당(로컬 브랜드) / 어반리즘 하우스(B2G 연구용역) / 안동온사람들(로컬크리에이터)</w:t>
             </w:r>
           </w:p>
         </w:tc>
@@ -1758,7 +1758,7 @@
                 <w:b w:val="0"/>
                 <w:sz w:val="18"/>
               </w:rPr>
-              <w:t>파트 08 · 05의 08장 · 11장</w:t>
+              <w:t>파트 08 · 05의 08장 · 11장 · 안동온은 03·04·05(12장) 전반</w:t>
             </w:r>
           </w:p>
         </w:tc>
